--- a/research/urucon2026/paper/main.docx
+++ b/research/urucon2026/paper/main.docx
@@ -298,7 +298,43 @@
           <w:sz w:val="19"/>
           <w:lang w:val="en-GB" w:eastAsia="en-GB" w:bidi="en-GB"/>
         </w:rPr>
-        <w:t xml:space="preserve">When</w:t>
+        <w:t xml:space="preserve">Applications</w:t>
+      </w:r>
+      <w:r>
+        <w:rPr>
+          <w:rFonts w:ascii="Times New Roman" w:hAnsi="Times New Roman" w:eastAsia="Times New Roman" w:cs="Times New Roman"/>
+          <w:color w:val="000000"/>
+          <w:sz w:val="19"/>
+          <w:lang w:val="en-GB" w:eastAsia="en-GB" w:bidi="en-GB"/>
+        </w:rPr>
+        <w:t xml:space="preserve"> </w:t>
+      </w:r>
+      <w:r>
+        <w:rPr>
+          <w:rFonts w:ascii="Times New Roman" w:hAnsi="Times New Roman" w:eastAsia="Times New Roman" w:cs="Times New Roman"/>
+          <w:color w:val="000000"/>
+          <w:sz w:val="19"/>
+          <w:lang w:val="en-GB" w:eastAsia="en-GB" w:bidi="en-GB"/>
+        </w:rPr>
+        <w:t xml:space="preserve">that</w:t>
+      </w:r>
+      <w:r>
+        <w:rPr>
+          <w:rFonts w:ascii="Times New Roman" w:hAnsi="Times New Roman" w:eastAsia="Times New Roman" w:cs="Times New Roman"/>
+          <w:color w:val="000000"/>
+          <w:sz w:val="19"/>
+          <w:lang w:val="en-GB" w:eastAsia="en-GB" w:bidi="en-GB"/>
+        </w:rPr>
+        <w:t xml:space="preserve"> </w:t>
+      </w:r>
+      <w:r>
+        <w:rPr>
+          <w:rFonts w:ascii="Times New Roman" w:hAnsi="Times New Roman" w:eastAsia="Times New Roman" w:cs="Times New Roman"/>
+          <w:color w:val="000000"/>
+          <w:sz w:val="19"/>
+          <w:lang w:val="en-GB" w:eastAsia="en-GB" w:bidi="en-GB"/>
+        </w:rPr>
+        <w:t xml:space="preserve">let</w:t>
       </w:r>
       <w:r>
         <w:rPr>
@@ -388,7 +424,2509 @@
           <w:sz w:val="19"/>
           <w:lang w:val="en-GB" w:eastAsia="en-GB" w:bidi="en-GB"/>
         </w:rPr>
-        <w:t xml:space="preserve">mediates</w:t>
+        <w:t xml:space="preserve">control</w:t>
+      </w:r>
+      <w:r>
+        <w:rPr>
+          <w:rFonts w:ascii="Times New Roman" w:hAnsi="Times New Roman" w:eastAsia="Times New Roman" w:cs="Times New Roman"/>
+          <w:color w:val="000000"/>
+          <w:sz w:val="19"/>
+          <w:lang w:val="en-GB" w:eastAsia="en-GB" w:bidi="en-GB"/>
+        </w:rPr>
+        <w:t xml:space="preserve"> </w:t>
+      </w:r>
+      <w:r>
+        <w:rPr>
+          <w:rFonts w:ascii="Times New Roman" w:hAnsi="Times New Roman" w:eastAsia="Times New Roman" w:cs="Times New Roman"/>
+          <w:color w:val="000000"/>
+          <w:sz w:val="19"/>
+          <w:lang w:val="en-GB" w:eastAsia="en-GB" w:bidi="en-GB"/>
+        </w:rPr>
+        <w:t xml:space="preserve">software</w:t>
+      </w:r>
+      <w:r>
+        <w:rPr>
+          <w:rFonts w:ascii="Times New Roman" w:hAnsi="Times New Roman" w:eastAsia="Times New Roman" w:cs="Times New Roman"/>
+          <w:color w:val="000000"/>
+          <w:sz w:val="19"/>
+          <w:lang w:val="en-GB" w:eastAsia="en-GB" w:bidi="en-GB"/>
+        </w:rPr>
+        <w:t xml:space="preserve"> </w:t>
+      </w:r>
+      <w:r>
+        <w:rPr>
+          <w:rFonts w:ascii="Times New Roman" w:hAnsi="Times New Roman" w:eastAsia="Times New Roman" w:cs="Times New Roman"/>
+          <w:color w:val="000000"/>
+          <w:sz w:val="19"/>
+          <w:lang w:val="en-GB" w:eastAsia="en-GB" w:bidi="en-GB"/>
+        </w:rPr>
+        <w:t xml:space="preserve">contain</w:t>
+      </w:r>
+      <w:r>
+        <w:rPr>
+          <w:rFonts w:ascii="Times New Roman" w:hAnsi="Times New Roman" w:eastAsia="Times New Roman" w:cs="Times New Roman"/>
+          <w:color w:val="000000"/>
+          <w:sz w:val="19"/>
+          <w:lang w:val="en-GB" w:eastAsia="en-GB" w:bidi="en-GB"/>
+        </w:rPr>
+        <w:t xml:space="preserve"> </w:t>
+      </w:r>
+      <w:r>
+        <w:rPr>
+          <w:rFonts w:ascii="Times New Roman" w:hAnsi="Times New Roman" w:eastAsia="Times New Roman" w:cs="Times New Roman"/>
+          <w:color w:val="000000"/>
+          <w:sz w:val="19"/>
+          <w:lang w:val="en-GB" w:eastAsia="en-GB" w:bidi="en-GB"/>
+        </w:rPr>
+        <w:t xml:space="preserve">a</w:t>
+      </w:r>
+      <w:r>
+        <w:rPr>
+          <w:rFonts w:ascii="Times New Roman" w:hAnsi="Times New Roman" w:eastAsia="Times New Roman" w:cs="Times New Roman"/>
+          <w:color w:val="000000"/>
+          <w:sz w:val="19"/>
+          <w:lang w:val="en-GB" w:eastAsia="en-GB" w:bidi="en-GB"/>
+        </w:rPr>
+        <w:t xml:space="preserve"> </w:t>
+      </w:r>
+      <w:r>
+        <w:rPr>
+          <w:rFonts w:ascii="Times New Roman" w:hAnsi="Times New Roman" w:eastAsia="Times New Roman" w:cs="Times New Roman"/>
+          <w:color w:val="000000"/>
+          <w:sz w:val="19"/>
+          <w:lang w:val="en-GB" w:eastAsia="en-GB" w:bidi="en-GB"/>
+        </w:rPr>
+        <w:t xml:space="preserve">consequential</w:t>
+      </w:r>
+      <w:r>
+        <w:rPr>
+          <w:rFonts w:ascii="Times New Roman" w:hAnsi="Times New Roman" w:eastAsia="Times New Roman" w:cs="Times New Roman"/>
+          <w:color w:val="000000"/>
+          <w:sz w:val="19"/>
+          <w:lang w:val="en-GB" w:eastAsia="en-GB" w:bidi="en-GB"/>
+        </w:rPr>
+        <w:t xml:space="preserve"> </w:t>
+      </w:r>
+      <w:r>
+        <w:rPr>
+          <w:rFonts w:ascii="Times New Roman" w:hAnsi="Times New Roman" w:eastAsia="Times New Roman" w:cs="Times New Roman"/>
+          <w:color w:val="000000"/>
+          <w:sz w:val="19"/>
+          <w:lang w:val="en-GB" w:eastAsia="en-GB" w:bidi="en-GB"/>
+        </w:rPr>
+        <w:t xml:space="preserve">step</w:t>
+      </w:r>
+      <w:r>
+        <w:rPr>
+          <w:rFonts w:ascii="Times New Roman" w:hAnsi="Times New Roman" w:eastAsia="Times New Roman" w:cs="Times New Roman"/>
+          <w:color w:val="000000"/>
+          <w:sz w:val="19"/>
+          <w:lang w:val="en-GB" w:eastAsia="en-GB" w:bidi="en-GB"/>
+        </w:rPr>
+        <w:t xml:space="preserve"> </w:t>
+      </w:r>
+      <w:r>
+        <w:rPr>
+          <w:rFonts w:ascii="Times New Roman" w:hAnsi="Times New Roman" w:eastAsia="Times New Roman" w:cs="Times New Roman"/>
+          <w:color w:val="000000"/>
+          <w:sz w:val="19"/>
+          <w:lang w:val="en-GB" w:eastAsia="en-GB" w:bidi="en-GB"/>
+        </w:rPr>
+        <w:t xml:space="preserve">that</w:t>
+      </w:r>
+      <w:r>
+        <w:rPr>
+          <w:rFonts w:ascii="Times New Roman" w:hAnsi="Times New Roman" w:eastAsia="Times New Roman" w:cs="Times New Roman"/>
+          <w:color w:val="000000"/>
+          <w:sz w:val="19"/>
+          <w:lang w:val="en-GB" w:eastAsia="en-GB" w:bidi="en-GB"/>
+        </w:rPr>
+        <w:t xml:space="preserve"> </w:t>
+      </w:r>
+      <w:r>
+        <w:rPr>
+          <w:rFonts w:ascii="Times New Roman" w:hAnsi="Times New Roman" w:eastAsia="Times New Roman" w:cs="Times New Roman"/>
+          <w:color w:val="000000"/>
+          <w:sz w:val="19"/>
+          <w:lang w:val="en-GB" w:eastAsia="en-GB" w:bidi="en-GB"/>
+        </w:rPr>
+        <w:t xml:space="preserve">prompt</w:t>
+      </w:r>
+      <w:r>
+        <w:rPr>
+          <w:rFonts w:ascii="Times New Roman" w:hAnsi="Times New Roman" w:eastAsia="Times New Roman" w:cs="Times New Roman"/>
+          <w:color w:val="000000"/>
+          <w:sz w:val="19"/>
+          <w:lang w:val="en-GB" w:eastAsia="en-GB" w:bidi="en-GB"/>
+        </w:rPr>
+        <w:t xml:space="preserve"> </w:t>
+      </w:r>
+      <w:r>
+        <w:rPr>
+          <w:rFonts w:ascii="Times New Roman" w:hAnsi="Times New Roman" w:eastAsia="Times New Roman" w:cs="Times New Roman"/>
+          <w:color w:val="000000"/>
+          <w:sz w:val="19"/>
+          <w:lang w:val="en-GB" w:eastAsia="en-GB" w:bidi="en-GB"/>
+        </w:rPr>
+        <w:t xml:space="preserve">logs</w:t>
+      </w:r>
+      <w:r>
+        <w:rPr>
+          <w:rFonts w:ascii="Times New Roman" w:hAnsi="Times New Roman" w:eastAsia="Times New Roman" w:cs="Times New Roman"/>
+          <w:color w:val="000000"/>
+          <w:sz w:val="19"/>
+          <w:lang w:val="en-GB" w:eastAsia="en-GB" w:bidi="en-GB"/>
+        </w:rPr>
+        <w:t xml:space="preserve"> </w:t>
+      </w:r>
+      <w:r>
+        <w:rPr>
+          <w:rFonts w:ascii="Times New Roman" w:hAnsi="Times New Roman" w:eastAsia="Times New Roman" w:cs="Times New Roman"/>
+          <w:color w:val="000000"/>
+          <w:sz w:val="19"/>
+          <w:lang w:val="en-GB" w:eastAsia="en-GB" w:bidi="en-GB"/>
+        </w:rPr>
+        <w:t xml:space="preserve">do</w:t>
+      </w:r>
+      <w:r>
+        <w:rPr>
+          <w:rFonts w:ascii="Times New Roman" w:hAnsi="Times New Roman" w:eastAsia="Times New Roman" w:cs="Times New Roman"/>
+          <w:color w:val="000000"/>
+          <w:sz w:val="19"/>
+          <w:lang w:val="en-GB" w:eastAsia="en-GB" w:bidi="en-GB"/>
+        </w:rPr>
+        <w:t xml:space="preserve"> </w:t>
+      </w:r>
+      <w:r>
+        <w:rPr>
+          <w:rFonts w:ascii="Times New Roman" w:hAnsi="Times New Roman" w:eastAsia="Times New Roman" w:cs="Times New Roman"/>
+          <w:color w:val="000000"/>
+          <w:sz w:val="19"/>
+          <w:lang w:val="en-GB" w:eastAsia="en-GB" w:bidi="en-GB"/>
+        </w:rPr>
+        <w:t xml:space="preserve">not</w:t>
+      </w:r>
+      <w:r>
+        <w:rPr>
+          <w:rFonts w:ascii="Times New Roman" w:hAnsi="Times New Roman" w:eastAsia="Times New Roman" w:cs="Times New Roman"/>
+          <w:color w:val="000000"/>
+          <w:sz w:val="19"/>
+          <w:lang w:val="en-GB" w:eastAsia="en-GB" w:bidi="en-GB"/>
+        </w:rPr>
+        <w:t xml:space="preserve"> </w:t>
+      </w:r>
+      <w:r>
+        <w:rPr>
+          <w:rFonts w:ascii="Times New Roman" w:hAnsi="Times New Roman" w:eastAsia="Times New Roman" w:cs="Times New Roman"/>
+          <w:color w:val="000000"/>
+          <w:sz w:val="19"/>
+          <w:lang w:val="en-GB" w:eastAsia="en-GB" w:bidi="en-GB"/>
+        </w:rPr>
+        <w:t xml:space="preserve">explain</w:t>
+      </w:r>
+      <w:r>
+        <w:rPr>
+          <w:rFonts w:ascii="Times New Roman" w:hAnsi="Times New Roman" w:eastAsia="Times New Roman" w:cs="Times New Roman"/>
+          <w:color w:val="000000"/>
+          <w:sz w:val="19"/>
+          <w:lang w:val="en-GB" w:eastAsia="en-GB" w:bidi="en-GB"/>
+        </w:rPr>
+        <w:t xml:space="preserve"> </w:t>
+      </w:r>
+      <w:r>
+        <w:rPr>
+          <w:rFonts w:ascii="Times New Roman" w:hAnsi="Times New Roman" w:eastAsia="Times New Roman" w:cs="Times New Roman"/>
+          <w:color w:val="000000"/>
+          <w:sz w:val="19"/>
+          <w:lang w:val="en-GB" w:eastAsia="en-GB" w:bidi="en-GB"/>
+        </w:rPr>
+        <w:t xml:space="preserve">by</w:t>
+      </w:r>
+      <w:r>
+        <w:rPr>
+          <w:rFonts w:ascii="Times New Roman" w:hAnsi="Times New Roman" w:eastAsia="Times New Roman" w:cs="Times New Roman"/>
+          <w:color w:val="000000"/>
+          <w:sz w:val="19"/>
+          <w:lang w:val="en-GB" w:eastAsia="en-GB" w:bidi="en-GB"/>
+        </w:rPr>
+        <w:t xml:space="preserve"> </w:t>
+      </w:r>
+      <w:r>
+        <w:rPr>
+          <w:rFonts w:ascii="Times New Roman" w:hAnsi="Times New Roman" w:eastAsia="Times New Roman" w:cs="Times New Roman"/>
+          <w:color w:val="000000"/>
+          <w:sz w:val="19"/>
+          <w:lang w:val="en-GB" w:eastAsia="en-GB" w:bidi="en-GB"/>
+        </w:rPr>
+        <w:t xml:space="preserve">themselves:</w:t>
+      </w:r>
+      <w:r>
+        <w:rPr>
+          <w:rFonts w:ascii="Times New Roman" w:hAnsi="Times New Roman" w:eastAsia="Times New Roman" w:cs="Times New Roman"/>
+          <w:color w:val="000000"/>
+          <w:sz w:val="19"/>
+          <w:lang w:val="en-GB" w:eastAsia="en-GB" w:bidi="en-GB"/>
+        </w:rPr>
+        <w:t xml:space="preserve"> </w:t>
+      </w:r>
+      <w:r>
+        <w:rPr>
+          <w:rFonts w:ascii="Times New Roman" w:hAnsi="Times New Roman" w:eastAsia="Times New Roman" w:cs="Times New Roman"/>
+          <w:color w:val="000000"/>
+          <w:sz w:val="19"/>
+          <w:lang w:val="en-GB" w:eastAsia="en-GB" w:bidi="en-GB"/>
+        </w:rPr>
+        <w:t xml:space="preserve">model</w:t>
+      </w:r>
+      <w:r>
+        <w:rPr>
+          <w:rFonts w:ascii="Times New Roman" w:hAnsi="Times New Roman" w:eastAsia="Times New Roman" w:cs="Times New Roman"/>
+          <w:color w:val="000000"/>
+          <w:sz w:val="19"/>
+          <w:lang w:val="en-GB" w:eastAsia="en-GB" w:bidi="en-GB"/>
+        </w:rPr>
+        <w:t xml:space="preserve"> </w:t>
+      </w:r>
+      <w:r>
+        <w:rPr>
+          <w:rFonts w:ascii="Times New Roman" w:hAnsi="Times New Roman" w:eastAsia="Times New Roman" w:cs="Times New Roman"/>
+          <w:color w:val="000000"/>
+          <w:sz w:val="19"/>
+          <w:lang w:val="en-GB" w:eastAsia="en-GB" w:bidi="en-GB"/>
+        </w:rPr>
+        <w:t xml:space="preserve">text</w:t>
+      </w:r>
+      <w:r>
+        <w:rPr>
+          <w:rFonts w:ascii="Times New Roman" w:hAnsi="Times New Roman" w:eastAsia="Times New Roman" w:cs="Times New Roman"/>
+          <w:color w:val="000000"/>
+          <w:sz w:val="19"/>
+          <w:lang w:val="en-GB" w:eastAsia="en-GB" w:bidi="en-GB"/>
+        </w:rPr>
+        <w:t xml:space="preserve"> </w:t>
+      </w:r>
+      <w:r>
+        <w:rPr>
+          <w:rFonts w:ascii="Times New Roman" w:hAnsi="Times New Roman" w:eastAsia="Times New Roman" w:cs="Times New Roman"/>
+          <w:color w:val="000000"/>
+          <w:sz w:val="19"/>
+          <w:lang w:val="en-GB" w:eastAsia="en-GB" w:bidi="en-GB"/>
+        </w:rPr>
+        <w:t xml:space="preserve">must</w:t>
+      </w:r>
+      <w:r>
+        <w:rPr>
+          <w:rFonts w:ascii="Times New Roman" w:hAnsi="Times New Roman" w:eastAsia="Times New Roman" w:cs="Times New Roman"/>
+          <w:color w:val="000000"/>
+          <w:sz w:val="19"/>
+          <w:lang w:val="en-GB" w:eastAsia="en-GB" w:bidi="en-GB"/>
+        </w:rPr>
+        <w:t xml:space="preserve"> </w:t>
+      </w:r>
+      <w:r>
+        <w:rPr>
+          <w:rFonts w:ascii="Times New Roman" w:hAnsi="Times New Roman" w:eastAsia="Times New Roman" w:cs="Times New Roman"/>
+          <w:color w:val="000000"/>
+          <w:sz w:val="19"/>
+          <w:lang w:val="en-GB" w:eastAsia="en-GB" w:bidi="en-GB"/>
+        </w:rPr>
+        <w:t xml:space="preserve">be</w:t>
+      </w:r>
+      <w:r>
+        <w:rPr>
+          <w:rFonts w:ascii="Times New Roman" w:hAnsi="Times New Roman" w:eastAsia="Times New Roman" w:cs="Times New Roman"/>
+          <w:color w:val="000000"/>
+          <w:sz w:val="19"/>
+          <w:lang w:val="en-GB" w:eastAsia="en-GB" w:bidi="en-GB"/>
+        </w:rPr>
+        <w:t xml:space="preserve"> </w:t>
+      </w:r>
+      <w:r>
+        <w:rPr>
+          <w:rFonts w:ascii="Times New Roman" w:hAnsi="Times New Roman" w:eastAsia="Times New Roman" w:cs="Times New Roman"/>
+          <w:color w:val="000000"/>
+          <w:sz w:val="19"/>
+          <w:lang w:val="en-GB" w:eastAsia="en-GB" w:bidi="en-GB"/>
+        </w:rPr>
+        <w:t xml:space="preserve">interpreted</w:t>
+      </w:r>
+      <w:r>
+        <w:rPr>
+          <w:rFonts w:ascii="Times New Roman" w:hAnsi="Times New Roman" w:eastAsia="Times New Roman" w:cs="Times New Roman"/>
+          <w:color w:val="000000"/>
+          <w:sz w:val="19"/>
+          <w:lang w:val="en-GB" w:eastAsia="en-GB" w:bidi="en-GB"/>
+        </w:rPr>
+        <w:t xml:space="preserve"> </w:t>
+      </w:r>
+      <w:r>
+        <w:rPr>
+          <w:rFonts w:ascii="Times New Roman" w:hAnsi="Times New Roman" w:eastAsia="Times New Roman" w:cs="Times New Roman"/>
+          <w:color w:val="000000"/>
+          <w:sz w:val="19"/>
+          <w:lang w:val="en-GB" w:eastAsia="en-GB" w:bidi="en-GB"/>
+        </w:rPr>
+        <w:t xml:space="preserve">as</w:t>
+      </w:r>
+      <w:r>
+        <w:rPr>
+          <w:rFonts w:ascii="Times New Roman" w:hAnsi="Times New Roman" w:eastAsia="Times New Roman" w:cs="Times New Roman"/>
+          <w:color w:val="000000"/>
+          <w:sz w:val="19"/>
+          <w:lang w:val="en-GB" w:eastAsia="en-GB" w:bidi="en-GB"/>
+        </w:rPr>
+        <w:t xml:space="preserve"> </w:t>
+      </w:r>
+      <w:r>
+        <w:rPr>
+          <w:rFonts w:ascii="Times New Roman" w:hAnsi="Times New Roman" w:eastAsia="Times New Roman" w:cs="Times New Roman"/>
+          <w:color w:val="000000"/>
+          <w:sz w:val="19"/>
+          <w:lang w:val="en-GB" w:eastAsia="en-GB" w:bidi="en-GB"/>
+        </w:rPr>
+        <w:t xml:space="preserve">an</w:t>
+      </w:r>
+      <w:r>
+        <w:rPr>
+          <w:rFonts w:ascii="Times New Roman" w:hAnsi="Times New Roman" w:eastAsia="Times New Roman" w:cs="Times New Roman"/>
+          <w:color w:val="000000"/>
+          <w:sz w:val="19"/>
+          <w:lang w:val="en-GB" w:eastAsia="en-GB" w:bidi="en-GB"/>
+        </w:rPr>
+        <w:t xml:space="preserve"> </w:t>
+      </w:r>
+      <w:r>
+        <w:rPr>
+          <w:rFonts w:ascii="Times New Roman" w:hAnsi="Times New Roman" w:eastAsia="Times New Roman" w:cs="Times New Roman"/>
+          <w:color w:val="000000"/>
+          <w:sz w:val="19"/>
+          <w:lang w:val="en-GB" w:eastAsia="en-GB" w:bidi="en-GB"/>
+        </w:rPr>
+        <w:t xml:space="preserve">action</w:t>
+      </w:r>
+      <w:r>
+        <w:rPr>
+          <w:rFonts w:ascii="Times New Roman" w:hAnsi="Times New Roman" w:eastAsia="Times New Roman" w:cs="Times New Roman"/>
+          <w:color w:val="000000"/>
+          <w:sz w:val="19"/>
+          <w:lang w:val="en-GB" w:eastAsia="en-GB" w:bidi="en-GB"/>
+        </w:rPr>
+        <w:t xml:space="preserve"> </w:t>
+      </w:r>
+      <w:r>
+        <w:rPr>
+          <w:rFonts w:ascii="Times New Roman" w:hAnsi="Times New Roman" w:eastAsia="Times New Roman" w:cs="Times New Roman"/>
+          <w:color w:val="000000"/>
+          <w:sz w:val="19"/>
+          <w:lang w:val="en-GB" w:eastAsia="en-GB" w:bidi="en-GB"/>
+        </w:rPr>
+        <w:t xml:space="preserve">and</w:t>
+      </w:r>
+      <w:r>
+        <w:rPr>
+          <w:rFonts w:ascii="Times New Roman" w:hAnsi="Times New Roman" w:eastAsia="Times New Roman" w:cs="Times New Roman"/>
+          <w:color w:val="000000"/>
+          <w:sz w:val="19"/>
+          <w:lang w:val="en-GB" w:eastAsia="en-GB" w:bidi="en-GB"/>
+        </w:rPr>
+        <w:t xml:space="preserve"> </w:t>
+      </w:r>
+      <w:r>
+        <w:rPr>
+          <w:rFonts w:ascii="Times New Roman" w:hAnsi="Times New Roman" w:eastAsia="Times New Roman" w:cs="Times New Roman"/>
+          <w:color w:val="000000"/>
+          <w:sz w:val="19"/>
+          <w:lang w:val="en-GB" w:eastAsia="en-GB" w:bidi="en-GB"/>
+        </w:rPr>
+        <w:t xml:space="preserve">executed</w:t>
+      </w:r>
+      <w:r>
+        <w:rPr>
+          <w:rFonts w:ascii="Times New Roman" w:hAnsi="Times New Roman" w:eastAsia="Times New Roman" w:cs="Times New Roman"/>
+          <w:color w:val="000000"/>
+          <w:sz w:val="19"/>
+          <w:lang w:val="en-GB" w:eastAsia="en-GB" w:bidi="en-GB"/>
+        </w:rPr>
+        <w:t xml:space="preserve"> </w:t>
+      </w:r>
+      <w:r>
+        <w:rPr>
+          <w:rFonts w:ascii="Times New Roman" w:hAnsi="Times New Roman" w:eastAsia="Times New Roman" w:cs="Times New Roman"/>
+          <w:color w:val="000000"/>
+          <w:sz w:val="19"/>
+          <w:lang w:val="en-GB" w:eastAsia="en-GB" w:bidi="en-GB"/>
+        </w:rPr>
+        <w:t xml:space="preserve">by</w:t>
+      </w:r>
+      <w:r>
+        <w:rPr>
+          <w:rFonts w:ascii="Times New Roman" w:hAnsi="Times New Roman" w:eastAsia="Times New Roman" w:cs="Times New Roman"/>
+          <w:color w:val="000000"/>
+          <w:sz w:val="19"/>
+          <w:lang w:val="en-GB" w:eastAsia="en-GB" w:bidi="en-GB"/>
+        </w:rPr>
+        <w:t xml:space="preserve"> </w:t>
+      </w:r>
+      <w:r>
+        <w:rPr>
+          <w:rFonts w:ascii="Times New Roman" w:hAnsi="Times New Roman" w:eastAsia="Times New Roman" w:cs="Times New Roman"/>
+          <w:color w:val="000000"/>
+          <w:sz w:val="19"/>
+          <w:lang w:val="en-GB" w:eastAsia="en-GB" w:bidi="en-GB"/>
+        </w:rPr>
+        <w:t xml:space="preserve">ordinary</w:t>
+      </w:r>
+      <w:r>
+        <w:rPr>
+          <w:rFonts w:ascii="Times New Roman" w:hAnsi="Times New Roman" w:eastAsia="Times New Roman" w:cs="Times New Roman"/>
+          <w:color w:val="000000"/>
+          <w:sz w:val="19"/>
+          <w:lang w:val="en-GB" w:eastAsia="en-GB" w:bidi="en-GB"/>
+        </w:rPr>
+        <w:t xml:space="preserve"> </w:t>
+      </w:r>
+      <w:r>
+        <w:rPr>
+          <w:rFonts w:ascii="Times New Roman" w:hAnsi="Times New Roman" w:eastAsia="Times New Roman" w:cs="Times New Roman"/>
+          <w:color w:val="000000"/>
+          <w:sz w:val="19"/>
+          <w:lang w:val="en-GB" w:eastAsia="en-GB" w:bidi="en-GB"/>
+        </w:rPr>
+        <w:t xml:space="preserve">code.</w:t>
+      </w:r>
+      <w:r>
+        <w:rPr>
+          <w:rFonts w:ascii="Times New Roman" w:hAnsi="Times New Roman" w:eastAsia="Times New Roman" w:cs="Times New Roman"/>
+          <w:color w:val="000000"/>
+          <w:sz w:val="19"/>
+          <w:lang w:val="en-GB" w:eastAsia="en-GB" w:bidi="en-GB"/>
+        </w:rPr>
+        <w:t xml:space="preserve"> </w:t>
+      </w:r>
+      <w:r>
+        <w:rPr>
+          <w:rFonts w:ascii="Times New Roman" w:hAnsi="Times New Roman" w:eastAsia="Times New Roman" w:cs="Times New Roman"/>
+          <w:color w:val="000000"/>
+          <w:sz w:val="19"/>
+          <w:lang w:val="en-GB" w:eastAsia="en-GB" w:bidi="en-GB"/>
+        </w:rPr>
+        <w:t xml:space="preserve">This</w:t>
+      </w:r>
+      <w:r>
+        <w:rPr>
+          <w:rFonts w:ascii="Times New Roman" w:hAnsi="Times New Roman" w:eastAsia="Times New Roman" w:cs="Times New Roman"/>
+          <w:color w:val="000000"/>
+          <w:sz w:val="19"/>
+          <w:lang w:val="en-GB" w:eastAsia="en-GB" w:bidi="en-GB"/>
+        </w:rPr>
+        <w:t xml:space="preserve"> </w:t>
+      </w:r>
+      <w:r>
+        <w:rPr>
+          <w:rFonts w:ascii="Times New Roman" w:hAnsi="Times New Roman" w:eastAsia="Times New Roman" w:cs="Times New Roman"/>
+          <w:color w:val="000000"/>
+          <w:sz w:val="19"/>
+          <w:lang w:val="en-GB" w:eastAsia="en-GB" w:bidi="en-GB"/>
+        </w:rPr>
+        <w:t xml:space="preserve">paper</w:t>
+      </w:r>
+      <w:r>
+        <w:rPr>
+          <w:rFonts w:ascii="Times New Roman" w:hAnsi="Times New Roman" w:eastAsia="Times New Roman" w:cs="Times New Roman"/>
+          <w:color w:val="000000"/>
+          <w:sz w:val="19"/>
+          <w:lang w:val="en-GB" w:eastAsia="en-GB" w:bidi="en-GB"/>
+        </w:rPr>
+        <w:t xml:space="preserve"> </w:t>
+      </w:r>
+      <w:r>
+        <w:rPr>
+          <w:rFonts w:ascii="Times New Roman" w:hAnsi="Times New Roman" w:eastAsia="Times New Roman" w:cs="Times New Roman"/>
+          <w:color w:val="000000"/>
+          <w:sz w:val="19"/>
+          <w:lang w:val="en-GB" w:eastAsia="en-GB" w:bidi="en-GB"/>
+        </w:rPr>
+        <w:t xml:space="preserve">isolates</w:t>
+      </w:r>
+      <w:r>
+        <w:rPr>
+          <w:rFonts w:ascii="Times New Roman" w:hAnsi="Times New Roman" w:eastAsia="Times New Roman" w:cs="Times New Roman"/>
+          <w:color w:val="000000"/>
+          <w:sz w:val="19"/>
+          <w:lang w:val="en-GB" w:eastAsia="en-GB" w:bidi="en-GB"/>
+        </w:rPr>
+        <w:t xml:space="preserve"> </w:t>
+      </w:r>
+      <w:r>
+        <w:rPr>
+          <w:rFonts w:ascii="Times New Roman" w:hAnsi="Times New Roman" w:eastAsia="Times New Roman" w:cs="Times New Roman"/>
+          <w:color w:val="000000"/>
+          <w:sz w:val="19"/>
+          <w:lang w:val="en-GB" w:eastAsia="en-GB" w:bidi="en-GB"/>
+        </w:rPr>
+        <w:t xml:space="preserve">that</w:t>
+      </w:r>
+      <w:r>
+        <w:rPr>
+          <w:rFonts w:ascii="Times New Roman" w:hAnsi="Times New Roman" w:eastAsia="Times New Roman" w:cs="Times New Roman"/>
+          <w:color w:val="000000"/>
+          <w:sz w:val="19"/>
+          <w:lang w:val="en-GB" w:eastAsia="en-GB" w:bidi="en-GB"/>
+        </w:rPr>
+        <w:t xml:space="preserve"> </w:t>
+      </w:r>
+      <w:r>
+        <w:rPr>
+          <w:rFonts w:ascii="Times New Roman" w:hAnsi="Times New Roman" w:eastAsia="Times New Roman" w:cs="Times New Roman"/>
+          <w:color w:val="000000"/>
+          <w:sz w:val="19"/>
+          <w:lang w:val="en-GB" w:eastAsia="en-GB" w:bidi="en-GB"/>
+        </w:rPr>
+        <w:t xml:space="preserve">language-to-state</w:t>
+      </w:r>
+      <w:r>
+        <w:rPr>
+          <w:rFonts w:ascii="Times New Roman" w:hAnsi="Times New Roman" w:eastAsia="Times New Roman" w:cs="Times New Roman"/>
+          <w:color w:val="000000"/>
+          <w:sz w:val="19"/>
+          <w:lang w:val="en-GB" w:eastAsia="en-GB" w:bidi="en-GB"/>
+        </w:rPr>
+        <w:t xml:space="preserve"> </w:t>
+      </w:r>
+      <w:r>
+        <w:rPr>
+          <w:rFonts w:ascii="Times New Roman" w:hAnsi="Times New Roman" w:eastAsia="Times New Roman" w:cs="Times New Roman"/>
+          <w:color w:val="000000"/>
+          <w:sz w:val="19"/>
+          <w:lang w:val="en-GB" w:eastAsia="en-GB" w:bidi="en-GB"/>
+        </w:rPr>
+        <w:t xml:space="preserve">boundary</w:t>
+      </w:r>
+      <w:r>
+        <w:rPr>
+          <w:rFonts w:ascii="Times New Roman" w:hAnsi="Times New Roman" w:eastAsia="Times New Roman" w:cs="Times New Roman"/>
+          <w:color w:val="000000"/>
+          <w:sz w:val="19"/>
+          <w:lang w:val="en-GB" w:eastAsia="en-GB" w:bidi="en-GB"/>
+        </w:rPr>
+        <w:t xml:space="preserve"> </w:t>
+      </w:r>
+      <w:r>
+        <w:rPr>
+          <w:rFonts w:ascii="Times New Roman" w:hAnsi="Times New Roman" w:eastAsia="Times New Roman" w:cs="Times New Roman"/>
+          <w:color w:val="000000"/>
+          <w:sz w:val="19"/>
+          <w:lang w:val="en-GB" w:eastAsia="en-GB" w:bidi="en-GB"/>
+        </w:rPr>
+        <w:t xml:space="preserve">and</w:t>
+      </w:r>
+      <w:r>
+        <w:rPr>
+          <w:rFonts w:ascii="Times New Roman" w:hAnsi="Times New Roman" w:eastAsia="Times New Roman" w:cs="Times New Roman"/>
+          <w:color w:val="000000"/>
+          <w:sz w:val="19"/>
+          <w:lang w:val="en-GB" w:eastAsia="en-GB" w:bidi="en-GB"/>
+        </w:rPr>
+        <w:t xml:space="preserve"> </w:t>
+      </w:r>
+      <w:r>
+        <w:rPr>
+          <w:rFonts w:ascii="Times New Roman" w:hAnsi="Times New Roman" w:eastAsia="Times New Roman" w:cs="Times New Roman"/>
+          <w:color w:val="000000"/>
+          <w:sz w:val="19"/>
+          <w:lang w:val="en-GB" w:eastAsia="en-GB" w:bidi="en-GB"/>
+        </w:rPr>
+        <w:t xml:space="preserve">makes</w:t>
+      </w:r>
+      <w:r>
+        <w:rPr>
+          <w:rFonts w:ascii="Times New Roman" w:hAnsi="Times New Roman" w:eastAsia="Times New Roman" w:cs="Times New Roman"/>
+          <w:color w:val="000000"/>
+          <w:sz w:val="19"/>
+          <w:lang w:val="en-GB" w:eastAsia="en-GB" w:bidi="en-GB"/>
+        </w:rPr>
+        <w:t xml:space="preserve"> </w:t>
+      </w:r>
+      <w:r>
+        <w:rPr>
+          <w:rFonts w:ascii="Times New Roman" w:hAnsi="Times New Roman" w:eastAsia="Times New Roman" w:cs="Times New Roman"/>
+          <w:color w:val="000000"/>
+          <w:sz w:val="19"/>
+          <w:lang w:val="en-GB" w:eastAsia="en-GB" w:bidi="en-GB"/>
+        </w:rPr>
+        <w:t xml:space="preserve">it</w:t>
+      </w:r>
+      <w:r>
+        <w:rPr>
+          <w:rFonts w:ascii="Times New Roman" w:hAnsi="Times New Roman" w:eastAsia="Times New Roman" w:cs="Times New Roman"/>
+          <w:color w:val="000000"/>
+          <w:sz w:val="19"/>
+          <w:lang w:val="en-GB" w:eastAsia="en-GB" w:bidi="en-GB"/>
+        </w:rPr>
+        <w:t xml:space="preserve"> </w:t>
+      </w:r>
+      <w:r>
+        <w:rPr>
+          <w:rFonts w:ascii="Times New Roman" w:hAnsi="Times New Roman" w:eastAsia="Times New Roman" w:cs="Times New Roman"/>
+          <w:color w:val="000000"/>
+          <w:sz w:val="19"/>
+          <w:lang w:val="en-GB" w:eastAsia="en-GB" w:bidi="en-GB"/>
+        </w:rPr>
+        <w:t xml:space="preserve">auditable.</w:t>
+      </w:r>
+      <w:r>
+        <w:rPr>
+          <w:rFonts w:ascii="Times New Roman" w:hAnsi="Times New Roman" w:eastAsia="Times New Roman" w:cs="Times New Roman"/>
+          <w:color w:val="000000"/>
+          <w:sz w:val="19"/>
+          <w:lang w:val="en-GB" w:eastAsia="en-GB" w:bidi="en-GB"/>
+        </w:rPr>
+        <w:t xml:space="preserve"> </w:t>
+      </w:r>
+      <w:r>
+        <w:rPr>
+          <w:rFonts w:ascii="Times New Roman" w:hAnsi="Times New Roman" w:eastAsia="Times New Roman" w:cs="Times New Roman"/>
+          <w:color w:val="000000"/>
+          <w:sz w:val="19"/>
+          <w:lang w:val="en-GB" w:eastAsia="en-GB" w:bidi="en-GB"/>
+        </w:rPr>
+        <w:t xml:space="preserve">We</w:t>
+      </w:r>
+      <w:r>
+        <w:rPr>
+          <w:rFonts w:ascii="Times New Roman" w:hAnsi="Times New Roman" w:eastAsia="Times New Roman" w:cs="Times New Roman"/>
+          <w:color w:val="000000"/>
+          <w:sz w:val="19"/>
+          <w:lang w:val="en-GB" w:eastAsia="en-GB" w:bidi="en-GB"/>
+        </w:rPr>
+        <w:t xml:space="preserve"> </w:t>
+      </w:r>
+      <w:r>
+        <w:rPr>
+          <w:rFonts w:ascii="Times New Roman" w:hAnsi="Times New Roman" w:eastAsia="Times New Roman" w:cs="Times New Roman"/>
+          <w:color w:val="000000"/>
+          <w:sz w:val="19"/>
+          <w:lang w:val="en-GB" w:eastAsia="en-GB" w:bidi="en-GB"/>
+        </w:rPr>
+        <w:t xml:space="preserve">define</w:t>
+      </w:r>
+      <w:r>
+        <w:rPr>
+          <w:rFonts w:ascii="Times New Roman" w:hAnsi="Times New Roman" w:eastAsia="Times New Roman" w:cs="Times New Roman"/>
+          <w:color w:val="000000"/>
+          <w:sz w:val="19"/>
+          <w:lang w:val="en-GB" w:eastAsia="en-GB" w:bidi="en-GB"/>
+        </w:rPr>
+        <w:t xml:space="preserve"> </w:t>
+      </w:r>
+      <w:r>
+        <w:rPr>
+          <w:rFonts w:ascii="Times New Roman" w:hAnsi="Times New Roman" w:eastAsia="Times New Roman" w:cs="Times New Roman"/>
+          <w:color w:val="000000"/>
+          <w:sz w:val="19"/>
+          <w:lang w:val="en-GB" w:eastAsia="en-GB" w:bidi="en-GB"/>
+        </w:rPr>
+        <w:t xml:space="preserve">a</w:t>
+      </w:r>
+      <w:r>
+        <w:rPr>
+          <w:rFonts w:ascii="Times New Roman" w:hAnsi="Times New Roman" w:eastAsia="Times New Roman" w:cs="Times New Roman"/>
+          <w:color w:val="000000"/>
+          <w:sz w:val="19"/>
+          <w:lang w:val="en-GB" w:eastAsia="en-GB" w:bidi="en-GB"/>
+        </w:rPr>
+        <w:t xml:space="preserve"> </w:t>
+      </w:r>
+      <w:r>
+        <w:rPr>
+          <w:rFonts w:ascii="Times New Roman" w:hAnsi="Times New Roman" w:eastAsia="Times New Roman" w:cs="Times New Roman"/>
+          <w:color w:val="000000"/>
+          <w:sz w:val="19"/>
+          <w:lang w:val="en-GB" w:eastAsia="en-GB" w:bidi="en-GB"/>
+        </w:rPr>
+        <w:t xml:space="preserve">trace</w:t>
+      </w:r>
+      <w:r>
+        <w:rPr>
+          <w:rFonts w:ascii="Times New Roman" w:hAnsi="Times New Roman" w:eastAsia="Times New Roman" w:cs="Times New Roman"/>
+          <w:color w:val="000000"/>
+          <w:sz w:val="19"/>
+          <w:lang w:val="en-GB" w:eastAsia="en-GB" w:bidi="en-GB"/>
+        </w:rPr>
+        <w:t xml:space="preserve"> </w:t>
+      </w:r>
+      <w:r>
+        <w:rPr>
+          <w:rFonts w:ascii="Times New Roman" w:hAnsi="Times New Roman" w:eastAsia="Times New Roman" w:cs="Times New Roman"/>
+          <w:color w:val="000000"/>
+          <w:sz w:val="19"/>
+          <w:lang w:val="en-GB" w:eastAsia="en-GB" w:bidi="en-GB"/>
+        </w:rPr>
+        <w:t xml:space="preserve">contract</w:t>
+      </w:r>
+      <w:r>
+        <w:rPr>
+          <w:rFonts w:ascii="Times New Roman" w:hAnsi="Times New Roman" w:eastAsia="Times New Roman" w:cs="Times New Roman"/>
+          <w:color w:val="000000"/>
+          <w:sz w:val="19"/>
+          <w:lang w:val="en-GB" w:eastAsia="en-GB" w:bidi="en-GB"/>
+        </w:rPr>
+        <w:t xml:space="preserve"> </w:t>
+      </w:r>
+      <w:r>
+        <w:rPr>
+          <w:rFonts w:ascii="Times New Roman" w:hAnsi="Times New Roman" w:eastAsia="Times New Roman" w:cs="Times New Roman"/>
+          <w:color w:val="000000"/>
+          <w:sz w:val="19"/>
+          <w:lang w:val="en-GB" w:eastAsia="en-GB" w:bidi="en-GB"/>
+        </w:rPr>
+        <w:t xml:space="preserve">that</w:t>
+      </w:r>
+      <w:r>
+        <w:rPr>
+          <w:rFonts w:ascii="Times New Roman" w:hAnsi="Times New Roman" w:eastAsia="Times New Roman" w:cs="Times New Roman"/>
+          <w:color w:val="000000"/>
+          <w:sz w:val="19"/>
+          <w:lang w:val="en-GB" w:eastAsia="en-GB" w:bidi="en-GB"/>
+        </w:rPr>
+        <w:t xml:space="preserve"> </w:t>
+      </w:r>
+      <w:r>
+        <w:rPr>
+          <w:rFonts w:ascii="Times New Roman" w:hAnsi="Times New Roman" w:eastAsia="Times New Roman" w:cs="Times New Roman"/>
+          <w:color w:val="000000"/>
+          <w:sz w:val="19"/>
+          <w:lang w:val="en-GB" w:eastAsia="en-GB" w:bidi="en-GB"/>
+        </w:rPr>
+        <w:t xml:space="preserve">links</w:t>
+      </w:r>
+      <w:r>
+        <w:rPr>
+          <w:rFonts w:ascii="Times New Roman" w:hAnsi="Times New Roman" w:eastAsia="Times New Roman" w:cs="Times New Roman"/>
+          <w:color w:val="000000"/>
+          <w:sz w:val="19"/>
+          <w:lang w:val="en-GB" w:eastAsia="en-GB" w:bidi="en-GB"/>
+        </w:rPr>
+        <w:t xml:space="preserve"> </w:t>
+      </w:r>
+      <w:r>
+        <w:rPr>
+          <w:rFonts w:ascii="Times New Roman" w:hAnsi="Times New Roman" w:eastAsia="Times New Roman" w:cs="Times New Roman"/>
+          <w:color w:val="000000"/>
+          <w:sz w:val="19"/>
+          <w:lang w:val="en-GB" w:eastAsia="en-GB" w:bidi="en-GB"/>
+        </w:rPr>
+        <w:t xml:space="preserve">the</w:t>
+      </w:r>
+      <w:r>
+        <w:rPr>
+          <w:rFonts w:ascii="Times New Roman" w:hAnsi="Times New Roman" w:eastAsia="Times New Roman" w:cs="Times New Roman"/>
+          <w:color w:val="000000"/>
+          <w:sz w:val="19"/>
+          <w:lang w:val="en-GB" w:eastAsia="en-GB" w:bidi="en-GB"/>
+        </w:rPr>
+        <w:t xml:space="preserve"> </w:t>
+      </w:r>
+      <w:r>
+        <w:rPr>
+          <w:rFonts w:ascii="Times New Roman" w:hAnsi="Times New Roman" w:eastAsia="Times New Roman" w:cs="Times New Roman"/>
+          <w:color w:val="000000"/>
+          <w:sz w:val="19"/>
+          <w:lang w:val="en-GB" w:eastAsia="en-GB" w:bidi="en-GB"/>
+        </w:rPr>
+        <w:t xml:space="preserve">invocation</w:t>
+      </w:r>
+      <w:r>
+        <w:rPr>
+          <w:rFonts w:ascii="Times New Roman" w:hAnsi="Times New Roman" w:eastAsia="Times New Roman" w:cs="Times New Roman"/>
+          <w:color w:val="000000"/>
+          <w:sz w:val="19"/>
+          <w:lang w:val="en-GB" w:eastAsia="en-GB" w:bidi="en-GB"/>
+        </w:rPr>
+        <w:t xml:space="preserve"> </w:t>
+      </w:r>
+      <w:r>
+        <w:rPr>
+          <w:rFonts w:ascii="Times New Roman" w:hAnsi="Times New Roman" w:eastAsia="Times New Roman" w:cs="Times New Roman"/>
+          <w:color w:val="000000"/>
+          <w:sz w:val="19"/>
+          <w:lang w:val="en-GB" w:eastAsia="en-GB" w:bidi="en-GB"/>
+        </w:rPr>
+        <w:t xml:space="preserve">assembled</w:t>
+      </w:r>
+      <w:r>
+        <w:rPr>
+          <w:rFonts w:ascii="Times New Roman" w:hAnsi="Times New Roman" w:eastAsia="Times New Roman" w:cs="Times New Roman"/>
+          <w:color w:val="000000"/>
+          <w:sz w:val="19"/>
+          <w:lang w:val="en-GB" w:eastAsia="en-GB" w:bidi="en-GB"/>
+        </w:rPr>
+        <w:t xml:space="preserve"> </w:t>
+      </w:r>
+      <w:r>
+        <w:rPr>
+          <w:rFonts w:ascii="Times New Roman" w:hAnsi="Times New Roman" w:eastAsia="Times New Roman" w:cs="Times New Roman"/>
+          <w:color w:val="000000"/>
+          <w:sz w:val="19"/>
+          <w:lang w:val="en-GB" w:eastAsia="en-GB" w:bidi="en-GB"/>
+        </w:rPr>
+        <w:t xml:space="preserve">by</w:t>
+      </w:r>
+      <w:r>
+        <w:rPr>
+          <w:rFonts w:ascii="Times New Roman" w:hAnsi="Times New Roman" w:eastAsia="Times New Roman" w:cs="Times New Roman"/>
+          <w:color w:val="000000"/>
+          <w:sz w:val="19"/>
+          <w:lang w:val="en-GB" w:eastAsia="en-GB" w:bidi="en-GB"/>
+        </w:rPr>
+        <w:t xml:space="preserve"> </w:t>
+      </w:r>
+      <w:r>
+        <w:rPr>
+          <w:rFonts w:ascii="Times New Roman" w:hAnsi="Times New Roman" w:eastAsia="Times New Roman" w:cs="Times New Roman"/>
+          <w:color w:val="000000"/>
+          <w:sz w:val="19"/>
+          <w:lang w:val="en-GB" w:eastAsia="en-GB" w:bidi="en-GB"/>
+        </w:rPr>
+        <w:t xml:space="preserve">the</w:t>
+      </w:r>
+      <w:r>
+        <w:rPr>
+          <w:rFonts w:ascii="Times New Roman" w:hAnsi="Times New Roman" w:eastAsia="Times New Roman" w:cs="Times New Roman"/>
+          <w:color w:val="000000"/>
+          <w:sz w:val="19"/>
+          <w:lang w:val="en-GB" w:eastAsia="en-GB" w:bidi="en-GB"/>
+        </w:rPr>
+        <w:t xml:space="preserve"> </w:t>
+      </w:r>
+      <w:r>
+        <w:rPr>
+          <w:rFonts w:ascii="Times New Roman" w:hAnsi="Times New Roman" w:eastAsia="Times New Roman" w:cs="Times New Roman"/>
+          <w:color w:val="000000"/>
+          <w:sz w:val="19"/>
+          <w:lang w:val="en-GB" w:eastAsia="en-GB" w:bidi="en-GB"/>
+        </w:rPr>
+        <w:t xml:space="preserve">application,</w:t>
+      </w:r>
+      <w:r>
+        <w:rPr>
+          <w:rFonts w:ascii="Times New Roman" w:hAnsi="Times New Roman" w:eastAsia="Times New Roman" w:cs="Times New Roman"/>
+          <w:color w:val="000000"/>
+          <w:sz w:val="19"/>
+          <w:lang w:val="en-GB" w:eastAsia="en-GB" w:bidi="en-GB"/>
+        </w:rPr>
+        <w:t xml:space="preserve"> </w:t>
+      </w:r>
+      <w:r>
+        <w:rPr>
+          <w:rFonts w:ascii="Times New Roman" w:hAnsi="Times New Roman" w:eastAsia="Times New Roman" w:cs="Times New Roman"/>
+          <w:color w:val="000000"/>
+          <w:sz w:val="19"/>
+          <w:lang w:val="en-GB" w:eastAsia="en-GB" w:bidi="en-GB"/>
+        </w:rPr>
+        <w:t xml:space="preserve">the</w:t>
+      </w:r>
+      <w:r>
+        <w:rPr>
+          <w:rFonts w:ascii="Times New Roman" w:hAnsi="Times New Roman" w:eastAsia="Times New Roman" w:cs="Times New Roman"/>
+          <w:color w:val="000000"/>
+          <w:sz w:val="19"/>
+          <w:lang w:val="en-GB" w:eastAsia="en-GB" w:bidi="en-GB"/>
+        </w:rPr>
+        <w:t xml:space="preserve"> </w:t>
+      </w:r>
+      <w:r>
+        <w:rPr>
+          <w:rFonts w:ascii="Times New Roman" w:hAnsi="Times New Roman" w:eastAsia="Times New Roman" w:cs="Times New Roman"/>
+          <w:color w:val="000000"/>
+          <w:sz w:val="19"/>
+          <w:lang w:val="en-GB" w:eastAsia="en-GB" w:bidi="en-GB"/>
+        </w:rPr>
+        <w:t xml:space="preserve">model</w:t>
+      </w:r>
+      <w:r>
+        <w:rPr>
+          <w:rFonts w:ascii="Times New Roman" w:hAnsi="Times New Roman" w:eastAsia="Times New Roman" w:cs="Times New Roman"/>
+          <w:color w:val="000000"/>
+          <w:sz w:val="19"/>
+          <w:lang w:val="en-GB" w:eastAsia="en-GB" w:bidi="en-GB"/>
+        </w:rPr>
+        <w:t xml:space="preserve"> </w:t>
+      </w:r>
+      <w:r>
+        <w:rPr>
+          <w:rFonts w:ascii="Times New Roman" w:hAnsi="Times New Roman" w:eastAsia="Times New Roman" w:cs="Times New Roman"/>
+          <w:color w:val="000000"/>
+          <w:sz w:val="19"/>
+          <w:lang w:val="en-GB" w:eastAsia="en-GB" w:bidi="en-GB"/>
+        </w:rPr>
+        <w:t xml:space="preserve">response</w:t>
+      </w:r>
+      <w:r>
+        <w:rPr>
+          <w:rFonts w:ascii="Times New Roman" w:hAnsi="Times New Roman" w:eastAsia="Times New Roman" w:cs="Times New Roman"/>
+          <w:color w:val="000000"/>
+          <w:sz w:val="19"/>
+          <w:lang w:val="en-GB" w:eastAsia="en-GB" w:bidi="en-GB"/>
+        </w:rPr>
+        <w:t xml:space="preserve"> </w:t>
+      </w:r>
+      <w:r>
+        <w:rPr>
+          <w:rFonts w:ascii="Times New Roman" w:hAnsi="Times New Roman" w:eastAsia="Times New Roman" w:cs="Times New Roman"/>
+          <w:color w:val="000000"/>
+          <w:sz w:val="19"/>
+          <w:lang w:val="en-GB" w:eastAsia="en-GB" w:bidi="en-GB"/>
+        </w:rPr>
+        <w:t xml:space="preserve">or</w:t>
+      </w:r>
+      <w:r>
+        <w:rPr>
+          <w:rFonts w:ascii="Times New Roman" w:hAnsi="Times New Roman" w:eastAsia="Times New Roman" w:cs="Times New Roman"/>
+          <w:color w:val="000000"/>
+          <w:sz w:val="19"/>
+          <w:lang w:val="en-GB" w:eastAsia="en-GB" w:bidi="en-GB"/>
+        </w:rPr>
+        <w:t xml:space="preserve"> </w:t>
+      </w:r>
+      <w:r>
+        <w:rPr>
+          <w:rFonts w:ascii="Times New Roman" w:hAnsi="Times New Roman" w:eastAsia="Times New Roman" w:cs="Times New Roman"/>
+          <w:color w:val="000000"/>
+          <w:sz w:val="19"/>
+          <w:lang w:val="en-GB" w:eastAsia="en-GB" w:bidi="en-GB"/>
+        </w:rPr>
+        <w:t xml:space="preserve">a</w:t>
+      </w:r>
+      <w:r>
+        <w:rPr>
+          <w:rFonts w:ascii="Times New Roman" w:hAnsi="Times New Roman" w:eastAsia="Times New Roman" w:cs="Times New Roman"/>
+          <w:color w:val="000000"/>
+          <w:sz w:val="19"/>
+          <w:lang w:val="en-GB" w:eastAsia="en-GB" w:bidi="en-GB"/>
+        </w:rPr>
+        <w:t xml:space="preserve"> </w:t>
+      </w:r>
+      <w:r>
+        <w:rPr>
+          <w:rFonts w:ascii="Times New Roman" w:hAnsi="Times New Roman" w:eastAsia="Times New Roman" w:cs="Times New Roman"/>
+          <w:color w:val="000000"/>
+          <w:sz w:val="19"/>
+          <w:lang w:val="en-GB" w:eastAsia="en-GB" w:bidi="en-GB"/>
+        </w:rPr>
+        <w:t xml:space="preserve">commitment</w:t>
+      </w:r>
+      <w:r>
+        <w:rPr>
+          <w:rFonts w:ascii="Times New Roman" w:hAnsi="Times New Roman" w:eastAsia="Times New Roman" w:cs="Times New Roman"/>
+          <w:color w:val="000000"/>
+          <w:sz w:val="19"/>
+          <w:lang w:val="en-GB" w:eastAsia="en-GB" w:bidi="en-GB"/>
+        </w:rPr>
+        <w:t xml:space="preserve"> </w:t>
+      </w:r>
+      <w:r>
+        <w:rPr>
+          <w:rFonts w:ascii="Times New Roman" w:hAnsi="Times New Roman" w:eastAsia="Times New Roman" w:cs="Times New Roman"/>
+          <w:color w:val="000000"/>
+          <w:sz w:val="19"/>
+          <w:lang w:val="en-GB" w:eastAsia="en-GB" w:bidi="en-GB"/>
+        </w:rPr>
+        <w:t xml:space="preserve">to</w:t>
+      </w:r>
+      <w:r>
+        <w:rPr>
+          <w:rFonts w:ascii="Times New Roman" w:hAnsi="Times New Roman" w:eastAsia="Times New Roman" w:cs="Times New Roman"/>
+          <w:color w:val="000000"/>
+          <w:sz w:val="19"/>
+          <w:lang w:val="en-GB" w:eastAsia="en-GB" w:bidi="en-GB"/>
+        </w:rPr>
+        <w:t xml:space="preserve"> </w:t>
+      </w:r>
+      <w:r>
+        <w:rPr>
+          <w:rFonts w:ascii="Times New Roman" w:hAnsi="Times New Roman" w:eastAsia="Times New Roman" w:cs="Times New Roman"/>
+          <w:color w:val="000000"/>
+          <w:sz w:val="19"/>
+          <w:lang w:val="en-GB" w:eastAsia="en-GB" w:bidi="en-GB"/>
+        </w:rPr>
+        <w:t xml:space="preserve">it,</w:t>
+      </w:r>
+      <w:r>
+        <w:rPr>
+          <w:rFonts w:ascii="Times New Roman" w:hAnsi="Times New Roman" w:eastAsia="Times New Roman" w:cs="Times New Roman"/>
+          <w:color w:val="000000"/>
+          <w:sz w:val="19"/>
+          <w:lang w:val="en-GB" w:eastAsia="en-GB" w:bidi="en-GB"/>
+        </w:rPr>
+        <w:t xml:space="preserve"> </w:t>
+      </w:r>
+      <w:r>
+        <w:rPr>
+          <w:rFonts w:ascii="Times New Roman" w:hAnsi="Times New Roman" w:eastAsia="Times New Roman" w:cs="Times New Roman"/>
+          <w:color w:val="000000"/>
+          <w:sz w:val="19"/>
+          <w:lang w:val="en-GB" w:eastAsia="en-GB" w:bidi="en-GB"/>
+        </w:rPr>
+        <w:t xml:space="preserve">the</w:t>
+      </w:r>
+      <w:r>
+        <w:rPr>
+          <w:rFonts w:ascii="Times New Roman" w:hAnsi="Times New Roman" w:eastAsia="Times New Roman" w:cs="Times New Roman"/>
+          <w:color w:val="000000"/>
+          <w:sz w:val="19"/>
+          <w:lang w:val="en-GB" w:eastAsia="en-GB" w:bidi="en-GB"/>
+        </w:rPr>
+        <w:t xml:space="preserve"> </w:t>
+      </w:r>
+      <w:r>
+        <w:rPr>
+          <w:rFonts w:ascii="Times New Roman" w:hAnsi="Times New Roman" w:eastAsia="Times New Roman" w:cs="Times New Roman"/>
+          <w:color w:val="000000"/>
+          <w:sz w:val="19"/>
+          <w:lang w:val="en-GB" w:eastAsia="en-GB" w:bidi="en-GB"/>
+        </w:rPr>
+        <w:t xml:space="preserve">command</w:t>
+      </w:r>
+      <w:r>
+        <w:rPr>
+          <w:rFonts w:ascii="Times New Roman" w:hAnsi="Times New Roman" w:eastAsia="Times New Roman" w:cs="Times New Roman"/>
+          <w:color w:val="000000"/>
+          <w:sz w:val="19"/>
+          <w:lang w:val="en-GB" w:eastAsia="en-GB" w:bidi="en-GB"/>
+        </w:rPr>
+        <w:t xml:space="preserve"> </w:t>
+      </w:r>
+      <w:r>
+        <w:rPr>
+          <w:rFonts w:ascii="Times New Roman" w:hAnsi="Times New Roman" w:eastAsia="Times New Roman" w:cs="Times New Roman"/>
+          <w:color w:val="000000"/>
+          <w:sz w:val="19"/>
+          <w:lang w:val="en-GB" w:eastAsia="en-GB" w:bidi="en-GB"/>
+        </w:rPr>
+        <w:t xml:space="preserve">produced</w:t>
+      </w:r>
+      <w:r>
+        <w:rPr>
+          <w:rFonts w:ascii="Times New Roman" w:hAnsi="Times New Roman" w:eastAsia="Times New Roman" w:cs="Times New Roman"/>
+          <w:color w:val="000000"/>
+          <w:sz w:val="19"/>
+          <w:lang w:val="en-GB" w:eastAsia="en-GB" w:bidi="en-GB"/>
+        </w:rPr>
+        <w:t xml:space="preserve"> </w:t>
+      </w:r>
+      <w:r>
+        <w:rPr>
+          <w:rFonts w:ascii="Times New Roman" w:hAnsi="Times New Roman" w:eastAsia="Times New Roman" w:cs="Times New Roman"/>
+          <w:color w:val="000000"/>
+          <w:sz w:val="19"/>
+          <w:lang w:val="en-GB" w:eastAsia="en-GB" w:bidi="en-GB"/>
+        </w:rPr>
+        <w:t xml:space="preserve">by</w:t>
+      </w:r>
+      <w:r>
+        <w:rPr>
+          <w:rFonts w:ascii="Times New Roman" w:hAnsi="Times New Roman" w:eastAsia="Times New Roman" w:cs="Times New Roman"/>
+          <w:color w:val="000000"/>
+          <w:sz w:val="19"/>
+          <w:lang w:val="en-GB" w:eastAsia="en-GB" w:bidi="en-GB"/>
+        </w:rPr>
+        <w:t xml:space="preserve"> </w:t>
+      </w:r>
+      <w:r>
+        <w:rPr>
+          <w:rFonts w:ascii="Times New Roman" w:hAnsi="Times New Roman" w:eastAsia="Times New Roman" w:cs="Times New Roman"/>
+          <w:color w:val="000000"/>
+          <w:sz w:val="19"/>
+          <w:lang w:val="en-GB" w:eastAsia="en-GB" w:bidi="en-GB"/>
+        </w:rPr>
+        <w:t xml:space="preserve">grounding,</w:t>
+      </w:r>
+      <w:r>
+        <w:rPr>
+          <w:rFonts w:ascii="Times New Roman" w:hAnsi="Times New Roman" w:eastAsia="Times New Roman" w:cs="Times New Roman"/>
+          <w:color w:val="000000"/>
+          <w:sz w:val="19"/>
+          <w:lang w:val="en-GB" w:eastAsia="en-GB" w:bidi="en-GB"/>
+        </w:rPr>
+        <w:t xml:space="preserve"> </w:t>
+      </w:r>
+      <w:r>
+        <w:rPr>
+          <w:rFonts w:ascii="Times New Roman" w:hAnsi="Times New Roman" w:eastAsia="Times New Roman" w:cs="Times New Roman"/>
+          <w:color w:val="000000"/>
+          <w:sz w:val="19"/>
+          <w:lang w:val="en-GB" w:eastAsia="en-GB" w:bidi="en-GB"/>
+        </w:rPr>
+        <w:t xml:space="preserve">the</w:t>
+      </w:r>
+      <w:r>
+        <w:rPr>
+          <w:rFonts w:ascii="Times New Roman" w:hAnsi="Times New Roman" w:eastAsia="Times New Roman" w:cs="Times New Roman"/>
+          <w:color w:val="000000"/>
+          <w:sz w:val="19"/>
+          <w:lang w:val="en-GB" w:eastAsia="en-GB" w:bidi="en-GB"/>
+        </w:rPr>
+        <w:t xml:space="preserve"> </w:t>
+      </w:r>
+      <w:r>
+        <w:rPr>
+          <w:rFonts w:ascii="Times New Roman" w:hAnsi="Times New Roman" w:eastAsia="Times New Roman" w:cs="Times New Roman"/>
+          <w:color w:val="000000"/>
+          <w:sz w:val="19"/>
+          <w:lang w:val="en-GB" w:eastAsia="en-GB" w:bidi="en-GB"/>
+        </w:rPr>
+        <w:t xml:space="preserve">domain</w:t>
+      </w:r>
+      <w:r>
+        <w:rPr>
+          <w:rFonts w:ascii="Times New Roman" w:hAnsi="Times New Roman" w:eastAsia="Times New Roman" w:cs="Times New Roman"/>
+          <w:color w:val="000000"/>
+          <w:sz w:val="19"/>
+          <w:lang w:val="en-GB" w:eastAsia="en-GB" w:bidi="en-GB"/>
+        </w:rPr>
+        <w:t xml:space="preserve"> </w:t>
+      </w:r>
+      <w:r>
+        <w:rPr>
+          <w:rFonts w:ascii="Times New Roman" w:hAnsi="Times New Roman" w:eastAsia="Times New Roman" w:cs="Times New Roman"/>
+          <w:color w:val="000000"/>
+          <w:sz w:val="19"/>
+          <w:lang w:val="en-GB" w:eastAsia="en-GB" w:bidi="en-GB"/>
+        </w:rPr>
+        <w:t xml:space="preserve">rules,</w:t>
+      </w:r>
+      <w:r>
+        <w:rPr>
+          <w:rFonts w:ascii="Times New Roman" w:hAnsi="Times New Roman" w:eastAsia="Times New Roman" w:cs="Times New Roman"/>
+          <w:color w:val="000000"/>
+          <w:sz w:val="19"/>
+          <w:lang w:val="en-GB" w:eastAsia="en-GB" w:bidi="en-GB"/>
+        </w:rPr>
+        <w:t xml:space="preserve"> </w:t>
+      </w:r>
+      <w:r>
+        <w:rPr>
+          <w:rFonts w:ascii="Times New Roman" w:hAnsi="Times New Roman" w:eastAsia="Times New Roman" w:cs="Times New Roman"/>
+          <w:color w:val="000000"/>
+          <w:sz w:val="19"/>
+          <w:lang w:val="en-GB" w:eastAsia="en-GB" w:bidi="en-GB"/>
+        </w:rPr>
+        <w:t xml:space="preserve">and</w:t>
+      </w:r>
+      <w:r>
+        <w:rPr>
+          <w:rFonts w:ascii="Times New Roman" w:hAnsi="Times New Roman" w:eastAsia="Times New Roman" w:cs="Times New Roman"/>
+          <w:color w:val="000000"/>
+          <w:sz w:val="19"/>
+          <w:lang w:val="en-GB" w:eastAsia="en-GB" w:bidi="en-GB"/>
+        </w:rPr>
+        <w:t xml:space="preserve"> </w:t>
+      </w:r>
+      <w:r>
+        <w:rPr>
+          <w:rFonts w:ascii="Times New Roman" w:hAnsi="Times New Roman" w:eastAsia="Times New Roman" w:cs="Times New Roman"/>
+          <w:color w:val="000000"/>
+          <w:sz w:val="19"/>
+          <w:lang w:val="en-GB" w:eastAsia="en-GB" w:bidi="en-GB"/>
+        </w:rPr>
+        <w:t xml:space="preserve">the</w:t>
+      </w:r>
+      <w:r>
+        <w:rPr>
+          <w:rFonts w:ascii="Times New Roman" w:hAnsi="Times New Roman" w:eastAsia="Times New Roman" w:cs="Times New Roman"/>
+          <w:color w:val="000000"/>
+          <w:sz w:val="19"/>
+          <w:lang w:val="en-GB" w:eastAsia="en-GB" w:bidi="en-GB"/>
+        </w:rPr>
+        <w:t xml:space="preserve"> </w:t>
+      </w:r>
+      <w:r>
+        <w:rPr>
+          <w:rFonts w:ascii="Times New Roman" w:hAnsi="Times New Roman" w:eastAsia="Times New Roman" w:cs="Times New Roman"/>
+          <w:color w:val="000000"/>
+          <w:sz w:val="19"/>
+          <w:lang w:val="en-GB" w:eastAsia="en-GB" w:bidi="en-GB"/>
+        </w:rPr>
+        <w:t xml:space="preserve">resulting</w:t>
+      </w:r>
+      <w:r>
+        <w:rPr>
+          <w:rFonts w:ascii="Times New Roman" w:hAnsi="Times New Roman" w:eastAsia="Times New Roman" w:cs="Times New Roman"/>
+          <w:color w:val="000000"/>
+          <w:sz w:val="19"/>
+          <w:lang w:val="en-GB" w:eastAsia="en-GB" w:bidi="en-GB"/>
+        </w:rPr>
+        <w:t xml:space="preserve"> </w:t>
+      </w:r>
+      <w:r>
+        <w:rPr>
+          <w:rFonts w:ascii="Times New Roman" w:hAnsi="Times New Roman" w:eastAsia="Times New Roman" w:cs="Times New Roman"/>
+          <w:color w:val="000000"/>
+          <w:sz w:val="19"/>
+          <w:lang w:val="en-GB" w:eastAsia="en-GB" w:bidi="en-GB"/>
+        </w:rPr>
+        <w:t xml:space="preserve">state</w:t>
+      </w:r>
+      <w:r>
+        <w:rPr>
+          <w:rFonts w:ascii="Times New Roman" w:hAnsi="Times New Roman" w:eastAsia="Times New Roman" w:cs="Times New Roman"/>
+          <w:color w:val="000000"/>
+          <w:sz w:val="19"/>
+          <w:lang w:val="en-GB" w:eastAsia="en-GB" w:bidi="en-GB"/>
+        </w:rPr>
+        <w:t xml:space="preserve"> </w:t>
+      </w:r>
+      <w:r>
+        <w:rPr>
+          <w:rFonts w:ascii="Times New Roman" w:hAnsi="Times New Roman" w:eastAsia="Times New Roman" w:cs="Times New Roman"/>
+          <w:color w:val="000000"/>
+          <w:sz w:val="19"/>
+          <w:lang w:val="en-GB" w:eastAsia="en-GB" w:bidi="en-GB"/>
+        </w:rPr>
+        <w:t xml:space="preserve">and</w:t>
+      </w:r>
+      <w:r>
+        <w:rPr>
+          <w:rFonts w:ascii="Times New Roman" w:hAnsi="Times New Roman" w:eastAsia="Times New Roman" w:cs="Times New Roman"/>
+          <w:color w:val="000000"/>
+          <w:sz w:val="19"/>
+          <w:lang w:val="en-GB" w:eastAsia="en-GB" w:bidi="en-GB"/>
+        </w:rPr>
+        <w:t xml:space="preserve"> </w:t>
+      </w:r>
+      <w:r>
+        <w:rPr>
+          <w:rFonts w:ascii="Times New Roman" w:hAnsi="Times New Roman" w:eastAsia="Times New Roman" w:cs="Times New Roman"/>
+          <w:color w:val="000000"/>
+          <w:sz w:val="19"/>
+          <w:lang w:val="en-GB" w:eastAsia="en-GB" w:bidi="en-GB"/>
+        </w:rPr>
+        <w:t xml:space="preserve">semantic</w:t>
+      </w:r>
+      <w:r>
+        <w:rPr>
+          <w:rFonts w:ascii="Times New Roman" w:hAnsi="Times New Roman" w:eastAsia="Times New Roman" w:cs="Times New Roman"/>
+          <w:color w:val="000000"/>
+          <w:sz w:val="19"/>
+          <w:lang w:val="en-GB" w:eastAsia="en-GB" w:bidi="en-GB"/>
+        </w:rPr>
+        <w:t xml:space="preserve"> </w:t>
+      </w:r>
+      <w:r>
+        <w:rPr>
+          <w:rFonts w:ascii="Times New Roman" w:hAnsi="Times New Roman" w:eastAsia="Times New Roman" w:cs="Times New Roman"/>
+          <w:color w:val="000000"/>
+          <w:sz w:val="19"/>
+          <w:lang w:val="en-GB" w:eastAsia="en-GB" w:bidi="en-GB"/>
+        </w:rPr>
+        <w:t xml:space="preserve">events.</w:t>
+      </w:r>
+      <w:r>
+        <w:rPr>
+          <w:rFonts w:ascii="Times New Roman" w:hAnsi="Times New Roman" w:eastAsia="Times New Roman" w:cs="Times New Roman"/>
+          <w:color w:val="000000"/>
+          <w:sz w:val="19"/>
+          <w:lang w:val="en-GB" w:eastAsia="en-GB" w:bidi="en-GB"/>
+        </w:rPr>
+        <w:t xml:space="preserve"> </w:t>
+      </w:r>
+      <w:r>
+        <w:rPr>
+          <w:rFonts w:ascii="Times New Roman" w:hAnsi="Times New Roman" w:eastAsia="Times New Roman" w:cs="Times New Roman"/>
+          <w:color w:val="000000"/>
+          <w:sz w:val="19"/>
+          <w:lang w:val="en-GB" w:eastAsia="en-GB" w:bidi="en-GB"/>
+        </w:rPr>
+        <w:t xml:space="preserve">A</w:t>
+      </w:r>
+      <w:r>
+        <w:rPr>
+          <w:rFonts w:ascii="Times New Roman" w:hAnsi="Times New Roman" w:eastAsia="Times New Roman" w:cs="Times New Roman"/>
+          <w:color w:val="000000"/>
+          <w:sz w:val="19"/>
+          <w:lang w:val="en-GB" w:eastAsia="en-GB" w:bidi="en-GB"/>
+        </w:rPr>
+        <w:t xml:space="preserve"> </w:t>
+      </w:r>
+      <w:r>
+        <w:rPr>
+          <w:rFonts w:ascii="Times New Roman" w:hAnsi="Times New Roman" w:eastAsia="Times New Roman" w:cs="Times New Roman"/>
+          <w:color w:val="000000"/>
+          <w:sz w:val="19"/>
+          <w:lang w:val="en-GB" w:eastAsia="en-GB" w:bidi="en-GB"/>
+        </w:rPr>
+        <w:t xml:space="preserve">verifier</w:t>
+      </w:r>
+      <w:r>
+        <w:rPr>
+          <w:rFonts w:ascii="Times New Roman" w:hAnsi="Times New Roman" w:eastAsia="Times New Roman" w:cs="Times New Roman"/>
+          <w:color w:val="000000"/>
+          <w:sz w:val="19"/>
+          <w:lang w:val="en-GB" w:eastAsia="en-GB" w:bidi="en-GB"/>
+        </w:rPr>
+        <w:t xml:space="preserve"> </w:t>
+      </w:r>
+      <w:r>
+        <w:rPr>
+          <w:rFonts w:ascii="Times New Roman" w:hAnsi="Times New Roman" w:eastAsia="Times New Roman" w:cs="Times New Roman"/>
+          <w:color w:val="000000"/>
+          <w:sz w:val="19"/>
+          <w:lang w:val="en-GB" w:eastAsia="en-GB" w:bidi="en-GB"/>
+        </w:rPr>
+        <w:t xml:space="preserve">reconstructs</w:t>
+      </w:r>
+      <w:r>
+        <w:rPr>
+          <w:rFonts w:ascii="Times New Roman" w:hAnsi="Times New Roman" w:eastAsia="Times New Roman" w:cs="Times New Roman"/>
+          <w:color w:val="000000"/>
+          <w:sz w:val="19"/>
+          <w:lang w:val="en-GB" w:eastAsia="en-GB" w:bidi="en-GB"/>
+        </w:rPr>
+        <w:t xml:space="preserve"> </w:t>
+      </w:r>
+      <w:r>
+        <w:rPr>
+          <w:rFonts w:ascii="Times New Roman" w:hAnsi="Times New Roman" w:eastAsia="Times New Roman" w:cs="Times New Roman"/>
+          <w:color w:val="000000"/>
+          <w:sz w:val="19"/>
+          <w:lang w:val="en-GB" w:eastAsia="en-GB" w:bidi="en-GB"/>
+        </w:rPr>
+        <w:t xml:space="preserve">the</w:t>
+      </w:r>
+      <w:r>
+        <w:rPr>
+          <w:rFonts w:ascii="Times New Roman" w:hAnsi="Times New Roman" w:eastAsia="Times New Roman" w:cs="Times New Roman"/>
+          <w:color w:val="000000"/>
+          <w:sz w:val="19"/>
+          <w:lang w:val="en-GB" w:eastAsia="en-GB" w:bidi="en-GB"/>
+        </w:rPr>
+        <w:t xml:space="preserve"> </w:t>
+      </w:r>
+      <w:r>
+        <w:rPr>
+          <w:rFonts w:ascii="Times New Roman" w:hAnsi="Times New Roman" w:eastAsia="Times New Roman" w:cs="Times New Roman"/>
+          <w:color w:val="000000"/>
+          <w:sz w:val="19"/>
+          <w:lang w:val="en-GB" w:eastAsia="en-GB" w:bidi="en-GB"/>
+        </w:rPr>
+        <w:t xml:space="preserve">invocation</w:t>
+      </w:r>
+      <w:r>
+        <w:rPr>
+          <w:rFonts w:ascii="Times New Roman" w:hAnsi="Times New Roman" w:eastAsia="Times New Roman" w:cs="Times New Roman"/>
+          <w:color w:val="000000"/>
+          <w:sz w:val="19"/>
+          <w:lang w:val="en-GB" w:eastAsia="en-GB" w:bidi="en-GB"/>
+        </w:rPr>
+        <w:t xml:space="preserve"> </w:t>
+      </w:r>
+      <w:r>
+        <w:rPr>
+          <w:rFonts w:ascii="Times New Roman" w:hAnsi="Times New Roman" w:eastAsia="Times New Roman" w:cs="Times New Roman"/>
+          <w:color w:val="000000"/>
+          <w:sz w:val="19"/>
+          <w:lang w:val="en-GB" w:eastAsia="en-GB" w:bidi="en-GB"/>
+        </w:rPr>
+        <w:t xml:space="preserve">when</w:t>
+      </w:r>
+      <w:r>
+        <w:rPr>
+          <w:rFonts w:ascii="Times New Roman" w:hAnsi="Times New Roman" w:eastAsia="Times New Roman" w:cs="Times New Roman"/>
+          <w:color w:val="000000"/>
+          <w:sz w:val="19"/>
+          <w:lang w:val="en-GB" w:eastAsia="en-GB" w:bidi="en-GB"/>
+        </w:rPr>
+        <w:t xml:space="preserve"> </w:t>
+      </w:r>
+      <w:r>
+        <w:rPr>
+          <w:rFonts w:ascii="Times New Roman" w:hAnsi="Times New Roman" w:eastAsia="Times New Roman" w:cs="Times New Roman"/>
+          <w:color w:val="000000"/>
+          <w:sz w:val="19"/>
+          <w:lang w:val="en-GB" w:eastAsia="en-GB" w:bidi="en-GB"/>
+        </w:rPr>
+        <w:t xml:space="preserve">text</w:t>
+      </w:r>
+      <w:r>
+        <w:rPr>
+          <w:rFonts w:ascii="Times New Roman" w:hAnsi="Times New Roman" w:eastAsia="Times New Roman" w:cs="Times New Roman"/>
+          <w:color w:val="000000"/>
+          <w:sz w:val="19"/>
+          <w:lang w:val="en-GB" w:eastAsia="en-GB" w:bidi="en-GB"/>
+        </w:rPr>
+        <w:t xml:space="preserve"> </w:t>
+      </w:r>
+      <w:r>
+        <w:rPr>
+          <w:rFonts w:ascii="Times New Roman" w:hAnsi="Times New Roman" w:eastAsia="Times New Roman" w:cs="Times New Roman"/>
+          <w:color w:val="000000"/>
+          <w:sz w:val="19"/>
+          <w:lang w:val="en-GB" w:eastAsia="en-GB" w:bidi="en-GB"/>
+        </w:rPr>
+        <w:t xml:space="preserve">is</w:t>
+      </w:r>
+      <w:r>
+        <w:rPr>
+          <w:rFonts w:ascii="Times New Roman" w:hAnsi="Times New Roman" w:eastAsia="Times New Roman" w:cs="Times New Roman"/>
+          <w:color w:val="000000"/>
+          <w:sz w:val="19"/>
+          <w:lang w:val="en-GB" w:eastAsia="en-GB" w:bidi="en-GB"/>
+        </w:rPr>
+        <w:t xml:space="preserve"> </w:t>
+      </w:r>
+      <w:r>
+        <w:rPr>
+          <w:rFonts w:ascii="Times New Roman" w:hAnsi="Times New Roman" w:eastAsia="Times New Roman" w:cs="Times New Roman"/>
+          <w:color w:val="000000"/>
+          <w:sz w:val="19"/>
+          <w:lang w:val="en-GB" w:eastAsia="en-GB" w:bidi="en-GB"/>
+        </w:rPr>
+        <w:t xml:space="preserve">retained,</w:t>
+      </w:r>
+      <w:r>
+        <w:rPr>
+          <w:rFonts w:ascii="Times New Roman" w:hAnsi="Times New Roman" w:eastAsia="Times New Roman" w:cs="Times New Roman"/>
+          <w:color w:val="000000"/>
+          <w:sz w:val="19"/>
+          <w:lang w:val="en-GB" w:eastAsia="en-GB" w:bidi="en-GB"/>
+        </w:rPr>
+        <w:t xml:space="preserve"> </w:t>
+      </w:r>
+      <w:r>
+        <w:rPr>
+          <w:rFonts w:ascii="Times New Roman" w:hAnsi="Times New Roman" w:eastAsia="Times New Roman" w:cs="Times New Roman"/>
+          <w:color w:val="000000"/>
+          <w:sz w:val="19"/>
+          <w:lang w:val="en-GB" w:eastAsia="en-GB" w:bidi="en-GB"/>
+        </w:rPr>
+        <w:t xml:space="preserve">checks</w:t>
+      </w:r>
+      <w:r>
+        <w:rPr>
+          <w:rFonts w:ascii="Times New Roman" w:hAnsi="Times New Roman" w:eastAsia="Times New Roman" w:cs="Times New Roman"/>
+          <w:color w:val="000000"/>
+          <w:sz w:val="19"/>
+          <w:lang w:val="en-GB" w:eastAsia="en-GB" w:bidi="en-GB"/>
+        </w:rPr>
+        <w:t xml:space="preserve"> </w:t>
+      </w:r>
+      <w:r>
+        <w:rPr>
+          <w:rFonts w:ascii="Times New Roman" w:hAnsi="Times New Roman" w:eastAsia="Times New Roman" w:cs="Times New Roman"/>
+          <w:color w:val="000000"/>
+          <w:sz w:val="19"/>
+          <w:lang w:val="en-GB" w:eastAsia="en-GB" w:bidi="en-GB"/>
+        </w:rPr>
+        <w:t xml:space="preserve">that</w:t>
+      </w:r>
+      <w:r>
+        <w:rPr>
+          <w:rFonts w:ascii="Times New Roman" w:hAnsi="Times New Roman" w:eastAsia="Times New Roman" w:cs="Times New Roman"/>
+          <w:color w:val="000000"/>
+          <w:sz w:val="19"/>
+          <w:lang w:val="en-GB" w:eastAsia="en-GB" w:bidi="en-GB"/>
+        </w:rPr>
+        <w:t xml:space="preserve"> </w:t>
+      </w:r>
+      <w:r>
+        <w:rPr>
+          <w:rFonts w:ascii="Times New Roman" w:hAnsi="Times New Roman" w:eastAsia="Times New Roman" w:cs="Times New Roman"/>
+          <w:color w:val="000000"/>
+          <w:sz w:val="19"/>
+          <w:lang w:val="en-GB" w:eastAsia="en-GB" w:bidi="en-GB"/>
+        </w:rPr>
+        <w:t xml:space="preserve">the</w:t>
+      </w:r>
+      <w:r>
+        <w:rPr>
+          <w:rFonts w:ascii="Times New Roman" w:hAnsi="Times New Roman" w:eastAsia="Times New Roman" w:cs="Times New Roman"/>
+          <w:color w:val="000000"/>
+          <w:sz w:val="19"/>
+          <w:lang w:val="en-GB" w:eastAsia="en-GB" w:bidi="en-GB"/>
+        </w:rPr>
+        <w:t xml:space="preserve"> </w:t>
+      </w:r>
+      <w:r>
+        <w:rPr>
+          <w:rFonts w:ascii="Times New Roman" w:hAnsi="Times New Roman" w:eastAsia="Times New Roman" w:cs="Times New Roman"/>
+          <w:color w:val="000000"/>
+          <w:sz w:val="19"/>
+          <w:lang w:val="en-GB" w:eastAsia="en-GB" w:bidi="en-GB"/>
+        </w:rPr>
+        <w:t xml:space="preserve">response</w:t>
+      </w:r>
+      <w:r>
+        <w:rPr>
+          <w:rFonts w:ascii="Times New Roman" w:hAnsi="Times New Roman" w:eastAsia="Times New Roman" w:cs="Times New Roman"/>
+          <w:color w:val="000000"/>
+          <w:sz w:val="19"/>
+          <w:lang w:val="en-GB" w:eastAsia="en-GB" w:bidi="en-GB"/>
+        </w:rPr>
+        <w:t xml:space="preserve"> </w:t>
+      </w:r>
+      <w:r>
+        <w:rPr>
+          <w:rFonts w:ascii="Times New Roman" w:hAnsi="Times New Roman" w:eastAsia="Times New Roman" w:cs="Times New Roman"/>
+          <w:color w:val="000000"/>
+          <w:sz w:val="19"/>
+          <w:lang w:val="en-GB" w:eastAsia="en-GB" w:bidi="en-GB"/>
+        </w:rPr>
+        <w:t xml:space="preserve">grounds</w:t>
+      </w:r>
+      <w:r>
+        <w:rPr>
+          <w:rFonts w:ascii="Times New Roman" w:hAnsi="Times New Roman" w:eastAsia="Times New Roman" w:cs="Times New Roman"/>
+          <w:color w:val="000000"/>
+          <w:sz w:val="19"/>
+          <w:lang w:val="en-GB" w:eastAsia="en-GB" w:bidi="en-GB"/>
+        </w:rPr>
+        <w:t xml:space="preserve"> </w:t>
+      </w:r>
+      <w:r>
+        <w:rPr>
+          <w:rFonts w:ascii="Times New Roman" w:hAnsi="Times New Roman" w:eastAsia="Times New Roman" w:cs="Times New Roman"/>
+          <w:color w:val="000000"/>
+          <w:sz w:val="19"/>
+          <w:lang w:val="en-GB" w:eastAsia="en-GB" w:bidi="en-GB"/>
+        </w:rPr>
+        <w:t xml:space="preserve">to</w:t>
+      </w:r>
+      <w:r>
+        <w:rPr>
+          <w:rFonts w:ascii="Times New Roman" w:hAnsi="Times New Roman" w:eastAsia="Times New Roman" w:cs="Times New Roman"/>
+          <w:color w:val="000000"/>
+          <w:sz w:val="19"/>
+          <w:lang w:val="en-GB" w:eastAsia="en-GB" w:bidi="en-GB"/>
+        </w:rPr>
+        <w:t xml:space="preserve"> </w:t>
+      </w:r>
+      <w:r>
+        <w:rPr>
+          <w:rFonts w:ascii="Times New Roman" w:hAnsi="Times New Roman" w:eastAsia="Times New Roman" w:cs="Times New Roman"/>
+          <w:color w:val="000000"/>
+          <w:sz w:val="19"/>
+          <w:lang w:val="en-GB" w:eastAsia="en-GB" w:bidi="en-GB"/>
+        </w:rPr>
+        <w:t xml:space="preserve">the</w:t>
+      </w:r>
+      <w:r>
+        <w:rPr>
+          <w:rFonts w:ascii="Times New Roman" w:hAnsi="Times New Roman" w:eastAsia="Times New Roman" w:cs="Times New Roman"/>
+          <w:color w:val="000000"/>
+          <w:sz w:val="19"/>
+          <w:lang w:val="en-GB" w:eastAsia="en-GB" w:bidi="en-GB"/>
+        </w:rPr>
+        <w:t xml:space="preserve"> </w:t>
+      </w:r>
+      <w:r>
+        <w:rPr>
+          <w:rFonts w:ascii="Times New Roman" w:hAnsi="Times New Roman" w:eastAsia="Times New Roman" w:cs="Times New Roman"/>
+          <w:color w:val="000000"/>
+          <w:sz w:val="19"/>
+          <w:lang w:val="en-GB" w:eastAsia="en-GB" w:bidi="en-GB"/>
+        </w:rPr>
+        <w:t xml:space="preserve">recorded</w:t>
+      </w:r>
+      <w:r>
+        <w:rPr>
+          <w:rFonts w:ascii="Times New Roman" w:hAnsi="Times New Roman" w:eastAsia="Times New Roman" w:cs="Times New Roman"/>
+          <w:color w:val="000000"/>
+          <w:sz w:val="19"/>
+          <w:lang w:val="en-GB" w:eastAsia="en-GB" w:bidi="en-GB"/>
+        </w:rPr>
+        <w:t xml:space="preserve"> </w:t>
+      </w:r>
+      <w:r>
+        <w:rPr>
+          <w:rFonts w:ascii="Times New Roman" w:hAnsi="Times New Roman" w:eastAsia="Times New Roman" w:cs="Times New Roman"/>
+          <w:color w:val="000000"/>
+          <w:sz w:val="19"/>
+          <w:lang w:val="en-GB" w:eastAsia="en-GB" w:bidi="en-GB"/>
+        </w:rPr>
+        <w:t xml:space="preserve">command,</w:t>
+      </w:r>
+      <w:r>
+        <w:rPr>
+          <w:rFonts w:ascii="Times New Roman" w:hAnsi="Times New Roman" w:eastAsia="Times New Roman" w:cs="Times New Roman"/>
+          <w:color w:val="000000"/>
+          <w:sz w:val="19"/>
+          <w:lang w:val="en-GB" w:eastAsia="en-GB" w:bidi="en-GB"/>
+        </w:rPr>
+        <w:t xml:space="preserve"> </w:t>
+      </w:r>
+      <w:r>
+        <w:rPr>
+          <w:rFonts w:ascii="Times New Roman" w:hAnsi="Times New Roman" w:eastAsia="Times New Roman" w:cs="Times New Roman"/>
+          <w:color w:val="000000"/>
+          <w:sz w:val="19"/>
+          <w:lang w:val="en-GB" w:eastAsia="en-GB" w:bidi="en-GB"/>
+        </w:rPr>
+        <w:t xml:space="preserve">and</w:t>
+      </w:r>
+      <w:r>
+        <w:rPr>
+          <w:rFonts w:ascii="Times New Roman" w:hAnsi="Times New Roman" w:eastAsia="Times New Roman" w:cs="Times New Roman"/>
+          <w:color w:val="000000"/>
+          <w:sz w:val="19"/>
+          <w:lang w:val="en-GB" w:eastAsia="en-GB" w:bidi="en-GB"/>
+        </w:rPr>
+        <w:t xml:space="preserve"> </w:t>
+      </w:r>
+      <w:r>
+        <w:rPr>
+          <w:rFonts w:ascii="Times New Roman" w:hAnsi="Times New Roman" w:eastAsia="Times New Roman" w:cs="Times New Roman"/>
+          <w:color w:val="000000"/>
+          <w:sz w:val="19"/>
+          <w:lang w:val="en-GB" w:eastAsia="en-GB" w:bidi="en-GB"/>
+        </w:rPr>
+        <w:t xml:space="preserve">replays</w:t>
+      </w:r>
+      <w:r>
+        <w:rPr>
+          <w:rFonts w:ascii="Times New Roman" w:hAnsi="Times New Roman" w:eastAsia="Times New Roman" w:cs="Times New Roman"/>
+          <w:color w:val="000000"/>
+          <w:sz w:val="19"/>
+          <w:lang w:val="en-GB" w:eastAsia="en-GB" w:bidi="en-GB"/>
+        </w:rPr>
+        <w:t xml:space="preserve"> </w:t>
+      </w:r>
+      <w:r>
+        <w:rPr>
+          <w:rFonts w:ascii="Times New Roman" w:hAnsi="Times New Roman" w:eastAsia="Times New Roman" w:cs="Times New Roman"/>
+          <w:color w:val="000000"/>
+          <w:sz w:val="19"/>
+          <w:lang w:val="en-GB" w:eastAsia="en-GB" w:bidi="en-GB"/>
+        </w:rPr>
+        <w:t xml:space="preserve">the</w:t>
+      </w:r>
+      <w:r>
+        <w:rPr>
+          <w:rFonts w:ascii="Times New Roman" w:hAnsi="Times New Roman" w:eastAsia="Times New Roman" w:cs="Times New Roman"/>
+          <w:color w:val="000000"/>
+          <w:sz w:val="19"/>
+          <w:lang w:val="en-GB" w:eastAsia="en-GB" w:bidi="en-GB"/>
+        </w:rPr>
+        <w:t xml:space="preserve"> </w:t>
+      </w:r>
+      <w:r>
+        <w:rPr>
+          <w:rFonts w:ascii="Times New Roman" w:hAnsi="Times New Roman" w:eastAsia="Times New Roman" w:cs="Times New Roman"/>
+          <w:color w:val="000000"/>
+          <w:sz w:val="19"/>
+          <w:lang w:val="en-GB" w:eastAsia="en-GB" w:bidi="en-GB"/>
+        </w:rPr>
+        <w:t xml:space="preserve">transition</w:t>
+      </w:r>
+      <w:r>
+        <w:rPr>
+          <w:rFonts w:ascii="Times New Roman" w:hAnsi="Times New Roman" w:eastAsia="Times New Roman" w:cs="Times New Roman"/>
+          <w:color w:val="000000"/>
+          <w:sz w:val="19"/>
+          <w:lang w:val="en-GB" w:eastAsia="en-GB" w:bidi="en-GB"/>
+        </w:rPr>
+        <w:t xml:space="preserve"> </w:t>
+      </w:r>
+      <w:r>
+        <w:rPr>
+          <w:rFonts w:ascii="Times New Roman" w:hAnsi="Times New Roman" w:eastAsia="Times New Roman" w:cs="Times New Roman"/>
+          <w:color w:val="000000"/>
+          <w:sz w:val="19"/>
+          <w:lang w:val="en-GB" w:eastAsia="en-GB" w:bidi="en-GB"/>
+        </w:rPr>
+        <w:t xml:space="preserve">under</w:t>
+      </w:r>
+      <w:r>
+        <w:rPr>
+          <w:rFonts w:ascii="Times New Roman" w:hAnsi="Times New Roman" w:eastAsia="Times New Roman" w:cs="Times New Roman"/>
+          <w:color w:val="000000"/>
+          <w:sz w:val="19"/>
+          <w:lang w:val="en-GB" w:eastAsia="en-GB" w:bidi="en-GB"/>
+        </w:rPr>
+        <w:t xml:space="preserve"> </w:t>
+      </w:r>
+      <w:r>
+        <w:rPr>
+          <w:rFonts w:ascii="Times New Roman" w:hAnsi="Times New Roman" w:eastAsia="Times New Roman" w:cs="Times New Roman"/>
+          <w:color w:val="000000"/>
+          <w:sz w:val="19"/>
+          <w:lang w:val="en-GB" w:eastAsia="en-GB" w:bidi="en-GB"/>
+        </w:rPr>
+        <w:t xml:space="preserve">frozen</w:t>
+      </w:r>
+      <w:r>
+        <w:rPr>
+          <w:rFonts w:ascii="Times New Roman" w:hAnsi="Times New Roman" w:eastAsia="Times New Roman" w:cs="Times New Roman"/>
+          <w:color w:val="000000"/>
+          <w:sz w:val="19"/>
+          <w:lang w:val="en-GB" w:eastAsia="en-GB" w:bidi="en-GB"/>
+        </w:rPr>
+        <w:t xml:space="preserve"> </w:t>
+      </w:r>
+      <w:r>
+        <w:rPr>
+          <w:rFonts w:ascii="Times New Roman" w:hAnsi="Times New Roman" w:eastAsia="Times New Roman" w:cs="Times New Roman"/>
+          <w:color w:val="000000"/>
+          <w:sz w:val="19"/>
+          <w:lang w:val="en-GB" w:eastAsia="en-GB" w:bidi="en-GB"/>
+        </w:rPr>
+        <w:t xml:space="preserve">rules.</w:t>
+      </w:r>
+      <w:r>
+        <w:rPr>
+          <w:rFonts w:ascii="Times New Roman" w:hAnsi="Times New Roman" w:eastAsia="Times New Roman" w:cs="Times New Roman"/>
+          <w:color w:val="000000"/>
+          <w:sz w:val="19"/>
+          <w:lang w:val="en-GB" w:eastAsia="en-GB" w:bidi="en-GB"/>
+        </w:rPr>
+        <w:t xml:space="preserve"> </w:t>
+      </w:r>
+      <w:r>
+        <w:rPr>
+          <w:rFonts w:ascii="Times New Roman" w:hAnsi="Times New Roman" w:eastAsia="Times New Roman" w:cs="Times New Roman"/>
+          <w:color w:val="000000"/>
+          <w:sz w:val="19"/>
+          <w:lang w:val="en-GB" w:eastAsia="en-GB" w:bidi="en-GB"/>
+        </w:rPr>
+        <w:t xml:space="preserve">We</w:t>
+      </w:r>
+      <w:r>
+        <w:rPr>
+          <w:rFonts w:ascii="Times New Roman" w:hAnsi="Times New Roman" w:eastAsia="Times New Roman" w:cs="Times New Roman"/>
+          <w:color w:val="000000"/>
+          <w:sz w:val="19"/>
+          <w:lang w:val="en-GB" w:eastAsia="en-GB" w:bidi="en-GB"/>
+        </w:rPr>
+        <w:t xml:space="preserve"> </w:t>
+      </w:r>
+      <w:r>
+        <w:rPr>
+          <w:rFonts w:ascii="Times New Roman" w:hAnsi="Times New Roman" w:eastAsia="Times New Roman" w:cs="Times New Roman"/>
+          <w:color w:val="000000"/>
+          <w:sz w:val="19"/>
+          <w:lang w:val="en-GB" w:eastAsia="en-GB" w:bidi="en-GB"/>
+        </w:rPr>
+        <w:t xml:space="preserve">implement</w:t>
+      </w:r>
+      <w:r>
+        <w:rPr>
+          <w:rFonts w:ascii="Times New Roman" w:hAnsi="Times New Roman" w:eastAsia="Times New Roman" w:cs="Times New Roman"/>
+          <w:color w:val="000000"/>
+          <w:sz w:val="19"/>
+          <w:lang w:val="en-GB" w:eastAsia="en-GB" w:bidi="en-GB"/>
+        </w:rPr>
+        <w:t xml:space="preserve"> </w:t>
+      </w:r>
+      <w:r>
+        <w:rPr>
+          <w:rFonts w:ascii="Times New Roman" w:hAnsi="Times New Roman" w:eastAsia="Times New Roman" w:cs="Times New Roman"/>
+          <w:color w:val="000000"/>
+          <w:sz w:val="19"/>
+          <w:lang w:val="en-GB" w:eastAsia="en-GB" w:bidi="en-GB"/>
+        </w:rPr>
+        <w:t xml:space="preserve">the</w:t>
+      </w:r>
+      <w:r>
+        <w:rPr>
+          <w:rFonts w:ascii="Times New Roman" w:hAnsi="Times New Roman" w:eastAsia="Times New Roman" w:cs="Times New Roman"/>
+          <w:color w:val="000000"/>
+          <w:sz w:val="19"/>
+          <w:lang w:val="en-GB" w:eastAsia="en-GB" w:bidi="en-GB"/>
+        </w:rPr>
+        <w:t xml:space="preserve"> </w:t>
+      </w:r>
+      <w:r>
+        <w:rPr>
+          <w:rFonts w:ascii="Times New Roman" w:hAnsi="Times New Roman" w:eastAsia="Times New Roman" w:cs="Times New Roman"/>
+          <w:color w:val="000000"/>
+          <w:sz w:val="19"/>
+          <w:lang w:val="en-GB" w:eastAsia="en-GB" w:bidi="en-GB"/>
+        </w:rPr>
+        <w:t xml:space="preserve">contract</w:t>
+      </w:r>
+      <w:r>
+        <w:rPr>
+          <w:rFonts w:ascii="Times New Roman" w:hAnsi="Times New Roman" w:eastAsia="Times New Roman" w:cs="Times New Roman"/>
+          <w:color w:val="000000"/>
+          <w:sz w:val="19"/>
+          <w:lang w:val="en-GB" w:eastAsia="en-GB" w:bidi="en-GB"/>
+        </w:rPr>
+        <w:t xml:space="preserve"> </w:t>
+      </w:r>
+      <w:r>
+        <w:rPr>
+          <w:rFonts w:ascii="Times New Roman" w:hAnsi="Times New Roman" w:eastAsia="Times New Roman" w:cs="Times New Roman"/>
+          <w:color w:val="000000"/>
+          <w:sz w:val="19"/>
+          <w:lang w:val="en-GB" w:eastAsia="en-GB" w:bidi="en-GB"/>
+        </w:rPr>
+        <w:t xml:space="preserve">in</w:t>
+      </w:r>
+      <w:r>
+        <w:rPr>
+          <w:rFonts w:ascii="Times New Roman" w:hAnsi="Times New Roman" w:eastAsia="Times New Roman" w:cs="Times New Roman"/>
+          <w:color w:val="000000"/>
+          <w:sz w:val="19"/>
+          <w:lang w:val="en-GB" w:eastAsia="en-GB" w:bidi="en-GB"/>
+        </w:rPr>
+        <w:t xml:space="preserve"> </w:t>
+      </w:r>
+      <w:r>
+        <w:rPr>
+          <w:rFonts w:ascii="Times New Roman" w:hAnsi="Times New Roman" w:eastAsia="Times New Roman" w:cs="Times New Roman"/>
+          <w:color w:val="000000"/>
+          <w:sz w:val="19"/>
+          <w:lang w:val="en-GB" w:eastAsia="en-GB" w:bidi="en-GB"/>
+        </w:rPr>
+        <w:t xml:space="preserve">BatLLM,</w:t>
+      </w:r>
+      <w:r>
+        <w:rPr>
+          <w:rFonts w:ascii="Times New Roman" w:hAnsi="Times New Roman" w:eastAsia="Times New Roman" w:cs="Times New Roman"/>
+          <w:color w:val="000000"/>
+          <w:sz w:val="19"/>
+          <w:lang w:val="en-GB" w:eastAsia="en-GB" w:bidi="en-GB"/>
+        </w:rPr>
+        <w:t xml:space="preserve"> </w:t>
+      </w:r>
+      <w:r>
+        <w:rPr>
+          <w:rFonts w:ascii="Times New Roman" w:hAnsi="Times New Roman" w:eastAsia="Times New Roman" w:cs="Times New Roman"/>
+          <w:color w:val="000000"/>
+          <w:sz w:val="19"/>
+          <w:lang w:val="en-GB" w:eastAsia="en-GB" w:bidi="en-GB"/>
+        </w:rPr>
+        <w:t xml:space="preserve">a</w:t>
+      </w:r>
+      <w:r>
+        <w:rPr>
+          <w:rFonts w:ascii="Times New Roman" w:hAnsi="Times New Roman" w:eastAsia="Times New Roman" w:cs="Times New Roman"/>
+          <w:color w:val="000000"/>
+          <w:sz w:val="19"/>
+          <w:lang w:val="en-GB" w:eastAsia="en-GB" w:bidi="en-GB"/>
+        </w:rPr>
+        <w:t xml:space="preserve"> </w:t>
+      </w:r>
+      <w:r>
+        <w:rPr>
+          <w:rFonts w:ascii="Times New Roman" w:hAnsi="Times New Roman" w:eastAsia="Times New Roman" w:cs="Times New Roman"/>
+          <w:color w:val="000000"/>
+          <w:sz w:val="19"/>
+          <w:lang w:val="en-GB" w:eastAsia="en-GB" w:bidi="en-GB"/>
+        </w:rPr>
+        <w:t xml:space="preserve">turn-based</w:t>
+      </w:r>
+      <w:r>
+        <w:rPr>
+          <w:rFonts w:ascii="Times New Roman" w:hAnsi="Times New Roman" w:eastAsia="Times New Roman" w:cs="Times New Roman"/>
+          <w:color w:val="000000"/>
+          <w:sz w:val="19"/>
+          <w:lang w:val="en-GB" w:eastAsia="en-GB" w:bidi="en-GB"/>
+        </w:rPr>
+        <w:t xml:space="preserve"> </w:t>
+      </w:r>
+      <w:r>
+        <w:rPr>
+          <w:rFonts w:ascii="Times New Roman" w:hAnsi="Times New Roman" w:eastAsia="Times New Roman" w:cs="Times New Roman"/>
+          <w:color w:val="000000"/>
+          <w:sz w:val="19"/>
+          <w:lang w:val="en-GB" w:eastAsia="en-GB" w:bidi="en-GB"/>
+        </w:rPr>
+        <w:t xml:space="preserve">game</w:t>
+      </w:r>
+      <w:r>
+        <w:rPr>
+          <w:rFonts w:ascii="Times New Roman" w:hAnsi="Times New Roman" w:eastAsia="Times New Roman" w:cs="Times New Roman"/>
+          <w:color w:val="000000"/>
+          <w:sz w:val="19"/>
+          <w:lang w:val="en-GB" w:eastAsia="en-GB" w:bidi="en-GB"/>
+        </w:rPr>
+        <w:t xml:space="preserve"> </w:t>
+      </w:r>
+      <w:r>
+        <w:rPr>
+          <w:rFonts w:ascii="Times New Roman" w:hAnsi="Times New Roman" w:eastAsia="Times New Roman" w:cs="Times New Roman"/>
+          <w:color w:val="000000"/>
+          <w:sz w:val="19"/>
+          <w:lang w:val="en-GB" w:eastAsia="en-GB" w:bidi="en-GB"/>
+        </w:rPr>
+        <w:t xml:space="preserve">in</w:t>
+      </w:r>
+      <w:r>
+        <w:rPr>
+          <w:rFonts w:ascii="Times New Roman" w:hAnsi="Times New Roman" w:eastAsia="Times New Roman" w:cs="Times New Roman"/>
+          <w:color w:val="000000"/>
+          <w:sz w:val="19"/>
+          <w:lang w:val="en-GB" w:eastAsia="en-GB" w:bidi="en-GB"/>
+        </w:rPr>
+        <w:t xml:space="preserve"> </w:t>
+      </w:r>
+      <w:r>
+        <w:rPr>
+          <w:rFonts w:ascii="Times New Roman" w:hAnsi="Times New Roman" w:eastAsia="Times New Roman" w:cs="Times New Roman"/>
+          <w:color w:val="000000"/>
+          <w:sz w:val="19"/>
+          <w:lang w:val="en-GB" w:eastAsia="en-GB" w:bidi="en-GB"/>
+        </w:rPr>
+        <w:t xml:space="preserve">which</w:t>
+      </w:r>
+      <w:r>
+        <w:rPr>
+          <w:rFonts w:ascii="Times New Roman" w:hAnsi="Times New Roman" w:eastAsia="Times New Roman" w:cs="Times New Roman"/>
+          <w:color w:val="000000"/>
+          <w:sz w:val="19"/>
+          <w:lang w:val="en-GB" w:eastAsia="en-GB" w:bidi="en-GB"/>
+        </w:rPr>
+        <w:t xml:space="preserve"> </w:t>
+      </w:r>
+      <w:r>
+        <w:rPr>
+          <w:rFonts w:ascii="Times New Roman" w:hAnsi="Times New Roman" w:eastAsia="Times New Roman" w:cs="Times New Roman"/>
+          <w:color w:val="000000"/>
+          <w:sz w:val="19"/>
+          <w:lang w:val="en-GB" w:eastAsia="en-GB" w:bidi="en-GB"/>
+        </w:rPr>
+        <w:t xml:space="preserve">local</w:t>
+      </w:r>
+      <w:r>
+        <w:rPr>
+          <w:rFonts w:ascii="Times New Roman" w:hAnsi="Times New Roman" w:eastAsia="Times New Roman" w:cs="Times New Roman"/>
+          <w:color w:val="000000"/>
+          <w:sz w:val="19"/>
+          <w:lang w:val="en-GB" w:eastAsia="en-GB" w:bidi="en-GB"/>
+        </w:rPr>
+        <w:t xml:space="preserve"> </w:t>
+      </w:r>
+      <w:r>
+        <w:rPr>
+          <w:rFonts w:ascii="Times New Roman" w:hAnsi="Times New Roman" w:eastAsia="Times New Roman" w:cs="Times New Roman"/>
+          <w:color w:val="000000"/>
+          <w:sz w:val="19"/>
+          <w:lang w:val="en-GB" w:eastAsia="en-GB" w:bidi="en-GB"/>
+        </w:rPr>
+        <w:t xml:space="preserve">language</w:t>
+      </w:r>
+      <w:r>
+        <w:rPr>
+          <w:rFonts w:ascii="Times New Roman" w:hAnsi="Times New Roman" w:eastAsia="Times New Roman" w:cs="Times New Roman"/>
+          <w:color w:val="000000"/>
+          <w:sz w:val="19"/>
+          <w:lang w:val="en-GB" w:eastAsia="en-GB" w:bidi="en-GB"/>
+        </w:rPr>
+        <w:t xml:space="preserve"> </w:t>
+      </w:r>
+      <w:r>
+        <w:rPr>
+          <w:rFonts w:ascii="Times New Roman" w:hAnsi="Times New Roman" w:eastAsia="Times New Roman" w:cs="Times New Roman"/>
+          <w:color w:val="000000"/>
+          <w:sz w:val="19"/>
+          <w:lang w:val="en-GB" w:eastAsia="en-GB" w:bidi="en-GB"/>
+        </w:rPr>
+        <w:t xml:space="preserve">models</w:t>
+      </w:r>
+      <w:r>
+        <w:rPr>
+          <w:rFonts w:ascii="Times New Roman" w:hAnsi="Times New Roman" w:eastAsia="Times New Roman" w:cs="Times New Roman"/>
+          <w:color w:val="000000"/>
+          <w:sz w:val="19"/>
+          <w:lang w:val="en-GB" w:eastAsia="en-GB" w:bidi="en-GB"/>
+        </w:rPr>
+        <w:t xml:space="preserve"> </w:t>
+      </w:r>
+      <w:r>
+        <w:rPr>
+          <w:rFonts w:ascii="Times New Roman" w:hAnsi="Times New Roman" w:eastAsia="Times New Roman" w:cs="Times New Roman"/>
+          <w:color w:val="000000"/>
+          <w:sz w:val="19"/>
+          <w:lang w:val="en-GB" w:eastAsia="en-GB" w:bidi="en-GB"/>
+        </w:rPr>
+        <w:t xml:space="preserve">translate</w:t>
+      </w:r>
+      <w:r>
+        <w:rPr>
+          <w:rFonts w:ascii="Times New Roman" w:hAnsi="Times New Roman" w:eastAsia="Times New Roman" w:cs="Times New Roman"/>
+          <w:color w:val="000000"/>
+          <w:sz w:val="19"/>
+          <w:lang w:val="en-GB" w:eastAsia="en-GB" w:bidi="en-GB"/>
+        </w:rPr>
+        <w:t xml:space="preserve"> </w:t>
+      </w:r>
+      <w:r>
+        <w:rPr>
+          <w:rFonts w:ascii="Times New Roman" w:hAnsi="Times New Roman" w:eastAsia="Times New Roman" w:cs="Times New Roman"/>
+          <w:color w:val="000000"/>
+          <w:sz w:val="19"/>
+          <w:lang w:val="en-GB" w:eastAsia="en-GB" w:bidi="en-GB"/>
+        </w:rPr>
+        <w:t xml:space="preserve">human</w:t>
+      </w:r>
+      <w:r>
+        <w:rPr>
+          <w:rFonts w:ascii="Times New Roman" w:hAnsi="Times New Roman" w:eastAsia="Times New Roman" w:cs="Times New Roman"/>
+          <w:color w:val="000000"/>
+          <w:sz w:val="19"/>
+          <w:lang w:val="en-GB" w:eastAsia="en-GB" w:bidi="en-GB"/>
+        </w:rPr>
+        <w:t xml:space="preserve"> </w:t>
+      </w:r>
+      <w:r>
+        <w:rPr>
+          <w:rFonts w:ascii="Times New Roman" w:hAnsi="Times New Roman" w:eastAsia="Times New Roman" w:cs="Times New Roman"/>
+          <w:color w:val="000000"/>
+          <w:sz w:val="19"/>
+          <w:lang w:val="en-GB" w:eastAsia="en-GB" w:bidi="en-GB"/>
+        </w:rPr>
+        <w:t xml:space="preserve">instructions</w:t>
+      </w:r>
+      <w:r>
+        <w:rPr>
+          <w:rFonts w:ascii="Times New Roman" w:hAnsi="Times New Roman" w:eastAsia="Times New Roman" w:cs="Times New Roman"/>
+          <w:color w:val="000000"/>
+          <w:sz w:val="19"/>
+          <w:lang w:val="en-GB" w:eastAsia="en-GB" w:bidi="en-GB"/>
+        </w:rPr>
+        <w:t xml:space="preserve"> </w:t>
+      </w:r>
+      <w:r>
+        <w:rPr>
+          <w:rFonts w:ascii="Times New Roman" w:hAnsi="Times New Roman" w:eastAsia="Times New Roman" w:cs="Times New Roman"/>
+          <w:color w:val="000000"/>
+          <w:sz w:val="19"/>
+          <w:lang w:val="en-GB" w:eastAsia="en-GB" w:bidi="en-GB"/>
+        </w:rPr>
+        <w:t xml:space="preserve">into</w:t>
+      </w:r>
+      <w:r>
+        <w:rPr>
+          <w:rFonts w:ascii="Times New Roman" w:hAnsi="Times New Roman" w:eastAsia="Times New Roman" w:cs="Times New Roman"/>
+          <w:color w:val="000000"/>
+          <w:sz w:val="19"/>
+          <w:lang w:val="en-GB" w:eastAsia="en-GB" w:bidi="en-GB"/>
+        </w:rPr>
+        <w:t xml:space="preserve"> </w:t>
+      </w:r>
+      <w:r>
+        <w:rPr>
+          <w:rFonts w:ascii="Times New Roman" w:hAnsi="Times New Roman" w:eastAsia="Times New Roman" w:cs="Times New Roman"/>
+          <w:color w:val="000000"/>
+          <w:sz w:val="19"/>
+          <w:lang w:val="en-GB" w:eastAsia="en-GB" w:bidi="en-GB"/>
+        </w:rPr>
+        <w:t xml:space="preserve">a</w:t>
+      </w:r>
+      <w:r>
+        <w:rPr>
+          <w:rFonts w:ascii="Times New Roman" w:hAnsi="Times New Roman" w:eastAsia="Times New Roman" w:cs="Times New Roman"/>
+          <w:color w:val="000000"/>
+          <w:sz w:val="19"/>
+          <w:lang w:val="en-GB" w:eastAsia="en-GB" w:bidi="en-GB"/>
+        </w:rPr>
+        <w:t xml:space="preserve"> </w:t>
+      </w:r>
+      <w:r>
+        <w:rPr>
+          <w:rFonts w:ascii="Times New Roman" w:hAnsi="Times New Roman" w:eastAsia="Times New Roman" w:cs="Times New Roman"/>
+          <w:color w:val="000000"/>
+          <w:sz w:val="19"/>
+          <w:lang w:val="en-GB" w:eastAsia="en-GB" w:bidi="en-GB"/>
+        </w:rPr>
+        <w:t xml:space="preserve">small</w:t>
+      </w:r>
+      <w:r>
+        <w:rPr>
+          <w:rFonts w:ascii="Times New Roman" w:hAnsi="Times New Roman" w:eastAsia="Times New Roman" w:cs="Times New Roman"/>
+          <w:color w:val="000000"/>
+          <w:sz w:val="19"/>
+          <w:lang w:val="en-GB" w:eastAsia="en-GB" w:bidi="en-GB"/>
+        </w:rPr>
+        <w:t xml:space="preserve"> </w:t>
+      </w:r>
+      <w:r>
+        <w:rPr>
+          <w:rFonts w:ascii="Times New Roman" w:hAnsi="Times New Roman" w:eastAsia="Times New Roman" w:cs="Times New Roman"/>
+          <w:color w:val="000000"/>
+          <w:sz w:val="19"/>
+          <w:lang w:val="en-GB" w:eastAsia="en-GB" w:bidi="en-GB"/>
+        </w:rPr>
+        <w:t xml:space="preserve">command</w:t>
+      </w:r>
+      <w:r>
+        <w:rPr>
+          <w:rFonts w:ascii="Times New Roman" w:hAnsi="Times New Roman" w:eastAsia="Times New Roman" w:cs="Times New Roman"/>
+          <w:color w:val="000000"/>
+          <w:sz w:val="19"/>
+          <w:lang w:val="en-GB" w:eastAsia="en-GB" w:bidi="en-GB"/>
+        </w:rPr>
+        <w:t xml:space="preserve"> </w:t>
+      </w:r>
+      <w:r>
+        <w:rPr>
+          <w:rFonts w:ascii="Times New Roman" w:hAnsi="Times New Roman" w:eastAsia="Times New Roman" w:cs="Times New Roman"/>
+          <w:color w:val="000000"/>
+          <w:sz w:val="19"/>
+          <w:lang w:val="en-GB" w:eastAsia="en-GB" w:bidi="en-GB"/>
+        </w:rPr>
+        <w:t xml:space="preserve">language.</w:t>
+      </w:r>
+      <w:r>
+        <w:rPr>
+          <w:rFonts w:ascii="Times New Roman" w:hAnsi="Times New Roman" w:eastAsia="Times New Roman" w:cs="Times New Roman"/>
+          <w:color w:val="000000"/>
+          <w:sz w:val="19"/>
+          <w:lang w:val="en-GB" w:eastAsia="en-GB" w:bidi="en-GB"/>
+        </w:rPr>
+        <w:t xml:space="preserve"> </w:t>
+      </w:r>
+      <w:r>
+        <w:rPr>
+          <w:rFonts w:ascii="Times New Roman" w:hAnsi="Times New Roman" w:eastAsia="Times New Roman" w:cs="Times New Roman"/>
+          <w:color w:val="000000"/>
+          <w:sz w:val="19"/>
+          <w:lang w:val="en-GB" w:eastAsia="en-GB" w:bidi="en-GB"/>
+        </w:rPr>
+        <w:t xml:space="preserve">Across</w:t>
+      </w:r>
+      <w:r>
+        <w:rPr>
+          <w:rFonts w:ascii="Times New Roman" w:hAnsi="Times New Roman" w:eastAsia="Times New Roman" w:cs="Times New Roman"/>
+          <w:color w:val="000000"/>
+          <w:sz w:val="19"/>
+          <w:lang w:val="en-GB" w:eastAsia="en-GB" w:bidi="en-GB"/>
+        </w:rPr>
+        <w:t xml:space="preserve"> </w:t>
+      </w:r>
+      <w:r>
+        <w:rPr>
+          <w:rFonts w:ascii="Times New Roman" w:hAnsi="Times New Roman" w:eastAsia="Times New Roman" w:cs="Times New Roman"/>
+          <w:color w:val="000000"/>
+          <w:sz w:val="19"/>
+          <w:lang w:val="en-GB" w:eastAsia="en-GB" w:bidi="en-GB"/>
+        </w:rPr>
+        <w:t xml:space="preserve">60</w:t>
+      </w:r>
+      <w:r>
+        <w:rPr>
+          <w:rFonts w:ascii="Times New Roman" w:hAnsi="Times New Roman" w:eastAsia="Times New Roman" w:cs="Times New Roman"/>
+          <w:color w:val="000000"/>
+          <w:sz w:val="19"/>
+          <w:lang w:val="en-GB" w:eastAsia="en-GB" w:bidi="en-GB"/>
+        </w:rPr>
+        <w:t xml:space="preserve"> </w:t>
+      </w:r>
+      <w:r>
+        <w:rPr>
+          <w:rFonts w:ascii="Times New Roman" w:hAnsi="Times New Roman" w:eastAsia="Times New Roman" w:cs="Times New Roman"/>
+          <w:color w:val="000000"/>
+          <w:sz w:val="19"/>
+          <w:lang w:val="en-GB" w:eastAsia="en-GB" w:bidi="en-GB"/>
+        </w:rPr>
+        <w:t xml:space="preserve">generated</w:t>
+      </w:r>
+      <w:r>
+        <w:rPr>
+          <w:rFonts w:ascii="Times New Roman" w:hAnsi="Times New Roman" w:eastAsia="Times New Roman" w:cs="Times New Roman"/>
+          <w:color w:val="000000"/>
+          <w:sz w:val="19"/>
+          <w:lang w:val="en-GB" w:eastAsia="en-GB" w:bidi="en-GB"/>
+        </w:rPr>
+        <w:t xml:space="preserve"> </w:t>
+      </w:r>
+      <w:r>
+        <w:rPr>
+          <w:rFonts w:ascii="Times New Roman" w:hAnsi="Times New Roman" w:eastAsia="Times New Roman" w:cs="Times New Roman"/>
+          <w:color w:val="000000"/>
+          <w:sz w:val="19"/>
+          <w:lang w:val="en-GB" w:eastAsia="en-GB" w:bidi="en-GB"/>
+        </w:rPr>
+        <w:t xml:space="preserve">sessions</w:t>
+      </w:r>
+      <w:r>
+        <w:rPr>
+          <w:rFonts w:ascii="Times New Roman" w:hAnsi="Times New Roman" w:eastAsia="Times New Roman" w:cs="Times New Roman"/>
+          <w:color w:val="000000"/>
+          <w:sz w:val="19"/>
+          <w:lang w:val="en-GB" w:eastAsia="en-GB" w:bidi="en-GB"/>
+        </w:rPr>
+        <w:t xml:space="preserve"> </w:t>
+      </w:r>
+      <w:r>
+        <w:rPr>
+          <w:rFonts w:ascii="Times New Roman" w:hAnsi="Times New Roman" w:eastAsia="Times New Roman" w:cs="Times New Roman"/>
+          <w:color w:val="000000"/>
+          <w:sz w:val="19"/>
+          <w:lang w:val="en-GB" w:eastAsia="en-GB" w:bidi="en-GB"/>
+        </w:rPr>
+        <w:t xml:space="preserve">and</w:t>
+      </w:r>
+      <w:r>
+        <w:rPr>
+          <w:rFonts w:ascii="Times New Roman" w:hAnsi="Times New Roman" w:eastAsia="Times New Roman" w:cs="Times New Roman"/>
+          <w:color w:val="000000"/>
+          <w:sz w:val="19"/>
+          <w:lang w:val="en-GB" w:eastAsia="en-GB" w:bidi="en-GB"/>
+        </w:rPr>
+        <w:t xml:space="preserve"> </w:t>
+      </w:r>
+      <w:r>
+        <w:rPr>
+          <w:rFonts w:ascii="Times New Roman" w:hAnsi="Times New Roman" w:eastAsia="Times New Roman" w:cs="Times New Roman"/>
+          <w:color w:val="000000"/>
+          <w:sz w:val="19"/>
+          <w:lang w:val="en-GB" w:eastAsia="en-GB" w:bidi="en-GB"/>
+        </w:rPr>
+        <w:t xml:space="preserve">1080</w:t>
+      </w:r>
+      <w:r>
+        <w:rPr>
+          <w:rFonts w:ascii="Times New Roman" w:hAnsi="Times New Roman" w:eastAsia="Times New Roman" w:cs="Times New Roman"/>
+          <w:color w:val="000000"/>
+          <w:sz w:val="19"/>
+          <w:lang w:val="en-GB" w:eastAsia="en-GB" w:bidi="en-GB"/>
+        </w:rPr>
+        <w:t xml:space="preserve"> </w:t>
+      </w:r>
+      <w:r>
+        <w:rPr>
+          <w:rFonts w:ascii="Times New Roman" w:hAnsi="Times New Roman" w:eastAsia="Times New Roman" w:cs="Times New Roman"/>
+          <w:color w:val="000000"/>
+          <w:sz w:val="19"/>
+          <w:lang w:val="en-GB" w:eastAsia="en-GB" w:bidi="en-GB"/>
+        </w:rPr>
+        <w:t xml:space="preserve">transitions,</w:t>
+      </w:r>
+      <w:r>
+        <w:rPr>
+          <w:rFonts w:ascii="Times New Roman" w:hAnsi="Times New Roman" w:eastAsia="Times New Roman" w:cs="Times New Roman"/>
+          <w:color w:val="000000"/>
+          <w:sz w:val="19"/>
+          <w:lang w:val="en-GB" w:eastAsia="en-GB" w:bidi="en-GB"/>
+        </w:rPr>
+        <w:t xml:space="preserve"> </w:t>
+      </w:r>
+      <w:r>
+        <w:rPr>
+          <w:rFonts w:ascii="Times New Roman" w:hAnsi="Times New Roman" w:eastAsia="Times New Roman" w:cs="Times New Roman"/>
+          <w:color w:val="000000"/>
+          <w:sz w:val="19"/>
+          <w:lang w:val="en-GB" w:eastAsia="en-GB" w:bidi="en-GB"/>
+        </w:rPr>
+        <w:t xml:space="preserve">every</w:t>
+      </w:r>
+      <w:r>
+        <w:rPr>
+          <w:rFonts w:ascii="Times New Roman" w:hAnsi="Times New Roman" w:eastAsia="Times New Roman" w:cs="Times New Roman"/>
+          <w:color w:val="000000"/>
+          <w:sz w:val="19"/>
+          <w:lang w:val="en-GB" w:eastAsia="en-GB" w:bidi="en-GB"/>
+        </w:rPr>
+        <w:t xml:space="preserve"> </w:t>
+      </w:r>
+      <w:r>
+        <w:rPr>
+          <w:rFonts w:ascii="Times New Roman" w:hAnsi="Times New Roman" w:eastAsia="Times New Roman" w:cs="Times New Roman"/>
+          <w:color w:val="000000"/>
+          <w:sz w:val="19"/>
+          <w:lang w:val="en-GB" w:eastAsia="en-GB" w:bidi="en-GB"/>
+        </w:rPr>
+        <w:t xml:space="preserve">state</w:t>
+      </w:r>
+      <w:r>
+        <w:rPr>
+          <w:rFonts w:ascii="Times New Roman" w:hAnsi="Times New Roman" w:eastAsia="Times New Roman" w:cs="Times New Roman"/>
+          <w:color w:val="000000"/>
+          <w:sz w:val="19"/>
+          <w:lang w:val="en-GB" w:eastAsia="en-GB" w:bidi="en-GB"/>
+        </w:rPr>
+        <w:t xml:space="preserve"> </w:t>
+      </w:r>
+      <w:r>
+        <w:rPr>
+          <w:rFonts w:ascii="Times New Roman" w:hAnsi="Times New Roman" w:eastAsia="Times New Roman" w:cs="Times New Roman"/>
+          <w:color w:val="000000"/>
+          <w:sz w:val="19"/>
+          <w:lang w:val="en-GB" w:eastAsia="en-GB" w:bidi="en-GB"/>
+        </w:rPr>
+        <w:t xml:space="preserve">and</w:t>
+      </w:r>
+      <w:r>
+        <w:rPr>
+          <w:rFonts w:ascii="Times New Roman" w:hAnsi="Times New Roman" w:eastAsia="Times New Roman" w:cs="Times New Roman"/>
+          <w:color w:val="000000"/>
+          <w:sz w:val="19"/>
+          <w:lang w:val="en-GB" w:eastAsia="en-GB" w:bidi="en-GB"/>
+        </w:rPr>
+        <w:t xml:space="preserve"> </w:t>
+      </w:r>
+      <w:r>
+        <w:rPr>
+          <w:rFonts w:ascii="Times New Roman" w:hAnsi="Times New Roman" w:eastAsia="Times New Roman" w:cs="Times New Roman"/>
+          <w:color w:val="000000"/>
+          <w:sz w:val="19"/>
+          <w:lang w:val="en-GB" w:eastAsia="en-GB" w:bidi="en-GB"/>
+        </w:rPr>
+        <w:t xml:space="preserve">event</w:t>
+      </w:r>
+      <w:r>
+        <w:rPr>
+          <w:rFonts w:ascii="Times New Roman" w:hAnsi="Times New Roman" w:eastAsia="Times New Roman" w:cs="Times New Roman"/>
+          <w:color w:val="000000"/>
+          <w:sz w:val="19"/>
+          <w:lang w:val="en-GB" w:eastAsia="en-GB" w:bidi="en-GB"/>
+        </w:rPr>
+        <w:t xml:space="preserve"> </w:t>
+      </w:r>
+      <w:r>
+        <w:rPr>
+          <w:rFonts w:ascii="Times New Roman" w:hAnsi="Times New Roman" w:eastAsia="Times New Roman" w:cs="Times New Roman"/>
+          <w:color w:val="000000"/>
+          <w:sz w:val="19"/>
+          <w:lang w:val="en-GB" w:eastAsia="en-GB" w:bidi="en-GB"/>
+        </w:rPr>
+        <w:t xml:space="preserve">sequence</w:t>
+      </w:r>
+      <w:r>
+        <w:rPr>
+          <w:rFonts w:ascii="Times New Roman" w:hAnsi="Times New Roman" w:eastAsia="Times New Roman" w:cs="Times New Roman"/>
+          <w:color w:val="000000"/>
+          <w:sz w:val="19"/>
+          <w:lang w:val="en-GB" w:eastAsia="en-GB" w:bidi="en-GB"/>
+        </w:rPr>
+        <w:t xml:space="preserve"> </w:t>
+      </w:r>
+      <w:r>
+        <w:rPr>
+          <w:rFonts w:ascii="Times New Roman" w:hAnsi="Times New Roman" w:eastAsia="Times New Roman" w:cs="Times New Roman"/>
+          <w:color w:val="000000"/>
+          <w:sz w:val="19"/>
+          <w:lang w:val="en-GB" w:eastAsia="en-GB" w:bidi="en-GB"/>
+        </w:rPr>
+        <w:t xml:space="preserve">replayed</w:t>
+      </w:r>
+      <w:r>
+        <w:rPr>
+          <w:rFonts w:ascii="Times New Roman" w:hAnsi="Times New Roman" w:eastAsia="Times New Roman" w:cs="Times New Roman"/>
+          <w:color w:val="000000"/>
+          <w:sz w:val="19"/>
+          <w:lang w:val="en-GB" w:eastAsia="en-GB" w:bidi="en-GB"/>
+        </w:rPr>
+        <w:t xml:space="preserve"> </w:t>
+      </w:r>
+      <w:r>
+        <w:rPr>
+          <w:rFonts w:ascii="Times New Roman" w:hAnsi="Times New Roman" w:eastAsia="Times New Roman" w:cs="Times New Roman"/>
+          <w:color w:val="000000"/>
+          <w:sz w:val="19"/>
+          <w:lang w:val="en-GB" w:eastAsia="en-GB" w:bidi="en-GB"/>
+        </w:rPr>
+        <w:t xml:space="preserve">equivalently.</w:t>
+      </w:r>
+      <w:r>
+        <w:rPr>
+          <w:rFonts w:ascii="Times New Roman" w:hAnsi="Times New Roman" w:eastAsia="Times New Roman" w:cs="Times New Roman"/>
+          <w:color w:val="000000"/>
+          <w:sz w:val="19"/>
+          <w:lang w:val="en-GB" w:eastAsia="en-GB" w:bidi="en-GB"/>
+        </w:rPr>
+        <w:t xml:space="preserve"> </w:t>
+      </w:r>
+      <w:r>
+        <w:rPr>
+          <w:rFonts w:ascii="Times New Roman" w:hAnsi="Times New Roman" w:eastAsia="Times New Roman" w:cs="Times New Roman"/>
+          <w:color w:val="000000"/>
+          <w:sz w:val="19"/>
+          <w:lang w:val="en-GB" w:eastAsia="en-GB" w:bidi="en-GB"/>
+        </w:rPr>
+        <w:t xml:space="preserve">Production</w:t>
+      </w:r>
+      <w:r>
+        <w:rPr>
+          <w:rFonts w:ascii="Times New Roman" w:hAnsi="Times New Roman" w:eastAsia="Times New Roman" w:cs="Times New Roman"/>
+          <w:color w:val="000000"/>
+          <w:sz w:val="19"/>
+          <w:lang w:val="en-GB" w:eastAsia="en-GB" w:bidi="en-GB"/>
+        </w:rPr>
+        <w:t xml:space="preserve"> </w:t>
+      </w:r>
+      <w:r>
+        <w:rPr>
+          <w:rFonts w:ascii="Times New Roman" w:hAnsi="Times New Roman" w:eastAsia="Times New Roman" w:cs="Times New Roman"/>
+          <w:color w:val="000000"/>
+          <w:sz w:val="19"/>
+          <w:lang w:val="en-GB" w:eastAsia="en-GB" w:bidi="en-GB"/>
+        </w:rPr>
+        <w:t xml:space="preserve">semantics</w:t>
+      </w:r>
+      <w:r>
+        <w:rPr>
+          <w:rFonts w:ascii="Times New Roman" w:hAnsi="Times New Roman" w:eastAsia="Times New Roman" w:cs="Times New Roman"/>
+          <w:color w:val="000000"/>
+          <w:sz w:val="19"/>
+          <w:lang w:val="en-GB" w:eastAsia="en-GB" w:bidi="en-GB"/>
+        </w:rPr>
+        <w:t xml:space="preserve"> </w:t>
+      </w:r>
+      <w:r>
+        <w:rPr>
+          <w:rFonts w:ascii="Times New Roman" w:hAnsi="Times New Roman" w:eastAsia="Times New Roman" w:cs="Times New Roman"/>
+          <w:color w:val="000000"/>
+          <w:sz w:val="19"/>
+          <w:lang w:val="en-GB" w:eastAsia="en-GB" w:bidi="en-GB"/>
+        </w:rPr>
+        <w:t xml:space="preserve">agreed</w:t>
+      </w:r>
+      <w:r>
+        <w:rPr>
+          <w:rFonts w:ascii="Times New Roman" w:hAnsi="Times New Roman" w:eastAsia="Times New Roman" w:cs="Times New Roman"/>
+          <w:color w:val="000000"/>
+          <w:sz w:val="19"/>
+          <w:lang w:val="en-GB" w:eastAsia="en-GB" w:bidi="en-GB"/>
+        </w:rPr>
+        <w:t xml:space="preserve"> </w:t>
+      </w:r>
+      <w:r>
+        <w:rPr>
+          <w:rFonts w:ascii="Times New Roman" w:hAnsi="Times New Roman" w:eastAsia="Times New Roman" w:cs="Times New Roman"/>
+          <w:color w:val="000000"/>
+          <w:sz w:val="19"/>
+          <w:lang w:val="en-GB" w:eastAsia="en-GB" w:bidi="en-GB"/>
+        </w:rPr>
+        <w:t xml:space="preserve">with</w:t>
+      </w:r>
+      <w:r>
+        <w:rPr>
+          <w:rFonts w:ascii="Times New Roman" w:hAnsi="Times New Roman" w:eastAsia="Times New Roman" w:cs="Times New Roman"/>
+          <w:color w:val="000000"/>
+          <w:sz w:val="19"/>
+          <w:lang w:val="en-GB" w:eastAsia="en-GB" w:bidi="en-GB"/>
+        </w:rPr>
+        <w:t xml:space="preserve"> </w:t>
+      </w:r>
+      <w:r>
+        <w:rPr>
+          <w:rFonts w:ascii="Times New Roman" w:hAnsi="Times New Roman" w:eastAsia="Times New Roman" w:cs="Times New Roman"/>
+          <w:color w:val="000000"/>
+          <w:sz w:val="19"/>
+          <w:lang w:val="en-GB" w:eastAsia="en-GB" w:bidi="en-GB"/>
+        </w:rPr>
+        <w:t xml:space="preserve">a</w:t>
+      </w:r>
+      <w:r>
+        <w:rPr>
+          <w:rFonts w:ascii="Times New Roman" w:hAnsi="Times New Roman" w:eastAsia="Times New Roman" w:cs="Times New Roman"/>
+          <w:color w:val="000000"/>
+          <w:sz w:val="19"/>
+          <w:lang w:val="en-GB" w:eastAsia="en-GB" w:bidi="en-GB"/>
+        </w:rPr>
+        <w:t xml:space="preserve"> </w:t>
+      </w:r>
+      <w:r>
+        <w:rPr>
+          <w:rFonts w:ascii="Times New Roman" w:hAnsi="Times New Roman" w:eastAsia="Times New Roman" w:cs="Times New Roman"/>
+          <w:color w:val="000000"/>
+          <w:sz w:val="19"/>
+          <w:lang w:val="en-GB" w:eastAsia="en-GB" w:bidi="en-GB"/>
+        </w:rPr>
+        <w:t xml:space="preserve">separate</w:t>
       </w:r>
       <w:r>
         <w:rPr>
@@ -424,115 +2962,349 @@
           <w:sz w:val="19"/>
           <w:lang w:val="en-GB" w:eastAsia="en-GB" w:bidi="en-GB"/>
         </w:rPr>
-        <w:t xml:space="preserve">action,</w:t>
-      </w:r>
-      <w:r>
-        <w:rPr>
-          <w:rFonts w:ascii="Times New Roman" w:hAnsi="Times New Roman" w:eastAsia="Times New Roman" w:cs="Times New Roman"/>
-          <w:color w:val="000000"/>
-          <w:sz w:val="19"/>
-          <w:lang w:val="en-GB" w:eastAsia="en-GB" w:bidi="en-GB"/>
-        </w:rPr>
-        <w:t xml:space="preserve"> </w:t>
-      </w:r>
-      <w:r>
-        <w:rPr>
-          <w:rFonts w:ascii="Times New Roman" w:hAnsi="Times New Roman" w:eastAsia="Times New Roman" w:cs="Times New Roman"/>
-          <w:color w:val="000000"/>
-          <w:sz w:val="19"/>
-          <w:lang w:val="en-GB" w:eastAsia="en-GB" w:bidi="en-GB"/>
-        </w:rPr>
-        <w:t xml:space="preserve">an</w:t>
-      </w:r>
-      <w:r>
-        <w:rPr>
-          <w:rFonts w:ascii="Times New Roman" w:hAnsi="Times New Roman" w:eastAsia="Times New Roman" w:cs="Times New Roman"/>
-          <w:color w:val="000000"/>
-          <w:sz w:val="19"/>
-          <w:lang w:val="en-GB" w:eastAsia="en-GB" w:bidi="en-GB"/>
-        </w:rPr>
-        <w:t xml:space="preserve"> </w:t>
-      </w:r>
-      <w:r>
-        <w:rPr>
-          <w:rFonts w:ascii="Times New Roman" w:hAnsi="Times New Roman" w:eastAsia="Times New Roman" w:cs="Times New Roman"/>
-          <w:color w:val="000000"/>
-          <w:sz w:val="19"/>
-          <w:lang w:val="en-GB" w:eastAsia="en-GB" w:bidi="en-GB"/>
-        </w:rPr>
-        <w:t xml:space="preserve">interaction</w:t>
-      </w:r>
-      <w:r>
-        <w:rPr>
-          <w:rFonts w:ascii="Times New Roman" w:hAnsi="Times New Roman" w:eastAsia="Times New Roman" w:cs="Times New Roman"/>
-          <w:color w:val="000000"/>
-          <w:sz w:val="19"/>
-          <w:lang w:val="en-GB" w:eastAsia="en-GB" w:bidi="en-GB"/>
-        </w:rPr>
-        <w:t xml:space="preserve"> </w:t>
-      </w:r>
-      <w:r>
-        <w:rPr>
-          <w:rFonts w:ascii="Times New Roman" w:hAnsi="Times New Roman" w:eastAsia="Times New Roman" w:cs="Times New Roman"/>
-          <w:color w:val="000000"/>
-          <w:sz w:val="19"/>
-          <w:lang w:val="en-GB" w:eastAsia="en-GB" w:bidi="en-GB"/>
-        </w:rPr>
-        <w:t xml:space="preserve">crosses</w:t>
-      </w:r>
-      <w:r>
-        <w:rPr>
-          <w:rFonts w:ascii="Times New Roman" w:hAnsi="Times New Roman" w:eastAsia="Times New Roman" w:cs="Times New Roman"/>
-          <w:color w:val="000000"/>
-          <w:sz w:val="19"/>
-          <w:lang w:val="en-GB" w:eastAsia="en-GB" w:bidi="en-GB"/>
-        </w:rPr>
-        <w:t xml:space="preserve"> </w:t>
-      </w:r>
-      <w:r>
-        <w:rPr>
-          <w:rFonts w:ascii="Times New Roman" w:hAnsi="Times New Roman" w:eastAsia="Times New Roman" w:cs="Times New Roman"/>
-          <w:color w:val="000000"/>
-          <w:sz w:val="19"/>
-          <w:lang w:val="en-GB" w:eastAsia="en-GB" w:bidi="en-GB"/>
-        </w:rPr>
-        <w:t xml:space="preserve">two</w:t>
-      </w:r>
-      <w:r>
-        <w:rPr>
-          <w:rFonts w:ascii="Times New Roman" w:hAnsi="Times New Roman" w:eastAsia="Times New Roman" w:cs="Times New Roman"/>
-          <w:color w:val="000000"/>
-          <w:sz w:val="19"/>
-          <w:lang w:val="en-GB" w:eastAsia="en-GB" w:bidi="en-GB"/>
-        </w:rPr>
-        <w:t xml:space="preserve"> </w:t>
-      </w:r>
-      <w:r>
-        <w:rPr>
-          <w:rFonts w:ascii="Times New Roman" w:hAnsi="Times New Roman" w:eastAsia="Times New Roman" w:cs="Times New Roman"/>
-          <w:color w:val="000000"/>
-          <w:sz w:val="19"/>
-          <w:lang w:val="en-GB" w:eastAsia="en-GB" w:bidi="en-GB"/>
-        </w:rPr>
-        <w:t xml:space="preserve">distinct</w:t>
-      </w:r>
-      <w:r>
-        <w:rPr>
-          <w:rFonts w:ascii="Times New Roman" w:hAnsi="Times New Roman" w:eastAsia="Times New Roman" w:cs="Times New Roman"/>
-          <w:color w:val="000000"/>
-          <w:sz w:val="19"/>
-          <w:lang w:val="en-GB" w:eastAsia="en-GB" w:bidi="en-GB"/>
-        </w:rPr>
-        <w:t xml:space="preserve"> </w:t>
-      </w:r>
-      <w:r>
-        <w:rPr>
-          <w:rFonts w:ascii="Times New Roman" w:hAnsi="Times New Roman" w:eastAsia="Times New Roman" w:cs="Times New Roman"/>
-          <w:color w:val="000000"/>
-          <w:sz w:val="19"/>
-          <w:lang w:val="en-GB" w:eastAsia="en-GB" w:bidi="en-GB"/>
-        </w:rPr>
-        <w:t xml:space="preserve">boundaries:</w:t>
+        <w:t xml:space="preserve">reference</w:t>
+      </w:r>
+      <w:r>
+        <w:rPr>
+          <w:rFonts w:ascii="Times New Roman" w:hAnsi="Times New Roman" w:eastAsia="Times New Roman" w:cs="Times New Roman"/>
+          <w:color w:val="000000"/>
+          <w:sz w:val="19"/>
+          <w:lang w:val="en-GB" w:eastAsia="en-GB" w:bidi="en-GB"/>
+        </w:rPr>
+        <w:t xml:space="preserve"> </w:t>
+      </w:r>
+      <w:r>
+        <w:rPr>
+          <w:rFonts w:ascii="Times New Roman" w:hAnsi="Times New Roman" w:eastAsia="Times New Roman" w:cs="Times New Roman"/>
+          <w:color w:val="000000"/>
+          <w:sz w:val="19"/>
+          <w:lang w:val="en-GB" w:eastAsia="en-GB" w:bidi="en-GB"/>
+        </w:rPr>
+        <w:t xml:space="preserve">in</w:t>
+      </w:r>
+      <w:r>
+        <w:rPr>
+          <w:rFonts w:ascii="Times New Roman" w:hAnsi="Times New Roman" w:eastAsia="Times New Roman" w:cs="Times New Roman"/>
+          <w:color w:val="000000"/>
+          <w:sz w:val="19"/>
+          <w:lang w:val="en-GB" w:eastAsia="en-GB" w:bidi="en-GB"/>
+        </w:rPr>
+        <w:t xml:space="preserve"> </w:t>
+      </w:r>
+      <w:r>
+        <w:rPr>
+          <w:rFonts w:ascii="Times New Roman" w:hAnsi="Times New Roman" w:eastAsia="Times New Roman" w:cs="Times New Roman"/>
+          <w:color w:val="000000"/>
+          <w:sz w:val="19"/>
+          <w:lang w:val="en-GB" w:eastAsia="en-GB" w:bidi="en-GB"/>
+        </w:rPr>
+        <w:t xml:space="preserve">5000</w:t>
+      </w:r>
+      <w:r>
+        <w:rPr>
+          <w:rFonts w:ascii="Times New Roman" w:hAnsi="Times New Roman" w:eastAsia="Times New Roman" w:cs="Times New Roman"/>
+          <w:color w:val="000000"/>
+          <w:sz w:val="19"/>
+          <w:lang w:val="en-GB" w:eastAsia="en-GB" w:bidi="en-GB"/>
+        </w:rPr>
+        <w:t xml:space="preserve"> </w:t>
+      </w:r>
+      <w:r>
+        <w:rPr>
+          <w:rFonts w:ascii="Times New Roman" w:hAnsi="Times New Roman" w:eastAsia="Times New Roman" w:cs="Times New Roman"/>
+          <w:color w:val="000000"/>
+          <w:sz w:val="19"/>
+          <w:lang w:val="en-GB" w:eastAsia="en-GB" w:bidi="en-GB"/>
+        </w:rPr>
+        <w:t xml:space="preserve">cases;</w:t>
+      </w:r>
+      <w:r>
+        <w:rPr>
+          <w:rFonts w:ascii="Times New Roman" w:hAnsi="Times New Roman" w:eastAsia="Times New Roman" w:cs="Times New Roman"/>
+          <w:color w:val="000000"/>
+          <w:sz w:val="19"/>
+          <w:lang w:val="en-GB" w:eastAsia="en-GB" w:bidi="en-GB"/>
+        </w:rPr>
+        <w:t xml:space="preserve"> </w:t>
+      </w:r>
+      <w:r>
+        <w:rPr>
+          <w:rFonts w:ascii="Times New Roman" w:hAnsi="Times New Roman" w:eastAsia="Times New Roman" w:cs="Times New Roman"/>
+          <w:color w:val="000000"/>
+          <w:sz w:val="19"/>
+          <w:lang w:val="en-GB" w:eastAsia="en-GB" w:bidi="en-GB"/>
+        </w:rPr>
+        <w:t xml:space="preserve">the</w:t>
+      </w:r>
+      <w:r>
+        <w:rPr>
+          <w:rFonts w:ascii="Times New Roman" w:hAnsi="Times New Roman" w:eastAsia="Times New Roman" w:cs="Times New Roman"/>
+          <w:color w:val="000000"/>
+          <w:sz w:val="19"/>
+          <w:lang w:val="en-GB" w:eastAsia="en-GB" w:bidi="en-GB"/>
+        </w:rPr>
+        <w:t xml:space="preserve"> </w:t>
+      </w:r>
+      <w:r>
+        <w:rPr>
+          <w:rFonts w:ascii="Times New Roman" w:hAnsi="Times New Roman" w:eastAsia="Times New Roman" w:cs="Times New Roman"/>
+          <w:color w:val="000000"/>
+          <w:sz w:val="19"/>
+          <w:lang w:val="en-GB" w:eastAsia="en-GB" w:bidi="en-GB"/>
+        </w:rPr>
+        <w:t xml:space="preserve">verifier</w:t>
+      </w:r>
+      <w:r>
+        <w:rPr>
+          <w:rFonts w:ascii="Times New Roman" w:hAnsi="Times New Roman" w:eastAsia="Times New Roman" w:cs="Times New Roman"/>
+          <w:color w:val="000000"/>
+          <w:sz w:val="19"/>
+          <w:lang w:val="en-GB" w:eastAsia="en-GB" w:bidi="en-GB"/>
+        </w:rPr>
+        <w:t xml:space="preserve"> </w:t>
+      </w:r>
+      <w:r>
+        <w:rPr>
+          <w:rFonts w:ascii="Times New Roman" w:hAnsi="Times New Roman" w:eastAsia="Times New Roman" w:cs="Times New Roman"/>
+          <w:color w:val="000000"/>
+          <w:sz w:val="19"/>
+          <w:lang w:val="en-GB" w:eastAsia="en-GB" w:bidi="en-GB"/>
+        </w:rPr>
+        <w:t xml:space="preserve">rejected</w:t>
+      </w:r>
+      <w:r>
+        <w:rPr>
+          <w:rFonts w:ascii="Times New Roman" w:hAnsi="Times New Roman" w:eastAsia="Times New Roman" w:cs="Times New Roman"/>
+          <w:color w:val="000000"/>
+          <w:sz w:val="19"/>
+          <w:lang w:val="en-GB" w:eastAsia="en-GB" w:bidi="en-GB"/>
+        </w:rPr>
+        <w:t xml:space="preserve"> </w:t>
+      </w:r>
+      <w:r>
+        <w:rPr>
+          <w:rFonts w:ascii="Times New Roman" w:hAnsi="Times New Roman" w:eastAsia="Times New Roman" w:cs="Times New Roman"/>
+          <w:color w:val="000000"/>
+          <w:sz w:val="19"/>
+          <w:lang w:val="en-GB" w:eastAsia="en-GB" w:bidi="en-GB"/>
+        </w:rPr>
+        <w:t xml:space="preserve">1560</w:t>
+      </w:r>
+      <w:r>
+        <w:rPr>
+          <w:rFonts w:ascii="Times New Roman" w:hAnsi="Times New Roman" w:eastAsia="Times New Roman" w:cs="Times New Roman"/>
+          <w:color w:val="000000"/>
+          <w:sz w:val="19"/>
+          <w:lang w:val="en-GB" w:eastAsia="en-GB" w:bidi="en-GB"/>
+        </w:rPr>
+        <w:t xml:space="preserve"> </w:t>
+      </w:r>
+      <w:r>
+        <w:rPr>
+          <w:rFonts w:ascii="Times New Roman" w:hAnsi="Times New Roman" w:eastAsia="Times New Roman" w:cs="Times New Roman"/>
+          <w:color w:val="000000"/>
+          <w:sz w:val="19"/>
+          <w:lang w:val="en-GB" w:eastAsia="en-GB" w:bidi="en-GB"/>
+        </w:rPr>
+        <w:t xml:space="preserve">re-anchored</w:t>
+      </w:r>
+      <w:r>
+        <w:rPr>
+          <w:rFonts w:ascii="Times New Roman" w:hAnsi="Times New Roman" w:eastAsia="Times New Roman" w:cs="Times New Roman"/>
+          <w:color w:val="000000"/>
+          <w:sz w:val="19"/>
+          <w:lang w:val="en-GB" w:eastAsia="en-GB" w:bidi="en-GB"/>
+        </w:rPr>
+        <w:t xml:space="preserve"> </w:t>
+      </w:r>
+      <w:r>
+        <w:rPr>
+          <w:rFonts w:ascii="Times New Roman" w:hAnsi="Times New Roman" w:eastAsia="Times New Roman" w:cs="Times New Roman"/>
+          <w:color w:val="000000"/>
+          <w:sz w:val="19"/>
+          <w:lang w:val="en-GB" w:eastAsia="en-GB" w:bidi="en-GB"/>
+        </w:rPr>
+        <w:t xml:space="preserve">semantic</w:t>
+      </w:r>
+      <w:r>
+        <w:rPr>
+          <w:rFonts w:ascii="Times New Roman" w:hAnsi="Times New Roman" w:eastAsia="Times New Roman" w:cs="Times New Roman"/>
+          <w:color w:val="000000"/>
+          <w:sz w:val="19"/>
+          <w:lang w:val="en-GB" w:eastAsia="en-GB" w:bidi="en-GB"/>
+        </w:rPr>
+        <w:t xml:space="preserve"> </w:t>
+      </w:r>
+      <w:r>
+        <w:rPr>
+          <w:rFonts w:ascii="Times New Roman" w:hAnsi="Times New Roman" w:eastAsia="Times New Roman" w:cs="Times New Roman"/>
+          <w:color w:val="000000"/>
+          <w:sz w:val="19"/>
+          <w:lang w:val="en-GB" w:eastAsia="en-GB" w:bidi="en-GB"/>
+        </w:rPr>
+        <w:t xml:space="preserve">perturbations</w:t>
+      </w:r>
+      <w:r>
+        <w:rPr>
+          <w:rFonts w:ascii="Times New Roman" w:hAnsi="Times New Roman" w:eastAsia="Times New Roman" w:cs="Times New Roman"/>
+          <w:color w:val="000000"/>
+          <w:sz w:val="19"/>
+          <w:lang w:val="en-GB" w:eastAsia="en-GB" w:bidi="en-GB"/>
+        </w:rPr>
+        <w:t xml:space="preserve"> </w:t>
+      </w:r>
+      <w:r>
+        <w:rPr>
+          <w:rFonts w:ascii="Times New Roman" w:hAnsi="Times New Roman" w:eastAsia="Times New Roman" w:cs="Times New Roman"/>
+          <w:color w:val="000000"/>
+          <w:sz w:val="19"/>
+          <w:lang w:val="en-GB" w:eastAsia="en-GB" w:bidi="en-GB"/>
+        </w:rPr>
+        <w:t xml:space="preserve">and</w:t>
+      </w:r>
+      <w:r>
+        <w:rPr>
+          <w:rFonts w:ascii="Times New Roman" w:hAnsi="Times New Roman" w:eastAsia="Times New Roman" w:cs="Times New Roman"/>
+          <w:color w:val="000000"/>
+          <w:sz w:val="19"/>
+          <w:lang w:val="en-GB" w:eastAsia="en-GB" w:bidi="en-GB"/>
+        </w:rPr>
+        <w:t xml:space="preserve"> </w:t>
+      </w:r>
+      <w:r>
+        <w:rPr>
+          <w:rFonts w:ascii="Times New Roman" w:hAnsi="Times New Roman" w:eastAsia="Times New Roman" w:cs="Times New Roman"/>
+          <w:color w:val="000000"/>
+          <w:sz w:val="19"/>
+          <w:lang w:val="en-GB" w:eastAsia="en-GB" w:bidi="en-GB"/>
+        </w:rPr>
+        <w:t xml:space="preserve">accepted</w:t>
+      </w:r>
+      <w:r>
+        <w:rPr>
+          <w:rFonts w:ascii="Times New Roman" w:hAnsi="Times New Roman" w:eastAsia="Times New Roman" w:cs="Times New Roman"/>
+          <w:color w:val="000000"/>
+          <w:sz w:val="19"/>
+          <w:lang w:val="en-GB" w:eastAsia="en-GB" w:bidi="en-GB"/>
+        </w:rPr>
+        <w:t xml:space="preserve"> </w:t>
+      </w:r>
+      <w:r>
+        <w:rPr>
+          <w:rFonts w:ascii="Times New Roman" w:hAnsi="Times New Roman" w:eastAsia="Times New Roman" w:cs="Times New Roman"/>
+          <w:color w:val="000000"/>
+          <w:sz w:val="19"/>
+          <w:lang w:val="en-GB" w:eastAsia="en-GB" w:bidi="en-GB"/>
+        </w:rPr>
+        <w:t xml:space="preserve">180</w:t>
+      </w:r>
+      <w:r>
+        <w:rPr>
+          <w:rFonts w:ascii="Times New Roman" w:hAnsi="Times New Roman" w:eastAsia="Times New Roman" w:cs="Times New Roman"/>
+          <w:color w:val="000000"/>
+          <w:sz w:val="19"/>
+          <w:lang w:val="en-GB" w:eastAsia="en-GB" w:bidi="en-GB"/>
+        </w:rPr>
+        <w:t xml:space="preserve"> </w:t>
+      </w:r>
+      <w:r>
+        <w:rPr>
+          <w:rFonts w:ascii="Times New Roman" w:hAnsi="Times New Roman" w:eastAsia="Times New Roman" w:cs="Times New Roman"/>
+          <w:color w:val="000000"/>
+          <w:sz w:val="19"/>
+          <w:lang w:val="en-GB" w:eastAsia="en-GB" w:bidi="en-GB"/>
+        </w:rPr>
+        <w:t xml:space="preserve">semantically</w:t>
+      </w:r>
+      <w:r>
+        <w:rPr>
+          <w:rFonts w:ascii="Times New Roman" w:hAnsi="Times New Roman" w:eastAsia="Times New Roman" w:cs="Times New Roman"/>
+          <w:color w:val="000000"/>
+          <w:sz w:val="19"/>
+          <w:lang w:val="en-GB" w:eastAsia="en-GB" w:bidi="en-GB"/>
+        </w:rPr>
+        <w:t xml:space="preserve"> </w:t>
+      </w:r>
+      <w:r>
+        <w:rPr>
+          <w:rFonts w:ascii="Times New Roman" w:hAnsi="Times New Roman" w:eastAsia="Times New Roman" w:cs="Times New Roman"/>
+          <w:color w:val="000000"/>
+          <w:sz w:val="19"/>
+          <w:lang w:val="en-GB" w:eastAsia="en-GB" w:bidi="en-GB"/>
+        </w:rPr>
+        <w:t xml:space="preserve">equivalent</w:t>
+      </w:r>
+      <w:r>
+        <w:rPr>
+          <w:rFonts w:ascii="Times New Roman" w:hAnsi="Times New Roman" w:eastAsia="Times New Roman" w:cs="Times New Roman"/>
+          <w:color w:val="000000"/>
+          <w:sz w:val="19"/>
+          <w:lang w:val="en-GB" w:eastAsia="en-GB" w:bidi="en-GB"/>
+        </w:rPr>
+        <w:t xml:space="preserve"> </w:t>
+      </w:r>
+      <w:r>
+        <w:rPr>
+          <w:rFonts w:ascii="Times New Roman" w:hAnsi="Times New Roman" w:eastAsia="Times New Roman" w:cs="Times New Roman"/>
+          <w:color w:val="000000"/>
+          <w:sz w:val="19"/>
+          <w:lang w:val="en-GB" w:eastAsia="en-GB" w:bidi="en-GB"/>
+        </w:rPr>
+        <w:t xml:space="preserve">serialisations.</w:t>
+      </w:r>
+      <w:r>
+        <w:rPr>
+          <w:rFonts w:ascii="Times New Roman" w:hAnsi="Times New Roman" w:eastAsia="Times New Roman" w:cs="Times New Roman"/>
+          <w:color w:val="000000"/>
+          <w:sz w:val="19"/>
+          <w:lang w:val="en-GB" w:eastAsia="en-GB" w:bidi="en-GB"/>
+        </w:rPr>
+        <w:t xml:space="preserve"> </w:t>
+      </w:r>
+      <w:r>
+        <w:rPr>
+          <w:rFonts w:ascii="Times New Roman" w:hAnsi="Times New Roman" w:eastAsia="Times New Roman" w:cs="Times New Roman"/>
+          <w:color w:val="000000"/>
+          <w:sz w:val="19"/>
+          <w:lang w:val="en-GB" w:eastAsia="en-GB" w:bidi="en-GB"/>
+        </w:rPr>
+        <w:t xml:space="preserve">The</w:t>
+      </w:r>
+      <w:r>
+        <w:rPr>
+          <w:rFonts w:ascii="Times New Roman" w:hAnsi="Times New Roman" w:eastAsia="Times New Roman" w:cs="Times New Roman"/>
+          <w:color w:val="000000"/>
+          <w:sz w:val="19"/>
+          <w:lang w:val="en-GB" w:eastAsia="en-GB" w:bidi="en-GB"/>
+        </w:rPr>
+        <w:t xml:space="preserve"> </w:t>
+      </w:r>
+      <w:r>
+        <w:rPr>
+          <w:rFonts w:ascii="Times New Roman" w:hAnsi="Times New Roman" w:eastAsia="Times New Roman" w:cs="Times New Roman"/>
+          <w:color w:val="000000"/>
+          <w:sz w:val="19"/>
+          <w:lang w:val="en-GB" w:eastAsia="en-GB" w:bidi="en-GB"/>
+        </w:rPr>
+        <w:t xml:space="preserve">contribution</w:t>
+      </w:r>
+      <w:r>
+        <w:rPr>
+          <w:rFonts w:ascii="Times New Roman" w:hAnsi="Times New Roman" w:eastAsia="Times New Roman" w:cs="Times New Roman"/>
+          <w:color w:val="000000"/>
+          <w:sz w:val="19"/>
+          <w:lang w:val="en-GB" w:eastAsia="en-GB" w:bidi="en-GB"/>
+        </w:rPr>
+        <w:t xml:space="preserve"> </w:t>
+      </w:r>
+      <w:r>
+        <w:rPr>
+          <w:rFonts w:ascii="Times New Roman" w:hAnsi="Times New Roman" w:eastAsia="Times New Roman" w:cs="Times New Roman"/>
+          <w:color w:val="000000"/>
+          <w:sz w:val="19"/>
+          <w:lang w:val="en-GB" w:eastAsia="en-GB" w:bidi="en-GB"/>
+        </w:rPr>
+        <w:t xml:space="preserve">is</w:t>
       </w:r>
       <w:r>
         <w:rPr>
@@ -568,7 +3340,79 @@
           <w:sz w:val="19"/>
           <w:lang w:val="en-GB" w:eastAsia="en-GB" w:bidi="en-GB"/>
         </w:rPr>
-        <w:t xml:space="preserve">stochastic</w:t>
+        <w:t xml:space="preserve">bounded</w:t>
+      </w:r>
+      <w:r>
+        <w:rPr>
+          <w:rFonts w:ascii="Times New Roman" w:hAnsi="Times New Roman" w:eastAsia="Times New Roman" w:cs="Times New Roman"/>
+          <w:color w:val="000000"/>
+          <w:sz w:val="19"/>
+          <w:lang w:val="en-GB" w:eastAsia="en-GB" w:bidi="en-GB"/>
+        </w:rPr>
+        <w:t xml:space="preserve"> </w:t>
+      </w:r>
+      <w:r>
+        <w:rPr>
+          <w:rFonts w:ascii="Times New Roman" w:hAnsi="Times New Roman" w:eastAsia="Times New Roman" w:cs="Times New Roman"/>
+          <w:color w:val="000000"/>
+          <w:sz w:val="19"/>
+          <w:lang w:val="en-GB" w:eastAsia="en-GB" w:bidi="en-GB"/>
+        </w:rPr>
+        <w:t xml:space="preserve">method</w:t>
+      </w:r>
+      <w:r>
+        <w:rPr>
+          <w:rFonts w:ascii="Times New Roman" w:hAnsi="Times New Roman" w:eastAsia="Times New Roman" w:cs="Times New Roman"/>
+          <w:color w:val="000000"/>
+          <w:sz w:val="19"/>
+          <w:lang w:val="en-GB" w:eastAsia="en-GB" w:bidi="en-GB"/>
+        </w:rPr>
+        <w:t xml:space="preserve"> </w:t>
+      </w:r>
+      <w:r>
+        <w:rPr>
+          <w:rFonts w:ascii="Times New Roman" w:hAnsi="Times New Roman" w:eastAsia="Times New Roman" w:cs="Times New Roman"/>
+          <w:color w:val="000000"/>
+          <w:sz w:val="19"/>
+          <w:lang w:val="en-GB" w:eastAsia="en-GB" w:bidi="en-GB"/>
+        </w:rPr>
+        <w:t xml:space="preserve">for</w:t>
+      </w:r>
+      <w:r>
+        <w:rPr>
+          <w:rFonts w:ascii="Times New Roman" w:hAnsi="Times New Roman" w:eastAsia="Times New Roman" w:cs="Times New Roman"/>
+          <w:color w:val="000000"/>
+          <w:sz w:val="19"/>
+          <w:lang w:val="en-GB" w:eastAsia="en-GB" w:bidi="en-GB"/>
+        </w:rPr>
+        <w:t xml:space="preserve"> </w:t>
+      </w:r>
+      <w:r>
+        <w:rPr>
+          <w:rFonts w:ascii="Times New Roman" w:hAnsi="Times New Roman" w:eastAsia="Times New Roman" w:cs="Times New Roman"/>
+          <w:color w:val="000000"/>
+          <w:sz w:val="19"/>
+          <w:lang w:val="en-GB" w:eastAsia="en-GB" w:bidi="en-GB"/>
+        </w:rPr>
+        <w:t xml:space="preserve">explaining</w:t>
+      </w:r>
+      <w:r>
+        <w:rPr>
+          <w:rFonts w:ascii="Times New Roman" w:hAnsi="Times New Roman" w:eastAsia="Times New Roman" w:cs="Times New Roman"/>
+          <w:color w:val="000000"/>
+          <w:sz w:val="19"/>
+          <w:lang w:val="en-GB" w:eastAsia="en-GB" w:bidi="en-GB"/>
+        </w:rPr>
+        <w:t xml:space="preserve"> </w:t>
+      </w:r>
+      <w:r>
+        <w:rPr>
+          <w:rFonts w:ascii="Times New Roman" w:hAnsi="Times New Roman" w:eastAsia="Times New Roman" w:cs="Times New Roman"/>
+          <w:color w:val="000000"/>
+          <w:sz w:val="19"/>
+          <w:lang w:val="en-GB" w:eastAsia="en-GB" w:bidi="en-GB"/>
+        </w:rPr>
+        <w:t xml:space="preserve">how</w:t>
       </w:r>
       <w:r>
         <w:rPr>
@@ -604,61 +3448,25 @@
           <w:sz w:val="19"/>
           <w:lang w:val="en-GB" w:eastAsia="en-GB" w:bidi="en-GB"/>
         </w:rPr>
-        <w:t xml:space="preserve">produces</w:t>
-      </w:r>
-      <w:r>
-        <w:rPr>
-          <w:rFonts w:ascii="Times New Roman" w:hAnsi="Times New Roman" w:eastAsia="Times New Roman" w:cs="Times New Roman"/>
-          <w:color w:val="000000"/>
-          <w:sz w:val="19"/>
-          <w:lang w:val="en-GB" w:eastAsia="en-GB" w:bidi="en-GB"/>
-        </w:rPr>
-        <w:t xml:space="preserve"> </w:t>
-      </w:r>
-      <w:r>
-        <w:rPr>
-          <w:rFonts w:ascii="Times New Roman" w:hAnsi="Times New Roman" w:eastAsia="Times New Roman" w:cs="Times New Roman"/>
-          <w:color w:val="000000"/>
-          <w:sz w:val="19"/>
-          <w:lang w:val="en-GB" w:eastAsia="en-GB" w:bidi="en-GB"/>
-        </w:rPr>
-        <w:t xml:space="preserve">text,</w:t>
-      </w:r>
-      <w:r>
-        <w:rPr>
-          <w:rFonts w:ascii="Times New Roman" w:hAnsi="Times New Roman" w:eastAsia="Times New Roman" w:cs="Times New Roman"/>
-          <w:color w:val="000000"/>
-          <w:sz w:val="19"/>
-          <w:lang w:val="en-GB" w:eastAsia="en-GB" w:bidi="en-GB"/>
-        </w:rPr>
-        <w:t xml:space="preserve"> </w:t>
-      </w:r>
-      <w:r>
-        <w:rPr>
-          <w:rFonts w:ascii="Times New Roman" w:hAnsi="Times New Roman" w:eastAsia="Times New Roman" w:cs="Times New Roman"/>
-          <w:color w:val="000000"/>
-          <w:sz w:val="19"/>
-          <w:lang w:val="en-GB" w:eastAsia="en-GB" w:bidi="en-GB"/>
-        </w:rPr>
-        <w:t xml:space="preserve">and</w:t>
-      </w:r>
-      <w:r>
-        <w:rPr>
-          <w:rFonts w:ascii="Times New Roman" w:hAnsi="Times New Roman" w:eastAsia="Times New Roman" w:cs="Times New Roman"/>
-          <w:color w:val="000000"/>
-          <w:sz w:val="19"/>
-          <w:lang w:val="en-GB" w:eastAsia="en-GB" w:bidi="en-GB"/>
-        </w:rPr>
-        <w:t xml:space="preserve"> </w:t>
-      </w:r>
-      <w:r>
-        <w:rPr>
-          <w:rFonts w:ascii="Times New Roman" w:hAnsi="Times New Roman" w:eastAsia="Times New Roman" w:cs="Times New Roman"/>
-          <w:color w:val="000000"/>
-          <w:sz w:val="19"/>
-          <w:lang w:val="en-GB" w:eastAsia="en-GB" w:bidi="en-GB"/>
-        </w:rPr>
-        <w:t xml:space="preserve">an</w:t>
+        <w:t xml:space="preserve">text</w:t>
+      </w:r>
+      <w:r>
+        <w:rPr>
+          <w:rFonts w:ascii="Times New Roman" w:hAnsi="Times New Roman" w:eastAsia="Times New Roman" w:cs="Times New Roman"/>
+          <w:color w:val="000000"/>
+          <w:sz w:val="19"/>
+          <w:lang w:val="en-GB" w:eastAsia="en-GB" w:bidi="en-GB"/>
+        </w:rPr>
+        <w:t xml:space="preserve"> </w:t>
+      </w:r>
+      <w:r>
+        <w:rPr>
+          <w:rFonts w:ascii="Times New Roman" w:hAnsi="Times New Roman" w:eastAsia="Times New Roman" w:cs="Times New Roman"/>
+          <w:color w:val="000000"/>
+          <w:sz w:val="19"/>
+          <w:lang w:val="en-GB" w:eastAsia="en-GB" w:bidi="en-GB"/>
+        </w:rPr>
+        <w:t xml:space="preserve">became</w:t>
       </w:r>
       <w:r>
         <w:rPr>
@@ -694,133 +3502,97 @@
           <w:sz w:val="19"/>
           <w:lang w:val="en-GB" w:eastAsia="en-GB" w:bidi="en-GB"/>
         </w:rPr>
-        <w:t xml:space="preserve">grounds</w:t>
-      </w:r>
-      <w:r>
-        <w:rPr>
-          <w:rFonts w:ascii="Times New Roman" w:hAnsi="Times New Roman" w:eastAsia="Times New Roman" w:cs="Times New Roman"/>
-          <w:color w:val="000000"/>
-          <w:sz w:val="19"/>
-          <w:lang w:val="en-GB" w:eastAsia="en-GB" w:bidi="en-GB"/>
-        </w:rPr>
-        <w:t xml:space="preserve"> </w:t>
-      </w:r>
-      <w:r>
-        <w:rPr>
-          <w:rFonts w:ascii="Times New Roman" w:hAnsi="Times New Roman" w:eastAsia="Times New Roman" w:cs="Times New Roman"/>
-          <w:color w:val="000000"/>
-          <w:sz w:val="19"/>
-          <w:lang w:val="en-GB" w:eastAsia="en-GB" w:bidi="en-GB"/>
-        </w:rPr>
-        <w:t xml:space="preserve">that</w:t>
-      </w:r>
-      <w:r>
-        <w:rPr>
-          <w:rFonts w:ascii="Times New Roman" w:hAnsi="Times New Roman" w:eastAsia="Times New Roman" w:cs="Times New Roman"/>
-          <w:color w:val="000000"/>
-          <w:sz w:val="19"/>
-          <w:lang w:val="en-GB" w:eastAsia="en-GB" w:bidi="en-GB"/>
-        </w:rPr>
-        <w:t xml:space="preserve"> </w:t>
-      </w:r>
-      <w:r>
-        <w:rPr>
-          <w:rFonts w:ascii="Times New Roman" w:hAnsi="Times New Roman" w:eastAsia="Times New Roman" w:cs="Times New Roman"/>
-          <w:color w:val="000000"/>
-          <w:sz w:val="19"/>
-          <w:lang w:val="en-GB" w:eastAsia="en-GB" w:bidi="en-GB"/>
-        </w:rPr>
-        <w:t xml:space="preserve">text</w:t>
-      </w:r>
-      <w:r>
-        <w:rPr>
-          <w:rFonts w:ascii="Times New Roman" w:hAnsi="Times New Roman" w:eastAsia="Times New Roman" w:cs="Times New Roman"/>
-          <w:color w:val="000000"/>
-          <w:sz w:val="19"/>
-          <w:lang w:val="en-GB" w:eastAsia="en-GB" w:bidi="en-GB"/>
-        </w:rPr>
-        <w:t xml:space="preserve"> </w:t>
-      </w:r>
-      <w:r>
-        <w:rPr>
-          <w:rFonts w:ascii="Times New Roman" w:hAnsi="Times New Roman" w:eastAsia="Times New Roman" w:cs="Times New Roman"/>
-          <w:color w:val="000000"/>
-          <w:sz w:val="19"/>
-          <w:lang w:val="en-GB" w:eastAsia="en-GB" w:bidi="en-GB"/>
-        </w:rPr>
-        <w:t xml:space="preserve">into</w:t>
-      </w:r>
-      <w:r>
-        <w:rPr>
-          <w:rFonts w:ascii="Times New Roman" w:hAnsi="Times New Roman" w:eastAsia="Times New Roman" w:cs="Times New Roman"/>
-          <w:color w:val="000000"/>
-          <w:sz w:val="19"/>
-          <w:lang w:val="en-GB" w:eastAsia="en-GB" w:bidi="en-GB"/>
-        </w:rPr>
-        <w:t xml:space="preserve"> </w:t>
-      </w:r>
-      <w:r>
-        <w:rPr>
-          <w:rFonts w:ascii="Times New Roman" w:hAnsi="Times New Roman" w:eastAsia="Times New Roman" w:cs="Times New Roman"/>
-          <w:color w:val="000000"/>
-          <w:sz w:val="19"/>
-          <w:lang w:val="en-GB" w:eastAsia="en-GB" w:bidi="en-GB"/>
-        </w:rPr>
-        <w:t xml:space="preserve">a</w:t>
-      </w:r>
-      <w:r>
-        <w:rPr>
-          <w:rFonts w:ascii="Times New Roman" w:hAnsi="Times New Roman" w:eastAsia="Times New Roman" w:cs="Times New Roman"/>
-          <w:color w:val="000000"/>
-          <w:sz w:val="19"/>
-          <w:lang w:val="en-GB" w:eastAsia="en-GB" w:bidi="en-GB"/>
-        </w:rPr>
-        <w:t xml:space="preserve"> </w:t>
-      </w:r>
-      <w:r>
-        <w:rPr>
-          <w:rFonts w:ascii="Times New Roman" w:hAnsi="Times New Roman" w:eastAsia="Times New Roman" w:cs="Times New Roman"/>
-          <w:color w:val="000000"/>
-          <w:sz w:val="19"/>
-          <w:lang w:val="en-GB" w:eastAsia="en-GB" w:bidi="en-GB"/>
-        </w:rPr>
-        <w:t xml:space="preserve">deterministic</w:t>
-      </w:r>
-      <w:r>
-        <w:rPr>
-          <w:rFonts w:ascii="Times New Roman" w:hAnsi="Times New Roman" w:eastAsia="Times New Roman" w:cs="Times New Roman"/>
-          <w:color w:val="000000"/>
-          <w:sz w:val="19"/>
-          <w:lang w:val="en-GB" w:eastAsia="en-GB" w:bidi="en-GB"/>
-        </w:rPr>
-        <w:t xml:space="preserve"> </w:t>
-      </w:r>
-      <w:r>
-        <w:rPr>
-          <w:rFonts w:ascii="Times New Roman" w:hAnsi="Times New Roman" w:eastAsia="Times New Roman" w:cs="Times New Roman"/>
-          <w:color w:val="000000"/>
-          <w:sz w:val="19"/>
-          <w:lang w:val="en-GB" w:eastAsia="en-GB" w:bidi="en-GB"/>
-        </w:rPr>
-        <w:t xml:space="preserve">command.</w:t>
-      </w:r>
-      <w:r>
-        <w:rPr>
-          <w:rFonts w:ascii="Times New Roman" w:hAnsi="Times New Roman" w:eastAsia="Times New Roman" w:cs="Times New Roman"/>
-          <w:color w:val="000000"/>
-          <w:sz w:val="19"/>
-          <w:lang w:val="en-GB" w:eastAsia="en-GB" w:bidi="en-GB"/>
-        </w:rPr>
-        <w:t xml:space="preserve"> </w:t>
-      </w:r>
-      <w:r>
-        <w:rPr>
-          <w:rFonts w:ascii="Times New Roman" w:hAnsi="Times New Roman" w:eastAsia="Times New Roman" w:cs="Times New Roman"/>
-          <w:color w:val="000000"/>
-          <w:sz w:val="19"/>
-          <w:lang w:val="en-GB" w:eastAsia="en-GB" w:bidi="en-GB"/>
-        </w:rPr>
-        <w:t xml:space="preserve">Repeating</w:t>
+        <w:t xml:space="preserve">state.</w:t>
+      </w:r>
+      <w:r>
+        <w:rPr>
+          <w:rFonts w:ascii="Times New Roman" w:hAnsi="Times New Roman" w:eastAsia="Times New Roman" w:cs="Times New Roman"/>
+          <w:color w:val="000000"/>
+          <w:sz w:val="19"/>
+          <w:lang w:val="en-GB" w:eastAsia="en-GB" w:bidi="en-GB"/>
+        </w:rPr>
+        <w:t xml:space="preserve"> </w:t>
+      </w:r>
+      <w:r>
+        <w:rPr>
+          <w:rFonts w:ascii="Times New Roman" w:hAnsi="Times New Roman" w:eastAsia="Times New Roman" w:cs="Times New Roman"/>
+          <w:color w:val="000000"/>
+          <w:sz w:val="19"/>
+          <w:lang w:val="en-GB" w:eastAsia="en-GB" w:bidi="en-GB"/>
+        </w:rPr>
+        <w:t xml:space="preserve">It</w:t>
+      </w:r>
+      <w:r>
+        <w:rPr>
+          <w:rFonts w:ascii="Times New Roman" w:hAnsi="Times New Roman" w:eastAsia="Times New Roman" w:cs="Times New Roman"/>
+          <w:color w:val="000000"/>
+          <w:sz w:val="19"/>
+          <w:lang w:val="en-GB" w:eastAsia="en-GB" w:bidi="en-GB"/>
+        </w:rPr>
+        <w:t xml:space="preserve"> </w:t>
+      </w:r>
+      <w:r>
+        <w:rPr>
+          <w:rFonts w:ascii="Times New Roman" w:hAnsi="Times New Roman" w:eastAsia="Times New Roman" w:cs="Times New Roman"/>
+          <w:color w:val="000000"/>
+          <w:sz w:val="19"/>
+          <w:lang w:val="en-GB" w:eastAsia="en-GB" w:bidi="en-GB"/>
+        </w:rPr>
+        <w:t xml:space="preserve">does</w:t>
+      </w:r>
+      <w:r>
+        <w:rPr>
+          <w:rFonts w:ascii="Times New Roman" w:hAnsi="Times New Roman" w:eastAsia="Times New Roman" w:cs="Times New Roman"/>
+          <w:color w:val="000000"/>
+          <w:sz w:val="19"/>
+          <w:lang w:val="en-GB" w:eastAsia="en-GB" w:bidi="en-GB"/>
+        </w:rPr>
+        <w:t xml:space="preserve"> </w:t>
+      </w:r>
+      <w:r>
+        <w:rPr>
+          <w:rFonts w:ascii="Times New Roman" w:hAnsi="Times New Roman" w:eastAsia="Times New Roman" w:cs="Times New Roman"/>
+          <w:color w:val="000000"/>
+          <w:sz w:val="19"/>
+          <w:lang w:val="en-GB" w:eastAsia="en-GB" w:bidi="en-GB"/>
+        </w:rPr>
+        <w:t xml:space="preserve">not</w:t>
+      </w:r>
+      <w:r>
+        <w:rPr>
+          <w:rFonts w:ascii="Times New Roman" w:hAnsi="Times New Roman" w:eastAsia="Times New Roman" w:cs="Times New Roman"/>
+          <w:color w:val="000000"/>
+          <w:sz w:val="19"/>
+          <w:lang w:val="en-GB" w:eastAsia="en-GB" w:bidi="en-GB"/>
+        </w:rPr>
+        <w:t xml:space="preserve"> </w:t>
+      </w:r>
+      <w:r>
+        <w:rPr>
+          <w:rFonts w:ascii="Times New Roman" w:hAnsi="Times New Roman" w:eastAsia="Times New Roman" w:cs="Times New Roman"/>
+          <w:color w:val="000000"/>
+          <w:sz w:val="19"/>
+          <w:lang w:val="en-GB" w:eastAsia="en-GB" w:bidi="en-GB"/>
+        </w:rPr>
+        <w:t xml:space="preserve">require</w:t>
+      </w:r>
+      <w:r>
+        <w:rPr>
+          <w:rFonts w:ascii="Times New Roman" w:hAnsi="Times New Roman" w:eastAsia="Times New Roman" w:cs="Times New Roman"/>
+          <w:color w:val="000000"/>
+          <w:sz w:val="19"/>
+          <w:lang w:val="en-GB" w:eastAsia="en-GB" w:bidi="en-GB"/>
+        </w:rPr>
+        <w:t xml:space="preserve"> </w:t>
+      </w:r>
+      <w:r>
+        <w:rPr>
+          <w:rFonts w:ascii="Times New Roman" w:hAnsi="Times New Roman" w:eastAsia="Times New Roman" w:cs="Times New Roman"/>
+          <w:color w:val="000000"/>
+          <w:sz w:val="19"/>
+          <w:lang w:val="en-GB" w:eastAsia="en-GB" w:bidi="en-GB"/>
+        </w:rPr>
+        <w:t xml:space="preserve">reproducing</w:t>
       </w:r>
       <w:r>
         <w:rPr>
@@ -874,3265 +3646,25 @@
           <w:sz w:val="19"/>
           <w:lang w:val="en-GB" w:eastAsia="en-GB" w:bidi="en-GB"/>
         </w:rPr>
-        <w:t xml:space="preserve">call</w:t>
-      </w:r>
-      <w:r>
-        <w:rPr>
-          <w:rFonts w:ascii="Times New Roman" w:hAnsi="Times New Roman" w:eastAsia="Times New Roman" w:cs="Times New Roman"/>
-          <w:color w:val="000000"/>
-          <w:sz w:val="19"/>
-          <w:lang w:val="en-GB" w:eastAsia="en-GB" w:bidi="en-GB"/>
-        </w:rPr>
-        <w:t xml:space="preserve"> </w:t>
-      </w:r>
-      <w:r>
-        <w:rPr>
-          <w:rFonts w:ascii="Times New Roman" w:hAnsi="Times New Roman" w:eastAsia="Times New Roman" w:cs="Times New Roman"/>
-          <w:color w:val="000000"/>
-          <w:sz w:val="19"/>
-          <w:lang w:val="en-GB" w:eastAsia="en-GB" w:bidi="en-GB"/>
-        </w:rPr>
-        <w:t xml:space="preserve">is</w:t>
-      </w:r>
-      <w:r>
-        <w:rPr>
-          <w:rFonts w:ascii="Times New Roman" w:hAnsi="Times New Roman" w:eastAsia="Times New Roman" w:cs="Times New Roman"/>
-          <w:color w:val="000000"/>
-          <w:sz w:val="19"/>
-          <w:lang w:val="en-GB" w:eastAsia="en-GB" w:bidi="en-GB"/>
-        </w:rPr>
-        <w:t xml:space="preserve"> </w:t>
-      </w:r>
-      <w:r>
-        <w:rPr>
-          <w:rFonts w:ascii="Times New Roman" w:hAnsi="Times New Roman" w:eastAsia="Times New Roman" w:cs="Times New Roman"/>
-          <w:color w:val="000000"/>
-          <w:sz w:val="19"/>
-          <w:lang w:val="en-GB" w:eastAsia="en-GB" w:bidi="en-GB"/>
-        </w:rPr>
-        <w:t xml:space="preserve">therefore</w:t>
-      </w:r>
-      <w:r>
-        <w:rPr>
-          <w:rFonts w:ascii="Times New Roman" w:hAnsi="Times New Roman" w:eastAsia="Times New Roman" w:cs="Times New Roman"/>
-          <w:color w:val="000000"/>
-          <w:sz w:val="19"/>
-          <w:lang w:val="en-GB" w:eastAsia="en-GB" w:bidi="en-GB"/>
-        </w:rPr>
-        <w:t xml:space="preserve"> </w:t>
-      </w:r>
-      <w:r>
-        <w:rPr>
-          <w:rFonts w:ascii="Times New Roman" w:hAnsi="Times New Roman" w:eastAsia="Times New Roman" w:cs="Times New Roman"/>
-          <w:color w:val="000000"/>
-          <w:sz w:val="19"/>
-          <w:lang w:val="en-GB" w:eastAsia="en-GB" w:bidi="en-GB"/>
-        </w:rPr>
-        <w:t xml:space="preserve">neither</w:t>
-      </w:r>
-      <w:r>
-        <w:rPr>
-          <w:rFonts w:ascii="Times New Roman" w:hAnsi="Times New Roman" w:eastAsia="Times New Roman" w:cs="Times New Roman"/>
-          <w:color w:val="000000"/>
-          <w:sz w:val="19"/>
-          <w:lang w:val="en-GB" w:eastAsia="en-GB" w:bidi="en-GB"/>
-        </w:rPr>
-        <w:t xml:space="preserve"> </w:t>
-      </w:r>
-      <w:r>
-        <w:rPr>
-          <w:rFonts w:ascii="Times New Roman" w:hAnsi="Times New Roman" w:eastAsia="Times New Roman" w:cs="Times New Roman"/>
-          <w:color w:val="000000"/>
-          <w:sz w:val="19"/>
-          <w:lang w:val="en-GB" w:eastAsia="en-GB" w:bidi="en-GB"/>
-        </w:rPr>
-        <w:t xml:space="preserve">necessary</w:t>
-      </w:r>
-      <w:r>
-        <w:rPr>
-          <w:rFonts w:ascii="Times New Roman" w:hAnsi="Times New Roman" w:eastAsia="Times New Roman" w:cs="Times New Roman"/>
-          <w:color w:val="000000"/>
-          <w:sz w:val="19"/>
-          <w:lang w:val="en-GB" w:eastAsia="en-GB" w:bidi="en-GB"/>
-        </w:rPr>
-        <w:t xml:space="preserve"> </w:t>
-      </w:r>
-      <w:r>
-        <w:rPr>
-          <w:rFonts w:ascii="Times New Roman" w:hAnsi="Times New Roman" w:eastAsia="Times New Roman" w:cs="Times New Roman"/>
-          <w:color w:val="000000"/>
-          <w:sz w:val="19"/>
-          <w:lang w:val="en-GB" w:eastAsia="en-GB" w:bidi="en-GB"/>
-        </w:rPr>
-        <w:t xml:space="preserve">nor</w:t>
-      </w:r>
-      <w:r>
-        <w:rPr>
-          <w:rFonts w:ascii="Times New Roman" w:hAnsi="Times New Roman" w:eastAsia="Times New Roman" w:cs="Times New Roman"/>
-          <w:color w:val="000000"/>
-          <w:sz w:val="19"/>
-          <w:lang w:val="en-GB" w:eastAsia="en-GB" w:bidi="en-GB"/>
-        </w:rPr>
-        <w:t xml:space="preserve"> </w:t>
-      </w:r>
-      <w:r>
-        <w:rPr>
-          <w:rFonts w:ascii="Times New Roman" w:hAnsi="Times New Roman" w:eastAsia="Times New Roman" w:cs="Times New Roman"/>
-          <w:color w:val="000000"/>
-          <w:sz w:val="19"/>
-          <w:lang w:val="en-GB" w:eastAsia="en-GB" w:bidi="en-GB"/>
-        </w:rPr>
-        <w:t xml:space="preserve">generally</w:t>
-      </w:r>
-      <w:r>
-        <w:rPr>
-          <w:rFonts w:ascii="Times New Roman" w:hAnsi="Times New Roman" w:eastAsia="Times New Roman" w:cs="Times New Roman"/>
-          <w:color w:val="000000"/>
-          <w:sz w:val="19"/>
-          <w:lang w:val="en-GB" w:eastAsia="en-GB" w:bidi="en-GB"/>
-        </w:rPr>
-        <w:t xml:space="preserve"> </w:t>
-      </w:r>
-      <w:r>
-        <w:rPr>
-          <w:rFonts w:ascii="Times New Roman" w:hAnsi="Times New Roman" w:eastAsia="Times New Roman" w:cs="Times New Roman"/>
-          <w:color w:val="000000"/>
-          <w:sz w:val="19"/>
-          <w:lang w:val="en-GB" w:eastAsia="en-GB" w:bidi="en-GB"/>
-        </w:rPr>
-        <w:t xml:space="preserve">sufficient</w:t>
-      </w:r>
-      <w:r>
-        <w:rPr>
-          <w:rFonts w:ascii="Times New Roman" w:hAnsi="Times New Roman" w:eastAsia="Times New Roman" w:cs="Times New Roman"/>
-          <w:color w:val="000000"/>
-          <w:sz w:val="19"/>
-          <w:lang w:val="en-GB" w:eastAsia="en-GB" w:bidi="en-GB"/>
-        </w:rPr>
-        <w:t xml:space="preserve"> </w:t>
-      </w:r>
-      <w:r>
-        <w:rPr>
-          <w:rFonts w:ascii="Times New Roman" w:hAnsi="Times New Roman" w:eastAsia="Times New Roman" w:cs="Times New Roman"/>
-          <w:color w:val="000000"/>
-          <w:sz w:val="19"/>
-          <w:lang w:val="en-GB" w:eastAsia="en-GB" w:bidi="en-GB"/>
-        </w:rPr>
-        <w:t xml:space="preserve">to</w:t>
-      </w:r>
-      <w:r>
-        <w:rPr>
-          <w:rFonts w:ascii="Times New Roman" w:hAnsi="Times New Roman" w:eastAsia="Times New Roman" w:cs="Times New Roman"/>
-          <w:color w:val="000000"/>
-          <w:sz w:val="19"/>
-          <w:lang w:val="en-GB" w:eastAsia="en-GB" w:bidi="en-GB"/>
-        </w:rPr>
-        <w:t xml:space="preserve"> </w:t>
-      </w:r>
-      <w:r>
-        <w:rPr>
-          <w:rFonts w:ascii="Times New Roman" w:hAnsi="Times New Roman" w:eastAsia="Times New Roman" w:cs="Times New Roman"/>
-          <w:color w:val="000000"/>
-          <w:sz w:val="19"/>
-          <w:lang w:val="en-GB" w:eastAsia="en-GB" w:bidi="en-GB"/>
-        </w:rPr>
-        <w:t xml:space="preserve">verify</w:t>
-      </w:r>
-      <w:r>
-        <w:rPr>
-          <w:rFonts w:ascii="Times New Roman" w:hAnsi="Times New Roman" w:eastAsia="Times New Roman" w:cs="Times New Roman"/>
-          <w:color w:val="000000"/>
-          <w:sz w:val="19"/>
-          <w:lang w:val="en-GB" w:eastAsia="en-GB" w:bidi="en-GB"/>
-        </w:rPr>
-        <w:t xml:space="preserve"> </w:t>
-      </w:r>
-      <w:r>
-        <w:rPr>
-          <w:rFonts w:ascii="Times New Roman" w:hAnsi="Times New Roman" w:eastAsia="Times New Roman" w:cs="Times New Roman"/>
-          <w:color w:val="000000"/>
-          <w:sz w:val="19"/>
-          <w:lang w:val="en-GB" w:eastAsia="en-GB" w:bidi="en-GB"/>
-        </w:rPr>
-        <w:t xml:space="preserve">the</w:t>
-      </w:r>
-      <w:r>
-        <w:rPr>
-          <w:rFonts w:ascii="Times New Roman" w:hAnsi="Times New Roman" w:eastAsia="Times New Roman" w:cs="Times New Roman"/>
-          <w:color w:val="000000"/>
-          <w:sz w:val="19"/>
-          <w:lang w:val="en-GB" w:eastAsia="en-GB" w:bidi="en-GB"/>
-        </w:rPr>
-        <w:t xml:space="preserve"> </w:t>
-      </w:r>
-      <w:r>
-        <w:rPr>
-          <w:rFonts w:ascii="Times New Roman" w:hAnsi="Times New Roman" w:eastAsia="Times New Roman" w:cs="Times New Roman"/>
-          <w:color w:val="000000"/>
-          <w:sz w:val="19"/>
-          <w:lang w:val="en-GB" w:eastAsia="en-GB" w:bidi="en-GB"/>
-        </w:rPr>
-        <w:t xml:space="preserve">resulting</w:t>
-      </w:r>
-      <w:r>
-        <w:rPr>
-          <w:rFonts w:ascii="Times New Roman" w:hAnsi="Times New Roman" w:eastAsia="Times New Roman" w:cs="Times New Roman"/>
-          <w:color w:val="000000"/>
-          <w:sz w:val="19"/>
-          <w:lang w:val="en-GB" w:eastAsia="en-GB" w:bidi="en-GB"/>
-        </w:rPr>
-        <w:t xml:space="preserve"> </w:t>
-      </w:r>
-      <w:r>
-        <w:rPr>
-          <w:rFonts w:ascii="Times New Roman" w:hAnsi="Times New Roman" w:eastAsia="Times New Roman" w:cs="Times New Roman"/>
-          <w:color w:val="000000"/>
-          <w:sz w:val="19"/>
-          <w:lang w:val="en-GB" w:eastAsia="en-GB" w:bidi="en-GB"/>
-        </w:rPr>
-        <w:t xml:space="preserve">state</w:t>
-      </w:r>
-      <w:r>
-        <w:rPr>
-          <w:rFonts w:ascii="Times New Roman" w:hAnsi="Times New Roman" w:eastAsia="Times New Roman" w:cs="Times New Roman"/>
-          <w:color w:val="000000"/>
-          <w:sz w:val="19"/>
-          <w:lang w:val="en-GB" w:eastAsia="en-GB" w:bidi="en-GB"/>
-        </w:rPr>
-        <w:t xml:space="preserve"> </w:t>
-      </w:r>
-      <w:r>
-        <w:rPr>
-          <w:rFonts w:ascii="Times New Roman" w:hAnsi="Times New Roman" w:eastAsia="Times New Roman" w:cs="Times New Roman"/>
-          <w:color w:val="000000"/>
-          <w:sz w:val="19"/>
-          <w:lang w:val="en-GB" w:eastAsia="en-GB" w:bidi="en-GB"/>
-        </w:rPr>
-        <w:t xml:space="preserve">change.</w:t>
-      </w:r>
-      <w:r>
-        <w:rPr>
-          <w:rFonts w:ascii="Times New Roman" w:hAnsi="Times New Roman" w:eastAsia="Times New Roman" w:cs="Times New Roman"/>
-          <w:color w:val="000000"/>
-          <w:sz w:val="19"/>
-          <w:lang w:val="en-GB" w:eastAsia="en-GB" w:bidi="en-GB"/>
-        </w:rPr>
-        <w:t xml:space="preserve"> </w:t>
-      </w:r>
-      <w:r>
-        <w:rPr>
-          <w:rFonts w:ascii="Times New Roman" w:hAnsi="Times New Roman" w:eastAsia="Times New Roman" w:cs="Times New Roman"/>
-          <w:color w:val="000000"/>
-          <w:sz w:val="19"/>
-          <w:lang w:val="en-GB" w:eastAsia="en-GB" w:bidi="en-GB"/>
-        </w:rPr>
-        <w:t xml:space="preserve">This</w:t>
-      </w:r>
-      <w:r>
-        <w:rPr>
-          <w:rFonts w:ascii="Times New Roman" w:hAnsi="Times New Roman" w:eastAsia="Times New Roman" w:cs="Times New Roman"/>
-          <w:color w:val="000000"/>
-          <w:sz w:val="19"/>
-          <w:lang w:val="en-GB" w:eastAsia="en-GB" w:bidi="en-GB"/>
-        </w:rPr>
-        <w:t xml:space="preserve"> </w:t>
-      </w:r>
-      <w:r>
-        <w:rPr>
-          <w:rFonts w:ascii="Times New Roman" w:hAnsi="Times New Roman" w:eastAsia="Times New Roman" w:cs="Times New Roman"/>
-          <w:color w:val="000000"/>
-          <w:sz w:val="19"/>
-          <w:lang w:val="en-GB" w:eastAsia="en-GB" w:bidi="en-GB"/>
-        </w:rPr>
-        <w:t xml:space="preserve">paper</w:t>
-      </w:r>
-      <w:r>
-        <w:rPr>
-          <w:rFonts w:ascii="Times New Roman" w:hAnsi="Times New Roman" w:eastAsia="Times New Roman" w:cs="Times New Roman"/>
-          <w:color w:val="000000"/>
-          <w:sz w:val="19"/>
-          <w:lang w:val="en-GB" w:eastAsia="en-GB" w:bidi="en-GB"/>
-        </w:rPr>
-        <w:t xml:space="preserve"> </w:t>
-      </w:r>
-      <w:r>
-        <w:rPr>
-          <w:rFonts w:ascii="Times New Roman" w:hAnsi="Times New Roman" w:eastAsia="Times New Roman" w:cs="Times New Roman"/>
-          <w:color w:val="000000"/>
-          <w:sz w:val="19"/>
-          <w:lang w:val="en-GB" w:eastAsia="en-GB" w:bidi="en-GB"/>
-        </w:rPr>
-        <w:t xml:space="preserve">defines</w:t>
-      </w:r>
-      <w:r>
-        <w:rPr>
-          <w:rFonts w:ascii="Times New Roman" w:hAnsi="Times New Roman" w:eastAsia="Times New Roman" w:cs="Times New Roman"/>
-          <w:color w:val="000000"/>
-          <w:sz w:val="19"/>
-          <w:lang w:val="en-GB" w:eastAsia="en-GB" w:bidi="en-GB"/>
-        </w:rPr>
-        <w:t xml:space="preserve"> </w:t>
-      </w:r>
-      <w:r>
-        <w:rPr>
-          <w:rFonts w:ascii="Times New Roman" w:hAnsi="Times New Roman" w:eastAsia="Times New Roman" w:cs="Times New Roman"/>
-          <w:color w:val="000000"/>
-          <w:sz w:val="19"/>
-          <w:lang w:val="en-GB" w:eastAsia="en-GB" w:bidi="en-GB"/>
-        </w:rPr>
-        <w:t xml:space="preserve">an</w:t>
-      </w:r>
-      <w:r>
-        <w:rPr>
-          <w:rFonts w:ascii="Times New Roman" w:hAnsi="Times New Roman" w:eastAsia="Times New Roman" w:cs="Times New Roman"/>
-          <w:color w:val="000000"/>
-          <w:sz w:val="19"/>
-          <w:lang w:val="en-GB" w:eastAsia="en-GB" w:bidi="en-GB"/>
-        </w:rPr>
-        <w:t xml:space="preserve"> </w:t>
-      </w:r>
-      <w:r>
-        <w:rPr>
-          <w:rFonts w:ascii="Times New Roman" w:hAnsi="Times New Roman" w:eastAsia="Times New Roman" w:cs="Times New Roman"/>
-          <w:color w:val="000000"/>
-          <w:sz w:val="19"/>
-          <w:lang w:val="en-GB" w:eastAsia="en-GB" w:bidi="en-GB"/>
-        </w:rPr>
-        <w:t xml:space="preserve">evidence</w:t>
-      </w:r>
-      <w:r>
-        <w:rPr>
-          <w:rFonts w:ascii="Times New Roman" w:hAnsi="Times New Roman" w:eastAsia="Times New Roman" w:cs="Times New Roman"/>
-          <w:color w:val="000000"/>
-          <w:sz w:val="19"/>
-          <w:lang w:val="en-GB" w:eastAsia="en-GB" w:bidi="en-GB"/>
-        </w:rPr>
-        <w:t xml:space="preserve"> </w:t>
-      </w:r>
-      <w:r>
-        <w:rPr>
-          <w:rFonts w:ascii="Times New Roman" w:hAnsi="Times New Roman" w:eastAsia="Times New Roman" w:cs="Times New Roman"/>
-          <w:color w:val="000000"/>
-          <w:sz w:val="19"/>
-          <w:lang w:val="en-GB" w:eastAsia="en-GB" w:bidi="en-GB"/>
-        </w:rPr>
-        <w:t xml:space="preserve">contract</w:t>
-      </w:r>
-      <w:r>
-        <w:rPr>
-          <w:rFonts w:ascii="Times New Roman" w:hAnsi="Times New Roman" w:eastAsia="Times New Roman" w:cs="Times New Roman"/>
-          <w:color w:val="000000"/>
-          <w:sz w:val="19"/>
-          <w:lang w:val="en-GB" w:eastAsia="en-GB" w:bidi="en-GB"/>
-        </w:rPr>
-        <w:t xml:space="preserve"> </w:t>
-      </w:r>
-      <w:r>
-        <w:rPr>
-          <w:rFonts w:ascii="Times New Roman" w:hAnsi="Times New Roman" w:eastAsia="Times New Roman" w:cs="Times New Roman"/>
-          <w:color w:val="000000"/>
-          <w:sz w:val="19"/>
-          <w:lang w:val="en-GB" w:eastAsia="en-GB" w:bidi="en-GB"/>
-        </w:rPr>
-        <w:t xml:space="preserve">for</w:t>
-      </w:r>
-      <w:r>
-        <w:rPr>
-          <w:rFonts w:ascii="Times New Roman" w:hAnsi="Times New Roman" w:eastAsia="Times New Roman" w:cs="Times New Roman"/>
-          <w:color w:val="000000"/>
-          <w:sz w:val="19"/>
-          <w:lang w:val="en-GB" w:eastAsia="en-GB" w:bidi="en-GB"/>
-        </w:rPr>
-        <w:t xml:space="preserve"> </w:t>
-      </w:r>
-      <w:r>
-        <w:rPr>
-          <w:rFonts w:ascii="Times New Roman" w:hAnsi="Times New Roman" w:eastAsia="Times New Roman" w:cs="Times New Roman"/>
-          <w:color w:val="000000"/>
-          <w:sz w:val="19"/>
-          <w:lang w:val="en-GB" w:eastAsia="en-GB" w:bidi="en-GB"/>
-        </w:rPr>
-        <w:t xml:space="preserve">bounded</w:t>
-      </w:r>
-      <w:r>
-        <w:rPr>
-          <w:rFonts w:ascii="Times New Roman" w:hAnsi="Times New Roman" w:eastAsia="Times New Roman" w:cs="Times New Roman"/>
-          <w:color w:val="000000"/>
-          <w:sz w:val="19"/>
-          <w:lang w:val="en-GB" w:eastAsia="en-GB" w:bidi="en-GB"/>
-        </w:rPr>
-        <w:t xml:space="preserve"> </w:t>
-      </w:r>
-      <w:r>
-        <w:rPr>
-          <w:rFonts w:ascii="Times New Roman" w:hAnsi="Times New Roman" w:eastAsia="Times New Roman" w:cs="Times New Roman"/>
-          <w:color w:val="000000"/>
-          <w:sz w:val="19"/>
-          <w:lang w:val="en-GB" w:eastAsia="en-GB" w:bidi="en-GB"/>
-        </w:rPr>
-        <w:t xml:space="preserve">LLM-mediated</w:t>
-      </w:r>
-      <w:r>
-        <w:rPr>
-          <w:rFonts w:ascii="Times New Roman" w:hAnsi="Times New Roman" w:eastAsia="Times New Roman" w:cs="Times New Roman"/>
-          <w:color w:val="000000"/>
-          <w:sz w:val="19"/>
-          <w:lang w:val="en-GB" w:eastAsia="en-GB" w:bidi="en-GB"/>
-        </w:rPr>
-        <w:t xml:space="preserve"> </w:t>
-      </w:r>
-      <w:r>
-        <w:rPr>
-          <w:rFonts w:ascii="Times New Roman" w:hAnsi="Times New Roman" w:eastAsia="Times New Roman" w:cs="Times New Roman"/>
-          <w:color w:val="000000"/>
-          <w:sz w:val="19"/>
-          <w:lang w:val="en-GB" w:eastAsia="en-GB" w:bidi="en-GB"/>
-        </w:rPr>
-        <w:t xml:space="preserve">systems.</w:t>
-      </w:r>
-      <w:r>
-        <w:rPr>
-          <w:rFonts w:ascii="Times New Roman" w:hAnsi="Times New Roman" w:eastAsia="Times New Roman" w:cs="Times New Roman"/>
-          <w:color w:val="000000"/>
-          <w:sz w:val="19"/>
-          <w:lang w:val="en-GB" w:eastAsia="en-GB" w:bidi="en-GB"/>
-        </w:rPr>
-        <w:t xml:space="preserve"> </w:t>
-      </w:r>
-      <w:r>
-        <w:rPr>
-          <w:rFonts w:ascii="Times New Roman" w:hAnsi="Times New Roman" w:eastAsia="Times New Roman" w:cs="Times New Roman"/>
-          <w:color w:val="000000"/>
-          <w:sz w:val="19"/>
-          <w:lang w:val="en-GB" w:eastAsia="en-GB" w:bidi="en-GB"/>
-        </w:rPr>
-        <w:t xml:space="preserve">A</w:t>
-      </w:r>
-      <w:r>
-        <w:rPr>
-          <w:rFonts w:ascii="Times New Roman" w:hAnsi="Times New Roman" w:eastAsia="Times New Roman" w:cs="Times New Roman"/>
-          <w:color w:val="000000"/>
-          <w:sz w:val="19"/>
-          <w:lang w:val="en-GB" w:eastAsia="en-GB" w:bidi="en-GB"/>
-        </w:rPr>
-        <w:t xml:space="preserve"> </w:t>
-      </w:r>
-      <w:r>
-        <w:rPr>
-          <w:rFonts w:ascii="Times New Roman" w:hAnsi="Times New Roman" w:eastAsia="Times New Roman" w:cs="Times New Roman"/>
-          <w:color w:val="000000"/>
-          <w:sz w:val="19"/>
-          <w:lang w:val="en-GB" w:eastAsia="en-GB" w:bidi="en-GB"/>
-        </w:rPr>
-        <w:t xml:space="preserve">trace</w:t>
-      </w:r>
-      <w:r>
-        <w:rPr>
-          <w:rFonts w:ascii="Times New Roman" w:hAnsi="Times New Roman" w:eastAsia="Times New Roman" w:cs="Times New Roman"/>
-          <w:color w:val="000000"/>
-          <w:sz w:val="19"/>
-          <w:lang w:val="en-GB" w:eastAsia="en-GB" w:bidi="en-GB"/>
-        </w:rPr>
-        <w:t xml:space="preserve"> </w:t>
-      </w:r>
-      <w:r>
-        <w:rPr>
-          <w:rFonts w:ascii="Times New Roman" w:hAnsi="Times New Roman" w:eastAsia="Times New Roman" w:cs="Times New Roman"/>
-          <w:color w:val="000000"/>
-          <w:sz w:val="19"/>
-          <w:lang w:val="en-GB" w:eastAsia="en-GB" w:bidi="en-GB"/>
-        </w:rPr>
-        <w:t xml:space="preserve">records</w:t>
-      </w:r>
-      <w:r>
-        <w:rPr>
-          <w:rFonts w:ascii="Times New Roman" w:hAnsi="Times New Roman" w:eastAsia="Times New Roman" w:cs="Times New Roman"/>
-          <w:color w:val="000000"/>
-          <w:sz w:val="19"/>
-          <w:lang w:val="en-GB" w:eastAsia="en-GB" w:bidi="en-GB"/>
-        </w:rPr>
-        <w:t xml:space="preserve"> </w:t>
-      </w:r>
-      <w:r>
-        <w:rPr>
-          <w:rFonts w:ascii="Times New Roman" w:hAnsi="Times New Roman" w:eastAsia="Times New Roman" w:cs="Times New Roman"/>
-          <w:color w:val="000000"/>
-          <w:sz w:val="19"/>
-          <w:lang w:val="en-GB" w:eastAsia="en-GB" w:bidi="en-GB"/>
-        </w:rPr>
-        <w:t xml:space="preserve">the</w:t>
-      </w:r>
-      <w:r>
-        <w:rPr>
-          <w:rFonts w:ascii="Times New Roman" w:hAnsi="Times New Roman" w:eastAsia="Times New Roman" w:cs="Times New Roman"/>
-          <w:color w:val="000000"/>
-          <w:sz w:val="19"/>
-          <w:lang w:val="en-GB" w:eastAsia="en-GB" w:bidi="en-GB"/>
-        </w:rPr>
-        <w:t xml:space="preserve"> </w:t>
-      </w:r>
-      <w:r>
-        <w:rPr>
-          <w:rFonts w:ascii="Times New Roman" w:hAnsi="Times New Roman" w:eastAsia="Times New Roman" w:cs="Times New Roman"/>
-          <w:color w:val="000000"/>
-          <w:sz w:val="19"/>
-          <w:lang w:val="en-GB" w:eastAsia="en-GB" w:bidi="en-GB"/>
-        </w:rPr>
-        <w:t xml:space="preserve">adapter-boundary</w:t>
-      </w:r>
-      <w:r>
-        <w:rPr>
-          <w:rFonts w:ascii="Times New Roman" w:hAnsi="Times New Roman" w:eastAsia="Times New Roman" w:cs="Times New Roman"/>
-          <w:color w:val="000000"/>
-          <w:sz w:val="19"/>
-          <w:lang w:val="en-GB" w:eastAsia="en-GB" w:bidi="en-GB"/>
-        </w:rPr>
-        <w:t xml:space="preserve"> </w:t>
-      </w:r>
-      <w:r>
-        <w:rPr>
-          <w:rFonts w:ascii="Times New Roman" w:hAnsi="Times New Roman" w:eastAsia="Times New Roman" w:cs="Times New Roman"/>
-          <w:color w:val="000000"/>
-          <w:sz w:val="19"/>
-          <w:lang w:val="en-GB" w:eastAsia="en-GB" w:bidi="en-GB"/>
-        </w:rPr>
-        <w:t xml:space="preserve">invocation</w:t>
-      </w:r>
-      <w:r>
-        <w:rPr>
-          <w:rFonts w:ascii="Times New Roman" w:hAnsi="Times New Roman" w:eastAsia="Times New Roman" w:cs="Times New Roman"/>
-          <w:color w:val="000000"/>
-          <w:sz w:val="19"/>
-          <w:lang w:val="en-GB" w:eastAsia="en-GB" w:bidi="en-GB"/>
-        </w:rPr>
-        <w:t xml:space="preserve"> </w:t>
-      </w:r>
-      <w:r>
-        <w:rPr>
-          <w:rFonts w:ascii="Times New Roman" w:hAnsi="Times New Roman" w:eastAsia="Times New Roman" w:cs="Times New Roman"/>
-          <w:color w:val="000000"/>
-          <w:sz w:val="19"/>
-          <w:lang w:val="en-GB" w:eastAsia="en-GB" w:bidi="en-GB"/>
-        </w:rPr>
-        <w:t xml:space="preserve">record,</w:t>
-      </w:r>
-      <w:r>
-        <w:rPr>
-          <w:rFonts w:ascii="Times New Roman" w:hAnsi="Times New Roman" w:eastAsia="Times New Roman" w:cs="Times New Roman"/>
-          <w:color w:val="000000"/>
-          <w:sz w:val="19"/>
-          <w:lang w:val="en-GB" w:eastAsia="en-GB" w:bidi="en-GB"/>
-        </w:rPr>
-        <w:t xml:space="preserve"> </w:t>
-      </w:r>
-      <w:r>
-        <w:rPr>
-          <w:rFonts w:ascii="Times New Roman" w:hAnsi="Times New Roman" w:eastAsia="Times New Roman" w:cs="Times New Roman"/>
-          <w:color w:val="000000"/>
-          <w:sz w:val="19"/>
-          <w:lang w:val="en-GB" w:eastAsia="en-GB" w:bidi="en-GB"/>
-        </w:rPr>
-        <w:t xml:space="preserve">returned</w:t>
-      </w:r>
-      <w:r>
-        <w:rPr>
-          <w:rFonts w:ascii="Times New Roman" w:hAnsi="Times New Roman" w:eastAsia="Times New Roman" w:cs="Times New Roman"/>
-          <w:color w:val="000000"/>
-          <w:sz w:val="19"/>
-          <w:lang w:val="en-GB" w:eastAsia="en-GB" w:bidi="en-GB"/>
-        </w:rPr>
-        <w:t xml:space="preserve"> </w:t>
-      </w:r>
-      <w:r>
-        <w:rPr>
-          <w:rFonts w:ascii="Times New Roman" w:hAnsi="Times New Roman" w:eastAsia="Times New Roman" w:cs="Times New Roman"/>
-          <w:color w:val="000000"/>
-          <w:sz w:val="19"/>
-          <w:lang w:val="en-GB" w:eastAsia="en-GB" w:bidi="en-GB"/>
-        </w:rPr>
-        <w:t xml:space="preserve">text</w:t>
-      </w:r>
-      <w:r>
-        <w:rPr>
-          <w:rFonts w:ascii="Times New Roman" w:hAnsi="Times New Roman" w:eastAsia="Times New Roman" w:cs="Times New Roman"/>
-          <w:color w:val="000000"/>
-          <w:sz w:val="19"/>
-          <w:lang w:val="en-GB" w:eastAsia="en-GB" w:bidi="en-GB"/>
-        </w:rPr>
-        <w:t xml:space="preserve"> </w:t>
-      </w:r>
-      <w:r>
-        <w:rPr>
-          <w:rFonts w:ascii="Times New Roman" w:hAnsi="Times New Roman" w:eastAsia="Times New Roman" w:cs="Times New Roman"/>
-          <w:color w:val="000000"/>
-          <w:sz w:val="19"/>
-          <w:lang w:val="en-GB" w:eastAsia="en-GB" w:bidi="en-GB"/>
-        </w:rPr>
-        <w:t xml:space="preserve">or</w:t>
-      </w:r>
-      <w:r>
-        <w:rPr>
-          <w:rFonts w:ascii="Times New Roman" w:hAnsi="Times New Roman" w:eastAsia="Times New Roman" w:cs="Times New Roman"/>
-          <w:color w:val="000000"/>
-          <w:sz w:val="19"/>
-          <w:lang w:val="en-GB" w:eastAsia="en-GB" w:bidi="en-GB"/>
-        </w:rPr>
-        <w:t xml:space="preserve"> </w:t>
-      </w:r>
-      <w:r>
-        <w:rPr>
-          <w:rFonts w:ascii="Times New Roman" w:hAnsi="Times New Roman" w:eastAsia="Times New Roman" w:cs="Times New Roman"/>
-          <w:color w:val="000000"/>
-          <w:sz w:val="19"/>
-          <w:lang w:val="en-GB" w:eastAsia="en-GB" w:bidi="en-GB"/>
-        </w:rPr>
-        <w:t xml:space="preserve">a</w:t>
-      </w:r>
-      <w:r>
-        <w:rPr>
-          <w:rFonts w:ascii="Times New Roman" w:hAnsi="Times New Roman" w:eastAsia="Times New Roman" w:cs="Times New Roman"/>
-          <w:color w:val="000000"/>
-          <w:sz w:val="19"/>
-          <w:lang w:val="en-GB" w:eastAsia="en-GB" w:bidi="en-GB"/>
-        </w:rPr>
-        <w:t xml:space="preserve"> </w:t>
-      </w:r>
-      <w:r>
-        <w:rPr>
-          <w:rFonts w:ascii="Times New Roman" w:hAnsi="Times New Roman" w:eastAsia="Times New Roman" w:cs="Times New Roman"/>
-          <w:color w:val="000000"/>
-          <w:sz w:val="19"/>
-          <w:lang w:val="en-GB" w:eastAsia="en-GB" w:bidi="en-GB"/>
-        </w:rPr>
-        <w:t xml:space="preserve">commitment</w:t>
-      </w:r>
-      <w:r>
-        <w:rPr>
-          <w:rFonts w:ascii="Times New Roman" w:hAnsi="Times New Roman" w:eastAsia="Times New Roman" w:cs="Times New Roman"/>
-          <w:color w:val="000000"/>
-          <w:sz w:val="19"/>
-          <w:lang w:val="en-GB" w:eastAsia="en-GB" w:bidi="en-GB"/>
-        </w:rPr>
-        <w:t xml:space="preserve"> </w:t>
-      </w:r>
-      <w:r>
-        <w:rPr>
-          <w:rFonts w:ascii="Times New Roman" w:hAnsi="Times New Roman" w:eastAsia="Times New Roman" w:cs="Times New Roman"/>
-          <w:color w:val="000000"/>
-          <w:sz w:val="19"/>
-          <w:lang w:val="en-GB" w:eastAsia="en-GB" w:bidi="en-GB"/>
-        </w:rPr>
-        <w:t xml:space="preserve">to</w:t>
-      </w:r>
-      <w:r>
-        <w:rPr>
-          <w:rFonts w:ascii="Times New Roman" w:hAnsi="Times New Roman" w:eastAsia="Times New Roman" w:cs="Times New Roman"/>
-          <w:color w:val="000000"/>
-          <w:sz w:val="19"/>
-          <w:lang w:val="en-GB" w:eastAsia="en-GB" w:bidi="en-GB"/>
-        </w:rPr>
-        <w:t xml:space="preserve"> </w:t>
-      </w:r>
-      <w:r>
-        <w:rPr>
-          <w:rFonts w:ascii="Times New Roman" w:hAnsi="Times New Roman" w:eastAsia="Times New Roman" w:cs="Times New Roman"/>
-          <w:color w:val="000000"/>
-          <w:sz w:val="19"/>
-          <w:lang w:val="en-GB" w:eastAsia="en-GB" w:bidi="en-GB"/>
-        </w:rPr>
-        <w:t xml:space="preserve">it,</w:t>
-      </w:r>
-      <w:r>
-        <w:rPr>
-          <w:rFonts w:ascii="Times New Roman" w:hAnsi="Times New Roman" w:eastAsia="Times New Roman" w:cs="Times New Roman"/>
-          <w:color w:val="000000"/>
-          <w:sz w:val="19"/>
-          <w:lang w:val="en-GB" w:eastAsia="en-GB" w:bidi="en-GB"/>
-        </w:rPr>
-        <w:t xml:space="preserve"> </w:t>
-      </w:r>
-      <w:r>
-        <w:rPr>
-          <w:rFonts w:ascii="Times New Roman" w:hAnsi="Times New Roman" w:eastAsia="Times New Roman" w:cs="Times New Roman"/>
-          <w:color w:val="000000"/>
-          <w:sz w:val="19"/>
-          <w:lang w:val="en-GB" w:eastAsia="en-GB" w:bidi="en-GB"/>
-        </w:rPr>
-        <w:t xml:space="preserve">the</w:t>
-      </w:r>
-      <w:r>
-        <w:rPr>
-          <w:rFonts w:ascii="Times New Roman" w:hAnsi="Times New Roman" w:eastAsia="Times New Roman" w:cs="Times New Roman"/>
-          <w:color w:val="000000"/>
-          <w:sz w:val="19"/>
-          <w:lang w:val="en-GB" w:eastAsia="en-GB" w:bidi="en-GB"/>
-        </w:rPr>
-        <w:t xml:space="preserve"> </w:t>
-      </w:r>
-      <w:r>
-        <w:rPr>
-          <w:rFonts w:ascii="Times New Roman" w:hAnsi="Times New Roman" w:eastAsia="Times New Roman" w:cs="Times New Roman"/>
-          <w:color w:val="000000"/>
-          <w:sz w:val="19"/>
-          <w:lang w:val="en-GB" w:eastAsia="en-GB" w:bidi="en-GB"/>
-        </w:rPr>
-        <w:t xml:space="preserve">response-to-command</w:t>
-      </w:r>
-      <w:r>
-        <w:rPr>
-          <w:rFonts w:ascii="Times New Roman" w:hAnsi="Times New Roman" w:eastAsia="Times New Roman" w:cs="Times New Roman"/>
-          <w:color w:val="000000"/>
-          <w:sz w:val="19"/>
-          <w:lang w:val="en-GB" w:eastAsia="en-GB" w:bidi="en-GB"/>
-        </w:rPr>
-        <w:t xml:space="preserve"> </w:t>
-      </w:r>
-      <w:r>
-        <w:rPr>
-          <w:rFonts w:ascii="Times New Roman" w:hAnsi="Times New Roman" w:eastAsia="Times New Roman" w:cs="Times New Roman"/>
-          <w:color w:val="000000"/>
-          <w:sz w:val="19"/>
-          <w:lang w:val="en-GB" w:eastAsia="en-GB" w:bidi="en-GB"/>
-        </w:rPr>
-        <w:t xml:space="preserve">grounding,</w:t>
-      </w:r>
-      <w:r>
-        <w:rPr>
-          <w:rFonts w:ascii="Times New Roman" w:hAnsi="Times New Roman" w:eastAsia="Times New Roman" w:cs="Times New Roman"/>
-          <w:color w:val="000000"/>
-          <w:sz w:val="19"/>
-          <w:lang w:val="en-GB" w:eastAsia="en-GB" w:bidi="en-GB"/>
-        </w:rPr>
-        <w:t xml:space="preserve"> </w:t>
-      </w:r>
-      <w:r>
-        <w:rPr>
-          <w:rFonts w:ascii="Times New Roman" w:hAnsi="Times New Roman" w:eastAsia="Times New Roman" w:cs="Times New Roman"/>
-          <w:color w:val="000000"/>
-          <w:sz w:val="19"/>
-          <w:lang w:val="en-GB" w:eastAsia="en-GB" w:bidi="en-GB"/>
-        </w:rPr>
-        <w:t xml:space="preserve">frozen</w:t>
-      </w:r>
-      <w:r>
-        <w:rPr>
-          <w:rFonts w:ascii="Times New Roman" w:hAnsi="Times New Roman" w:eastAsia="Times New Roman" w:cs="Times New Roman"/>
-          <w:color w:val="000000"/>
-          <w:sz w:val="19"/>
-          <w:lang w:val="en-GB" w:eastAsia="en-GB" w:bidi="en-GB"/>
-        </w:rPr>
-        <w:t xml:space="preserve"> </w:t>
-      </w:r>
-      <w:r>
-        <w:rPr>
-          <w:rFonts w:ascii="Times New Roman" w:hAnsi="Times New Roman" w:eastAsia="Times New Roman" w:cs="Times New Roman"/>
-          <w:color w:val="000000"/>
-          <w:sz w:val="19"/>
-          <w:lang w:val="en-GB" w:eastAsia="en-GB" w:bidi="en-GB"/>
-        </w:rPr>
-        <w:t xml:space="preserve">domain</w:t>
-      </w:r>
-      <w:r>
-        <w:rPr>
-          <w:rFonts w:ascii="Times New Roman" w:hAnsi="Times New Roman" w:eastAsia="Times New Roman" w:cs="Times New Roman"/>
-          <w:color w:val="000000"/>
-          <w:sz w:val="19"/>
-          <w:lang w:val="en-GB" w:eastAsia="en-GB" w:bidi="en-GB"/>
-        </w:rPr>
-        <w:t xml:space="preserve"> </w:t>
-      </w:r>
-      <w:r>
-        <w:rPr>
-          <w:rFonts w:ascii="Times New Roman" w:hAnsi="Times New Roman" w:eastAsia="Times New Roman" w:cs="Times New Roman"/>
-          <w:color w:val="000000"/>
-          <w:sz w:val="19"/>
-          <w:lang w:val="en-GB" w:eastAsia="en-GB" w:bidi="en-GB"/>
-        </w:rPr>
-        <w:t xml:space="preserve">rules,</w:t>
-      </w:r>
-      <w:r>
-        <w:rPr>
-          <w:rFonts w:ascii="Times New Roman" w:hAnsi="Times New Roman" w:eastAsia="Times New Roman" w:cs="Times New Roman"/>
-          <w:color w:val="000000"/>
-          <w:sz w:val="19"/>
-          <w:lang w:val="en-GB" w:eastAsia="en-GB" w:bidi="en-GB"/>
-        </w:rPr>
-        <w:t xml:space="preserve"> </w:t>
-      </w:r>
-      <w:r>
-        <w:rPr>
-          <w:rFonts w:ascii="Times New Roman" w:hAnsi="Times New Roman" w:eastAsia="Times New Roman" w:cs="Times New Roman"/>
-          <w:color w:val="000000"/>
-          <w:sz w:val="19"/>
-          <w:lang w:val="en-GB" w:eastAsia="en-GB" w:bidi="en-GB"/>
-        </w:rPr>
-        <w:t xml:space="preserve">semantic</w:t>
-      </w:r>
-      <w:r>
-        <w:rPr>
-          <w:rFonts w:ascii="Times New Roman" w:hAnsi="Times New Roman" w:eastAsia="Times New Roman" w:cs="Times New Roman"/>
-          <w:color w:val="000000"/>
-          <w:sz w:val="19"/>
-          <w:lang w:val="en-GB" w:eastAsia="en-GB" w:bidi="en-GB"/>
-        </w:rPr>
-        <w:t xml:space="preserve"> </w:t>
-      </w:r>
-      <w:r>
-        <w:rPr>
-          <w:rFonts w:ascii="Times New Roman" w:hAnsi="Times New Roman" w:eastAsia="Times New Roman" w:cs="Times New Roman"/>
-          <w:color w:val="000000"/>
-          <w:sz w:val="19"/>
-          <w:lang w:val="en-GB" w:eastAsia="en-GB" w:bidi="en-GB"/>
-        </w:rPr>
-        <w:t xml:space="preserve">events,</w:t>
-      </w:r>
-      <w:r>
-        <w:rPr>
-          <w:rFonts w:ascii="Times New Roman" w:hAnsi="Times New Roman" w:eastAsia="Times New Roman" w:cs="Times New Roman"/>
-          <w:color w:val="000000"/>
-          <w:sz w:val="19"/>
-          <w:lang w:val="en-GB" w:eastAsia="en-GB" w:bidi="en-GB"/>
-        </w:rPr>
-        <w:t xml:space="preserve"> </w:t>
-      </w:r>
-      <w:r>
-        <w:rPr>
-          <w:rFonts w:ascii="Times New Roman" w:hAnsi="Times New Roman" w:eastAsia="Times New Roman" w:cs="Times New Roman"/>
-          <w:color w:val="000000"/>
-          <w:sz w:val="19"/>
-          <w:lang w:val="en-GB" w:eastAsia="en-GB" w:bidi="en-GB"/>
-        </w:rPr>
-        <w:t xml:space="preserve">and</w:t>
-      </w:r>
-      <w:r>
-        <w:rPr>
-          <w:rFonts w:ascii="Times New Roman" w:hAnsi="Times New Roman" w:eastAsia="Times New Roman" w:cs="Times New Roman"/>
-          <w:color w:val="000000"/>
-          <w:sz w:val="19"/>
-          <w:lang w:val="en-GB" w:eastAsia="en-GB" w:bidi="en-GB"/>
-        </w:rPr>
-        <w:t xml:space="preserve"> </w:t>
-      </w:r>
-      <w:r>
-        <w:rPr>
-          <w:rFonts w:ascii="Times New Roman" w:hAnsi="Times New Roman" w:eastAsia="Times New Roman" w:cs="Times New Roman"/>
-          <w:color w:val="000000"/>
-          <w:sz w:val="19"/>
-          <w:lang w:val="en-GB" w:eastAsia="en-GB" w:bidi="en-GB"/>
-        </w:rPr>
-        <w:t xml:space="preserve">pre-</w:t>
-      </w:r>
-      <w:r>
-        <w:rPr>
-          <w:rFonts w:ascii="Times New Roman" w:hAnsi="Times New Roman" w:eastAsia="Times New Roman" w:cs="Times New Roman"/>
-          <w:color w:val="000000"/>
-          <w:sz w:val="19"/>
-          <w:lang w:val="en-GB" w:eastAsia="en-GB" w:bidi="en-GB"/>
-        </w:rPr>
-        <w:t xml:space="preserve"> </w:t>
-      </w:r>
-      <w:r>
-        <w:rPr>
-          <w:rFonts w:ascii="Times New Roman" w:hAnsi="Times New Roman" w:eastAsia="Times New Roman" w:cs="Times New Roman"/>
-          <w:color w:val="000000"/>
-          <w:sz w:val="19"/>
-          <w:lang w:val="en-GB" w:eastAsia="en-GB" w:bidi="en-GB"/>
-        </w:rPr>
-        <w:t xml:space="preserve">and</w:t>
-      </w:r>
-      <w:r>
-        <w:rPr>
-          <w:rFonts w:ascii="Times New Roman" w:hAnsi="Times New Roman" w:eastAsia="Times New Roman" w:cs="Times New Roman"/>
-          <w:color w:val="000000"/>
-          <w:sz w:val="19"/>
-          <w:lang w:val="en-GB" w:eastAsia="en-GB" w:bidi="en-GB"/>
-        </w:rPr>
-        <w:t xml:space="preserve"> </w:t>
-      </w:r>
-      <w:r>
-        <w:rPr>
-          <w:rFonts w:ascii="Times New Roman" w:hAnsi="Times New Roman" w:eastAsia="Times New Roman" w:cs="Times New Roman"/>
-          <w:color w:val="000000"/>
-          <w:sz w:val="19"/>
-          <w:lang w:val="en-GB" w:eastAsia="en-GB" w:bidi="en-GB"/>
-        </w:rPr>
-        <w:t xml:space="preserve">post-action</w:t>
-      </w:r>
-      <w:r>
-        <w:rPr>
-          <w:rFonts w:ascii="Times New Roman" w:hAnsi="Times New Roman" w:eastAsia="Times New Roman" w:cs="Times New Roman"/>
-          <w:color w:val="000000"/>
-          <w:sz w:val="19"/>
-          <w:lang w:val="en-GB" w:eastAsia="en-GB" w:bidi="en-GB"/>
-        </w:rPr>
-        <w:t xml:space="preserve"> </w:t>
-      </w:r>
-      <w:r>
-        <w:rPr>
-          <w:rFonts w:ascii="Times New Roman" w:hAnsi="Times New Roman" w:eastAsia="Times New Roman" w:cs="Times New Roman"/>
-          <w:color w:val="000000"/>
-          <w:sz w:val="19"/>
-          <w:lang w:val="en-GB" w:eastAsia="en-GB" w:bidi="en-GB"/>
-        </w:rPr>
-        <w:t xml:space="preserve">states.</w:t>
-      </w:r>
-      <w:r>
-        <w:rPr>
-          <w:rFonts w:ascii="Times New Roman" w:hAnsi="Times New Roman" w:eastAsia="Times New Roman" w:cs="Times New Roman"/>
-          <w:color w:val="000000"/>
-          <w:sz w:val="19"/>
-          <w:lang w:val="en-GB" w:eastAsia="en-GB" w:bidi="en-GB"/>
-        </w:rPr>
-        <w:t xml:space="preserve"> </w:t>
-      </w:r>
-      <w:r>
-        <w:rPr>
-          <w:rFonts w:ascii="Times New Roman" w:hAnsi="Times New Roman" w:eastAsia="Times New Roman" w:cs="Times New Roman"/>
-          <w:color w:val="000000"/>
-          <w:sz w:val="19"/>
-          <w:lang w:val="en-GB" w:eastAsia="en-GB" w:bidi="en-GB"/>
-        </w:rPr>
-        <w:t xml:space="preserve">Four</w:t>
-      </w:r>
-      <w:r>
-        <w:rPr>
-          <w:rFonts w:ascii="Times New Roman" w:hAnsi="Times New Roman" w:eastAsia="Times New Roman" w:cs="Times New Roman"/>
-          <w:color w:val="000000"/>
-          <w:sz w:val="19"/>
-          <w:lang w:val="en-GB" w:eastAsia="en-GB" w:bidi="en-GB"/>
-        </w:rPr>
-        <w:t xml:space="preserve"> </w:t>
-      </w:r>
-      <w:r>
-        <w:rPr>
-          <w:rFonts w:ascii="Times New Roman" w:hAnsi="Times New Roman" w:eastAsia="Times New Roman" w:cs="Times New Roman"/>
-          <w:color w:val="000000"/>
-          <w:sz w:val="19"/>
-          <w:lang w:val="en-GB" w:eastAsia="en-GB" w:bidi="en-GB"/>
-        </w:rPr>
-        <w:t xml:space="preserve">verification</w:t>
-      </w:r>
-      <w:r>
-        <w:rPr>
-          <w:rFonts w:ascii="Times New Roman" w:hAnsi="Times New Roman" w:eastAsia="Times New Roman" w:cs="Times New Roman"/>
-          <w:color w:val="000000"/>
-          <w:sz w:val="19"/>
-          <w:lang w:val="en-GB" w:eastAsia="en-GB" w:bidi="en-GB"/>
-        </w:rPr>
-        <w:t xml:space="preserve"> </w:t>
-      </w:r>
-      <w:r>
-        <w:rPr>
-          <w:rFonts w:ascii="Times New Roman" w:hAnsi="Times New Roman" w:eastAsia="Times New Roman" w:cs="Times New Roman"/>
-          <w:color w:val="000000"/>
-          <w:sz w:val="19"/>
-          <w:lang w:val="en-GB" w:eastAsia="en-GB" w:bidi="en-GB"/>
-        </w:rPr>
-        <w:t xml:space="preserve">predicates</w:t>
-      </w:r>
-      <w:r>
-        <w:rPr>
-          <w:rFonts w:ascii="Times New Roman" w:hAnsi="Times New Roman" w:eastAsia="Times New Roman" w:cs="Times New Roman"/>
-          <w:color w:val="000000"/>
-          <w:sz w:val="19"/>
-          <w:lang w:val="en-GB" w:eastAsia="en-GB" w:bidi="en-GB"/>
-        </w:rPr>
-        <w:t xml:space="preserve"> </w:t>
-      </w:r>
-      <w:r>
-        <w:rPr>
-          <w:rFonts w:ascii="Times New Roman" w:hAnsi="Times New Roman" w:eastAsia="Times New Roman" w:cs="Times New Roman"/>
-          <w:color w:val="000000"/>
-          <w:sz w:val="19"/>
-          <w:lang w:val="en-GB" w:eastAsia="en-GB" w:bidi="en-GB"/>
-        </w:rPr>
-        <w:t xml:space="preserve">check</w:t>
-      </w:r>
-      <w:r>
-        <w:rPr>
-          <w:rFonts w:ascii="Times New Roman" w:hAnsi="Times New Roman" w:eastAsia="Times New Roman" w:cs="Times New Roman"/>
-          <w:color w:val="000000"/>
-          <w:sz w:val="19"/>
-          <w:lang w:val="en-GB" w:eastAsia="en-GB" w:bidi="en-GB"/>
-        </w:rPr>
-        <w:t xml:space="preserve"> </w:t>
-      </w:r>
-      <w:r>
-        <w:rPr>
-          <w:rFonts w:ascii="Times New Roman" w:hAnsi="Times New Roman" w:eastAsia="Times New Roman" w:cs="Times New Roman"/>
-          <w:color w:val="000000"/>
-          <w:sz w:val="19"/>
-          <w:lang w:val="en-GB" w:eastAsia="en-GB" w:bidi="en-GB"/>
-        </w:rPr>
-        <w:t xml:space="preserve">trace</w:t>
-      </w:r>
-      <w:r>
-        <w:rPr>
-          <w:rFonts w:ascii="Times New Roman" w:hAnsi="Times New Roman" w:eastAsia="Times New Roman" w:cs="Times New Roman"/>
-          <w:color w:val="000000"/>
-          <w:sz w:val="19"/>
-          <w:lang w:val="en-GB" w:eastAsia="en-GB" w:bidi="en-GB"/>
-        </w:rPr>
-        <w:t xml:space="preserve"> </w:t>
-      </w:r>
-      <w:r>
-        <w:rPr>
-          <w:rFonts w:ascii="Times New Roman" w:hAnsi="Times New Roman" w:eastAsia="Times New Roman" w:cs="Times New Roman"/>
-          <w:color w:val="000000"/>
-          <w:sz w:val="19"/>
-          <w:lang w:val="en-GB" w:eastAsia="en-GB" w:bidi="en-GB"/>
-        </w:rPr>
-        <w:t xml:space="preserve">integrity,</w:t>
-      </w:r>
-      <w:r>
-        <w:rPr>
-          <w:rFonts w:ascii="Times New Roman" w:hAnsi="Times New Roman" w:eastAsia="Times New Roman" w:cs="Times New Roman"/>
-          <w:color w:val="000000"/>
-          <w:sz w:val="19"/>
-          <w:lang w:val="en-GB" w:eastAsia="en-GB" w:bidi="en-GB"/>
-        </w:rPr>
-        <w:t xml:space="preserve"> </w:t>
-      </w:r>
-      <w:r>
-        <w:rPr>
-          <w:rFonts w:ascii="Times New Roman" w:hAnsi="Times New Roman" w:eastAsia="Times New Roman" w:cs="Times New Roman"/>
-          <w:color w:val="000000"/>
-          <w:sz w:val="19"/>
-          <w:lang w:val="en-GB" w:eastAsia="en-GB" w:bidi="en-GB"/>
-        </w:rPr>
-        <w:t xml:space="preserve">invocation</w:t>
-      </w:r>
-      <w:r>
-        <w:rPr>
-          <w:rFonts w:ascii="Times New Roman" w:hAnsi="Times New Roman" w:eastAsia="Times New Roman" w:cs="Times New Roman"/>
-          <w:color w:val="000000"/>
-          <w:sz w:val="19"/>
-          <w:lang w:val="en-GB" w:eastAsia="en-GB" w:bidi="en-GB"/>
-        </w:rPr>
-        <w:t xml:space="preserve"> </w:t>
-      </w:r>
-      <w:r>
-        <w:rPr>
-          <w:rFonts w:ascii="Times New Roman" w:hAnsi="Times New Roman" w:eastAsia="Times New Roman" w:cs="Times New Roman"/>
-          <w:color w:val="000000"/>
-          <w:sz w:val="19"/>
-          <w:lang w:val="en-GB" w:eastAsia="en-GB" w:bidi="en-GB"/>
-        </w:rPr>
-        <w:t xml:space="preserve">reconstruction,</w:t>
-      </w:r>
-      <w:r>
-        <w:rPr>
-          <w:rFonts w:ascii="Times New Roman" w:hAnsi="Times New Roman" w:eastAsia="Times New Roman" w:cs="Times New Roman"/>
-          <w:color w:val="000000"/>
-          <w:sz w:val="19"/>
-          <w:lang w:val="en-GB" w:eastAsia="en-GB" w:bidi="en-GB"/>
-        </w:rPr>
-        <w:t xml:space="preserve"> </w:t>
-      </w:r>
-      <w:r>
-        <w:rPr>
-          <w:rFonts w:ascii="Times New Roman" w:hAnsi="Times New Roman" w:eastAsia="Times New Roman" w:cs="Times New Roman"/>
-          <w:color w:val="000000"/>
-          <w:sz w:val="19"/>
-          <w:lang w:val="en-GB" w:eastAsia="en-GB" w:bidi="en-GB"/>
-        </w:rPr>
-        <w:t xml:space="preserve">grounding</w:t>
-      </w:r>
-      <w:r>
-        <w:rPr>
-          <w:rFonts w:ascii="Times New Roman" w:hAnsi="Times New Roman" w:eastAsia="Times New Roman" w:cs="Times New Roman"/>
-          <w:color w:val="000000"/>
-          <w:sz w:val="19"/>
-          <w:lang w:val="en-GB" w:eastAsia="en-GB" w:bidi="en-GB"/>
-        </w:rPr>
-        <w:t xml:space="preserve"> </w:t>
-      </w:r>
-      <w:r>
-        <w:rPr>
-          <w:rFonts w:ascii="Times New Roman" w:hAnsi="Times New Roman" w:eastAsia="Times New Roman" w:cs="Times New Roman"/>
-          <w:color w:val="000000"/>
-          <w:sz w:val="19"/>
-          <w:lang w:val="en-GB" w:eastAsia="en-GB" w:bidi="en-GB"/>
-        </w:rPr>
-        <w:t xml:space="preserve">consistency,</w:t>
-      </w:r>
-      <w:r>
-        <w:rPr>
-          <w:rFonts w:ascii="Times New Roman" w:hAnsi="Times New Roman" w:eastAsia="Times New Roman" w:cs="Times New Roman"/>
-          <w:color w:val="000000"/>
-          <w:sz w:val="19"/>
-          <w:lang w:val="en-GB" w:eastAsia="en-GB" w:bidi="en-GB"/>
-        </w:rPr>
-        <w:t xml:space="preserve"> </w:t>
-      </w:r>
-      <w:r>
-        <w:rPr>
-          <w:rFonts w:ascii="Times New Roman" w:hAnsi="Times New Roman" w:eastAsia="Times New Roman" w:cs="Times New Roman"/>
-          <w:color w:val="000000"/>
-          <w:sz w:val="19"/>
-          <w:lang w:val="en-GB" w:eastAsia="en-GB" w:bidi="en-GB"/>
-        </w:rPr>
-        <w:t xml:space="preserve">and</w:t>
-      </w:r>
-      <w:r>
-        <w:rPr>
-          <w:rFonts w:ascii="Times New Roman" w:hAnsi="Times New Roman" w:eastAsia="Times New Roman" w:cs="Times New Roman"/>
-          <w:color w:val="000000"/>
-          <w:sz w:val="19"/>
-          <w:lang w:val="en-GB" w:eastAsia="en-GB" w:bidi="en-GB"/>
-        </w:rPr>
-        <w:t xml:space="preserve"> </w:t>
-      </w:r>
-      <w:r>
-        <w:rPr>
-          <w:rFonts w:ascii="Times New Roman" w:hAnsi="Times New Roman" w:eastAsia="Times New Roman" w:cs="Times New Roman"/>
-          <w:color w:val="000000"/>
-          <w:sz w:val="19"/>
-          <w:lang w:val="en-GB" w:eastAsia="en-GB" w:bidi="en-GB"/>
-        </w:rPr>
-        <w:t xml:space="preserve">operative</w:t>
-      </w:r>
-      <w:r>
-        <w:rPr>
-          <w:rFonts w:ascii="Times New Roman" w:hAnsi="Times New Roman" w:eastAsia="Times New Roman" w:cs="Times New Roman"/>
-          <w:color w:val="000000"/>
-          <w:sz w:val="19"/>
-          <w:lang w:val="en-GB" w:eastAsia="en-GB" w:bidi="en-GB"/>
-        </w:rPr>
-        <w:t xml:space="preserve"> </w:t>
-      </w:r>
-      <w:r>
-        <w:rPr>
-          <w:rFonts w:ascii="Times New Roman" w:hAnsi="Times New Roman" w:eastAsia="Times New Roman" w:cs="Times New Roman"/>
-          <w:color w:val="000000"/>
-          <w:sz w:val="19"/>
-          <w:lang w:val="en-GB" w:eastAsia="en-GB" w:bidi="en-GB"/>
-        </w:rPr>
-        <w:t xml:space="preserve">replay.</w:t>
-      </w:r>
-      <w:r>
-        <w:rPr>
-          <w:rFonts w:ascii="Times New Roman" w:hAnsi="Times New Roman" w:eastAsia="Times New Roman" w:cs="Times New Roman"/>
-          <w:color w:val="000000"/>
-          <w:sz w:val="19"/>
-          <w:lang w:val="en-GB" w:eastAsia="en-GB" w:bidi="en-GB"/>
-        </w:rPr>
-        <w:t xml:space="preserve"> </w:t>
-      </w:r>
-      <w:r>
-        <w:rPr>
-          <w:rFonts w:ascii="Times New Roman" w:hAnsi="Times New Roman" w:eastAsia="Times New Roman" w:cs="Times New Roman"/>
-          <w:color w:val="000000"/>
-          <w:sz w:val="19"/>
-          <w:lang w:val="en-GB" w:eastAsia="en-GB" w:bidi="en-GB"/>
-        </w:rPr>
-        <w:t xml:space="preserve">We</w:t>
-      </w:r>
-      <w:r>
-        <w:rPr>
-          <w:rFonts w:ascii="Times New Roman" w:hAnsi="Times New Roman" w:eastAsia="Times New Roman" w:cs="Times New Roman"/>
-          <w:color w:val="000000"/>
-          <w:sz w:val="19"/>
-          <w:lang w:val="en-GB" w:eastAsia="en-GB" w:bidi="en-GB"/>
-        </w:rPr>
-        <w:t xml:space="preserve"> </w:t>
-      </w:r>
-      <w:r>
-        <w:rPr>
-          <w:rFonts w:ascii="Times New Roman" w:hAnsi="Times New Roman" w:eastAsia="Times New Roman" w:cs="Times New Roman"/>
-          <w:color w:val="000000"/>
-          <w:sz w:val="19"/>
-          <w:lang w:val="en-GB" w:eastAsia="en-GB" w:bidi="en-GB"/>
-        </w:rPr>
-        <w:t xml:space="preserve">implement</w:t>
-      </w:r>
-      <w:r>
-        <w:rPr>
-          <w:rFonts w:ascii="Times New Roman" w:hAnsi="Times New Roman" w:eastAsia="Times New Roman" w:cs="Times New Roman"/>
-          <w:color w:val="000000"/>
-          <w:sz w:val="19"/>
-          <w:lang w:val="en-GB" w:eastAsia="en-GB" w:bidi="en-GB"/>
-        </w:rPr>
-        <w:t xml:space="preserve"> </w:t>
-      </w:r>
-      <w:r>
-        <w:rPr>
-          <w:rFonts w:ascii="Times New Roman" w:hAnsi="Times New Roman" w:eastAsia="Times New Roman" w:cs="Times New Roman"/>
-          <w:color w:val="000000"/>
-          <w:sz w:val="19"/>
-          <w:lang w:val="en-GB" w:eastAsia="en-GB" w:bidi="en-GB"/>
-        </w:rPr>
-        <w:t xml:space="preserve">the</w:t>
-      </w:r>
-      <w:r>
-        <w:rPr>
-          <w:rFonts w:ascii="Times New Roman" w:hAnsi="Times New Roman" w:eastAsia="Times New Roman" w:cs="Times New Roman"/>
-          <w:color w:val="000000"/>
-          <w:sz w:val="19"/>
-          <w:lang w:val="en-GB" w:eastAsia="en-GB" w:bidi="en-GB"/>
-        </w:rPr>
-        <w:t xml:space="preserve"> </w:t>
-      </w:r>
-      <w:r>
-        <w:rPr>
-          <w:rFonts w:ascii="Times New Roman" w:hAnsi="Times New Roman" w:eastAsia="Times New Roman" w:cs="Times New Roman"/>
-          <w:color w:val="000000"/>
-          <w:sz w:val="19"/>
-          <w:lang w:val="en-GB" w:eastAsia="en-GB" w:bidi="en-GB"/>
-        </w:rPr>
-        <w:t xml:space="preserve">contract</w:t>
-      </w:r>
-      <w:r>
-        <w:rPr>
-          <w:rFonts w:ascii="Times New Roman" w:hAnsi="Times New Roman" w:eastAsia="Times New Roman" w:cs="Times New Roman"/>
-          <w:color w:val="000000"/>
-          <w:sz w:val="19"/>
-          <w:lang w:val="en-GB" w:eastAsia="en-GB" w:bidi="en-GB"/>
-        </w:rPr>
-        <w:t xml:space="preserve"> </w:t>
-      </w:r>
-      <w:r>
-        <w:rPr>
-          <w:rFonts w:ascii="Times New Roman" w:hAnsi="Times New Roman" w:eastAsia="Times New Roman" w:cs="Times New Roman"/>
-          <w:color w:val="000000"/>
-          <w:sz w:val="19"/>
-          <w:lang w:val="en-GB" w:eastAsia="en-GB" w:bidi="en-GB"/>
-        </w:rPr>
-        <w:t xml:space="preserve">in</w:t>
-      </w:r>
-      <w:r>
-        <w:rPr>
-          <w:rFonts w:ascii="Times New Roman" w:hAnsi="Times New Roman" w:eastAsia="Times New Roman" w:cs="Times New Roman"/>
-          <w:color w:val="000000"/>
-          <w:sz w:val="19"/>
-          <w:lang w:val="en-GB" w:eastAsia="en-GB" w:bidi="en-GB"/>
-        </w:rPr>
-        <w:t xml:space="preserve"> </w:t>
-      </w:r>
-      <w:r>
-        <w:rPr>
-          <w:rFonts w:ascii="Times New Roman" w:hAnsi="Times New Roman" w:eastAsia="Times New Roman" w:cs="Times New Roman"/>
-          <w:color w:val="000000"/>
-          <w:sz w:val="19"/>
-          <w:lang w:val="en-GB" w:eastAsia="en-GB" w:bidi="en-GB"/>
-        </w:rPr>
-        <w:t xml:space="preserve">BatLLM,</w:t>
-      </w:r>
-      <w:r>
-        <w:rPr>
-          <w:rFonts w:ascii="Times New Roman" w:hAnsi="Times New Roman" w:eastAsia="Times New Roman" w:cs="Times New Roman"/>
-          <w:color w:val="000000"/>
-          <w:sz w:val="19"/>
-          <w:lang w:val="en-GB" w:eastAsia="en-GB" w:bidi="en-GB"/>
-        </w:rPr>
-        <w:t xml:space="preserve"> </w:t>
-      </w:r>
-      <w:r>
-        <w:rPr>
-          <w:rFonts w:ascii="Times New Roman" w:hAnsi="Times New Roman" w:eastAsia="Times New Roman" w:cs="Times New Roman"/>
-          <w:color w:val="000000"/>
-          <w:sz w:val="19"/>
-          <w:lang w:val="en-GB" w:eastAsia="en-GB" w:bidi="en-GB"/>
-        </w:rPr>
-        <w:t xml:space="preserve">an</w:t>
-      </w:r>
-      <w:r>
-        <w:rPr>
-          <w:rFonts w:ascii="Times New Roman" w:hAnsi="Times New Roman" w:eastAsia="Times New Roman" w:cs="Times New Roman"/>
-          <w:color w:val="000000"/>
-          <w:sz w:val="19"/>
-          <w:lang w:val="en-GB" w:eastAsia="en-GB" w:bidi="en-GB"/>
-        </w:rPr>
-        <w:t xml:space="preserve"> </w:t>
-      </w:r>
-      <w:r>
-        <w:rPr>
-          <w:rFonts w:ascii="Times New Roman" w:hAnsi="Times New Roman" w:eastAsia="Times New Roman" w:cs="Times New Roman"/>
-          <w:color w:val="000000"/>
-          <w:sz w:val="19"/>
-          <w:lang w:val="en-GB" w:eastAsia="en-GB" w:bidi="en-GB"/>
-        </w:rPr>
-        <w:t xml:space="preserve">open-source</w:t>
-      </w:r>
-      <w:r>
-        <w:rPr>
-          <w:rFonts w:ascii="Times New Roman" w:hAnsi="Times New Roman" w:eastAsia="Times New Roman" w:cs="Times New Roman"/>
-          <w:color w:val="000000"/>
-          <w:sz w:val="19"/>
-          <w:lang w:val="en-GB" w:eastAsia="en-GB" w:bidi="en-GB"/>
-        </w:rPr>
-        <w:t xml:space="preserve"> </w:t>
-      </w:r>
-      <w:r>
-        <w:rPr>
-          <w:rFonts w:ascii="Times New Roman" w:hAnsi="Times New Roman" w:eastAsia="Times New Roman" w:cs="Times New Roman"/>
-          <w:color w:val="000000"/>
-          <w:sz w:val="19"/>
-          <w:lang w:val="en-GB" w:eastAsia="en-GB" w:bidi="en-GB"/>
-        </w:rPr>
-        <w:t xml:space="preserve">game</w:t>
-      </w:r>
-      <w:r>
-        <w:rPr>
-          <w:rFonts w:ascii="Times New Roman" w:hAnsi="Times New Roman" w:eastAsia="Times New Roman" w:cs="Times New Roman"/>
-          <w:color w:val="000000"/>
-          <w:sz w:val="19"/>
-          <w:lang w:val="en-GB" w:eastAsia="en-GB" w:bidi="en-GB"/>
-        </w:rPr>
-        <w:t xml:space="preserve"> </w:t>
-      </w:r>
-      <w:r>
-        <w:rPr>
-          <w:rFonts w:ascii="Times New Roman" w:hAnsi="Times New Roman" w:eastAsia="Times New Roman" w:cs="Times New Roman"/>
-          <w:color w:val="000000"/>
-          <w:sz w:val="19"/>
-          <w:lang w:val="en-GB" w:eastAsia="en-GB" w:bidi="en-GB"/>
-        </w:rPr>
-        <w:t xml:space="preserve">in</w:t>
-      </w:r>
-      <w:r>
-        <w:rPr>
-          <w:rFonts w:ascii="Times New Roman" w:hAnsi="Times New Roman" w:eastAsia="Times New Roman" w:cs="Times New Roman"/>
-          <w:color w:val="000000"/>
-          <w:sz w:val="19"/>
-          <w:lang w:val="en-GB" w:eastAsia="en-GB" w:bidi="en-GB"/>
-        </w:rPr>
-        <w:t xml:space="preserve"> </w:t>
-      </w:r>
-      <w:r>
-        <w:rPr>
-          <w:rFonts w:ascii="Times New Roman" w:hAnsi="Times New Roman" w:eastAsia="Times New Roman" w:cs="Times New Roman"/>
-          <w:color w:val="000000"/>
-          <w:sz w:val="19"/>
-          <w:lang w:val="en-GB" w:eastAsia="en-GB" w:bidi="en-GB"/>
-        </w:rPr>
-        <w:t xml:space="preserve">which</w:t>
-      </w:r>
-      <w:r>
-        <w:rPr>
-          <w:rFonts w:ascii="Times New Roman" w:hAnsi="Times New Roman" w:eastAsia="Times New Roman" w:cs="Times New Roman"/>
-          <w:color w:val="000000"/>
-          <w:sz w:val="19"/>
-          <w:lang w:val="en-GB" w:eastAsia="en-GB" w:bidi="en-GB"/>
-        </w:rPr>
-        <w:t xml:space="preserve"> </w:t>
-      </w:r>
-      <w:r>
-        <w:rPr>
-          <w:rFonts w:ascii="Times New Roman" w:hAnsi="Times New Roman" w:eastAsia="Times New Roman" w:cs="Times New Roman"/>
-          <w:color w:val="000000"/>
-          <w:sz w:val="19"/>
-          <w:lang w:val="en-GB" w:eastAsia="en-GB" w:bidi="en-GB"/>
-        </w:rPr>
-        <w:t xml:space="preserve">human</w:t>
-      </w:r>
-      <w:r>
-        <w:rPr>
-          <w:rFonts w:ascii="Times New Roman" w:hAnsi="Times New Roman" w:eastAsia="Times New Roman" w:cs="Times New Roman"/>
-          <w:color w:val="000000"/>
-          <w:sz w:val="19"/>
-          <w:lang w:val="en-GB" w:eastAsia="en-GB" w:bidi="en-GB"/>
-        </w:rPr>
-        <w:t xml:space="preserve"> </w:t>
-      </w:r>
-      <w:r>
-        <w:rPr>
-          <w:rFonts w:ascii="Times New Roman" w:hAnsi="Times New Roman" w:eastAsia="Times New Roman" w:cs="Times New Roman"/>
-          <w:color w:val="000000"/>
-          <w:sz w:val="19"/>
-          <w:lang w:val="en-GB" w:eastAsia="en-GB" w:bidi="en-GB"/>
-        </w:rPr>
-        <w:t xml:space="preserve">instructions</w:t>
-      </w:r>
-      <w:r>
-        <w:rPr>
-          <w:rFonts w:ascii="Times New Roman" w:hAnsi="Times New Roman" w:eastAsia="Times New Roman" w:cs="Times New Roman"/>
-          <w:color w:val="000000"/>
-          <w:sz w:val="19"/>
-          <w:lang w:val="en-GB" w:eastAsia="en-GB" w:bidi="en-GB"/>
-        </w:rPr>
-        <w:t xml:space="preserve"> </w:t>
-      </w:r>
-      <w:r>
-        <w:rPr>
-          <w:rFonts w:ascii="Times New Roman" w:hAnsi="Times New Roman" w:eastAsia="Times New Roman" w:cs="Times New Roman"/>
-          <w:color w:val="000000"/>
-          <w:sz w:val="19"/>
-          <w:lang w:val="en-GB" w:eastAsia="en-GB" w:bidi="en-GB"/>
-        </w:rPr>
-        <w:t xml:space="preserve">are</w:t>
-      </w:r>
-      <w:r>
-        <w:rPr>
-          <w:rFonts w:ascii="Times New Roman" w:hAnsi="Times New Roman" w:eastAsia="Times New Roman" w:cs="Times New Roman"/>
-          <w:color w:val="000000"/>
-          <w:sz w:val="19"/>
-          <w:lang w:val="en-GB" w:eastAsia="en-GB" w:bidi="en-GB"/>
-        </w:rPr>
-        <w:t xml:space="preserve"> </w:t>
-      </w:r>
-      <w:r>
-        <w:rPr>
-          <w:rFonts w:ascii="Times New Roman" w:hAnsi="Times New Roman" w:eastAsia="Times New Roman" w:cs="Times New Roman"/>
-          <w:color w:val="000000"/>
-          <w:sz w:val="19"/>
-          <w:lang w:val="en-GB" w:eastAsia="en-GB" w:bidi="en-GB"/>
-        </w:rPr>
-        <w:t xml:space="preserve">mediated</w:t>
-      </w:r>
-      <w:r>
-        <w:rPr>
-          <w:rFonts w:ascii="Times New Roman" w:hAnsi="Times New Roman" w:eastAsia="Times New Roman" w:cs="Times New Roman"/>
-          <w:color w:val="000000"/>
-          <w:sz w:val="19"/>
-          <w:lang w:val="en-GB" w:eastAsia="en-GB" w:bidi="en-GB"/>
-        </w:rPr>
-        <w:t xml:space="preserve"> </w:t>
-      </w:r>
-      <w:r>
-        <w:rPr>
-          <w:rFonts w:ascii="Times New Roman" w:hAnsi="Times New Roman" w:eastAsia="Times New Roman" w:cs="Times New Roman"/>
-          <w:color w:val="000000"/>
-          <w:sz w:val="19"/>
-          <w:lang w:val="en-GB" w:eastAsia="en-GB" w:bidi="en-GB"/>
-        </w:rPr>
-        <w:t xml:space="preserve">by</w:t>
-      </w:r>
-      <w:r>
-        <w:rPr>
-          <w:rFonts w:ascii="Times New Roman" w:hAnsi="Times New Roman" w:eastAsia="Times New Roman" w:cs="Times New Roman"/>
-          <w:color w:val="000000"/>
-          <w:sz w:val="19"/>
-          <w:lang w:val="en-GB" w:eastAsia="en-GB" w:bidi="en-GB"/>
-        </w:rPr>
-        <w:t xml:space="preserve"> </w:t>
-      </w:r>
-      <w:r>
-        <w:rPr>
-          <w:rFonts w:ascii="Times New Roman" w:hAnsi="Times New Roman" w:eastAsia="Times New Roman" w:cs="Times New Roman"/>
-          <w:color w:val="000000"/>
-          <w:sz w:val="19"/>
-          <w:lang w:val="en-GB" w:eastAsia="en-GB" w:bidi="en-GB"/>
-        </w:rPr>
-        <w:t xml:space="preserve">local</w:t>
-      </w:r>
-      <w:r>
-        <w:rPr>
-          <w:rFonts w:ascii="Times New Roman" w:hAnsi="Times New Roman" w:eastAsia="Times New Roman" w:cs="Times New Roman"/>
-          <w:color w:val="000000"/>
-          <w:sz w:val="19"/>
-          <w:lang w:val="en-GB" w:eastAsia="en-GB" w:bidi="en-GB"/>
-        </w:rPr>
-        <w:t xml:space="preserve"> </w:t>
-      </w:r>
-      <w:r>
-        <w:rPr>
-          <w:rFonts w:ascii="Times New Roman" w:hAnsi="Times New Roman" w:eastAsia="Times New Roman" w:cs="Times New Roman"/>
-          <w:color w:val="000000"/>
-          <w:sz w:val="19"/>
-          <w:lang w:val="en-GB" w:eastAsia="en-GB" w:bidi="en-GB"/>
-        </w:rPr>
-        <w:t xml:space="preserve">language</w:t>
-      </w:r>
-      <w:r>
-        <w:rPr>
-          <w:rFonts w:ascii="Times New Roman" w:hAnsi="Times New Roman" w:eastAsia="Times New Roman" w:cs="Times New Roman"/>
-          <w:color w:val="000000"/>
-          <w:sz w:val="19"/>
-          <w:lang w:val="en-GB" w:eastAsia="en-GB" w:bidi="en-GB"/>
-        </w:rPr>
-        <w:t xml:space="preserve"> </w:t>
-      </w:r>
-      <w:r>
-        <w:rPr>
-          <w:rFonts w:ascii="Times New Roman" w:hAnsi="Times New Roman" w:eastAsia="Times New Roman" w:cs="Times New Roman"/>
-          <w:color w:val="000000"/>
-          <w:sz w:val="19"/>
-          <w:lang w:val="en-GB" w:eastAsia="en-GB" w:bidi="en-GB"/>
-        </w:rPr>
-        <w:t xml:space="preserve">models.</w:t>
-      </w:r>
-      <w:r>
-        <w:rPr>
-          <w:rFonts w:ascii="Times New Roman" w:hAnsi="Times New Roman" w:eastAsia="Times New Roman" w:cs="Times New Roman"/>
-          <w:color w:val="000000"/>
-          <w:sz w:val="19"/>
-          <w:lang w:val="en-GB" w:eastAsia="en-GB" w:bidi="en-GB"/>
-        </w:rPr>
-        <w:t xml:space="preserve"> </w:t>
-      </w:r>
-      <w:r>
-        <w:rPr>
-          <w:rFonts w:ascii="Times New Roman" w:hAnsi="Times New Roman" w:eastAsia="Times New Roman" w:cs="Times New Roman"/>
-          <w:color w:val="000000"/>
-          <w:sz w:val="19"/>
-          <w:lang w:val="en-GB" w:eastAsia="en-GB" w:bidi="en-GB"/>
-        </w:rPr>
-        <w:t xml:space="preserve">The</w:t>
-      </w:r>
-      <w:r>
-        <w:rPr>
-          <w:rFonts w:ascii="Times New Roman" w:hAnsi="Times New Roman" w:eastAsia="Times New Roman" w:cs="Times New Roman"/>
-          <w:color w:val="000000"/>
-          <w:sz w:val="19"/>
-          <w:lang w:val="en-GB" w:eastAsia="en-GB" w:bidi="en-GB"/>
-        </w:rPr>
-        <w:t xml:space="preserve"> </w:t>
-      </w:r>
-      <w:r>
-        <w:rPr>
-          <w:rFonts w:ascii="Times New Roman" w:hAnsi="Times New Roman" w:eastAsia="Times New Roman" w:cs="Times New Roman"/>
-          <w:color w:val="000000"/>
-          <w:sz w:val="19"/>
-          <w:lang w:val="en-GB" w:eastAsia="en-GB" w:bidi="en-GB"/>
-        </w:rPr>
-        <w:t xml:space="preserve">artefact</w:t>
-      </w:r>
-      <w:r>
-        <w:rPr>
-          <w:rFonts w:ascii="Times New Roman" w:hAnsi="Times New Roman" w:eastAsia="Times New Roman" w:cs="Times New Roman"/>
-          <w:color w:val="000000"/>
-          <w:sz w:val="19"/>
-          <w:lang w:val="en-GB" w:eastAsia="en-GB" w:bidi="en-GB"/>
-        </w:rPr>
-        <w:t xml:space="preserve"> </w:t>
-      </w:r>
-      <w:r>
-        <w:rPr>
-          <w:rFonts w:ascii="Times New Roman" w:hAnsi="Times New Roman" w:eastAsia="Times New Roman" w:cs="Times New Roman"/>
-          <w:color w:val="000000"/>
-          <w:sz w:val="19"/>
-          <w:lang w:val="en-GB" w:eastAsia="en-GB" w:bidi="en-GB"/>
-        </w:rPr>
-        <w:t xml:space="preserve">includes</w:t>
-      </w:r>
-      <w:r>
-        <w:rPr>
-          <w:rFonts w:ascii="Times New Roman" w:hAnsi="Times New Roman" w:eastAsia="Times New Roman" w:cs="Times New Roman"/>
-          <w:color w:val="000000"/>
-          <w:sz w:val="19"/>
-          <w:lang w:val="en-GB" w:eastAsia="en-GB" w:bidi="en-GB"/>
-        </w:rPr>
-        <w:t xml:space="preserve"> </w:t>
-      </w:r>
-      <w:r>
-        <w:rPr>
-          <w:rFonts w:ascii="Times New Roman" w:hAnsi="Times New Roman" w:eastAsia="Times New Roman" w:cs="Times New Roman"/>
-          <w:color w:val="000000"/>
-          <w:sz w:val="19"/>
-          <w:lang w:val="en-GB" w:eastAsia="en-GB" w:bidi="en-GB"/>
-        </w:rPr>
-        <w:t xml:space="preserve">a</w:t>
-      </w:r>
-      <w:r>
-        <w:rPr>
-          <w:rFonts w:ascii="Times New Roman" w:hAnsi="Times New Roman" w:eastAsia="Times New Roman" w:cs="Times New Roman"/>
-          <w:color w:val="000000"/>
-          <w:sz w:val="19"/>
-          <w:lang w:val="en-GB" w:eastAsia="en-GB" w:bidi="en-GB"/>
-        </w:rPr>
-        <w:t xml:space="preserve"> </w:t>
-      </w:r>
-      <w:r>
-        <w:rPr>
-          <w:rFonts w:ascii="Times New Roman" w:hAnsi="Times New Roman" w:eastAsia="Times New Roman" w:cs="Times New Roman"/>
-          <w:color w:val="000000"/>
-          <w:sz w:val="19"/>
-          <w:lang w:val="en-GB" w:eastAsia="en-GB" w:bidi="en-GB"/>
-        </w:rPr>
-        <w:t xml:space="preserve">versioned</w:t>
-      </w:r>
-      <w:r>
-        <w:rPr>
-          <w:rFonts w:ascii="Times New Roman" w:hAnsi="Times New Roman" w:eastAsia="Times New Roman" w:cs="Times New Roman"/>
-          <w:color w:val="000000"/>
-          <w:sz w:val="19"/>
-          <w:lang w:val="en-GB" w:eastAsia="en-GB" w:bidi="en-GB"/>
-        </w:rPr>
-        <w:t xml:space="preserve"> </w:t>
-      </w:r>
-      <w:r>
-        <w:rPr>
-          <w:rFonts w:ascii="Times New Roman" w:hAnsi="Times New Roman" w:eastAsia="Times New Roman" w:cs="Times New Roman"/>
-          <w:color w:val="000000"/>
-          <w:sz w:val="19"/>
-          <w:lang w:val="en-GB" w:eastAsia="en-GB" w:bidi="en-GB"/>
-        </w:rPr>
-        <w:t xml:space="preserve">schema,</w:t>
-      </w:r>
-      <w:r>
-        <w:rPr>
-          <w:rFonts w:ascii="Times New Roman" w:hAnsi="Times New Roman" w:eastAsia="Times New Roman" w:cs="Times New Roman"/>
-          <w:color w:val="000000"/>
-          <w:sz w:val="19"/>
-          <w:lang w:val="en-GB" w:eastAsia="en-GB" w:bidi="en-GB"/>
-        </w:rPr>
-        <w:t xml:space="preserve"> </w:t>
-      </w:r>
-      <w:r>
-        <w:rPr>
-          <w:rFonts w:ascii="Times New Roman" w:hAnsi="Times New Roman" w:eastAsia="Times New Roman" w:cs="Times New Roman"/>
-          <w:color w:val="000000"/>
-          <w:sz w:val="19"/>
-          <w:lang w:val="en-GB" w:eastAsia="en-GB" w:bidi="en-GB"/>
-        </w:rPr>
-        <w:t xml:space="preserve">three</w:t>
-      </w:r>
-      <w:r>
-        <w:rPr>
-          <w:rFonts w:ascii="Times New Roman" w:hAnsi="Times New Roman" w:eastAsia="Times New Roman" w:cs="Times New Roman"/>
-          <w:color w:val="000000"/>
-          <w:sz w:val="19"/>
-          <w:lang w:val="en-GB" w:eastAsia="en-GB" w:bidi="en-GB"/>
-        </w:rPr>
-        <w:t xml:space="preserve"> </w:t>
-      </w:r>
-      <w:r>
-        <w:rPr>
-          <w:rFonts w:ascii="Times New Roman" w:hAnsi="Times New Roman" w:eastAsia="Times New Roman" w:cs="Times New Roman"/>
-          <w:color w:val="000000"/>
-          <w:sz w:val="19"/>
-          <w:lang w:val="en-GB" w:eastAsia="en-GB" w:bidi="en-GB"/>
-        </w:rPr>
-        <w:t xml:space="preserve">text-retention</w:t>
-      </w:r>
-      <w:r>
-        <w:rPr>
-          <w:rFonts w:ascii="Times New Roman" w:hAnsi="Times New Roman" w:eastAsia="Times New Roman" w:cs="Times New Roman"/>
-          <w:color w:val="000000"/>
-          <w:sz w:val="19"/>
-          <w:lang w:val="en-GB" w:eastAsia="en-GB" w:bidi="en-GB"/>
-        </w:rPr>
-        <w:t xml:space="preserve"> </w:t>
-      </w:r>
-      <w:r>
-        <w:rPr>
-          <w:rFonts w:ascii="Times New Roman" w:hAnsi="Times New Roman" w:eastAsia="Times New Roman" w:cs="Times New Roman"/>
-          <w:color w:val="000000"/>
-          <w:sz w:val="19"/>
-          <w:lang w:val="en-GB" w:eastAsia="en-GB" w:bidi="en-GB"/>
-        </w:rPr>
-        <w:t xml:space="preserve">profiles,</w:t>
-      </w:r>
-      <w:r>
-        <w:rPr>
-          <w:rFonts w:ascii="Times New Roman" w:hAnsi="Times New Roman" w:eastAsia="Times New Roman" w:cs="Times New Roman"/>
-          <w:color w:val="000000"/>
-          <w:sz w:val="19"/>
-          <w:lang w:val="en-GB" w:eastAsia="en-GB" w:bidi="en-GB"/>
-        </w:rPr>
-        <w:t xml:space="preserve"> </w:t>
-      </w:r>
-      <w:r>
-        <w:rPr>
-          <w:rFonts w:ascii="Times New Roman" w:hAnsi="Times New Roman" w:eastAsia="Times New Roman" w:cs="Times New Roman"/>
-          <w:color w:val="000000"/>
-          <w:sz w:val="19"/>
-          <w:lang w:val="en-GB" w:eastAsia="en-GB" w:bidi="en-GB"/>
-        </w:rPr>
-        <w:t xml:space="preserve">canonical</w:t>
-      </w:r>
-      <w:r>
-        <w:rPr>
-          <w:rFonts w:ascii="Times New Roman" w:hAnsi="Times New Roman" w:eastAsia="Times New Roman" w:cs="Times New Roman"/>
-          <w:color w:val="000000"/>
-          <w:sz w:val="19"/>
-          <w:lang w:val="en-GB" w:eastAsia="en-GB" w:bidi="en-GB"/>
-        </w:rPr>
-        <w:t xml:space="preserve"> </w:t>
-      </w:r>
-      <w:r>
-        <w:rPr>
-          <w:rFonts w:ascii="Times New Roman" w:hAnsi="Times New Roman" w:eastAsia="Times New Roman" w:cs="Times New Roman"/>
-          <w:color w:val="000000"/>
-          <w:sz w:val="19"/>
-          <w:lang w:val="en-GB" w:eastAsia="en-GB" w:bidi="en-GB"/>
-        </w:rPr>
-        <w:t xml:space="preserve">commitments,</w:t>
-      </w:r>
-      <w:r>
-        <w:rPr>
-          <w:rFonts w:ascii="Times New Roman" w:hAnsi="Times New Roman" w:eastAsia="Times New Roman" w:cs="Times New Roman"/>
-          <w:color w:val="000000"/>
-          <w:sz w:val="19"/>
-          <w:lang w:val="en-GB" w:eastAsia="en-GB" w:bidi="en-GB"/>
-        </w:rPr>
-        <w:t xml:space="preserve"> </w:t>
-      </w:r>
-      <w:r>
-        <w:rPr>
-          <w:rFonts w:ascii="Times New Roman" w:hAnsi="Times New Roman" w:eastAsia="Times New Roman" w:cs="Times New Roman"/>
-          <w:color w:val="000000"/>
-          <w:sz w:val="19"/>
-          <w:lang w:val="en-GB" w:eastAsia="en-GB" w:bidi="en-GB"/>
-        </w:rPr>
-        <w:t xml:space="preserve">a</w:t>
-      </w:r>
-      <w:r>
-        <w:rPr>
-          <w:rFonts w:ascii="Times New Roman" w:hAnsi="Times New Roman" w:eastAsia="Times New Roman" w:cs="Times New Roman"/>
-          <w:color w:val="000000"/>
-          <w:sz w:val="19"/>
-          <w:lang w:val="en-GB" w:eastAsia="en-GB" w:bidi="en-GB"/>
-        </w:rPr>
-        <w:t xml:space="preserve"> </w:t>
-      </w:r>
-      <w:r>
-        <w:rPr>
-          <w:rFonts w:ascii="Times New Roman" w:hAnsi="Times New Roman" w:eastAsia="Times New Roman" w:cs="Times New Roman"/>
-          <w:color w:val="000000"/>
-          <w:sz w:val="19"/>
-          <w:lang w:val="en-GB" w:eastAsia="en-GB" w:bidi="en-GB"/>
-        </w:rPr>
-        <w:t xml:space="preserve">provider-neutral</w:t>
-      </w:r>
-      <w:r>
-        <w:rPr>
-          <w:rFonts w:ascii="Times New Roman" w:hAnsi="Times New Roman" w:eastAsia="Times New Roman" w:cs="Times New Roman"/>
-          <w:color w:val="000000"/>
-          <w:sz w:val="19"/>
-          <w:lang w:val="en-GB" w:eastAsia="en-GB" w:bidi="en-GB"/>
-        </w:rPr>
-        <w:t xml:space="preserve"> </w:t>
-      </w:r>
-      <w:r>
-        <w:rPr>
-          <w:rFonts w:ascii="Times New Roman" w:hAnsi="Times New Roman" w:eastAsia="Times New Roman" w:cs="Times New Roman"/>
-          <w:color w:val="000000"/>
-          <w:sz w:val="19"/>
-          <w:lang w:val="en-GB" w:eastAsia="en-GB" w:bidi="en-GB"/>
-        </w:rPr>
-        <w:t xml:space="preserve">recorder,</w:t>
-      </w:r>
-      <w:r>
-        <w:rPr>
-          <w:rFonts w:ascii="Times New Roman" w:hAnsi="Times New Roman" w:eastAsia="Times New Roman" w:cs="Times New Roman"/>
-          <w:color w:val="000000"/>
-          <w:sz w:val="19"/>
-          <w:lang w:val="en-GB" w:eastAsia="en-GB" w:bidi="en-GB"/>
-        </w:rPr>
-        <w:t xml:space="preserve"> </w:t>
-      </w:r>
-      <w:r>
-        <w:rPr>
-          <w:rFonts w:ascii="Times New Roman" w:hAnsi="Times New Roman" w:eastAsia="Times New Roman" w:cs="Times New Roman"/>
-          <w:color w:val="000000"/>
-          <w:sz w:val="19"/>
-          <w:lang w:val="en-GB" w:eastAsia="en-GB" w:bidi="en-GB"/>
-        </w:rPr>
-        <w:t xml:space="preserve">a</w:t>
-      </w:r>
-      <w:r>
-        <w:rPr>
-          <w:rFonts w:ascii="Times New Roman" w:hAnsi="Times New Roman" w:eastAsia="Times New Roman" w:cs="Times New Roman"/>
-          <w:color w:val="000000"/>
-          <w:sz w:val="19"/>
-          <w:lang w:val="en-GB" w:eastAsia="en-GB" w:bidi="en-GB"/>
-        </w:rPr>
-        <w:t xml:space="preserve"> </w:t>
-      </w:r>
-      <w:r>
-        <w:rPr>
-          <w:rFonts w:ascii="Times New Roman" w:hAnsi="Times New Roman" w:eastAsia="Times New Roman" w:cs="Times New Roman"/>
-          <w:color w:val="000000"/>
-          <w:sz w:val="19"/>
-          <w:lang w:val="en-GB" w:eastAsia="en-GB" w:bidi="en-GB"/>
-        </w:rPr>
-        <w:t xml:space="preserve">headless</w:t>
-      </w:r>
-      <w:r>
-        <w:rPr>
-          <w:rFonts w:ascii="Times New Roman" w:hAnsi="Times New Roman" w:eastAsia="Times New Roman" w:cs="Times New Roman"/>
-          <w:color w:val="000000"/>
-          <w:sz w:val="19"/>
-          <w:lang w:val="en-GB" w:eastAsia="en-GB" w:bidi="en-GB"/>
-        </w:rPr>
-        <w:t xml:space="preserve"> </w:t>
-      </w:r>
-      <w:r>
-        <w:rPr>
-          <w:rFonts w:ascii="Times New Roman" w:hAnsi="Times New Roman" w:eastAsia="Times New Roman" w:cs="Times New Roman"/>
-          <w:color w:val="000000"/>
-          <w:sz w:val="19"/>
-          <w:lang w:val="en-GB" w:eastAsia="en-GB" w:bidi="en-GB"/>
-        </w:rPr>
-        <w:t xml:space="preserve">verifier,</w:t>
-      </w:r>
-      <w:r>
-        <w:rPr>
-          <w:rFonts w:ascii="Times New Roman" w:hAnsi="Times New Roman" w:eastAsia="Times New Roman" w:cs="Times New Roman"/>
-          <w:color w:val="000000"/>
-          <w:sz w:val="19"/>
-          <w:lang w:val="en-GB" w:eastAsia="en-GB" w:bidi="en-GB"/>
-        </w:rPr>
-        <w:t xml:space="preserve"> </w:t>
-      </w:r>
-      <w:r>
-        <w:rPr>
-          <w:rFonts w:ascii="Times New Roman" w:hAnsi="Times New Roman" w:eastAsia="Times New Roman" w:cs="Times New Roman"/>
-          <w:color w:val="000000"/>
-          <w:sz w:val="19"/>
-          <w:lang w:val="en-GB" w:eastAsia="en-GB" w:bidi="en-GB"/>
-        </w:rPr>
-        <w:t xml:space="preserve">and</w:t>
-      </w:r>
-      <w:r>
-        <w:rPr>
-          <w:rFonts w:ascii="Times New Roman" w:hAnsi="Times New Roman" w:eastAsia="Times New Roman" w:cs="Times New Roman"/>
-          <w:color w:val="000000"/>
-          <w:sz w:val="19"/>
-          <w:lang w:val="en-GB" w:eastAsia="en-GB" w:bidi="en-GB"/>
-        </w:rPr>
-        <w:t xml:space="preserve"> </w:t>
-      </w:r>
-      <w:r>
-        <w:rPr>
-          <w:rFonts w:ascii="Times New Roman" w:hAnsi="Times New Roman" w:eastAsia="Times New Roman" w:cs="Times New Roman"/>
-          <w:color w:val="000000"/>
-          <w:sz w:val="19"/>
-          <w:lang w:val="en-GB" w:eastAsia="en-GB" w:bidi="en-GB"/>
-        </w:rPr>
-        <w:t xml:space="preserve">an</w:t>
-      </w:r>
-      <w:r>
-        <w:rPr>
-          <w:rFonts w:ascii="Times New Roman" w:hAnsi="Times New Roman" w:eastAsia="Times New Roman" w:cs="Times New Roman"/>
-          <w:color w:val="000000"/>
-          <w:sz w:val="19"/>
-          <w:lang w:val="en-GB" w:eastAsia="en-GB" w:bidi="en-GB"/>
-        </w:rPr>
-        <w:t xml:space="preserve"> </w:t>
-      </w:r>
-      <w:r>
-        <w:rPr>
-          <w:rFonts w:ascii="Times New Roman" w:hAnsi="Times New Roman" w:eastAsia="Times New Roman" w:cs="Times New Roman"/>
-          <w:color w:val="000000"/>
-          <w:sz w:val="19"/>
-          <w:lang w:val="en-GB" w:eastAsia="en-GB" w:bidi="en-GB"/>
-        </w:rPr>
-        <w:t xml:space="preserve">independently</w:t>
-      </w:r>
-      <w:r>
-        <w:rPr>
-          <w:rFonts w:ascii="Times New Roman" w:hAnsi="Times New Roman" w:eastAsia="Times New Roman" w:cs="Times New Roman"/>
-          <w:color w:val="000000"/>
-          <w:sz w:val="19"/>
-          <w:lang w:val="en-GB" w:eastAsia="en-GB" w:bidi="en-GB"/>
-        </w:rPr>
-        <w:t xml:space="preserve"> </w:t>
-      </w:r>
-      <w:r>
-        <w:rPr>
-          <w:rFonts w:ascii="Times New Roman" w:hAnsi="Times New Roman" w:eastAsia="Times New Roman" w:cs="Times New Roman"/>
-          <w:color w:val="000000"/>
-          <w:sz w:val="19"/>
-          <w:lang w:val="en-GB" w:eastAsia="en-GB" w:bidi="en-GB"/>
-        </w:rPr>
-        <w:t xml:space="preserve">implemented</w:t>
-      </w:r>
-      <w:r>
-        <w:rPr>
-          <w:rFonts w:ascii="Times New Roman" w:hAnsi="Times New Roman" w:eastAsia="Times New Roman" w:cs="Times New Roman"/>
-          <w:color w:val="000000"/>
-          <w:sz w:val="19"/>
-          <w:lang w:val="en-GB" w:eastAsia="en-GB" w:bidi="en-GB"/>
-        </w:rPr>
-        <w:t xml:space="preserve"> </w:t>
-      </w:r>
-      <w:r>
-        <w:rPr>
-          <w:rFonts w:ascii="Times New Roman" w:hAnsi="Times New Roman" w:eastAsia="Times New Roman" w:cs="Times New Roman"/>
-          <w:color w:val="000000"/>
-          <w:sz w:val="19"/>
-          <w:lang w:val="en-GB" w:eastAsia="en-GB" w:bidi="en-GB"/>
-        </w:rPr>
-        <w:t xml:space="preserve">reference</w:t>
-      </w:r>
-      <w:r>
-        <w:rPr>
-          <w:rFonts w:ascii="Times New Roman" w:hAnsi="Times New Roman" w:eastAsia="Times New Roman" w:cs="Times New Roman"/>
-          <w:color w:val="000000"/>
-          <w:sz w:val="19"/>
-          <w:lang w:val="en-GB" w:eastAsia="en-GB" w:bidi="en-GB"/>
-        </w:rPr>
-        <w:t xml:space="preserve"> </w:t>
-      </w:r>
-      <w:r>
-        <w:rPr>
-          <w:rFonts w:ascii="Times New Roman" w:hAnsi="Times New Roman" w:eastAsia="Times New Roman" w:cs="Times New Roman"/>
-          <w:color w:val="000000"/>
-          <w:sz w:val="19"/>
-          <w:lang w:val="en-GB" w:eastAsia="en-GB" w:bidi="en-GB"/>
-        </w:rPr>
-        <w:t xml:space="preserve">semantics.</w:t>
-      </w:r>
-      <w:r>
-        <w:rPr>
-          <w:rFonts w:ascii="Times New Roman" w:hAnsi="Times New Roman" w:eastAsia="Times New Roman" w:cs="Times New Roman"/>
-          <w:color w:val="000000"/>
-          <w:sz w:val="19"/>
-          <w:lang w:val="en-GB" w:eastAsia="en-GB" w:bidi="en-GB"/>
-        </w:rPr>
-        <w:t xml:space="preserve"> </w:t>
-      </w:r>
-      <w:r>
-        <w:rPr>
-          <w:rFonts w:ascii="Times New Roman" w:hAnsi="Times New Roman" w:eastAsia="Times New Roman" w:cs="Times New Roman"/>
-          <w:color w:val="000000"/>
-          <w:sz w:val="19"/>
-          <w:lang w:val="en-GB" w:eastAsia="en-GB" w:bidi="en-GB"/>
-        </w:rPr>
-        <w:t xml:space="preserve">In</w:t>
-      </w:r>
-      <w:r>
-        <w:rPr>
-          <w:rFonts w:ascii="Times New Roman" w:hAnsi="Times New Roman" w:eastAsia="Times New Roman" w:cs="Times New Roman"/>
-          <w:color w:val="000000"/>
-          <w:sz w:val="19"/>
-          <w:lang w:val="en-GB" w:eastAsia="en-GB" w:bidi="en-GB"/>
-        </w:rPr>
-        <w:t xml:space="preserve"> </w:t>
-      </w:r>
-      <w:r>
-        <w:rPr>
-          <w:rFonts w:ascii="Times New Roman" w:hAnsi="Times New Roman" w:eastAsia="Times New Roman" w:cs="Times New Roman"/>
-          <w:color w:val="000000"/>
-          <w:sz w:val="19"/>
-          <w:lang w:val="en-GB" w:eastAsia="en-GB" w:bidi="en-GB"/>
-        </w:rPr>
-        <w:t xml:space="preserve">60</w:t>
-      </w:r>
-      <w:r>
-        <w:rPr>
-          <w:rFonts w:ascii="Times New Roman" w:hAnsi="Times New Roman" w:eastAsia="Times New Roman" w:cs="Times New Roman"/>
-          <w:color w:val="000000"/>
-          <w:sz w:val="19"/>
-          <w:lang w:val="en-GB" w:eastAsia="en-GB" w:bidi="en-GB"/>
-        </w:rPr>
-        <w:t xml:space="preserve"> </w:t>
-      </w:r>
-      <w:r>
-        <w:rPr>
-          <w:rFonts w:ascii="Times New Roman" w:hAnsi="Times New Roman" w:eastAsia="Times New Roman" w:cs="Times New Roman"/>
-          <w:color w:val="000000"/>
-          <w:sz w:val="19"/>
-          <w:lang w:val="en-GB" w:eastAsia="en-GB" w:bidi="en-GB"/>
-        </w:rPr>
-        <w:t xml:space="preserve">generated</w:t>
-      </w:r>
-      <w:r>
-        <w:rPr>
-          <w:rFonts w:ascii="Times New Roman" w:hAnsi="Times New Roman" w:eastAsia="Times New Roman" w:cs="Times New Roman"/>
-          <w:color w:val="000000"/>
-          <w:sz w:val="19"/>
-          <w:lang w:val="en-GB" w:eastAsia="en-GB" w:bidi="en-GB"/>
-        </w:rPr>
-        <w:t xml:space="preserve"> </w:t>
-      </w:r>
-      <w:r>
-        <w:rPr>
-          <w:rFonts w:ascii="Times New Roman" w:hAnsi="Times New Roman" w:eastAsia="Times New Roman" w:cs="Times New Roman"/>
-          <w:color w:val="000000"/>
-          <w:sz w:val="19"/>
-          <w:lang w:val="en-GB" w:eastAsia="en-GB" w:bidi="en-GB"/>
-        </w:rPr>
-        <w:t xml:space="preserve">sessions</w:t>
-      </w:r>
-      <w:r>
-        <w:rPr>
-          <w:rFonts w:ascii="Times New Roman" w:hAnsi="Times New Roman" w:eastAsia="Times New Roman" w:cs="Times New Roman"/>
-          <w:color w:val="000000"/>
-          <w:sz w:val="19"/>
-          <w:lang w:val="en-GB" w:eastAsia="en-GB" w:bidi="en-GB"/>
-        </w:rPr>
-        <w:t xml:space="preserve"> </w:t>
-      </w:r>
-      <w:r>
-        <w:rPr>
-          <w:rFonts w:ascii="Times New Roman" w:hAnsi="Times New Roman" w:eastAsia="Times New Roman" w:cs="Times New Roman"/>
-          <w:color w:val="000000"/>
-          <w:sz w:val="19"/>
-          <w:lang w:val="en-GB" w:eastAsia="en-GB" w:bidi="en-GB"/>
-        </w:rPr>
-        <w:t xml:space="preserve">comprising</w:t>
-      </w:r>
-      <w:r>
-        <w:rPr>
-          <w:rFonts w:ascii="Times New Roman" w:hAnsi="Times New Roman" w:eastAsia="Times New Roman" w:cs="Times New Roman"/>
-          <w:color w:val="000000"/>
-          <w:sz w:val="19"/>
-          <w:lang w:val="en-GB" w:eastAsia="en-GB" w:bidi="en-GB"/>
-        </w:rPr>
-        <w:t xml:space="preserve"> </w:t>
-      </w:r>
-      <w:r>
-        <w:rPr>
-          <w:rFonts w:ascii="Times New Roman" w:hAnsi="Times New Roman" w:eastAsia="Times New Roman" w:cs="Times New Roman"/>
-          <w:color w:val="000000"/>
-          <w:sz w:val="19"/>
-          <w:lang w:val="en-GB" w:eastAsia="en-GB" w:bidi="en-GB"/>
-        </w:rPr>
-        <w:t xml:space="preserve">1080</w:t>
-      </w:r>
-      <w:r>
-        <w:rPr>
-          <w:rFonts w:ascii="Times New Roman" w:hAnsi="Times New Roman" w:eastAsia="Times New Roman" w:cs="Times New Roman"/>
-          <w:color w:val="000000"/>
-          <w:sz w:val="19"/>
-          <w:lang w:val="en-GB" w:eastAsia="en-GB" w:bidi="en-GB"/>
-        </w:rPr>
-        <w:t xml:space="preserve"> </w:t>
-      </w:r>
-      <w:r>
-        <w:rPr>
-          <w:rFonts w:ascii="Times New Roman" w:hAnsi="Times New Roman" w:eastAsia="Times New Roman" w:cs="Times New Roman"/>
-          <w:color w:val="000000"/>
-          <w:sz w:val="19"/>
-          <w:lang w:val="en-GB" w:eastAsia="en-GB" w:bidi="en-GB"/>
-        </w:rPr>
-        <w:t xml:space="preserve">transitions,</w:t>
-      </w:r>
-      <w:r>
-        <w:rPr>
-          <w:rFonts w:ascii="Times New Roman" w:hAnsi="Times New Roman" w:eastAsia="Times New Roman" w:cs="Times New Roman"/>
-          <w:color w:val="000000"/>
-          <w:sz w:val="19"/>
-          <w:lang w:val="en-GB" w:eastAsia="en-GB" w:bidi="en-GB"/>
-        </w:rPr>
-        <w:t xml:space="preserve"> </w:t>
-      </w:r>
-      <w:r>
-        <w:rPr>
-          <w:rFonts w:ascii="Times New Roman" w:hAnsi="Times New Roman" w:eastAsia="Times New Roman" w:cs="Times New Roman"/>
-          <w:color w:val="000000"/>
-          <w:sz w:val="19"/>
-          <w:lang w:val="en-GB" w:eastAsia="en-GB" w:bidi="en-GB"/>
-        </w:rPr>
-        <w:t xml:space="preserve">all</w:t>
-      </w:r>
-      <w:r>
-        <w:rPr>
-          <w:rFonts w:ascii="Times New Roman" w:hAnsi="Times New Roman" w:eastAsia="Times New Roman" w:cs="Times New Roman"/>
-          <w:color w:val="000000"/>
-          <w:sz w:val="19"/>
-          <w:lang w:val="en-GB" w:eastAsia="en-GB" w:bidi="en-GB"/>
-        </w:rPr>
-        <w:t xml:space="preserve"> </w:t>
-      </w:r>
-      <w:r>
-        <w:rPr>
-          <w:rFonts w:ascii="Times New Roman" w:hAnsi="Times New Roman" w:eastAsia="Times New Roman" w:cs="Times New Roman"/>
-          <w:color w:val="000000"/>
-          <w:sz w:val="19"/>
-          <w:lang w:val="en-GB" w:eastAsia="en-GB" w:bidi="en-GB"/>
-        </w:rPr>
-        <w:t xml:space="preserve">recorded</w:t>
-      </w:r>
-      <w:r>
-        <w:rPr>
-          <w:rFonts w:ascii="Times New Roman" w:hAnsi="Times New Roman" w:eastAsia="Times New Roman" w:cs="Times New Roman"/>
-          <w:color w:val="000000"/>
-          <w:sz w:val="19"/>
-          <w:lang w:val="en-GB" w:eastAsia="en-GB" w:bidi="en-GB"/>
-        </w:rPr>
-        <w:t xml:space="preserve"> </w:t>
-      </w:r>
-      <w:r>
-        <w:rPr>
-          <w:rFonts w:ascii="Times New Roman" w:hAnsi="Times New Roman" w:eastAsia="Times New Roman" w:cs="Times New Roman"/>
-          <w:color w:val="000000"/>
-          <w:sz w:val="19"/>
-          <w:lang w:val="en-GB" w:eastAsia="en-GB" w:bidi="en-GB"/>
-        </w:rPr>
-        <w:t xml:space="preserve">states</w:t>
-      </w:r>
-      <w:r>
-        <w:rPr>
-          <w:rFonts w:ascii="Times New Roman" w:hAnsi="Times New Roman" w:eastAsia="Times New Roman" w:cs="Times New Roman"/>
-          <w:color w:val="000000"/>
-          <w:sz w:val="19"/>
-          <w:lang w:val="en-GB" w:eastAsia="en-GB" w:bidi="en-GB"/>
-        </w:rPr>
-        <w:t xml:space="preserve"> </w:t>
-      </w:r>
-      <w:r>
-        <w:rPr>
-          <w:rFonts w:ascii="Times New Roman" w:hAnsi="Times New Roman" w:eastAsia="Times New Roman" w:cs="Times New Roman"/>
-          <w:color w:val="000000"/>
-          <w:sz w:val="19"/>
-          <w:lang w:val="en-GB" w:eastAsia="en-GB" w:bidi="en-GB"/>
-        </w:rPr>
-        <w:t xml:space="preserve">and</w:t>
-      </w:r>
-      <w:r>
-        <w:rPr>
-          <w:rFonts w:ascii="Times New Roman" w:hAnsi="Times New Roman" w:eastAsia="Times New Roman" w:cs="Times New Roman"/>
-          <w:color w:val="000000"/>
-          <w:sz w:val="19"/>
-          <w:lang w:val="en-GB" w:eastAsia="en-GB" w:bidi="en-GB"/>
-        </w:rPr>
-        <w:t xml:space="preserve"> </w:t>
-      </w:r>
-      <w:r>
-        <w:rPr>
-          <w:rFonts w:ascii="Times New Roman" w:hAnsi="Times New Roman" w:eastAsia="Times New Roman" w:cs="Times New Roman"/>
-          <w:color w:val="000000"/>
-          <w:sz w:val="19"/>
-          <w:lang w:val="en-GB" w:eastAsia="en-GB" w:bidi="en-GB"/>
-        </w:rPr>
-        <w:t xml:space="preserve">events</w:t>
-      </w:r>
-      <w:r>
-        <w:rPr>
-          <w:rFonts w:ascii="Times New Roman" w:hAnsi="Times New Roman" w:eastAsia="Times New Roman" w:cs="Times New Roman"/>
-          <w:color w:val="000000"/>
-          <w:sz w:val="19"/>
-          <w:lang w:val="en-GB" w:eastAsia="en-GB" w:bidi="en-GB"/>
-        </w:rPr>
-        <w:t xml:space="preserve"> </w:t>
-      </w:r>
-      <w:r>
-        <w:rPr>
-          <w:rFonts w:ascii="Times New Roman" w:hAnsi="Times New Roman" w:eastAsia="Times New Roman" w:cs="Times New Roman"/>
-          <w:color w:val="000000"/>
-          <w:sz w:val="19"/>
-          <w:lang w:val="en-GB" w:eastAsia="en-GB" w:bidi="en-GB"/>
-        </w:rPr>
-        <w:t xml:space="preserve">replayed</w:t>
-      </w:r>
-      <w:r>
-        <w:rPr>
-          <w:rFonts w:ascii="Times New Roman" w:hAnsi="Times New Roman" w:eastAsia="Times New Roman" w:cs="Times New Roman"/>
-          <w:color w:val="000000"/>
-          <w:sz w:val="19"/>
-          <w:lang w:val="en-GB" w:eastAsia="en-GB" w:bidi="en-GB"/>
-        </w:rPr>
-        <w:t xml:space="preserve"> </w:t>
-      </w:r>
-      <w:r>
-        <w:rPr>
-          <w:rFonts w:ascii="Times New Roman" w:hAnsi="Times New Roman" w:eastAsia="Times New Roman" w:cs="Times New Roman"/>
-          <w:color w:val="000000"/>
-          <w:sz w:val="19"/>
-          <w:lang w:val="en-GB" w:eastAsia="en-GB" w:bidi="en-GB"/>
-        </w:rPr>
-        <w:t xml:space="preserve">equivalently.</w:t>
-      </w:r>
-      <w:r>
-        <w:rPr>
-          <w:rFonts w:ascii="Times New Roman" w:hAnsi="Times New Roman" w:eastAsia="Times New Roman" w:cs="Times New Roman"/>
-          <w:color w:val="000000"/>
-          <w:sz w:val="19"/>
-          <w:lang w:val="en-GB" w:eastAsia="en-GB" w:bidi="en-GB"/>
-        </w:rPr>
-        <w:t xml:space="preserve"> </w:t>
-      </w:r>
-      <w:r>
-        <w:rPr>
-          <w:rFonts w:ascii="Times New Roman" w:hAnsi="Times New Roman" w:eastAsia="Times New Roman" w:cs="Times New Roman"/>
-          <w:color w:val="000000"/>
-          <w:sz w:val="19"/>
-          <w:lang w:val="en-GB" w:eastAsia="en-GB" w:bidi="en-GB"/>
-        </w:rPr>
-        <w:t xml:space="preserve">Full-retention</w:t>
-      </w:r>
-      <w:r>
-        <w:rPr>
-          <w:rFonts w:ascii="Times New Roman" w:hAnsi="Times New Roman" w:eastAsia="Times New Roman" w:cs="Times New Roman"/>
-          <w:color w:val="000000"/>
-          <w:sz w:val="19"/>
-          <w:lang w:val="en-GB" w:eastAsia="en-GB" w:bidi="en-GB"/>
-        </w:rPr>
-        <w:t xml:space="preserve"> </w:t>
-      </w:r>
-      <w:r>
-        <w:rPr>
-          <w:rFonts w:ascii="Times New Roman" w:hAnsi="Times New Roman" w:eastAsia="Times New Roman" w:cs="Times New Roman"/>
-          <w:color w:val="000000"/>
-          <w:sz w:val="19"/>
-          <w:lang w:val="en-GB" w:eastAsia="en-GB" w:bidi="en-GB"/>
-        </w:rPr>
-        <w:t xml:space="preserve">traces</w:t>
-      </w:r>
-      <w:r>
-        <w:rPr>
-          <w:rFonts w:ascii="Times New Roman" w:hAnsi="Times New Roman" w:eastAsia="Times New Roman" w:cs="Times New Roman"/>
-          <w:color w:val="000000"/>
-          <w:sz w:val="19"/>
-          <w:lang w:val="en-GB" w:eastAsia="en-GB" w:bidi="en-GB"/>
-        </w:rPr>
-        <w:t xml:space="preserve"> </w:t>
-      </w:r>
-      <w:r>
-        <w:rPr>
-          <w:rFonts w:ascii="Times New Roman" w:hAnsi="Times New Roman" w:eastAsia="Times New Roman" w:cs="Times New Roman"/>
-          <w:color w:val="000000"/>
-          <w:sz w:val="19"/>
-          <w:lang w:val="en-GB" w:eastAsia="en-GB" w:bidi="en-GB"/>
-        </w:rPr>
-        <w:t xml:space="preserve">reconstructed</w:t>
-      </w:r>
-      <w:r>
-        <w:rPr>
-          <w:rFonts w:ascii="Times New Roman" w:hAnsi="Times New Roman" w:eastAsia="Times New Roman" w:cs="Times New Roman"/>
-          <w:color w:val="000000"/>
-          <w:sz w:val="19"/>
-          <w:lang w:val="en-GB" w:eastAsia="en-GB" w:bidi="en-GB"/>
-        </w:rPr>
-        <w:t xml:space="preserve"> </w:t>
-      </w:r>
-      <w:r>
-        <w:rPr>
-          <w:rFonts w:ascii="Times New Roman" w:hAnsi="Times New Roman" w:eastAsia="Times New Roman" w:cs="Times New Roman"/>
-          <w:color w:val="000000"/>
-          <w:sz w:val="19"/>
-          <w:lang w:val="en-GB" w:eastAsia="en-GB" w:bidi="en-GB"/>
-        </w:rPr>
-        <w:t xml:space="preserve">360</w:t>
-      </w:r>
-      <w:r>
-        <w:rPr>
-          <w:rFonts w:ascii="Times New Roman" w:hAnsi="Times New Roman" w:eastAsia="Times New Roman" w:cs="Times New Roman"/>
-          <w:color w:val="000000"/>
-          <w:sz w:val="19"/>
-          <w:lang w:val="en-GB" w:eastAsia="en-GB" w:bidi="en-GB"/>
-        </w:rPr>
-        <w:t xml:space="preserve"> </w:t>
-      </w:r>
-      <w:r>
-        <w:rPr>
-          <w:rFonts w:ascii="Times New Roman" w:hAnsi="Times New Roman" w:eastAsia="Times New Roman" w:cs="Times New Roman"/>
-          <w:color w:val="000000"/>
-          <w:sz w:val="19"/>
-          <w:lang w:val="en-GB" w:eastAsia="en-GB" w:bidi="en-GB"/>
-        </w:rPr>
-        <w:t xml:space="preserve">application-level</w:t>
-      </w:r>
-      <w:r>
-        <w:rPr>
-          <w:rFonts w:ascii="Times New Roman" w:hAnsi="Times New Roman" w:eastAsia="Times New Roman" w:cs="Times New Roman"/>
-          <w:color w:val="000000"/>
-          <w:sz w:val="19"/>
-          <w:lang w:val="en-GB" w:eastAsia="en-GB" w:bidi="en-GB"/>
-        </w:rPr>
-        <w:t xml:space="preserve"> </w:t>
-      </w:r>
-      <w:r>
-        <w:rPr>
-          <w:rFonts w:ascii="Times New Roman" w:hAnsi="Times New Roman" w:eastAsia="Times New Roman" w:cs="Times New Roman"/>
-          <w:color w:val="000000"/>
-          <w:sz w:val="19"/>
-          <w:lang w:val="en-GB" w:eastAsia="en-GB" w:bidi="en-GB"/>
-        </w:rPr>
-        <w:t xml:space="preserve">invocations</w:t>
-      </w:r>
-      <w:r>
-        <w:rPr>
-          <w:rFonts w:ascii="Times New Roman" w:hAnsi="Times New Roman" w:eastAsia="Times New Roman" w:cs="Times New Roman"/>
-          <w:color w:val="000000"/>
-          <w:sz w:val="19"/>
-          <w:lang w:val="en-GB" w:eastAsia="en-GB" w:bidi="en-GB"/>
-        </w:rPr>
-        <w:t xml:space="preserve"> </w:t>
-      </w:r>
-      <w:r>
-        <w:rPr>
-          <w:rFonts w:ascii="Times New Roman" w:hAnsi="Times New Roman" w:eastAsia="Times New Roman" w:cs="Times New Roman"/>
-          <w:color w:val="000000"/>
-          <w:sz w:val="19"/>
-          <w:lang w:val="en-GB" w:eastAsia="en-GB" w:bidi="en-GB"/>
-        </w:rPr>
-        <w:t xml:space="preserve">and</w:t>
-      </w:r>
-      <w:r>
-        <w:rPr>
-          <w:rFonts w:ascii="Times New Roman" w:hAnsi="Times New Roman" w:eastAsia="Times New Roman" w:cs="Times New Roman"/>
-          <w:color w:val="000000"/>
-          <w:sz w:val="19"/>
-          <w:lang w:val="en-GB" w:eastAsia="en-GB" w:bidi="en-GB"/>
-        </w:rPr>
-        <w:t xml:space="preserve"> </w:t>
-      </w:r>
-      <w:r>
-        <w:rPr>
-          <w:rFonts w:ascii="Times New Roman" w:hAnsi="Times New Roman" w:eastAsia="Times New Roman" w:cs="Times New Roman"/>
-          <w:color w:val="000000"/>
-          <w:sz w:val="19"/>
-          <w:lang w:val="en-GB" w:eastAsia="en-GB" w:bidi="en-GB"/>
-        </w:rPr>
-        <w:t xml:space="preserve">independently</w:t>
-      </w:r>
-      <w:r>
-        <w:rPr>
-          <w:rFonts w:ascii="Times New Roman" w:hAnsi="Times New Roman" w:eastAsia="Times New Roman" w:cs="Times New Roman"/>
-          <w:color w:val="000000"/>
-          <w:sz w:val="19"/>
-          <w:lang w:val="en-GB" w:eastAsia="en-GB" w:bidi="en-GB"/>
-        </w:rPr>
-        <w:t xml:space="preserve"> </w:t>
-      </w:r>
-      <w:r>
-        <w:rPr>
-          <w:rFonts w:ascii="Times New Roman" w:hAnsi="Times New Roman" w:eastAsia="Times New Roman" w:cs="Times New Roman"/>
-          <w:color w:val="000000"/>
-          <w:sz w:val="19"/>
-          <w:lang w:val="en-GB" w:eastAsia="en-GB" w:bidi="en-GB"/>
-        </w:rPr>
-        <w:t xml:space="preserve">verified</w:t>
-      </w:r>
-      <w:r>
-        <w:rPr>
-          <w:rFonts w:ascii="Times New Roman" w:hAnsi="Times New Roman" w:eastAsia="Times New Roman" w:cs="Times New Roman"/>
-          <w:color w:val="000000"/>
-          <w:sz w:val="19"/>
-          <w:lang w:val="en-GB" w:eastAsia="en-GB" w:bidi="en-GB"/>
-        </w:rPr>
-        <w:t xml:space="preserve"> </w:t>
-      </w:r>
-      <w:r>
-        <w:rPr>
-          <w:rFonts w:ascii="Times New Roman" w:hAnsi="Times New Roman" w:eastAsia="Times New Roman" w:cs="Times New Roman"/>
-          <w:color w:val="000000"/>
-          <w:sz w:val="19"/>
-          <w:lang w:val="en-GB" w:eastAsia="en-GB" w:bidi="en-GB"/>
-        </w:rPr>
-        <w:t xml:space="preserve">360</w:t>
-      </w:r>
-      <w:r>
-        <w:rPr>
-          <w:rFonts w:ascii="Times New Roman" w:hAnsi="Times New Roman" w:eastAsia="Times New Roman" w:cs="Times New Roman"/>
-          <w:color w:val="000000"/>
-          <w:sz w:val="19"/>
-          <w:lang w:val="en-GB" w:eastAsia="en-GB" w:bidi="en-GB"/>
-        </w:rPr>
-        <w:t xml:space="preserve"> </w:t>
-      </w:r>
-      <w:r>
-        <w:rPr>
-          <w:rFonts w:ascii="Times New Roman" w:hAnsi="Times New Roman" w:eastAsia="Times New Roman" w:cs="Times New Roman"/>
-          <w:color w:val="000000"/>
-          <w:sz w:val="19"/>
-          <w:lang w:val="en-GB" w:eastAsia="en-GB" w:bidi="en-GB"/>
-        </w:rPr>
-        <w:t xml:space="preserve">groundings.</w:t>
-      </w:r>
-      <w:r>
-        <w:rPr>
-          <w:rFonts w:ascii="Times New Roman" w:hAnsi="Times New Roman" w:eastAsia="Times New Roman" w:cs="Times New Roman"/>
-          <w:color w:val="000000"/>
-          <w:sz w:val="19"/>
-          <w:lang w:val="en-GB" w:eastAsia="en-GB" w:bidi="en-GB"/>
-        </w:rPr>
-        <w:t xml:space="preserve"> </w:t>
-      </w:r>
-      <w:r>
-        <w:rPr>
-          <w:rFonts w:ascii="Times New Roman" w:hAnsi="Times New Roman" w:eastAsia="Times New Roman" w:cs="Times New Roman"/>
-          <w:color w:val="000000"/>
-          <w:sz w:val="19"/>
-          <w:lang w:val="en-GB" w:eastAsia="en-GB" w:bidi="en-GB"/>
-        </w:rPr>
-        <w:t xml:space="preserve">Differential</w:t>
-      </w:r>
-      <w:r>
-        <w:rPr>
-          <w:rFonts w:ascii="Times New Roman" w:hAnsi="Times New Roman" w:eastAsia="Times New Roman" w:cs="Times New Roman"/>
-          <w:color w:val="000000"/>
-          <w:sz w:val="19"/>
-          <w:lang w:val="en-GB" w:eastAsia="en-GB" w:bidi="en-GB"/>
-        </w:rPr>
-        <w:t xml:space="preserve"> </w:t>
-      </w:r>
-      <w:r>
-        <w:rPr>
-          <w:rFonts w:ascii="Times New Roman" w:hAnsi="Times New Roman" w:eastAsia="Times New Roman" w:cs="Times New Roman"/>
-          <w:color w:val="000000"/>
-          <w:sz w:val="19"/>
-          <w:lang w:val="en-GB" w:eastAsia="en-GB" w:bidi="en-GB"/>
-        </w:rPr>
-        <w:t xml:space="preserve">testing</w:t>
-      </w:r>
-      <w:r>
-        <w:rPr>
-          <w:rFonts w:ascii="Times New Roman" w:hAnsi="Times New Roman" w:eastAsia="Times New Roman" w:cs="Times New Roman"/>
-          <w:color w:val="000000"/>
-          <w:sz w:val="19"/>
-          <w:lang w:val="en-GB" w:eastAsia="en-GB" w:bidi="en-GB"/>
-        </w:rPr>
-        <w:t xml:space="preserve"> </w:t>
-      </w:r>
-      <w:r>
-        <w:rPr>
-          <w:rFonts w:ascii="Times New Roman" w:hAnsi="Times New Roman" w:eastAsia="Times New Roman" w:cs="Times New Roman"/>
-          <w:color w:val="000000"/>
-          <w:sz w:val="19"/>
-          <w:lang w:val="en-GB" w:eastAsia="en-GB" w:bidi="en-GB"/>
-        </w:rPr>
-        <w:t xml:space="preserve">matched</w:t>
-      </w:r>
-      <w:r>
-        <w:rPr>
-          <w:rFonts w:ascii="Times New Roman" w:hAnsi="Times New Roman" w:eastAsia="Times New Roman" w:cs="Times New Roman"/>
-          <w:color w:val="000000"/>
-          <w:sz w:val="19"/>
-          <w:lang w:val="en-GB" w:eastAsia="en-GB" w:bidi="en-GB"/>
-        </w:rPr>
-        <w:t xml:space="preserve"> </w:t>
-      </w:r>
-      <w:r>
-        <w:rPr>
-          <w:rFonts w:ascii="Times New Roman" w:hAnsi="Times New Roman" w:eastAsia="Times New Roman" w:cs="Times New Roman"/>
-          <w:color w:val="000000"/>
-          <w:sz w:val="19"/>
-          <w:lang w:val="en-GB" w:eastAsia="en-GB" w:bidi="en-GB"/>
-        </w:rPr>
-        <w:t xml:space="preserve">production</w:t>
-      </w:r>
-      <w:r>
-        <w:rPr>
-          <w:rFonts w:ascii="Times New Roman" w:hAnsi="Times New Roman" w:eastAsia="Times New Roman" w:cs="Times New Roman"/>
-          <w:color w:val="000000"/>
-          <w:sz w:val="19"/>
-          <w:lang w:val="en-GB" w:eastAsia="en-GB" w:bidi="en-GB"/>
-        </w:rPr>
-        <w:t xml:space="preserve"> </w:t>
-      </w:r>
-      <w:r>
-        <w:rPr>
-          <w:rFonts w:ascii="Times New Roman" w:hAnsi="Times New Roman" w:eastAsia="Times New Roman" w:cs="Times New Roman"/>
-          <w:color w:val="000000"/>
-          <w:sz w:val="19"/>
-          <w:lang w:val="en-GB" w:eastAsia="en-GB" w:bidi="en-GB"/>
-        </w:rPr>
-        <w:t xml:space="preserve">and</w:t>
-      </w:r>
-      <w:r>
-        <w:rPr>
-          <w:rFonts w:ascii="Times New Roman" w:hAnsi="Times New Roman" w:eastAsia="Times New Roman" w:cs="Times New Roman"/>
-          <w:color w:val="000000"/>
-          <w:sz w:val="19"/>
-          <w:lang w:val="en-GB" w:eastAsia="en-GB" w:bidi="en-GB"/>
-        </w:rPr>
-        <w:t xml:space="preserve"> </w:t>
-      </w:r>
-      <w:r>
-        <w:rPr>
-          <w:rFonts w:ascii="Times New Roman" w:hAnsi="Times New Roman" w:eastAsia="Times New Roman" w:cs="Times New Roman"/>
-          <w:color w:val="000000"/>
-          <w:sz w:val="19"/>
-          <w:lang w:val="en-GB" w:eastAsia="en-GB" w:bidi="en-GB"/>
-        </w:rPr>
-        <w:t xml:space="preserve">reference</w:t>
-      </w:r>
-      <w:r>
-        <w:rPr>
-          <w:rFonts w:ascii="Times New Roman" w:hAnsi="Times New Roman" w:eastAsia="Times New Roman" w:cs="Times New Roman"/>
-          <w:color w:val="000000"/>
-          <w:sz w:val="19"/>
-          <w:lang w:val="en-GB" w:eastAsia="en-GB" w:bidi="en-GB"/>
-        </w:rPr>
-        <w:t xml:space="preserve"> </w:t>
-      </w:r>
-      <w:r>
-        <w:rPr>
-          <w:rFonts w:ascii="Times New Roman" w:hAnsi="Times New Roman" w:eastAsia="Times New Roman" w:cs="Times New Roman"/>
-          <w:color w:val="000000"/>
-          <w:sz w:val="19"/>
-          <w:lang w:val="en-GB" w:eastAsia="en-GB" w:bidi="en-GB"/>
-        </w:rPr>
-        <w:t xml:space="preserve">semantics</w:t>
-      </w:r>
-      <w:r>
-        <w:rPr>
-          <w:rFonts w:ascii="Times New Roman" w:hAnsi="Times New Roman" w:eastAsia="Times New Roman" w:cs="Times New Roman"/>
-          <w:color w:val="000000"/>
-          <w:sz w:val="19"/>
-          <w:lang w:val="en-GB" w:eastAsia="en-GB" w:bidi="en-GB"/>
-        </w:rPr>
-        <w:t xml:space="preserve"> </w:t>
-      </w:r>
-      <w:r>
-        <w:rPr>
-          <w:rFonts w:ascii="Times New Roman" w:hAnsi="Times New Roman" w:eastAsia="Times New Roman" w:cs="Times New Roman"/>
-          <w:color w:val="000000"/>
-          <w:sz w:val="19"/>
-          <w:lang w:val="en-GB" w:eastAsia="en-GB" w:bidi="en-GB"/>
-        </w:rPr>
-        <w:t xml:space="preserve">in</w:t>
-      </w:r>
-      <w:r>
-        <w:rPr>
-          <w:rFonts w:ascii="Times New Roman" w:hAnsi="Times New Roman" w:eastAsia="Times New Roman" w:cs="Times New Roman"/>
-          <w:color w:val="000000"/>
-          <w:sz w:val="19"/>
-          <w:lang w:val="en-GB" w:eastAsia="en-GB" w:bidi="en-GB"/>
-        </w:rPr>
-        <w:t xml:space="preserve"> </w:t>
-      </w:r>
-      <w:r>
-        <w:rPr>
-          <w:rFonts w:ascii="Times New Roman" w:hAnsi="Times New Roman" w:eastAsia="Times New Roman" w:cs="Times New Roman"/>
-          <w:color w:val="000000"/>
-          <w:sz w:val="19"/>
-          <w:lang w:val="en-GB" w:eastAsia="en-GB" w:bidi="en-GB"/>
-        </w:rPr>
-        <w:t xml:space="preserve">all</w:t>
-      </w:r>
-      <w:r>
-        <w:rPr>
-          <w:rFonts w:ascii="Times New Roman" w:hAnsi="Times New Roman" w:eastAsia="Times New Roman" w:cs="Times New Roman"/>
-          <w:color w:val="000000"/>
-          <w:sz w:val="19"/>
-          <w:lang w:val="en-GB" w:eastAsia="en-GB" w:bidi="en-GB"/>
-        </w:rPr>
-        <w:t xml:space="preserve"> </w:t>
-      </w:r>
-      <w:r>
-        <w:rPr>
-          <w:rFonts w:ascii="Times New Roman" w:hAnsi="Times New Roman" w:eastAsia="Times New Roman" w:cs="Times New Roman"/>
-          <w:color w:val="000000"/>
-          <w:sz w:val="19"/>
-          <w:lang w:val="en-GB" w:eastAsia="en-GB" w:bidi="en-GB"/>
-        </w:rPr>
-        <w:t xml:space="preserve">5000</w:t>
-      </w:r>
-      <w:r>
-        <w:rPr>
-          <w:rFonts w:ascii="Times New Roman" w:hAnsi="Times New Roman" w:eastAsia="Times New Roman" w:cs="Times New Roman"/>
-          <w:color w:val="000000"/>
-          <w:sz w:val="19"/>
-          <w:lang w:val="en-GB" w:eastAsia="en-GB" w:bidi="en-GB"/>
-        </w:rPr>
-        <w:t xml:space="preserve"> </w:t>
-      </w:r>
-      <w:r>
-        <w:rPr>
-          <w:rFonts w:ascii="Times New Roman" w:hAnsi="Times New Roman" w:eastAsia="Times New Roman" w:cs="Times New Roman"/>
-          <w:color w:val="000000"/>
-          <w:sz w:val="19"/>
-          <w:lang w:val="en-GB" w:eastAsia="en-GB" w:bidi="en-GB"/>
-        </w:rPr>
-        <w:t xml:space="preserve">cases.</w:t>
-      </w:r>
-      <w:r>
-        <w:rPr>
-          <w:rFonts w:ascii="Times New Roman" w:hAnsi="Times New Roman" w:eastAsia="Times New Roman" w:cs="Times New Roman"/>
-          <w:color w:val="000000"/>
-          <w:sz w:val="19"/>
-          <w:lang w:val="en-GB" w:eastAsia="en-GB" w:bidi="en-GB"/>
-        </w:rPr>
-        <w:t xml:space="preserve"> </w:t>
-      </w:r>
-      <w:r>
-        <w:rPr>
-          <w:rFonts w:ascii="Times New Roman" w:hAnsi="Times New Roman" w:eastAsia="Times New Roman" w:cs="Times New Roman"/>
-          <w:color w:val="000000"/>
-          <w:sz w:val="19"/>
-          <w:lang w:val="en-GB" w:eastAsia="en-GB" w:bidi="en-GB"/>
-        </w:rPr>
-        <w:t xml:space="preserve">The</w:t>
-      </w:r>
-      <w:r>
-        <w:rPr>
-          <w:rFonts w:ascii="Times New Roman" w:hAnsi="Times New Roman" w:eastAsia="Times New Roman" w:cs="Times New Roman"/>
-          <w:color w:val="000000"/>
-          <w:sz w:val="19"/>
-          <w:lang w:val="en-GB" w:eastAsia="en-GB" w:bidi="en-GB"/>
-        </w:rPr>
-        <w:t xml:space="preserve"> </w:t>
-      </w:r>
-      <w:r>
-        <w:rPr>
-          <w:rFonts w:ascii="Times New Roman" w:hAnsi="Times New Roman" w:eastAsia="Times New Roman" w:cs="Times New Roman"/>
-          <w:color w:val="000000"/>
-          <w:sz w:val="19"/>
-          <w:lang w:val="en-GB" w:eastAsia="en-GB" w:bidi="en-GB"/>
-        </w:rPr>
-        <w:t xml:space="preserve">verifier</w:t>
-      </w:r>
-      <w:r>
-        <w:rPr>
-          <w:rFonts w:ascii="Times New Roman" w:hAnsi="Times New Roman" w:eastAsia="Times New Roman" w:cs="Times New Roman"/>
-          <w:color w:val="000000"/>
-          <w:sz w:val="19"/>
-          <w:lang w:val="en-GB" w:eastAsia="en-GB" w:bidi="en-GB"/>
-        </w:rPr>
-        <w:t xml:space="preserve"> </w:t>
-      </w:r>
-      <w:r>
-        <w:rPr>
-          <w:rFonts w:ascii="Times New Roman" w:hAnsi="Times New Roman" w:eastAsia="Times New Roman" w:cs="Times New Roman"/>
-          <w:color w:val="000000"/>
-          <w:sz w:val="19"/>
-          <w:lang w:val="en-GB" w:eastAsia="en-GB" w:bidi="en-GB"/>
-        </w:rPr>
-        <w:t xml:space="preserve">detected</w:t>
-      </w:r>
-      <w:r>
-        <w:rPr>
-          <w:rFonts w:ascii="Times New Roman" w:hAnsi="Times New Roman" w:eastAsia="Times New Roman" w:cs="Times New Roman"/>
-          <w:color w:val="000000"/>
-          <w:sz w:val="19"/>
-          <w:lang w:val="en-GB" w:eastAsia="en-GB" w:bidi="en-GB"/>
-        </w:rPr>
-        <w:t xml:space="preserve"> </w:t>
-      </w:r>
-      <w:r>
-        <w:rPr>
-          <w:rFonts w:ascii="Times New Roman" w:hAnsi="Times New Roman" w:eastAsia="Times New Roman" w:cs="Times New Roman"/>
-          <w:color w:val="000000"/>
-          <w:sz w:val="19"/>
-          <w:lang w:val="en-GB" w:eastAsia="en-GB" w:bidi="en-GB"/>
-        </w:rPr>
-        <w:t xml:space="preserve">all</w:t>
-      </w:r>
-      <w:r>
-        <w:rPr>
-          <w:rFonts w:ascii="Times New Roman" w:hAnsi="Times New Roman" w:eastAsia="Times New Roman" w:cs="Times New Roman"/>
-          <w:color w:val="000000"/>
-          <w:sz w:val="19"/>
-          <w:lang w:val="en-GB" w:eastAsia="en-GB" w:bidi="en-GB"/>
-        </w:rPr>
-        <w:t xml:space="preserve"> </w:t>
-      </w:r>
-      <w:r>
-        <w:rPr>
-          <w:rFonts w:ascii="Times New Roman" w:hAnsi="Times New Roman" w:eastAsia="Times New Roman" w:cs="Times New Roman"/>
-          <w:color w:val="000000"/>
-          <w:sz w:val="19"/>
-          <w:lang w:val="en-GB" w:eastAsia="en-GB" w:bidi="en-GB"/>
-        </w:rPr>
-        <w:t xml:space="preserve">1560</w:t>
-      </w:r>
-      <w:r>
-        <w:rPr>
-          <w:rFonts w:ascii="Times New Roman" w:hAnsi="Times New Roman" w:eastAsia="Times New Roman" w:cs="Times New Roman"/>
-          <w:color w:val="000000"/>
-          <w:sz w:val="19"/>
-          <w:lang w:val="en-GB" w:eastAsia="en-GB" w:bidi="en-GB"/>
-        </w:rPr>
-        <w:t xml:space="preserve"> </w:t>
-      </w:r>
-      <w:r>
-        <w:rPr>
-          <w:rFonts w:ascii="Times New Roman" w:hAnsi="Times New Roman" w:eastAsia="Times New Roman" w:cs="Times New Roman"/>
-          <w:color w:val="000000"/>
-          <w:sz w:val="19"/>
-          <w:lang w:val="en-GB" w:eastAsia="en-GB" w:bidi="en-GB"/>
-        </w:rPr>
-        <w:t xml:space="preserve">applicable</w:t>
-      </w:r>
-      <w:r>
-        <w:rPr>
-          <w:rFonts w:ascii="Times New Roman" w:hAnsi="Times New Roman" w:eastAsia="Times New Roman" w:cs="Times New Roman"/>
-          <w:color w:val="000000"/>
-          <w:sz w:val="19"/>
-          <w:lang w:val="en-GB" w:eastAsia="en-GB" w:bidi="en-GB"/>
-        </w:rPr>
-        <w:t xml:space="preserve"> </w:t>
-      </w:r>
-      <w:r>
-        <w:rPr>
-          <w:rFonts w:ascii="Times New Roman" w:hAnsi="Times New Roman" w:eastAsia="Times New Roman" w:cs="Times New Roman"/>
-          <w:color w:val="000000"/>
-          <w:sz w:val="19"/>
-          <w:lang w:val="en-GB" w:eastAsia="en-GB" w:bidi="en-GB"/>
-        </w:rPr>
-        <w:t xml:space="preserve">re-anchored</w:t>
-      </w:r>
-      <w:r>
-        <w:rPr>
-          <w:rFonts w:ascii="Times New Roman" w:hAnsi="Times New Roman" w:eastAsia="Times New Roman" w:cs="Times New Roman"/>
-          <w:color w:val="000000"/>
-          <w:sz w:val="19"/>
-          <w:lang w:val="en-GB" w:eastAsia="en-GB" w:bidi="en-GB"/>
-        </w:rPr>
-        <w:t xml:space="preserve"> </w:t>
-      </w:r>
-      <w:r>
-        <w:rPr>
-          <w:rFonts w:ascii="Times New Roman" w:hAnsi="Times New Roman" w:eastAsia="Times New Roman" w:cs="Times New Roman"/>
-          <w:color w:val="000000"/>
-          <w:sz w:val="19"/>
-          <w:lang w:val="en-GB" w:eastAsia="en-GB" w:bidi="en-GB"/>
-        </w:rPr>
-        <w:t xml:space="preserve">perturbations</w:t>
-      </w:r>
-      <w:r>
-        <w:rPr>
-          <w:rFonts w:ascii="Times New Roman" w:hAnsi="Times New Roman" w:eastAsia="Times New Roman" w:cs="Times New Roman"/>
-          <w:color w:val="000000"/>
-          <w:sz w:val="19"/>
-          <w:lang w:val="en-GB" w:eastAsia="en-GB" w:bidi="en-GB"/>
-        </w:rPr>
-        <w:t xml:space="preserve"> </w:t>
-      </w:r>
-      <w:r>
-        <w:rPr>
-          <w:rFonts w:ascii="Times New Roman" w:hAnsi="Times New Roman" w:eastAsia="Times New Roman" w:cs="Times New Roman"/>
-          <w:color w:val="000000"/>
-          <w:sz w:val="19"/>
-          <w:lang w:val="en-GB" w:eastAsia="en-GB" w:bidi="en-GB"/>
-        </w:rPr>
-        <w:t xml:space="preserve">and</w:t>
-      </w:r>
-      <w:r>
-        <w:rPr>
-          <w:rFonts w:ascii="Times New Roman" w:hAnsi="Times New Roman" w:eastAsia="Times New Roman" w:cs="Times New Roman"/>
-          <w:color w:val="000000"/>
-          <w:sz w:val="19"/>
-          <w:lang w:val="en-GB" w:eastAsia="en-GB" w:bidi="en-GB"/>
-        </w:rPr>
-        <w:t xml:space="preserve"> </w:t>
-      </w:r>
-      <w:r>
-        <w:rPr>
-          <w:rFonts w:ascii="Times New Roman" w:hAnsi="Times New Roman" w:eastAsia="Times New Roman" w:cs="Times New Roman"/>
-          <w:color w:val="000000"/>
-          <w:sz w:val="19"/>
-          <w:lang w:val="en-GB" w:eastAsia="en-GB" w:bidi="en-GB"/>
-        </w:rPr>
-        <w:t xml:space="preserve">accepted</w:t>
-      </w:r>
-      <w:r>
-        <w:rPr>
-          <w:rFonts w:ascii="Times New Roman" w:hAnsi="Times New Roman" w:eastAsia="Times New Roman" w:cs="Times New Roman"/>
-          <w:color w:val="000000"/>
-          <w:sz w:val="19"/>
-          <w:lang w:val="en-GB" w:eastAsia="en-GB" w:bidi="en-GB"/>
-        </w:rPr>
-        <w:t xml:space="preserve"> </w:t>
-      </w:r>
-      <w:r>
-        <w:rPr>
-          <w:rFonts w:ascii="Times New Roman" w:hAnsi="Times New Roman" w:eastAsia="Times New Roman" w:cs="Times New Roman"/>
-          <w:color w:val="000000"/>
-          <w:sz w:val="19"/>
-          <w:lang w:val="en-GB" w:eastAsia="en-GB" w:bidi="en-GB"/>
-        </w:rPr>
-        <w:t xml:space="preserve">all</w:t>
-      </w:r>
-      <w:r>
-        <w:rPr>
-          <w:rFonts w:ascii="Times New Roman" w:hAnsi="Times New Roman" w:eastAsia="Times New Roman" w:cs="Times New Roman"/>
-          <w:color w:val="000000"/>
-          <w:sz w:val="19"/>
-          <w:lang w:val="en-GB" w:eastAsia="en-GB" w:bidi="en-GB"/>
-        </w:rPr>
-        <w:t xml:space="preserve"> </w:t>
-      </w:r>
-      <w:r>
-        <w:rPr>
-          <w:rFonts w:ascii="Times New Roman" w:hAnsi="Times New Roman" w:eastAsia="Times New Roman" w:cs="Times New Roman"/>
-          <w:color w:val="000000"/>
-          <w:sz w:val="19"/>
-          <w:lang w:val="en-GB" w:eastAsia="en-GB" w:bidi="en-GB"/>
-        </w:rPr>
-        <w:t xml:space="preserve">180</w:t>
-      </w:r>
-      <w:r>
-        <w:rPr>
-          <w:rFonts w:ascii="Times New Roman" w:hAnsi="Times New Roman" w:eastAsia="Times New Roman" w:cs="Times New Roman"/>
-          <w:color w:val="000000"/>
-          <w:sz w:val="19"/>
-          <w:lang w:val="en-GB" w:eastAsia="en-GB" w:bidi="en-GB"/>
-        </w:rPr>
-        <w:t xml:space="preserve"> </w:t>
-      </w:r>
-      <w:r>
-        <w:rPr>
-          <w:rFonts w:ascii="Times New Roman" w:hAnsi="Times New Roman" w:eastAsia="Times New Roman" w:cs="Times New Roman"/>
-          <w:color w:val="000000"/>
-          <w:sz w:val="19"/>
-          <w:lang w:val="en-GB" w:eastAsia="en-GB" w:bidi="en-GB"/>
-        </w:rPr>
-        <w:t xml:space="preserve">benign</w:t>
-      </w:r>
-      <w:r>
-        <w:rPr>
-          <w:rFonts w:ascii="Times New Roman" w:hAnsi="Times New Roman" w:eastAsia="Times New Roman" w:cs="Times New Roman"/>
-          <w:color w:val="000000"/>
-          <w:sz w:val="19"/>
-          <w:lang w:val="en-GB" w:eastAsia="en-GB" w:bidi="en-GB"/>
-        </w:rPr>
-        <w:t xml:space="preserve"> </w:t>
-      </w:r>
-      <w:r>
-        <w:rPr>
-          <w:rFonts w:ascii="Times New Roman" w:hAnsi="Times New Roman" w:eastAsia="Times New Roman" w:cs="Times New Roman"/>
-          <w:color w:val="000000"/>
-          <w:sz w:val="19"/>
-          <w:lang w:val="en-GB" w:eastAsia="en-GB" w:bidi="en-GB"/>
-        </w:rPr>
-        <w:t xml:space="preserve">serialisation</w:t>
-      </w:r>
-      <w:r>
-        <w:rPr>
-          <w:rFonts w:ascii="Times New Roman" w:hAnsi="Times New Roman" w:eastAsia="Times New Roman" w:cs="Times New Roman"/>
-          <w:color w:val="000000"/>
-          <w:sz w:val="19"/>
-          <w:lang w:val="en-GB" w:eastAsia="en-GB" w:bidi="en-GB"/>
-        </w:rPr>
-        <w:t xml:space="preserve"> </w:t>
-      </w:r>
-      <w:r>
-        <w:rPr>
-          <w:rFonts w:ascii="Times New Roman" w:hAnsi="Times New Roman" w:eastAsia="Times New Roman" w:cs="Times New Roman"/>
-          <w:color w:val="000000"/>
-          <w:sz w:val="19"/>
-          <w:lang w:val="en-GB" w:eastAsia="en-GB" w:bidi="en-GB"/>
-        </w:rPr>
-        <w:t xml:space="preserve">variants.</w:t>
-      </w:r>
-      <w:r>
-        <w:rPr>
-          <w:rFonts w:ascii="Times New Roman" w:hAnsi="Times New Roman" w:eastAsia="Times New Roman" w:cs="Times New Roman"/>
-          <w:color w:val="000000"/>
-          <w:sz w:val="19"/>
-          <w:lang w:val="en-GB" w:eastAsia="en-GB" w:bidi="en-GB"/>
-        </w:rPr>
-        <w:t xml:space="preserve"> </w:t>
-      </w:r>
-      <w:r>
-        <w:rPr>
-          <w:rFonts w:ascii="Times New Roman" w:hAnsi="Times New Roman" w:eastAsia="Times New Roman" w:cs="Times New Roman"/>
-          <w:color w:val="000000"/>
-          <w:sz w:val="19"/>
-          <w:lang w:val="en-GB" w:eastAsia="en-GB" w:bidi="en-GB"/>
-        </w:rPr>
-        <w:t xml:space="preserve">The</w:t>
-      </w:r>
-      <w:r>
-        <w:rPr>
-          <w:rFonts w:ascii="Times New Roman" w:hAnsi="Times New Roman" w:eastAsia="Times New Roman" w:cs="Times New Roman"/>
-          <w:color w:val="000000"/>
-          <w:sz w:val="19"/>
-          <w:lang w:val="en-GB" w:eastAsia="en-GB" w:bidi="en-GB"/>
-        </w:rPr>
-        <w:t xml:space="preserve"> </w:t>
-      </w:r>
-      <w:r>
-        <w:rPr>
-          <w:rFonts w:ascii="Times New Roman" w:hAnsi="Times New Roman" w:eastAsia="Times New Roman" w:cs="Times New Roman"/>
-          <w:color w:val="000000"/>
-          <w:sz w:val="19"/>
-          <w:lang w:val="en-GB" w:eastAsia="en-GB" w:bidi="en-GB"/>
-        </w:rPr>
-        <w:t xml:space="preserve">result</w:t>
-      </w:r>
-      <w:r>
-        <w:rPr>
-          <w:rFonts w:ascii="Times New Roman" w:hAnsi="Times New Roman" w:eastAsia="Times New Roman" w:cs="Times New Roman"/>
-          <w:color w:val="000000"/>
-          <w:sz w:val="19"/>
-          <w:lang w:val="en-GB" w:eastAsia="en-GB" w:bidi="en-GB"/>
-        </w:rPr>
-        <w:t xml:space="preserve"> </w:t>
-      </w:r>
-      <w:r>
-        <w:rPr>
-          <w:rFonts w:ascii="Times New Roman" w:hAnsi="Times New Roman" w:eastAsia="Times New Roman" w:cs="Times New Roman"/>
-          <w:color w:val="000000"/>
-          <w:sz w:val="19"/>
-          <w:lang w:val="en-GB" w:eastAsia="en-GB" w:bidi="en-GB"/>
-        </w:rPr>
-        <w:t xml:space="preserve">is</w:t>
-      </w:r>
-      <w:r>
-        <w:rPr>
-          <w:rFonts w:ascii="Times New Roman" w:hAnsi="Times New Roman" w:eastAsia="Times New Roman" w:cs="Times New Roman"/>
-          <w:color w:val="000000"/>
-          <w:sz w:val="19"/>
-          <w:lang w:val="en-GB" w:eastAsia="en-GB" w:bidi="en-GB"/>
-        </w:rPr>
-        <w:t xml:space="preserve"> </w:t>
-      </w:r>
-      <w:r>
-        <w:rPr>
-          <w:rFonts w:ascii="Times New Roman" w:hAnsi="Times New Roman" w:eastAsia="Times New Roman" w:cs="Times New Roman"/>
-          <w:color w:val="000000"/>
-          <w:sz w:val="19"/>
-          <w:lang w:val="en-GB" w:eastAsia="en-GB" w:bidi="en-GB"/>
-        </w:rPr>
-        <w:t xml:space="preserve">not</w:t>
-      </w:r>
-      <w:r>
-        <w:rPr>
-          <w:rFonts w:ascii="Times New Roman" w:hAnsi="Times New Roman" w:eastAsia="Times New Roman" w:cs="Times New Roman"/>
-          <w:color w:val="000000"/>
-          <w:sz w:val="19"/>
-          <w:lang w:val="en-GB" w:eastAsia="en-GB" w:bidi="en-GB"/>
-        </w:rPr>
-        <w:t xml:space="preserve"> </w:t>
-      </w:r>
-      <w:r>
-        <w:rPr>
-          <w:rFonts w:ascii="Times New Roman" w:hAnsi="Times New Roman" w:eastAsia="Times New Roman" w:cs="Times New Roman"/>
-          <w:color w:val="000000"/>
-          <w:sz w:val="19"/>
-          <w:lang w:val="en-GB" w:eastAsia="en-GB" w:bidi="en-GB"/>
-        </w:rPr>
-        <w:t xml:space="preserve">model-output</w:t>
-      </w:r>
-      <w:r>
-        <w:rPr>
-          <w:rFonts w:ascii="Times New Roman" w:hAnsi="Times New Roman" w:eastAsia="Times New Roman" w:cs="Times New Roman"/>
-          <w:color w:val="000000"/>
-          <w:sz w:val="19"/>
-          <w:lang w:val="en-GB" w:eastAsia="en-GB" w:bidi="en-GB"/>
-        </w:rPr>
-        <w:t xml:space="preserve"> </w:t>
-      </w:r>
-      <w:r>
-        <w:rPr>
-          <w:rFonts w:ascii="Times New Roman" w:hAnsi="Times New Roman" w:eastAsia="Times New Roman" w:cs="Times New Roman"/>
-          <w:color w:val="000000"/>
-          <w:sz w:val="19"/>
-          <w:lang w:val="en-GB" w:eastAsia="en-GB" w:bidi="en-GB"/>
-        </w:rPr>
-        <w:t xml:space="preserve">reproducibility</w:t>
-      </w:r>
-      <w:r>
-        <w:rPr>
-          <w:rFonts w:ascii="Times New Roman" w:hAnsi="Times New Roman" w:eastAsia="Times New Roman" w:cs="Times New Roman"/>
-          <w:color w:val="000000"/>
-          <w:sz w:val="19"/>
-          <w:lang w:val="en-GB" w:eastAsia="en-GB" w:bidi="en-GB"/>
-        </w:rPr>
-        <w:t xml:space="preserve"> </w:t>
-      </w:r>
-      <w:r>
-        <w:rPr>
-          <w:rFonts w:ascii="Times New Roman" w:hAnsi="Times New Roman" w:eastAsia="Times New Roman" w:cs="Times New Roman"/>
-          <w:color w:val="000000"/>
-          <w:sz w:val="19"/>
-          <w:lang w:val="en-GB" w:eastAsia="en-GB" w:bidi="en-GB"/>
-        </w:rPr>
-        <w:t xml:space="preserve">or</w:t>
-      </w:r>
-      <w:r>
-        <w:rPr>
-          <w:rFonts w:ascii="Times New Roman" w:hAnsi="Times New Roman" w:eastAsia="Times New Roman" w:cs="Times New Roman"/>
-          <w:color w:val="000000"/>
-          <w:sz w:val="19"/>
-          <w:lang w:val="en-GB" w:eastAsia="en-GB" w:bidi="en-GB"/>
-        </w:rPr>
-        <w:t xml:space="preserve"> </w:t>
-      </w:r>
-      <w:r>
-        <w:rPr>
-          <w:rFonts w:ascii="Times New Roman" w:hAnsi="Times New Roman" w:eastAsia="Times New Roman" w:cs="Times New Roman"/>
-          <w:color w:val="000000"/>
-          <w:sz w:val="19"/>
-          <w:lang w:val="en-GB" w:eastAsia="en-GB" w:bidi="en-GB"/>
-        </w:rPr>
-        <w:t xml:space="preserve">generic</w:t>
-      </w:r>
-      <w:r>
-        <w:rPr>
-          <w:rFonts w:ascii="Times New Roman" w:hAnsi="Times New Roman" w:eastAsia="Times New Roman" w:cs="Times New Roman"/>
-          <w:color w:val="000000"/>
-          <w:sz w:val="19"/>
-          <w:lang w:val="en-GB" w:eastAsia="en-GB" w:bidi="en-GB"/>
-        </w:rPr>
-        <w:t xml:space="preserve"> </w:t>
-      </w:r>
-      <w:r>
-        <w:rPr>
-          <w:rFonts w:ascii="Times New Roman" w:hAnsi="Times New Roman" w:eastAsia="Times New Roman" w:cs="Times New Roman"/>
-          <w:color w:val="000000"/>
-          <w:sz w:val="19"/>
-          <w:lang w:val="en-GB" w:eastAsia="en-GB" w:bidi="en-GB"/>
-        </w:rPr>
-        <w:t xml:space="preserve">agent</w:t>
-      </w:r>
-      <w:r>
-        <w:rPr>
-          <w:rFonts w:ascii="Times New Roman" w:hAnsi="Times New Roman" w:eastAsia="Times New Roman" w:cs="Times New Roman"/>
-          <w:color w:val="000000"/>
-          <w:sz w:val="19"/>
-          <w:lang w:val="en-GB" w:eastAsia="en-GB" w:bidi="en-GB"/>
-        </w:rPr>
-        <w:t xml:space="preserve"> </w:t>
-      </w:r>
-      <w:r>
-        <w:rPr>
-          <w:rFonts w:ascii="Times New Roman" w:hAnsi="Times New Roman" w:eastAsia="Times New Roman" w:cs="Times New Roman"/>
-          <w:color w:val="000000"/>
-          <w:sz w:val="19"/>
-          <w:lang w:val="en-GB" w:eastAsia="en-GB" w:bidi="en-GB"/>
-        </w:rPr>
-        <w:t xml:space="preserve">replay;</w:t>
-      </w:r>
-      <w:r>
-        <w:rPr>
-          <w:rFonts w:ascii="Times New Roman" w:hAnsi="Times New Roman" w:eastAsia="Times New Roman" w:cs="Times New Roman"/>
-          <w:color w:val="000000"/>
-          <w:sz w:val="19"/>
-          <w:lang w:val="en-GB" w:eastAsia="en-GB" w:bidi="en-GB"/>
-        </w:rPr>
-        <w:t xml:space="preserve"> </w:t>
-      </w:r>
-      <w:r>
-        <w:rPr>
-          <w:rFonts w:ascii="Times New Roman" w:hAnsi="Times New Roman" w:eastAsia="Times New Roman" w:cs="Times New Roman"/>
-          <w:color w:val="000000"/>
-          <w:sz w:val="19"/>
-          <w:lang w:val="en-GB" w:eastAsia="en-GB" w:bidi="en-GB"/>
-        </w:rPr>
-        <w:t xml:space="preserve">it</w:t>
-      </w:r>
-      <w:r>
-        <w:rPr>
-          <w:rFonts w:ascii="Times New Roman" w:hAnsi="Times New Roman" w:eastAsia="Times New Roman" w:cs="Times New Roman"/>
-          <w:color w:val="000000"/>
-          <w:sz w:val="19"/>
-          <w:lang w:val="en-GB" w:eastAsia="en-GB" w:bidi="en-GB"/>
-        </w:rPr>
-        <w:t xml:space="preserve"> </w:t>
-      </w:r>
-      <w:r>
-        <w:rPr>
-          <w:rFonts w:ascii="Times New Roman" w:hAnsi="Times New Roman" w:eastAsia="Times New Roman" w:cs="Times New Roman"/>
-          <w:color w:val="000000"/>
-          <w:sz w:val="19"/>
-          <w:lang w:val="en-GB" w:eastAsia="en-GB" w:bidi="en-GB"/>
-        </w:rPr>
-        <w:t xml:space="preserve">is</w:t>
-      </w:r>
-      <w:r>
-        <w:rPr>
-          <w:rFonts w:ascii="Times New Roman" w:hAnsi="Times New Roman" w:eastAsia="Times New Roman" w:cs="Times New Roman"/>
-          <w:color w:val="000000"/>
-          <w:sz w:val="19"/>
-          <w:lang w:val="en-GB" w:eastAsia="en-GB" w:bidi="en-GB"/>
-        </w:rPr>
-        <w:t xml:space="preserve"> </w:t>
-      </w:r>
-      <w:r>
-        <w:rPr>
-          <w:rFonts w:ascii="Times New Roman" w:hAnsi="Times New Roman" w:eastAsia="Times New Roman" w:cs="Times New Roman"/>
-          <w:color w:val="000000"/>
-          <w:sz w:val="19"/>
-          <w:lang w:val="en-GB" w:eastAsia="en-GB" w:bidi="en-GB"/>
-        </w:rPr>
-        <w:t xml:space="preserve">a</w:t>
-      </w:r>
-      <w:r>
-        <w:rPr>
-          <w:rFonts w:ascii="Times New Roman" w:hAnsi="Times New Roman" w:eastAsia="Times New Roman" w:cs="Times New Roman"/>
-          <w:color w:val="000000"/>
-          <w:sz w:val="19"/>
-          <w:lang w:val="en-GB" w:eastAsia="en-GB" w:bidi="en-GB"/>
-        </w:rPr>
-        <w:t xml:space="preserve"> </w:t>
-      </w:r>
-      <w:r>
-        <w:rPr>
-          <w:rFonts w:ascii="Times New Roman" w:hAnsi="Times New Roman" w:eastAsia="Times New Roman" w:cs="Times New Roman"/>
-          <w:color w:val="000000"/>
-          <w:sz w:val="19"/>
-          <w:lang w:val="en-GB" w:eastAsia="en-GB" w:bidi="en-GB"/>
-        </w:rPr>
-        <w:t xml:space="preserve">precise,</w:t>
-      </w:r>
-      <w:r>
-        <w:rPr>
-          <w:rFonts w:ascii="Times New Roman" w:hAnsi="Times New Roman" w:eastAsia="Times New Roman" w:cs="Times New Roman"/>
-          <w:color w:val="000000"/>
-          <w:sz w:val="19"/>
-          <w:lang w:val="en-GB" w:eastAsia="en-GB" w:bidi="en-GB"/>
-        </w:rPr>
-        <w:t xml:space="preserve"> </w:t>
-      </w:r>
-      <w:r>
-        <w:rPr>
-          <w:rFonts w:ascii="Times New Roman" w:hAnsi="Times New Roman" w:eastAsia="Times New Roman" w:cs="Times New Roman"/>
-          <w:color w:val="000000"/>
-          <w:sz w:val="19"/>
-          <w:lang w:val="en-GB" w:eastAsia="en-GB" w:bidi="en-GB"/>
-        </w:rPr>
-        <w:t xml:space="preserve">testable</w:t>
-      </w:r>
-      <w:r>
-        <w:rPr>
-          <w:rFonts w:ascii="Times New Roman" w:hAnsi="Times New Roman" w:eastAsia="Times New Roman" w:cs="Times New Roman"/>
-          <w:color w:val="000000"/>
-          <w:sz w:val="19"/>
-          <w:lang w:val="en-GB" w:eastAsia="en-GB" w:bidi="en-GB"/>
-        </w:rPr>
-        <w:t xml:space="preserve"> </w:t>
-      </w:r>
-      <w:r>
-        <w:rPr>
-          <w:rFonts w:ascii="Times New Roman" w:hAnsi="Times New Roman" w:eastAsia="Times New Roman" w:cs="Times New Roman"/>
-          <w:color w:val="000000"/>
-          <w:sz w:val="19"/>
-          <w:lang w:val="en-GB" w:eastAsia="en-GB" w:bidi="en-GB"/>
-        </w:rPr>
-        <w:t xml:space="preserve">account</w:t>
-      </w:r>
-      <w:r>
-        <w:rPr>
-          <w:rFonts w:ascii="Times New Roman" w:hAnsi="Times New Roman" w:eastAsia="Times New Roman" w:cs="Times New Roman"/>
-          <w:color w:val="000000"/>
-          <w:sz w:val="19"/>
-          <w:lang w:val="en-GB" w:eastAsia="en-GB" w:bidi="en-GB"/>
-        </w:rPr>
-        <w:t xml:space="preserve"> </w:t>
-      </w:r>
-      <w:r>
-        <w:rPr>
-          <w:rFonts w:ascii="Times New Roman" w:hAnsi="Times New Roman" w:eastAsia="Times New Roman" w:cs="Times New Roman"/>
-          <w:color w:val="000000"/>
-          <w:sz w:val="19"/>
-          <w:lang w:val="en-GB" w:eastAsia="en-GB" w:bidi="en-GB"/>
-        </w:rPr>
-        <w:t xml:space="preserve">of</w:t>
-      </w:r>
-      <w:r>
-        <w:rPr>
-          <w:rFonts w:ascii="Times New Roman" w:hAnsi="Times New Roman" w:eastAsia="Times New Roman" w:cs="Times New Roman"/>
-          <w:color w:val="000000"/>
-          <w:sz w:val="19"/>
-          <w:lang w:val="en-GB" w:eastAsia="en-GB" w:bidi="en-GB"/>
-        </w:rPr>
-        <w:t xml:space="preserve"> </w:t>
-      </w:r>
-      <w:r>
-        <w:rPr>
-          <w:rFonts w:ascii="Times New Roman" w:hAnsi="Times New Roman" w:eastAsia="Times New Roman" w:cs="Times New Roman"/>
-          <w:color w:val="000000"/>
-          <w:sz w:val="19"/>
-          <w:lang w:val="en-GB" w:eastAsia="en-GB" w:bidi="en-GB"/>
-        </w:rPr>
-        <w:t xml:space="preserve">how</w:t>
-      </w:r>
-      <w:r>
-        <w:rPr>
-          <w:rFonts w:ascii="Times New Roman" w:hAnsi="Times New Roman" w:eastAsia="Times New Roman" w:cs="Times New Roman"/>
-          <w:color w:val="000000"/>
-          <w:sz w:val="19"/>
-          <w:lang w:val="en-GB" w:eastAsia="en-GB" w:bidi="en-GB"/>
-        </w:rPr>
-        <w:t xml:space="preserve"> </w:t>
-      </w:r>
-      <w:r>
-        <w:rPr>
-          <w:rFonts w:ascii="Times New Roman" w:hAnsi="Times New Roman" w:eastAsia="Times New Roman" w:cs="Times New Roman"/>
-          <w:color w:val="000000"/>
-          <w:sz w:val="19"/>
-          <w:lang w:val="en-GB" w:eastAsia="en-GB" w:bidi="en-GB"/>
-        </w:rPr>
-        <w:t xml:space="preserve">retained</w:t>
-      </w:r>
-      <w:r>
-        <w:rPr>
-          <w:rFonts w:ascii="Times New Roman" w:hAnsi="Times New Roman" w:eastAsia="Times New Roman" w:cs="Times New Roman"/>
-          <w:color w:val="000000"/>
-          <w:sz w:val="19"/>
-          <w:lang w:val="en-GB" w:eastAsia="en-GB" w:bidi="en-GB"/>
-        </w:rPr>
-        <w:t xml:space="preserve"> </w:t>
-      </w:r>
-      <w:r>
-        <w:rPr>
-          <w:rFonts w:ascii="Times New Roman" w:hAnsi="Times New Roman" w:eastAsia="Times New Roman" w:cs="Times New Roman"/>
-          <w:color w:val="000000"/>
-          <w:sz w:val="19"/>
-          <w:lang w:val="en-GB" w:eastAsia="en-GB" w:bidi="en-GB"/>
-        </w:rPr>
-        <w:t xml:space="preserve">linguistic</w:t>
-      </w:r>
-      <w:r>
-        <w:rPr>
-          <w:rFonts w:ascii="Times New Roman" w:hAnsi="Times New Roman" w:eastAsia="Times New Roman" w:cs="Times New Roman"/>
-          <w:color w:val="000000"/>
-          <w:sz w:val="19"/>
-          <w:lang w:val="en-GB" w:eastAsia="en-GB" w:bidi="en-GB"/>
-        </w:rPr>
-        <w:t xml:space="preserve"> </w:t>
-      </w:r>
-      <w:r>
-        <w:rPr>
-          <w:rFonts w:ascii="Times New Roman" w:hAnsi="Times New Roman" w:eastAsia="Times New Roman" w:cs="Times New Roman"/>
-          <w:color w:val="000000"/>
-          <w:sz w:val="19"/>
-          <w:lang w:val="en-GB" w:eastAsia="en-GB" w:bidi="en-GB"/>
-        </w:rPr>
-        <w:t xml:space="preserve">evidence</w:t>
-      </w:r>
-      <w:r>
-        <w:rPr>
-          <w:rFonts w:ascii="Times New Roman" w:hAnsi="Times New Roman" w:eastAsia="Times New Roman" w:cs="Times New Roman"/>
-          <w:color w:val="000000"/>
-          <w:sz w:val="19"/>
-          <w:lang w:val="en-GB" w:eastAsia="en-GB" w:bidi="en-GB"/>
-        </w:rPr>
-        <w:t xml:space="preserve"> </w:t>
-      </w:r>
-      <w:r>
-        <w:rPr>
-          <w:rFonts w:ascii="Times New Roman" w:hAnsi="Times New Roman" w:eastAsia="Times New Roman" w:cs="Times New Roman"/>
-          <w:color w:val="000000"/>
-          <w:sz w:val="19"/>
-          <w:lang w:val="en-GB" w:eastAsia="en-GB" w:bidi="en-GB"/>
-        </w:rPr>
-        <w:t xml:space="preserve">produced</w:t>
-      </w:r>
-      <w:r>
-        <w:rPr>
-          <w:rFonts w:ascii="Times New Roman" w:hAnsi="Times New Roman" w:eastAsia="Times New Roman" w:cs="Times New Roman"/>
-          <w:color w:val="000000"/>
-          <w:sz w:val="19"/>
-          <w:lang w:val="en-GB" w:eastAsia="en-GB" w:bidi="en-GB"/>
-        </w:rPr>
-        <w:t xml:space="preserve"> </w:t>
-      </w:r>
-      <w:r>
-        <w:rPr>
-          <w:rFonts w:ascii="Times New Roman" w:hAnsi="Times New Roman" w:eastAsia="Times New Roman" w:cs="Times New Roman"/>
-          <w:color w:val="000000"/>
-          <w:sz w:val="19"/>
-          <w:lang w:val="en-GB" w:eastAsia="en-GB" w:bidi="en-GB"/>
-        </w:rPr>
-        <w:t xml:space="preserve">a</w:t>
-      </w:r>
-      <w:r>
-        <w:rPr>
-          <w:rFonts w:ascii="Times New Roman" w:hAnsi="Times New Roman" w:eastAsia="Times New Roman" w:cs="Times New Roman"/>
-          <w:color w:val="000000"/>
-          <w:sz w:val="19"/>
-          <w:lang w:val="en-GB" w:eastAsia="en-GB" w:bidi="en-GB"/>
-        </w:rPr>
-        <w:t xml:space="preserve"> </w:t>
-      </w:r>
-      <w:r>
-        <w:rPr>
-          <w:rFonts w:ascii="Times New Roman" w:hAnsi="Times New Roman" w:eastAsia="Times New Roman" w:cs="Times New Roman"/>
-          <w:color w:val="000000"/>
-          <w:sz w:val="19"/>
-          <w:lang w:val="en-GB" w:eastAsia="en-GB" w:bidi="en-GB"/>
-        </w:rPr>
-        <w:t xml:space="preserve">domain</w:t>
-      </w:r>
-      <w:r>
-        <w:rPr>
-          <w:rFonts w:ascii="Times New Roman" w:hAnsi="Times New Roman" w:eastAsia="Times New Roman" w:cs="Times New Roman"/>
-          <w:color w:val="000000"/>
-          <w:sz w:val="19"/>
-          <w:lang w:val="en-GB" w:eastAsia="en-GB" w:bidi="en-GB"/>
-        </w:rPr>
-        <w:t xml:space="preserve"> </w:t>
-      </w:r>
-      <w:r>
-        <w:rPr>
-          <w:rFonts w:ascii="Times New Roman" w:hAnsi="Times New Roman" w:eastAsia="Times New Roman" w:cs="Times New Roman"/>
-          <w:color w:val="000000"/>
-          <w:sz w:val="19"/>
-          <w:lang w:val="en-GB" w:eastAsia="en-GB" w:bidi="en-GB"/>
-        </w:rPr>
-        <w:t xml:space="preserve">state.</w:t>
+        <w:t xml:space="preserve">response</w:t>
+      </w:r>
+      <w:r>
+        <w:rPr>
+          <w:rFonts w:ascii="Times New Roman" w:hAnsi="Times New Roman" w:eastAsia="Times New Roman" w:cs="Times New Roman"/>
+          <w:color w:val="000000"/>
+          <w:sz w:val="19"/>
+          <w:lang w:val="en-GB" w:eastAsia="en-GB" w:bidi="en-GB"/>
+        </w:rPr>
+        <w:t xml:space="preserve"> </w:t>
+      </w:r>
+      <w:r>
+        <w:rPr>
+          <w:rFonts w:ascii="Times New Roman" w:hAnsi="Times New Roman" w:eastAsia="Times New Roman" w:cs="Times New Roman"/>
+          <w:color w:val="000000"/>
+          <w:sz w:val="19"/>
+          <w:lang w:val="en-GB" w:eastAsia="en-GB" w:bidi="en-GB"/>
+        </w:rPr>
+        <w:t xml:space="preserve">itself.</w:t>
       </w:r>
     </w:p>
     <w:p>
@@ -4189,7 +3721,63 @@
           <w:sz w:val="21"/>
           <w:lang w:val="en-GB" w:eastAsia="en-GB" w:bidi="en-GB"/>
         </w:rPr>
-        <w:t xml:space="preserve">Large language models (LLMs) increasingly mediate actions in software environments. A human request may be combined with system instructions and world state, submitted to a model, parsed as a command, and executed by conventional code. Treating this sequence as one operation conceals two different computational regimes. Model inference is probabilistic and can be numerically nondeterministic across hardware, batching, precision, and execution order </w:t>
+        <w:t xml:space="preserve">Consider an LLM-controlled game that records a human instruction, the response</w:t>
+      </w:r>
+      <w:r>
+        <w:rPr>
+          <w:rFonts w:ascii="Times New Roman" w:hAnsi="Times New Roman" w:eastAsia="Times New Roman" w:cs="Times New Roman"/>
+          <w:color w:val="000000"/>
+          <w:sz w:val="21"/>
+          <w:lang w:val="en-GB" w:eastAsia="en-GB" w:bidi="en-GB"/>
+        </w:rPr>
+        <w:t xml:space="preserve"> </w:t>
+      </w:r>
+      <w:r>
+        <w:rPr>
+          <w:rStyle w:val="VerbatimChar"/>
+          <w:rFonts w:ascii="Times New Roman" w:hAnsi="Times New Roman" w:eastAsia="Times New Roman" w:cs="Times New Roman"/>
+          <w:color w:val="000000"/>
+          <w:sz w:val="21"/>
+          <w:lang w:val="en-GB" w:eastAsia="en-GB" w:bidi="en-GB"/>
+        </w:rPr>
+        <w:t xml:space="preserve">C90</w:t>
+      </w:r>
+      <w:r>
+        <w:rPr>
+          <w:rFonts w:ascii="Times New Roman" w:hAnsi="Times New Roman" w:eastAsia="Times New Roman" w:cs="Times New Roman"/>
+          <w:color w:val="000000"/>
+          <w:sz w:val="21"/>
+          <w:lang w:val="en-GB" w:eastAsia="en-GB" w:bidi="en-GB"/>
+        </w:rPr>
+        <w:t xml:space="preserve">, and a bot whose heading has changed by ninety degrees. The record still leaves several questions unanswered. Which messages and state were submitted to the model? Did the returned text actually ground to</w:t>
+      </w:r>
+      <w:r>
+        <w:rPr>
+          <w:rFonts w:ascii="Times New Roman" w:hAnsi="Times New Roman" w:eastAsia="Times New Roman" w:cs="Times New Roman"/>
+          <w:color w:val="000000"/>
+          <w:sz w:val="21"/>
+          <w:lang w:val="en-GB" w:eastAsia="en-GB" w:bidi="en-GB"/>
+        </w:rPr>
+        <w:t xml:space="preserve"> </w:t>
+      </w:r>
+      <w:r>
+        <w:rPr>
+          <w:rStyle w:val="VerbatimChar"/>
+          <w:rFonts w:ascii="Times New Roman" w:hAnsi="Times New Roman" w:eastAsia="Times New Roman" w:cs="Times New Roman"/>
+          <w:color w:val="000000"/>
+          <w:sz w:val="21"/>
+          <w:lang w:val="en-GB" w:eastAsia="en-GB" w:bidi="en-GB"/>
+        </w:rPr>
+        <w:t xml:space="preserve">C90</w:t>
+      </w:r>
+      <w:r>
+        <w:rPr>
+          <w:rFonts w:ascii="Times New Roman" w:hAnsi="Times New Roman" w:eastAsia="Times New Roman" w:cs="Times New Roman"/>
+          <w:color w:val="000000"/>
+          <w:sz w:val="21"/>
+          <w:lang w:val="en-GB" w:eastAsia="en-GB" w:bidi="en-GB"/>
+        </w:rPr>
+        <w:t xml:space="preserve">? Which rules interpreted that command? Do those rules entail the recorded state and events? Repeating the model call cannot answer these questions: inference is probabilistic and can also vary numerically across execution environments </w:t>
       </w:r>
       <w:r>
         <w:rPr>
@@ -4207,7 +3795,7 @@
           <w:sz w:val="21"/>
           <w:lang w:val="en-GB" w:eastAsia="en-GB" w:bidi="en-GB"/>
         </w:rPr>
-        <w:t xml:space="preserve">; post-grounding execution may nevertheless be deterministic.</w:t>
+        <w:t xml:space="preserve">.</w:t>
       </w:r>
     </w:p>
     <w:p>
@@ -4221,7 +3809,7 @@
           <w:sz w:val="21"/>
           <w:lang w:val="en-GB" w:eastAsia="en-GB" w:bidi="en-GB"/>
         </w:rPr>
-        <w:t xml:space="preserve">This distinction matters for reproducibility and audit. Calling a model again does not establish which response was obtained previously, and a prompt–response log does not establish what application state followed. The relevant question for a bounded action system is narrower: can the application reconstruct the invocation it issued, preserve or commit to the response it received, verify the command derived from that response, and replay the command against the same domain semantics?</w:t>
+        <w:t xml:space="preserve">The difficulty comes from treating an LLM-mediated action as a single operation. It is instead a composition of two computational regimes. A model produces text under uncertain inference; an application then parses that text and applies conventional program semantics. Prompt–response logs describe the first regime. Action or state logs describe the second. Auditing the action requires evidence that binds them.</w:t>
       </w:r>
     </w:p>
     <w:p>
@@ -4235,7 +3823,7 @@
           <w:sz w:val="21"/>
           <w:lang w:val="en-GB" w:eastAsia="en-GB" w:bidi="en-GB"/>
         </w:rPr>
-        <w:t xml:space="preserve">We investigate this question through BatLLM </w:t>
+        <w:t xml:space="preserve">We study this boundary through BatLLM </w:t>
       </w:r>
       <w:r>
         <w:rPr>
@@ -4253,7 +3841,7 @@
           <w:sz w:val="21"/>
           <w:lang w:val="en-GB" w:eastAsia="en-GB" w:bidi="en-GB"/>
         </w:rPr>
-        <w:t xml:space="preserve">, a turn-based game in which two humans influence software agents through natural-language prompts. Local LLMs return actions in a compact command language; the game then applies movement, rotation, shielding, shooting, collision, and damage rules. This arrangement makes the language-to-action boundary explicit and provides a small but non-trivial deterministic domain.</w:t>
+        <w:t xml:space="preserve">, an open-source turn-based game in which two human players influence software agents through natural-language instructions. A local LLM returns a command; deterministic game code applies movement, rotation, shielding, shooting, collision, and damage rules. The command language is deliberately small, but the resulting transitions are non-trivial enough to expose the difference between linguistic evidence and executable consequence.</w:t>
       </w:r>
     </w:p>
     <w:p>
@@ -4267,89 +3855,7 @@
           <w:sz w:val="21"/>
           <w:lang w:val="en-GB" w:eastAsia="en-GB" w:bidi="en-GB"/>
         </w:rPr>
-        <w:t xml:space="preserve">The paper contributes:</w:t>
-      </w:r>
-    </w:p>
-    <w:p>
-      <w:pPr>
-        <w:numPr>
-          <w:ilvl w:val="0"/>
-          <w:numId w:val="1001"/>
-        </w:numPr>
-      </w:pPr>
-      <w:r>
-        <w:rPr>
-          <w:rFonts w:ascii="Times New Roman" w:hAnsi="Times New Roman" w:eastAsia="Times New Roman" w:cs="Times New Roman"/>
-          <w:color w:val="000000"/>
-          <w:sz w:val="21"/>
-          <w:lang w:val="en-GB" w:eastAsia="en-GB" w:bidi="en-GB"/>
-        </w:rPr>
-        <w:t xml:space="preserve">an evidence model that distinguishes the application-level invocation, model response, grounding operation, and domain transition;</w:t>
-      </w:r>
-    </w:p>
-    <w:p>
-      <w:pPr>
-        <w:numPr>
-          <w:ilvl w:val="0"/>
-          <w:numId w:val="1001"/>
-        </w:numPr>
-      </w:pPr>
-      <w:r>
-        <w:rPr>
-          <w:rFonts w:ascii="Times New Roman" w:hAnsi="Times New Roman" w:eastAsia="Times New Roman" w:cs="Times New Roman"/>
-          <w:color w:val="000000"/>
-          <w:sz w:val="21"/>
-          <w:lang w:val="en-GB" w:eastAsia="en-GB" w:bidi="en-GB"/>
-        </w:rPr>
-        <w:t xml:space="preserve">four verification predicates with explicit assumptions and text-retention-dependent availability;</w:t>
-      </w:r>
-    </w:p>
-    <w:p>
-      <w:pPr>
-        <w:numPr>
-          <w:ilvl w:val="0"/>
-          <w:numId w:val="1001"/>
-        </w:numPr>
-      </w:pPr>
-      <w:r>
-        <w:rPr>
-          <w:rFonts w:ascii="Times New Roman" w:hAnsi="Times New Roman" w:eastAsia="Times New Roman" w:cs="Times New Roman"/>
-          <w:color w:val="000000"/>
-          <w:sz w:val="21"/>
-          <w:lang w:val="en-GB" w:eastAsia="en-GB" w:bidi="en-GB"/>
-        </w:rPr>
-        <w:t xml:space="preserve">a BatLLM implementation comprising a schema, recorder, verifier, canonical commitments, and privacy-aware retention profiles; and</w:t>
-      </w:r>
-    </w:p>
-    <w:p>
-      <w:pPr>
-        <w:numPr>
-          <w:ilvl w:val="0"/>
-          <w:numId w:val="1001"/>
-        </w:numPr>
-      </w:pPr>
-      <w:r>
-        <w:rPr>
-          <w:rFonts w:ascii="Times New Roman" w:hAnsi="Times New Roman" w:eastAsia="Times New Roman" w:cs="Times New Roman"/>
-          <w:color w:val="000000"/>
-          <w:sz w:val="21"/>
-          <w:lang w:val="en-GB" w:eastAsia="en-GB" w:bidi="en-GB"/>
-        </w:rPr>
-        <w:t xml:space="preserve">an evaluation combining trace replay, independent differential semantics, re-anchored perturbations at multiple trace positions, benign serialisation controls, and overhead measurement.</w:t>
-      </w:r>
-    </w:p>
-    <w:p>
-      <w:pPr>
-        <w:pStyle w:val="FirstParagraph"/>
-      </w:pPr>
-      <w:r>
-        <w:rPr>
-          <w:rFonts w:ascii="Times New Roman" w:hAnsi="Times New Roman" w:eastAsia="Times New Roman" w:cs="Times New Roman"/>
-          <w:color w:val="000000"/>
-          <w:sz w:val="21"/>
-          <w:lang w:val="en-GB" w:eastAsia="en-GB" w:bidi="en-GB"/>
-        </w:rPr>
-        <w:t xml:space="preserve">The claim is deliberately specific. The system does not reproduce a model output, authenticate a trace author, capture transport-layer bytes, or provide general-purpose multi-agent provenance. It verifies the recorded path from an application invocation to a grounded command and from that command to a domain state.</w:t>
+        <w:t xml:space="preserve">This paper makes three contributions. First, it defines a trace contract and four verification predicates that distinguish trace integrity, invocation reconstruction, response-to-command grounding, and operative replay. Second, it implements the contract as a versioned BatLLM research runtime with explicit text-retention profiles and a separately written executable semantics. Third, it evaluates the implementation through replay, differential testing, semantic perturbation, benign-serialisation controls, and storage measurement. The object of verification is intentionally bounded: the paper accounts for how a retained response became a domain state, not whether a model can regenerate that response.</w:t>
       </w:r>
     </w:p>
     <w:bookmarkEnd w:id="20"/>
@@ -4380,7 +3886,7 @@
           <w:sz w:val="21"/>
           <w:lang w:val="en-GB" w:eastAsia="en-GB" w:bidi="en-GB"/>
         </w:rPr>
-        <w:t xml:space="preserve">Games and interactive software have become established environments for evaluating LLM agents. AgentBoard evaluates multi-turn agents through fine-grained progress measures </w:t>
+        <w:t xml:space="preserve">Games and interactive environments provide structured settings for observing LLM agents. AgentBoard measures progress over multi-turn tasks </w:t>
       </w:r>
       <w:r>
         <w:rPr>
@@ -4398,7 +3904,7 @@
           <w:sz w:val="21"/>
           <w:lang w:val="en-GB" w:eastAsia="en-GB" w:bidi="en-GB"/>
         </w:rPr>
-        <w:t xml:space="preserve">; Cradle addresses general computer control through screen-based interaction </w:t>
+        <w:t xml:space="preserve">, while Cradle studies general computer control through screen-based interaction </w:t>
       </w:r>
       <w:r>
         <w:rPr>
@@ -4416,7 +3922,7 @@
           <w:sz w:val="21"/>
           <w:lang w:val="en-GB" w:eastAsia="en-GB" w:bidi="en-GB"/>
         </w:rPr>
-        <w:t xml:space="preserve">. These systems motivate process-level analysis but do not by themselves define a replay contract for an application’s language-to-state boundary.</w:t>
+        <w:t xml:space="preserve">. BatLLM differs in purpose: the game is used here as an inspectable domain for verifying the transition from language to executable state.</w:t>
       </w:r>
     </w:p>
     <w:p>
@@ -4430,7 +3936,7 @@
           <w:sz w:val="21"/>
           <w:lang w:val="en-GB" w:eastAsia="en-GB" w:bidi="en-GB"/>
         </w:rPr>
-        <w:t xml:space="preserve">Provenance standards provide a broader foundation. W3C PROV represents entities, activities, agents, and derivations </w:t>
+        <w:t xml:space="preserve">Provenance standards offer a broader vocabulary for this problem. W3C PROV models entities, activities, agents, and derivations </w:t>
       </w:r>
       <w:r>
         <w:rPr>
@@ -4448,7 +3954,7 @@
           <w:sz w:val="21"/>
           <w:lang w:val="en-GB" w:eastAsia="en-GB" w:bidi="en-GB"/>
         </w:rPr>
-        <w:t xml:space="preserve">. OpenTelemetry’s generative-AI conventions describe ordered input and output messages and model attributes, while explicitly treating captured content as potentially sensitive </w:t>
+        <w:t xml:space="preserve">. OpenTelemetry’s generative-AI conventions specify model input and output message attributes and warn that captured content may be sensitive </w:t>
       </w:r>
       <w:r>
         <w:rPr>
@@ -4466,7 +3972,7 @@
           <w:sz w:val="21"/>
           <w:lang w:val="en-GB" w:eastAsia="en-GB" w:bidi="en-GB"/>
         </w:rPr>
-        <w:t xml:space="preserve">. Recent work extends provenance to agentic systems. PROV-AGENT integrates prompts, responses, decisions, and downstream workflow lineage </w:t>
+        <w:t xml:space="preserve">. PROV-AGENT extends provenance to prompts, responses, decisions, and workflow lineage </w:t>
       </w:r>
       <w:r>
         <w:rPr>
@@ -4484,7 +3990,7 @@
           <w:sz w:val="21"/>
           <w:lang w:val="en-GB" w:eastAsia="en-GB" w:bidi="en-GB"/>
         </w:rPr>
-        <w:t xml:space="preserve">; a recent survey organises evidence tracing and execution provenance around observability, tool use, memory, audit, and recovery </w:t>
+        <w:t xml:space="preserve">; a recent survey organises evidence tracing and execution provenance across observability, tools, memory, audit, and recovery </w:t>
       </w:r>
       <w:r>
         <w:rPr>
@@ -4516,7 +4022,7 @@
           <w:sz w:val="21"/>
           <w:lang w:val="en-GB" w:eastAsia="en-GB" w:bidi="en-GB"/>
         </w:rPr>
-        <w:t xml:space="preserve">Record-and-replay has also entered LLM research. AgentRR reuses successful trajectories as experience for subsequent tasks </w:t>
+        <w:t xml:space="preserve">Record-and-replay work addresses adjacent objectives. AgentRR reuses successful trajectories as later experience </w:t>
       </w:r>
       <w:r>
         <w:rPr>
@@ -4534,7 +4040,7 @@
           <w:sz w:val="21"/>
           <w:lang w:val="en-GB" w:eastAsia="en-GB" w:bidi="en-GB"/>
         </w:rPr>
-        <w:t xml:space="preserve">. Prompt Scene Investigation records prompt–response evidence for forensic behavioural replay </w:t>
+        <w:t xml:space="preserve">. Prompt Scene Investigation records evidence for behavioural reconstruction </w:t>
       </w:r>
       <w:r>
         <w:rPr>
@@ -4552,7 +4058,7 @@
           <w:sz w:val="21"/>
           <w:lang w:val="en-GB" w:eastAsia="en-GB" w:bidi="en-GB"/>
         </w:rPr>
-        <w:t xml:space="preserve">.</w:t>
+        <w:t xml:space="preserve">;</w:t>
       </w:r>
       <w:r>
         <w:rPr>
@@ -4590,7 +4096,7 @@
           <w:sz w:val="21"/>
           <w:lang w:val="en-GB" w:eastAsia="en-GB" w:bidi="en-GB"/>
         </w:rPr>
-        <w:t xml:space="preserve">captures external interactions and replays them without outbound access </w:t>
+        <w:t xml:space="preserve">replays captured external interactions without outbound access </w:t>
       </w:r>
       <w:r>
         <w:rPr>
@@ -4646,7 +4152,7 @@
           <w:sz w:val="21"/>
           <w:lang w:val="en-GB" w:eastAsia="en-GB" w:bidi="en-GB"/>
         </w:rPr>
-        <w:t xml:space="preserve">propose Message–Action Traces, executable contracts, replay, and fault injection for agent orchestration </w:t>
+        <w:t xml:space="preserve">combine message–action traces, executable contracts, replay, and fault injection for agent orchestration </w:t>
       </w:r>
       <w:r>
         <w:rPr>
@@ -4664,25 +4170,11 @@
           <w:sz w:val="21"/>
           <w:lang w:val="en-GB" w:eastAsia="en-GB" w:bidi="en-GB"/>
         </w:rPr>
-        <w:t xml:space="preserve">.</w:t>
-      </w:r>
-    </w:p>
-    <w:p>
-      <w:pPr>
-        <w:pStyle w:val="BodyText"/>
-      </w:pPr>
-      <w:r>
-        <w:rPr>
-          <w:rFonts w:ascii="Times New Roman" w:hAnsi="Times New Roman" w:eastAsia="Times New Roman" w:cs="Times New Roman"/>
-          <w:color w:val="000000"/>
-          <w:sz w:val="21"/>
-          <w:lang w:val="en-GB" w:eastAsia="en-GB" w:bidi="en-GB"/>
-        </w:rPr>
-        <w:t xml:space="preserve">These approaches establish that provenance, trace contracts, and agent replay are not new in themselves. The present contribution concerns a different verification object: the conjunction of application-level invocation reconstruction, response-to-command consistency, and re-execution of an explicit deterministic transition function. It therefore complements rather than replaces transport replay, workflow provenance, behavioural re-enactment, or orchestration assurance.</w:t>
+        <w:t xml:space="preserve">. These systems establish substantial prior art in provenance and replay. Our narrower verification object is the conjunction of an application-visible invocation, its linguistic response, the command grounded from that response, and the deterministic domain transition that follows.</w:t>
       </w:r>
     </w:p>
     <w:bookmarkEnd w:id="21"/>
-    <w:bookmarkStart w:id="26" w:name="evidence-and-verification-contract"/>
+    <w:bookmarkStart w:id="25" w:name="X439805c582e10857e28c7faef848cc6f800cfa8"/>
     <w:p>
       <w:pPr>
         <w:pStyle w:val="Heading1"/>
@@ -4695,7 +4187,7 @@
           <w:sz w:val="24"/>
           <w:lang w:val="en-GB" w:eastAsia="en-GB" w:bidi="en-GB"/>
         </w:rPr>
-        <w:t xml:space="preserve">Evidence and Verification Contract</w:t>
+        <w:t xml:space="preserve">A Contract for the Language-to-State Boundary</w:t>
       </w:r>
     </w:p>
     <w:bookmarkStart w:id="22" w:name="execution-model"/>
@@ -4831,7 +4323,7 @@
           <w:sz w:val="21"/>
           <w:lang w:val="en-GB" w:eastAsia="en-GB" w:bidi="en-GB"/>
         </w:rPr>
-        <w:t xml:space="preserve">the ordered conversational history,</w:t>
+        <w:t xml:space="preserve">the ordered conversation history,</w:t>
       </w:r>
       <w:r>
         <w:rPr>
@@ -4954,7 +4446,7 @@
           <w:sz w:val="21"/>
           <w:lang w:val="en-GB" w:eastAsia="en-GB" w:bidi="en-GB"/>
         </w:rPr>
-        <w:t xml:space="preserve">the frozen domain rules. The application constructs an adapter-boundary invocation record</w:t>
+        <w:t xml:space="preserve">the frozen domain rules. The application constructs the invocation record visible at its provider-adapter boundary,</w:t>
       </w:r>
     </w:p>
     <w:p>
@@ -5083,7 +4575,7 @@
           <w:sz w:val="21"/>
           <w:lang w:val="en-GB" w:eastAsia="en-GB" w:bidi="en-GB"/>
         </w:rPr>
-        <w:t xml:space="preserve">then obtains response text</w:t>
+        <w:t xml:space="preserve">and receives response text</w:t>
       </w:r>
       <w:r>
         <w:rPr>
@@ -5124,7 +4616,7 @@
           <w:sz w:val="21"/>
           <w:lang w:val="en-GB" w:eastAsia="en-GB" w:bidi="en-GB"/>
         </w:rPr>
-        <w:t xml:space="preserve">from model provider</w:t>
+        <w:t xml:space="preserve">from provider</w:t>
       </w:r>
       <w:r>
         <w:rPr>
@@ -5147,39 +4639,7 @@
           <w:sz w:val="21"/>
           <w:lang w:val="en-GB" w:eastAsia="en-GB" w:bidi="en-GB"/>
         </w:rPr>
-        <w:t xml:space="preserve">. A parser</w:t>
-      </w:r>
-      <w:r>
-        <w:rPr>
-          <w:rFonts w:ascii="Times New Roman" w:hAnsi="Times New Roman" w:eastAsia="Times New Roman" w:cs="Times New Roman"/>
-          <w:color w:val="000000"/>
-          <w:sz w:val="21"/>
-          <w:lang w:val="en-GB" w:eastAsia="en-GB" w:bidi="en-GB"/>
-        </w:rPr>
-        <w:t xml:space="preserve"> </w:t>
-      </w:r>
-      <m:oMath>
-        <m:r>
-          <m:t>P</m:t>
-        </m:r>
-      </m:oMath>
-      <w:r>
-        <w:rPr>
-          <w:rFonts w:ascii="Times New Roman" w:hAnsi="Times New Roman" w:eastAsia="Times New Roman" w:cs="Times New Roman"/>
-          <w:color w:val="000000"/>
-          <w:sz w:val="21"/>
-          <w:lang w:val="en-GB" w:eastAsia="en-GB" w:bidi="en-GB"/>
-        </w:rPr>
-        <w:t xml:space="preserve"> </w:t>
-      </w:r>
-      <w:r>
-        <w:rPr>
-          <w:rFonts w:ascii="Times New Roman" w:hAnsi="Times New Roman" w:eastAsia="Times New Roman" w:cs="Times New Roman"/>
-          <w:color w:val="000000"/>
-          <w:sz w:val="21"/>
-          <w:lang w:val="en-GB" w:eastAsia="en-GB" w:bidi="en-GB"/>
-        </w:rPr>
-        <w:t xml:space="preserve">grounds the response into command</w:t>
+        <w:t xml:space="preserve">. A parser grounds the text into command</w:t>
       </w:r>
       <w:r>
         <w:rPr>
@@ -5211,39 +4671,7 @@
           <w:sz w:val="21"/>
           <w:lang w:val="en-GB" w:eastAsia="en-GB" w:bidi="en-GB"/>
         </w:rPr>
-        <w:t xml:space="preserve">, and a transition function</w:t>
-      </w:r>
-      <w:r>
-        <w:rPr>
-          <w:rFonts w:ascii="Times New Roman" w:hAnsi="Times New Roman" w:eastAsia="Times New Roman" w:cs="Times New Roman"/>
-          <w:color w:val="000000"/>
-          <w:sz w:val="21"/>
-          <w:lang w:val="en-GB" w:eastAsia="en-GB" w:bidi="en-GB"/>
-        </w:rPr>
-        <w:t xml:space="preserve"> </w:t>
-      </w:r>
-      <m:oMath>
-        <m:r>
-          <m:t>δ</m:t>
-        </m:r>
-      </m:oMath>
-      <w:r>
-        <w:rPr>
-          <w:rFonts w:ascii="Times New Roman" w:hAnsi="Times New Roman" w:eastAsia="Times New Roman" w:cs="Times New Roman"/>
-          <w:color w:val="000000"/>
-          <w:sz w:val="21"/>
-          <w:lang w:val="en-GB" w:eastAsia="en-GB" w:bidi="en-GB"/>
-        </w:rPr>
-        <w:t xml:space="preserve"> </w:t>
-      </w:r>
-      <w:r>
-        <w:rPr>
-          <w:rFonts w:ascii="Times New Roman" w:hAnsi="Times New Roman" w:eastAsia="Times New Roman" w:cs="Times New Roman"/>
-          <w:color w:val="000000"/>
-          <w:sz w:val="21"/>
-          <w:lang w:val="en-GB" w:eastAsia="en-GB" w:bidi="en-GB"/>
-        </w:rPr>
-        <w:t xml:space="preserve">produces the next state and ordered semantic events:</w:t>
+        <w:t xml:space="preserve">; a transition function produces the next state and ordered semantic events:</w:t>
       </w:r>
     </w:p>
     <w:p>
@@ -5688,7 +5116,107 @@
           <w:sz w:val="21"/>
           <w:lang w:val="en-GB" w:eastAsia="en-GB" w:bidi="en-GB"/>
         </w:rPr>
-        <w:t xml:space="preserve">Here</w:t>
+        <w:t xml:space="preserve">The adapter record contains the model, ordered messages, options, and stream setting passed by BatLLM, together with declared provider and endpoint. It is not a capture of provider-library internals, HTTP bytes, hidden defaults, model weights, or serving binaries.</w:t>
+      </w:r>
+    </w:p>
+    <w:bookmarkEnd w:id="22"/>
+    <w:bookmarkStart w:id="24" w:name="verification-predicates"/>
+    <w:p>
+      <w:pPr>
+        <w:pStyle w:val="Heading2"/>
+      </w:pPr>
+      <w:r>
+        <w:rPr>
+          <w:rFonts w:ascii="Times New Roman" w:hAnsi="Times New Roman" w:eastAsia="Times New Roman" w:cs="Times New Roman"/>
+          <w:b/>
+          <w:i/>
+          <w:color w:val="000000"/>
+          <w:sz w:val="21"/>
+          <w:lang w:val="en-GB" w:eastAsia="en-GB" w:bidi="en-GB"/>
+        </w:rPr>
+        <w:t xml:space="preserve">Verification predicates</w:t>
+      </w:r>
+    </w:p>
+    <w:p>
+      <w:pPr>
+        <w:pStyle w:val="FirstParagraph"/>
+      </w:pPr>
+      <w:r>
+        <w:rPr>
+          <w:rFonts w:ascii="Times New Roman" w:hAnsi="Times New Roman" w:eastAsia="Times New Roman" w:cs="Times New Roman"/>
+          <w:color w:val="000000"/>
+          <w:sz w:val="21"/>
+          <w:lang w:val="en-GB" w:eastAsia="en-GB" w:bidi="en-GB"/>
+        </w:rPr>
+        <w:t xml:space="preserve">The contract separates four questions.</w:t>
+      </w:r>
+    </w:p>
+    <w:p>
+      <w:pPr>
+        <w:pStyle w:val="BodyText"/>
+      </w:pPr>
+      <w:r>
+        <w:rPr>
+          <w:bCs/>
+          <w:rFonts w:ascii="Times New Roman" w:hAnsi="Times New Roman" w:eastAsia="Times New Roman" w:cs="Times New Roman"/>
+          <w:b/>
+          <w:color w:val="000000"/>
+          <w:sz w:val="21"/>
+          <w:lang w:val="en-GB" w:eastAsia="en-GB" w:bidi="en-GB"/>
+        </w:rPr>
+        <w:t xml:space="preserve">V1—Trace validity.</w:t>
+      </w:r>
+      <w:r>
+        <w:rPr>
+          <w:rFonts w:ascii="Times New Roman" w:hAnsi="Times New Roman" w:eastAsia="Times New Roman" w:cs="Times New Roman"/>
+          <w:color w:val="000000"/>
+          <w:sz w:val="21"/>
+          <w:lang w:val="en-GB" w:eastAsia="en-GB" w:bidi="en-GB"/>
+        </w:rPr>
+        <w:t xml:space="preserve"> </w:t>
+      </w:r>
+      <w:r>
+        <w:rPr>
+          <w:rFonts w:ascii="Times New Roman" w:hAnsi="Times New Roman" w:eastAsia="Times New Roman" w:cs="Times New Roman"/>
+          <w:color w:val="000000"/>
+          <w:sz w:val="21"/>
+          <w:lang w:val="en-GB" w:eastAsia="en-GB" w:bidi="en-GB"/>
+        </w:rPr>
+        <w:t xml:space="preserve">Are the schema, identifiers, sequence, state continuity, final states, commitments, and ordered play chain internally consistent?</w:t>
+      </w:r>
+    </w:p>
+    <w:p>
+      <w:pPr>
+        <w:pStyle w:val="BodyText"/>
+      </w:pPr>
+      <w:r>
+        <w:rPr>
+          <w:bCs/>
+          <w:rFonts w:ascii="Times New Roman" w:hAnsi="Times New Roman" w:eastAsia="Times New Roman" w:cs="Times New Roman"/>
+          <w:b/>
+          <w:color w:val="000000"/>
+          <w:sz w:val="21"/>
+          <w:lang w:val="en-GB" w:eastAsia="en-GB" w:bidi="en-GB"/>
+        </w:rPr>
+        <w:t xml:space="preserve">V2—Invocation evidence.</w:t>
+      </w:r>
+      <w:r>
+        <w:rPr>
+          <w:rFonts w:ascii="Times New Roman" w:hAnsi="Times New Roman" w:eastAsia="Times New Roman" w:cs="Times New Roman"/>
+          <w:color w:val="000000"/>
+          <w:sz w:val="21"/>
+          <w:lang w:val="en-GB" w:eastAsia="en-GB" w:bidi="en-GB"/>
+        </w:rPr>
+        <w:t xml:space="preserve"> </w:t>
+      </w:r>
+      <w:r>
+        <w:rPr>
+          <w:rFonts w:ascii="Times New Roman" w:hAnsi="Times New Roman" w:eastAsia="Times New Roman" w:cs="Times New Roman"/>
+          <w:color w:val="000000"/>
+          <w:sz w:val="21"/>
+          <w:lang w:val="en-GB" w:eastAsia="en-GB" w:bidi="en-GB"/>
+        </w:rPr>
+        <w:t xml:space="preserve">Does the retained evidence support the invocation attributed to the application? With full text, the verifier reconstructs the user message and history from separately recorded prompt, state, system instructions, and context policy, then compares them with</w:t>
       </w:r>
       <w:r>
         <w:rPr>
@@ -5720,48 +5248,7 @@
           <w:sz w:val="21"/>
           <w:lang w:val="en-GB" w:eastAsia="en-GB" w:bidi="en-GB"/>
         </w:rPr>
-        <w:t xml:space="preserve"> </w:t>
-      </w:r>
-      <w:r>
-        <w:rPr>
-          <w:rFonts w:ascii="Times New Roman" w:hAnsi="Times New Roman" w:eastAsia="Times New Roman" w:cs="Times New Roman"/>
-          <w:color w:val="000000"/>
-          <w:sz w:val="21"/>
-          <w:lang w:val="en-GB" w:eastAsia="en-GB" w:bidi="en-GB"/>
-        </w:rPr>
-        <w:t xml:space="preserve">is the record materialised immediately before the provider-adapter call. Its model, ordered messages, options, and stream fields correspond to call arguments; provider and endpoint are application declarations. It is not the provider library’s internal representation or the HTTP request emitted below that boundary.</w:t>
-      </w:r>
-    </w:p>
-    <w:bookmarkEnd w:id="22"/>
-    <w:bookmarkStart w:id="24" w:name="verification-predicates"/>
-    <w:p>
-      <w:pPr>
-        <w:pStyle w:val="Heading2"/>
-      </w:pPr>
-      <w:r>
-        <w:rPr>
-          <w:rFonts w:ascii="Times New Roman" w:hAnsi="Times New Roman" w:eastAsia="Times New Roman" w:cs="Times New Roman"/>
-          <w:b/>
-          <w:i/>
-          <w:color w:val="000000"/>
-          <w:sz w:val="21"/>
-          <w:lang w:val="en-GB" w:eastAsia="en-GB" w:bidi="en-GB"/>
-        </w:rPr>
-        <w:t xml:space="preserve">Verification predicates</w:t>
-      </w:r>
-    </w:p>
-    <w:p>
-      <w:pPr>
-        <w:pStyle w:val="FirstParagraph"/>
-      </w:pPr>
-      <w:r>
-        <w:rPr>
-          <w:rFonts w:ascii="Times New Roman" w:hAnsi="Times New Roman" w:eastAsia="Times New Roman" w:cs="Times New Roman"/>
-          <w:color w:val="000000"/>
-          <w:sz w:val="21"/>
-          <w:lang w:val="en-GB" w:eastAsia="en-GB" w:bidi="en-GB"/>
-        </w:rPr>
-        <w:t xml:space="preserve">The contract defines four predicates rather than a single undifferentiated notion of reproducibility.</w:t>
+        <w:t xml:space="preserve">.</w:t>
       </w:r>
     </w:p>
     <w:p>
@@ -5777,25 +5264,85 @@
           <w:sz w:val="21"/>
           <w:lang w:val="en-GB" w:eastAsia="en-GB" w:bidi="en-GB"/>
         </w:rPr>
-        <w:t xml:space="preserve">V1—Trace validity.</w:t>
-      </w:r>
-      <w:r>
-        <w:rPr>
-          <w:rFonts w:ascii="Times New Roman" w:hAnsi="Times New Roman" w:eastAsia="Times New Roman" w:cs="Times New Roman"/>
-          <w:color w:val="000000"/>
-          <w:sz w:val="21"/>
-          <w:lang w:val="en-GB" w:eastAsia="en-GB" w:bidi="en-GB"/>
-        </w:rPr>
-        <w:t xml:space="preserve"> </w:t>
-      </w:r>
-      <w:r>
-        <w:rPr>
-          <w:rFonts w:ascii="Times New Roman" w:hAnsi="Times New Roman" w:eastAsia="Times New Roman" w:cs="Times New Roman"/>
-          <w:color w:val="000000"/>
-          <w:sz w:val="21"/>
-          <w:lang w:val="en-GB" w:eastAsia="en-GB" w:bidi="en-GB"/>
-        </w:rPr>
-        <w:t xml:space="preserve">The schema, identifiers, sequence, state continuity, final states, content commitments, transition commitments, and ordered play chain are internally consistent.</w:t>
+        <w:t xml:space="preserve">V3—Grounding consistency.</w:t>
+      </w:r>
+      <w:r>
+        <w:rPr>
+          <w:rFonts w:ascii="Times New Roman" w:hAnsi="Times New Roman" w:eastAsia="Times New Roman" w:cs="Times New Roman"/>
+          <w:color w:val="000000"/>
+          <w:sz w:val="21"/>
+          <w:lang w:val="en-GB" w:eastAsia="en-GB" w:bidi="en-GB"/>
+        </w:rPr>
+        <w:t xml:space="preserve"> </w:t>
+      </w:r>
+      <w:r>
+        <w:rPr>
+          <w:rFonts w:ascii="Times New Roman" w:hAnsi="Times New Roman" w:eastAsia="Times New Roman" w:cs="Times New Roman"/>
+          <w:color w:val="000000"/>
+          <w:sz w:val="21"/>
+          <w:lang w:val="en-GB" w:eastAsia="en-GB" w:bidi="en-GB"/>
+        </w:rPr>
+        <w:t xml:space="preserve">When response text is retained, does re-applying</w:t>
+      </w:r>
+      <w:r>
+        <w:rPr>
+          <w:rFonts w:ascii="Times New Roman" w:hAnsi="Times New Roman" w:eastAsia="Times New Roman" w:cs="Times New Roman"/>
+          <w:color w:val="000000"/>
+          <w:sz w:val="21"/>
+          <w:lang w:val="en-GB" w:eastAsia="en-GB" w:bidi="en-GB"/>
+        </w:rPr>
+        <w:t xml:space="preserve"> </w:t>
+      </w:r>
+      <m:oMath>
+        <m:r>
+          <m:t>P</m:t>
+        </m:r>
+      </m:oMath>
+      <w:r>
+        <w:rPr>
+          <w:rFonts w:ascii="Times New Roman" w:hAnsi="Times New Roman" w:eastAsia="Times New Roman" w:cs="Times New Roman"/>
+          <w:color w:val="000000"/>
+          <w:sz w:val="21"/>
+          <w:lang w:val="en-GB" w:eastAsia="en-GB" w:bidi="en-GB"/>
+        </w:rPr>
+        <w:t xml:space="preserve"> </w:t>
+      </w:r>
+      <w:r>
+        <w:rPr>
+          <w:rFonts w:ascii="Times New Roman" w:hAnsi="Times New Roman" w:eastAsia="Times New Roman" w:cs="Times New Roman"/>
+          <w:color w:val="000000"/>
+          <w:sz w:val="21"/>
+          <w:lang w:val="en-GB" w:eastAsia="en-GB" w:bidi="en-GB"/>
+        </w:rPr>
+        <w:t xml:space="preserve">produce the recorded command and validity status? Provider failures are represented separately and resolve operatively to</w:t>
+      </w:r>
+      <w:r>
+        <w:rPr>
+          <w:rFonts w:ascii="Times New Roman" w:hAnsi="Times New Roman" w:eastAsia="Times New Roman" w:cs="Times New Roman"/>
+          <w:color w:val="000000"/>
+          <w:sz w:val="21"/>
+          <w:lang w:val="en-GB" w:eastAsia="en-GB" w:bidi="en-GB"/>
+        </w:rPr>
+        <w:t xml:space="preserve"> </w:t>
+      </w:r>
+      <w:r>
+        <w:rPr>
+          <w:rStyle w:val="VerbatimChar"/>
+          <w:rFonts w:ascii="Times New Roman" w:hAnsi="Times New Roman" w:eastAsia="Times New Roman" w:cs="Times New Roman"/>
+          <w:color w:val="000000"/>
+          <w:sz w:val="21"/>
+          <w:lang w:val="en-GB" w:eastAsia="en-GB" w:bidi="en-GB"/>
+        </w:rPr>
+        <w:t xml:space="preserve">ERR</w:t>
+      </w:r>
+      <w:r>
+        <w:rPr>
+          <w:rFonts w:ascii="Times New Roman" w:hAnsi="Times New Roman" w:eastAsia="Times New Roman" w:cs="Times New Roman"/>
+          <w:color w:val="000000"/>
+          <w:sz w:val="21"/>
+          <w:lang w:val="en-GB" w:eastAsia="en-GB" w:bidi="en-GB"/>
+        </w:rPr>
+        <w:t xml:space="preserve">.</w:t>
       </w:r>
     </w:p>
     <w:p>
@@ -5811,274 +5358,6 @@
           <w:sz w:val="21"/>
           <w:lang w:val="en-GB" w:eastAsia="en-GB" w:bidi="en-GB"/>
         </w:rPr>
-        <w:t xml:space="preserve">V2—Invocation evidence.</w:t>
-      </w:r>
-      <w:r>
-        <w:rPr>
-          <w:rFonts w:ascii="Times New Roman" w:hAnsi="Times New Roman" w:eastAsia="Times New Roman" w:cs="Times New Roman"/>
-          <w:color w:val="000000"/>
-          <w:sz w:val="21"/>
-          <w:lang w:val="en-GB" w:eastAsia="en-GB" w:bidi="en-GB"/>
-        </w:rPr>
-        <w:t xml:space="preserve"> </w:t>
-      </w:r>
-      <w:r>
-        <w:rPr>
-          <w:rFonts w:ascii="Times New Roman" w:hAnsi="Times New Roman" w:eastAsia="Times New Roman" w:cs="Times New Roman"/>
-          <w:color w:val="000000"/>
-          <w:sz w:val="21"/>
-          <w:lang w:val="en-GB" w:eastAsia="en-GB" w:bidi="en-GB"/>
-        </w:rPr>
-        <w:t xml:space="preserve">In full retention, the verifier independently reconstructs the current user message and conversation history from separately recorded prompt, state, system instructions, and context policy, then compares the result with</w:t>
-      </w:r>
-      <w:r>
-        <w:rPr>
-          <w:rFonts w:ascii="Times New Roman" w:hAnsi="Times New Roman" w:eastAsia="Times New Roman" w:cs="Times New Roman"/>
-          <w:color w:val="000000"/>
-          <w:sz w:val="21"/>
-          <w:lang w:val="en-GB" w:eastAsia="en-GB" w:bidi="en-GB"/>
-        </w:rPr>
-        <w:t xml:space="preserve"> </w:t>
-      </w:r>
-      <m:oMath>
-        <m:sSub>
-          <m:e>
-            <m:r>
-              <m:t>a</m:t>
-            </m:r>
-          </m:e>
-          <m:sub>
-            <m:r>
-              <m:t>i</m:t>
-            </m:r>
-          </m:sub>
-        </m:sSub>
-      </m:oMath>
-      <w:r>
-        <w:rPr>
-          <w:rFonts w:ascii="Times New Roman" w:hAnsi="Times New Roman" w:eastAsia="Times New Roman" w:cs="Times New Roman"/>
-          <w:color w:val="000000"/>
-          <w:sz w:val="21"/>
-          <w:lang w:val="en-GB" w:eastAsia="en-GB" w:bidi="en-GB"/>
-        </w:rPr>
-        <w:t xml:space="preserve">. Provider, endpoint, and requested model are checked against session provenance. Reduced-retention profiles provide weaker evidence, as Table </w:t>
-      </w:r>
-      <w:hyperlink w:anchor="tab:profiles">
-        <w:r>
-          <w:rPr>
-            <w:rStyle w:val="Hyperlink"/>
-          </w:rPr>
-          <w:t xml:space="preserve">1</w:t>
-        </w:r>
-      </w:hyperlink>
-      <w:r>
-        <w:rPr>
-          <w:rFonts w:ascii="Times New Roman" w:hAnsi="Times New Roman" w:eastAsia="Times New Roman" w:cs="Times New Roman"/>
-          <w:color w:val="000000"/>
-          <w:sz w:val="21"/>
-          <w:lang w:val="en-GB" w:eastAsia="en-GB" w:bidi="en-GB"/>
-        </w:rPr>
-        <w:t xml:space="preserve"> </w:t>
-      </w:r>
-      <w:r>
-        <w:rPr>
-          <w:rFonts w:ascii="Times New Roman" w:hAnsi="Times New Roman" w:eastAsia="Times New Roman" w:cs="Times New Roman"/>
-          <w:color w:val="000000"/>
-          <w:sz w:val="21"/>
-          <w:lang w:val="en-GB" w:eastAsia="en-GB" w:bidi="en-GB"/>
-        </w:rPr>
-        <w:t xml:space="preserve">specifies.</w:t>
-      </w:r>
-    </w:p>
-    <w:p>
-      <w:pPr>
-        <w:pStyle w:val="BodyText"/>
-      </w:pPr>
-      <w:r>
-        <w:rPr>
-          <w:bCs/>
-          <w:rFonts w:ascii="Times New Roman" w:hAnsi="Times New Roman" w:eastAsia="Times New Roman" w:cs="Times New Roman"/>
-          <w:b/>
-          <w:color w:val="000000"/>
-          <w:sz w:val="21"/>
-          <w:lang w:val="en-GB" w:eastAsia="en-GB" w:bidi="en-GB"/>
-        </w:rPr>
-        <w:t xml:space="preserve">V3—Grounding consistency.</w:t>
-      </w:r>
-      <w:r>
-        <w:rPr>
-          <w:rFonts w:ascii="Times New Roman" w:hAnsi="Times New Roman" w:eastAsia="Times New Roman" w:cs="Times New Roman"/>
-          <w:color w:val="000000"/>
-          <w:sz w:val="21"/>
-          <w:lang w:val="en-GB" w:eastAsia="en-GB" w:bidi="en-GB"/>
-        </w:rPr>
-        <w:t xml:space="preserve"> </w:t>
-      </w:r>
-      <w:r>
-        <w:rPr>
-          <w:rFonts w:ascii="Times New Roman" w:hAnsi="Times New Roman" w:eastAsia="Times New Roman" w:cs="Times New Roman"/>
-          <w:color w:val="000000"/>
-          <w:sz w:val="21"/>
-          <w:lang w:val="en-GB" w:eastAsia="en-GB" w:bidi="en-GB"/>
-        </w:rPr>
-        <w:t xml:space="preserve">When</w:t>
-      </w:r>
-      <w:r>
-        <w:rPr>
-          <w:rFonts w:ascii="Times New Roman" w:hAnsi="Times New Roman" w:eastAsia="Times New Roman" w:cs="Times New Roman"/>
-          <w:color w:val="000000"/>
-          <w:sz w:val="21"/>
-          <w:lang w:val="en-GB" w:eastAsia="en-GB" w:bidi="en-GB"/>
-        </w:rPr>
-        <w:t xml:space="preserve"> </w:t>
-      </w:r>
-      <m:oMath>
-        <m:sSub>
-          <m:e>
-            <m:r>
-              <m:t>y</m:t>
-            </m:r>
-          </m:e>
-          <m:sub>
-            <m:r>
-              <m:t>i</m:t>
-            </m:r>
-          </m:sub>
-        </m:sSub>
-      </m:oMath>
-      <w:r>
-        <w:rPr>
-          <w:rFonts w:ascii="Times New Roman" w:hAnsi="Times New Roman" w:eastAsia="Times New Roman" w:cs="Times New Roman"/>
-          <w:color w:val="000000"/>
-          <w:sz w:val="21"/>
-          <w:lang w:val="en-GB" w:eastAsia="en-GB" w:bidi="en-GB"/>
-        </w:rPr>
-        <w:t xml:space="preserve"> </w:t>
-      </w:r>
-      <w:r>
-        <w:rPr>
-          <w:rFonts w:ascii="Times New Roman" w:hAnsi="Times New Roman" w:eastAsia="Times New Roman" w:cs="Times New Roman"/>
-          <w:color w:val="000000"/>
-          <w:sz w:val="21"/>
-          <w:lang w:val="en-GB" w:eastAsia="en-GB" w:bidi="en-GB"/>
-        </w:rPr>
-        <w:t xml:space="preserve">is retained, re-applying</w:t>
-      </w:r>
-      <w:r>
-        <w:rPr>
-          <w:rFonts w:ascii="Times New Roman" w:hAnsi="Times New Roman" w:eastAsia="Times New Roman" w:cs="Times New Roman"/>
-          <w:color w:val="000000"/>
-          <w:sz w:val="21"/>
-          <w:lang w:val="en-GB" w:eastAsia="en-GB" w:bidi="en-GB"/>
-        </w:rPr>
-        <w:t xml:space="preserve"> </w:t>
-      </w:r>
-      <m:oMath>
-        <m:r>
-          <m:t>P</m:t>
-        </m:r>
-      </m:oMath>
-      <w:r>
-        <w:rPr>
-          <w:rFonts w:ascii="Times New Roman" w:hAnsi="Times New Roman" w:eastAsia="Times New Roman" w:cs="Times New Roman"/>
-          <w:color w:val="000000"/>
-          <w:sz w:val="21"/>
-          <w:lang w:val="en-GB" w:eastAsia="en-GB" w:bidi="en-GB"/>
-        </w:rPr>
-        <w:t xml:space="preserve"> </w:t>
-      </w:r>
-      <w:r>
-        <w:rPr>
-          <w:rFonts w:ascii="Times New Roman" w:hAnsi="Times New Roman" w:eastAsia="Times New Roman" w:cs="Times New Roman"/>
-          <w:color w:val="000000"/>
-          <w:sz w:val="21"/>
-          <w:lang w:val="en-GB" w:eastAsia="en-GB" w:bidi="en-GB"/>
-        </w:rPr>
-        <w:t xml:space="preserve">must yield the recorded</w:t>
-      </w:r>
-      <w:r>
-        <w:rPr>
-          <w:rFonts w:ascii="Times New Roman" w:hAnsi="Times New Roman" w:eastAsia="Times New Roman" w:cs="Times New Roman"/>
-          <w:color w:val="000000"/>
-          <w:sz w:val="21"/>
-          <w:lang w:val="en-GB" w:eastAsia="en-GB" w:bidi="en-GB"/>
-        </w:rPr>
-        <w:t xml:space="preserve"> </w:t>
-      </w:r>
-      <m:oMath>
-        <m:sSub>
-          <m:e>
-            <m:r>
-              <m:t>c</m:t>
-            </m:r>
-          </m:e>
-          <m:sub>
-            <m:r>
-              <m:t>i</m:t>
-            </m:r>
-          </m:sub>
-        </m:sSub>
-      </m:oMath>
-      <w:r>
-        <w:rPr>
-          <w:rFonts w:ascii="Times New Roman" w:hAnsi="Times New Roman" w:eastAsia="Times New Roman" w:cs="Times New Roman"/>
-          <w:color w:val="000000"/>
-          <w:sz w:val="21"/>
-          <w:lang w:val="en-GB" w:eastAsia="en-GB" w:bidi="en-GB"/>
-        </w:rPr>
-        <w:t xml:space="preserve"> </w:t>
-      </w:r>
-      <w:r>
-        <w:rPr>
-          <w:rFonts w:ascii="Times New Roman" w:hAnsi="Times New Roman" w:eastAsia="Times New Roman" w:cs="Times New Roman"/>
-          <w:color w:val="000000"/>
-          <w:sz w:val="21"/>
-          <w:lang w:val="en-GB" w:eastAsia="en-GB" w:bidi="en-GB"/>
-        </w:rPr>
-        <w:t xml:space="preserve">and validity status. Provider failures are represented separately and resolve operatively to</w:t>
-      </w:r>
-      <w:r>
-        <w:rPr>
-          <w:rFonts w:ascii="Times New Roman" w:hAnsi="Times New Roman" w:eastAsia="Times New Roman" w:cs="Times New Roman"/>
-          <w:color w:val="000000"/>
-          <w:sz w:val="21"/>
-          <w:lang w:val="en-GB" w:eastAsia="en-GB" w:bidi="en-GB"/>
-        </w:rPr>
-        <w:t xml:space="preserve"> </w:t>
-      </w:r>
-      <w:r>
-        <w:rPr>
-          <w:rStyle w:val="VerbatimChar"/>
-          <w:rFonts w:ascii="Times New Roman" w:hAnsi="Times New Roman" w:eastAsia="Times New Roman" w:cs="Times New Roman"/>
-          <w:color w:val="000000"/>
-          <w:sz w:val="21"/>
-          <w:lang w:val="en-GB" w:eastAsia="en-GB" w:bidi="en-GB"/>
-        </w:rPr>
-        <w:t xml:space="preserve">ERR</w:t>
-      </w:r>
-      <w:r>
-        <w:rPr>
-          <w:rFonts w:ascii="Times New Roman" w:hAnsi="Times New Roman" w:eastAsia="Times New Roman" w:cs="Times New Roman"/>
-          <w:color w:val="000000"/>
-          <w:sz w:val="21"/>
-          <w:lang w:val="en-GB" w:eastAsia="en-GB" w:bidi="en-GB"/>
-        </w:rPr>
-        <w:t xml:space="preserve">; they are not counted as model-response groundings.</w:t>
-      </w:r>
-    </w:p>
-    <w:p>
-      <w:pPr>
-        <w:pStyle w:val="BodyText"/>
-      </w:pPr>
-      <w:r>
-        <w:rPr>
-          <w:bCs/>
-          <w:rFonts w:ascii="Times New Roman" w:hAnsi="Times New Roman" w:eastAsia="Times New Roman" w:cs="Times New Roman"/>
-          <w:b/>
-          <w:color w:val="000000"/>
-          <w:sz w:val="21"/>
-          <w:lang w:val="en-GB" w:eastAsia="en-GB" w:bidi="en-GB"/>
-        </w:rPr>
         <w:t xml:space="preserve">V4—Operative replay.</w:t>
       </w:r>
       <w:r>
@@ -6097,7 +5376,7 @@
           <w:sz w:val="21"/>
           <w:lang w:val="en-GB" w:eastAsia="en-GB" w:bidi="en-GB"/>
         </w:rPr>
-        <w:t xml:space="preserve">Re-evaluating</w:t>
+        <w:t xml:space="preserve">Does re-evaluating</w:t>
       </w:r>
       <w:r>
         <w:rPr>
@@ -6187,7 +5466,7 @@
           <w:sz w:val="21"/>
           <w:lang w:val="en-GB" w:eastAsia="en-GB" w:bidi="en-GB"/>
         </w:rPr>
-        <w:t xml:space="preserve">must reproduce both</w:t>
+        <w:t xml:space="preserve">reproduce both</w:t>
       </w:r>
       <w:r>
         <w:rPr>
@@ -6269,7 +5548,7 @@
           <w:sz w:val="21"/>
           <w:lang w:val="en-GB" w:eastAsia="en-GB" w:bidi="en-GB"/>
         </w:rPr>
-        <w:t xml:space="preserve">. BatLLM compares discrete state exactly and position and rotation with absolute tolerance</w:t>
+        <w:t xml:space="preserve">? BatLLM compares discrete state exactly and position and rotation with absolute tolerance</w:t>
       </w:r>
       <w:r>
         <w:rPr>
@@ -6962,32 +6241,52 @@
       </w:pPr>
       <w:r>
         <w:rPr>
-          <w:bCs/>
-          <w:rFonts w:ascii="Times New Roman" w:hAnsi="Times New Roman" w:eastAsia="Times New Roman" w:cs="Times New Roman"/>
-          <w:b/>
-          <w:color w:val="000000"/>
-          <w:sz w:val="21"/>
-          <w:lang w:val="en-GB" w:eastAsia="en-GB" w:bidi="en-GB"/>
-        </w:rPr>
-        <w:t xml:space="preserve">Internal semantic soundness.</w:t>
-      </w:r>
-      <w:r>
-        <w:rPr>
-          <w:rFonts w:ascii="Times New Roman" w:hAnsi="Times New Roman" w:eastAsia="Times New Roman" w:cs="Times New Roman"/>
-          <w:color w:val="000000"/>
-          <w:sz w:val="21"/>
-          <w:lang w:val="en-GB" w:eastAsia="en-GB" w:bidi="en-GB"/>
-        </w:rPr>
-        <w:t xml:space="preserve"> </w:t>
-      </w:r>
-      <w:r>
-        <w:rPr>
-          <w:rFonts w:ascii="Times New Roman" w:hAnsi="Times New Roman" w:eastAsia="Times New Roman" w:cs="Times New Roman"/>
-          <w:color w:val="000000"/>
-          <w:sz w:val="21"/>
-          <w:lang w:val="en-GB" w:eastAsia="en-GB" w:bidi="en-GB"/>
-        </w:rPr>
-        <w:t xml:space="preserve">Assume that</w:t>
+          <w:rFonts w:ascii="Times New Roman" w:hAnsi="Times New Roman" w:eastAsia="Times New Roman" w:cs="Times New Roman"/>
+          <w:color w:val="000000"/>
+          <w:sz w:val="21"/>
+          <w:lang w:val="en-GB" w:eastAsia="en-GB" w:bidi="en-GB"/>
+        </w:rPr>
+        <w:t xml:space="preserve">Table </w:t>
+      </w:r>
+      <w:hyperlink w:anchor="tab:profiles">
+        <w:r>
+          <w:rPr>
+            <w:rStyle w:val="Hyperlink"/>
+          </w:rPr>
+          <w:t xml:space="preserve">1</w:t>
+        </w:r>
+      </w:hyperlink>
+      <w:r>
+        <w:rPr>
+          <w:rFonts w:ascii="Times New Roman" w:hAnsi="Times New Roman" w:eastAsia="Times New Roman" w:cs="Times New Roman"/>
+          <w:color w:val="000000"/>
+          <w:sz w:val="21"/>
+          <w:lang w:val="en-GB" w:eastAsia="en-GB" w:bidi="en-GB"/>
+        </w:rPr>
+        <w:t xml:space="preserve"> </w:t>
+      </w:r>
+      <w:r>
+        <w:rPr>
+          <w:rFonts w:ascii="Times New Roman" w:hAnsi="Times New Roman" w:eastAsia="Times New Roman" w:cs="Times New Roman"/>
+          <w:color w:val="000000"/>
+          <w:sz w:val="21"/>
+          <w:lang w:val="en-GB" w:eastAsia="en-GB" w:bidi="en-GB"/>
+        </w:rPr>
+        <w:t xml:space="preserve">makes the disclosure trade-off explicit. Full retention supports all four checks. Redacted and hash-only traces preserve structural evidence and operative replay, but cannot independently establish which command hidden response text would produce. Hashes are consistency commitments, not confidentiality or authentication: low-entropy text can be guessed, and a party able to replace a complete trace and every external copy can recompute all internal values.</w:t>
+      </w:r>
+    </w:p>
+    <w:p>
+      <w:pPr>
+        <w:pStyle w:val="BodyText"/>
+      </w:pPr>
+      <w:r>
+        <w:rPr>
+          <w:rFonts w:ascii="Times New Roman" w:hAnsi="Times New Roman" w:eastAsia="Times New Roman" w:cs="Times New Roman"/>
+          <w:color w:val="000000"/>
+          <w:sz w:val="21"/>
+          <w:lang w:val="en-GB" w:eastAsia="en-GB" w:bidi="en-GB"/>
+        </w:rPr>
+        <w:t xml:space="preserve">A successful verification therefore has a precise meaning. Assuming deterministic</w:t>
       </w:r>
       <w:r>
         <w:rPr>
@@ -7051,7 +6350,7 @@
           <w:sz w:val="21"/>
           <w:lang w:val="en-GB" w:eastAsia="en-GB" w:bidi="en-GB"/>
         </w:rPr>
-        <w:t xml:space="preserve">are deterministic and that the verifier executes the semantics identified by the trace’s application revision. If V3 and V4 hold for a full-retention step, then the recorded command equals</w:t>
+        <w:t xml:space="preserve">and the semantics identified by the trace, V3 and V4 establish that the recorded command equals</w:t>
       </w:r>
       <w:r>
         <w:rPr>
@@ -7105,7 +6404,7 @@
           <w:sz w:val="21"/>
           <w:lang w:val="en-GB" w:eastAsia="en-GB" w:bidi="en-GB"/>
         </w:rPr>
-        <w:t xml:space="preserve">and the recorded domain-state projection and events equal</w:t>
+        <w:t xml:space="preserve">and that the recorded state and events equal</w:t>
       </w:r>
       <w:r>
         <w:rPr>
@@ -7199,7 +6498,7 @@
           <w:sz w:val="21"/>
           <w:lang w:val="en-GB" w:eastAsia="en-GB" w:bidi="en-GB"/>
         </w:rPr>
-        <w:t xml:space="preserve">. This implication concerns internal semantic consistency. Inferring that the trace is a historically authentic record of an earlier execution additionally requires a trusted recorder or an independently anchored commitment. It does not imply that another invocation of</w:t>
+        <w:t xml:space="preserve">. Historical authenticity additionally requires a trusted recorder or an independently preserved signature, timestamp, or commitment. Verification does not imply that another invocation of</w:t>
       </w:r>
       <w:r>
         <w:rPr>
@@ -7231,7 +6530,7 @@
           <w:sz w:val="21"/>
           <w:lang w:val="en-GB" w:eastAsia="en-GB" w:bidi="en-GB"/>
         </w:rPr>
-        <w:t xml:space="preserve">would regenerate</w:t>
+        <w:t xml:space="preserve">would reproduce</w:t>
       </w:r>
       <w:r>
         <w:rPr>
@@ -7267,21 +6566,21 @@
       </w:r>
     </w:p>
     <w:bookmarkEnd w:id="24"/>
-    <w:bookmarkStart w:id="25" w:name="threat-and-disclosure-boundaries"/>
+    <w:bookmarkEnd w:id="25"/>
+    <w:bookmarkStart w:id="26" w:name="implementation"/>
     <w:p>
       <w:pPr>
-        <w:pStyle w:val="Heading2"/>
+        <w:pStyle w:val="Heading1"/>
       </w:pPr>
       <w:r>
         <w:rPr>
           <w:rFonts w:ascii="Times New Roman" w:hAnsi="Times New Roman" w:eastAsia="Times New Roman" w:cs="Times New Roman"/>
           <w:b/>
-          <w:i/>
-          <w:color w:val="000000"/>
-          <w:sz w:val="21"/>
-          <w:lang w:val="en-GB" w:eastAsia="en-GB" w:bidi="en-GB"/>
-        </w:rPr>
-        <w:t xml:space="preserve">Threat and disclosure boundaries</w:t>
+          <w:color w:val="000000"/>
+          <w:sz w:val="24"/>
+          <w:lang w:val="en-GB" w:eastAsia="en-GB" w:bidi="en-GB"/>
+        </w:rPr>
+        <w:t xml:space="preserve">Implementation</w:t>
       </w:r>
     </w:p>
     <w:p>
@@ -7295,7 +6594,238 @@
           <w:sz w:val="21"/>
           <w:lang w:val="en-GB" w:eastAsia="en-GB" w:bidi="en-GB"/>
         </w:rPr>
-        <w:t xml:space="preserve">Canonical SHA-256 values expose accidental corruption and partial edits by making stale commitments observable. An independently preserved commitment is required to detect a comprehensive rewrite in which every internal digest is recomputed. These values are unkeyed commitments, not signatures: a party able to replace the complete trace and all external anchors can construct another internally valid record. Model names and options are declarations; model weights, provider defaults, and serving binaries are not authenticated.</w:t>
+        <w:t xml:space="preserve">BatLLM normalises model text into movement (</w:t>
+      </w:r>
+      <w:r>
+        <w:rPr>
+          <w:rStyle w:val="VerbatimChar"/>
+          <w:rFonts w:ascii="Times New Roman" w:hAnsi="Times New Roman" w:eastAsia="Times New Roman" w:cs="Times New Roman"/>
+          <w:color w:val="000000"/>
+          <w:sz w:val="21"/>
+          <w:lang w:val="en-GB" w:eastAsia="en-GB" w:bidi="en-GB"/>
+        </w:rPr>
+        <w:t xml:space="preserve">M</w:t>
+      </w:r>
+      <w:r>
+        <w:rPr>
+          <w:rFonts w:ascii="Times New Roman" w:hAnsi="Times New Roman" w:eastAsia="Times New Roman" w:cs="Times New Roman"/>
+          <w:color w:val="000000"/>
+          <w:sz w:val="21"/>
+          <w:lang w:val="en-GB" w:eastAsia="en-GB" w:bidi="en-GB"/>
+        </w:rPr>
+        <w:t xml:space="preserve">,</w:t>
+      </w:r>
+      <w:r>
+        <w:rPr>
+          <w:rFonts w:ascii="Times New Roman" w:hAnsi="Times New Roman" w:eastAsia="Times New Roman" w:cs="Times New Roman"/>
+          <w:color w:val="000000"/>
+          <w:sz w:val="21"/>
+          <w:lang w:val="en-GB" w:eastAsia="en-GB" w:bidi="en-GB"/>
+        </w:rPr>
+        <w:t xml:space="preserve"> </w:t>
+      </w:r>
+      <w:r>
+        <w:rPr>
+          <w:rStyle w:val="VerbatimChar"/>
+          <w:rFonts w:ascii="Times New Roman" w:hAnsi="Times New Roman" w:eastAsia="Times New Roman" w:cs="Times New Roman"/>
+          <w:color w:val="000000"/>
+          <w:sz w:val="21"/>
+          <w:lang w:val="en-GB" w:eastAsia="en-GB" w:bidi="en-GB"/>
+        </w:rPr>
+        <w:t xml:space="preserve">M</w:t>
+      </w:r>
+      <m:oMath>
+        <m:r>
+          <m:t>d</m:t>
+        </m:r>
+      </m:oMath>
+      <w:r>
+        <w:rPr>
+          <w:rFonts w:ascii="Times New Roman" w:hAnsi="Times New Roman" w:eastAsia="Times New Roman" w:cs="Times New Roman"/>
+          <w:color w:val="000000"/>
+          <w:sz w:val="21"/>
+          <w:lang w:val="en-GB" w:eastAsia="en-GB" w:bidi="en-GB"/>
+        </w:rPr>
+        <w:t xml:space="preserve">), clockwise and counter-clockwise rotation (</w:t>
+      </w:r>
+      <w:r>
+        <w:rPr>
+          <w:rStyle w:val="VerbatimChar"/>
+          <w:rFonts w:ascii="Times New Roman" w:hAnsi="Times New Roman" w:eastAsia="Times New Roman" w:cs="Times New Roman"/>
+          <w:color w:val="000000"/>
+          <w:sz w:val="21"/>
+          <w:lang w:val="en-GB" w:eastAsia="en-GB" w:bidi="en-GB"/>
+        </w:rPr>
+        <w:t xml:space="preserve">C</w:t>
+      </w:r>
+      <m:oMath>
+        <m:r>
+          <m:t>α</m:t>
+        </m:r>
+      </m:oMath>
+      <w:r>
+        <w:rPr>
+          <w:rFonts w:ascii="Times New Roman" w:hAnsi="Times New Roman" w:eastAsia="Times New Roman" w:cs="Times New Roman"/>
+          <w:color w:val="000000"/>
+          <w:sz w:val="21"/>
+          <w:lang w:val="en-GB" w:eastAsia="en-GB" w:bidi="en-GB"/>
+        </w:rPr>
+        <w:t xml:space="preserve">,</w:t>
+      </w:r>
+      <w:r>
+        <w:rPr>
+          <w:rFonts w:ascii="Times New Roman" w:hAnsi="Times New Roman" w:eastAsia="Times New Roman" w:cs="Times New Roman"/>
+          <w:color w:val="000000"/>
+          <w:sz w:val="21"/>
+          <w:lang w:val="en-GB" w:eastAsia="en-GB" w:bidi="en-GB"/>
+        </w:rPr>
+        <w:t xml:space="preserve"> </w:t>
+      </w:r>
+      <w:r>
+        <w:rPr>
+          <w:rStyle w:val="VerbatimChar"/>
+          <w:rFonts w:ascii="Times New Roman" w:hAnsi="Times New Roman" w:eastAsia="Times New Roman" w:cs="Times New Roman"/>
+          <w:color w:val="000000"/>
+          <w:sz w:val="21"/>
+          <w:lang w:val="en-GB" w:eastAsia="en-GB" w:bidi="en-GB"/>
+        </w:rPr>
+        <w:t xml:space="preserve">A</w:t>
+      </w:r>
+      <m:oMath>
+        <m:r>
+          <m:t>α</m:t>
+        </m:r>
+      </m:oMath>
+      <w:r>
+        <w:rPr>
+          <w:rFonts w:ascii="Times New Roman" w:hAnsi="Times New Roman" w:eastAsia="Times New Roman" w:cs="Times New Roman"/>
+          <w:color w:val="000000"/>
+          <w:sz w:val="21"/>
+          <w:lang w:val="en-GB" w:eastAsia="en-GB" w:bidi="en-GB"/>
+        </w:rPr>
+        <w:t xml:space="preserve">), shooting (</w:t>
+      </w:r>
+      <w:r>
+        <w:rPr>
+          <w:rStyle w:val="VerbatimChar"/>
+          <w:rFonts w:ascii="Times New Roman" w:hAnsi="Times New Roman" w:eastAsia="Times New Roman" w:cs="Times New Roman"/>
+          <w:color w:val="000000"/>
+          <w:sz w:val="21"/>
+          <w:lang w:val="en-GB" w:eastAsia="en-GB" w:bidi="en-GB"/>
+        </w:rPr>
+        <w:t xml:space="preserve">B</w:t>
+      </w:r>
+      <w:r>
+        <w:rPr>
+          <w:rFonts w:ascii="Times New Roman" w:hAnsi="Times New Roman" w:eastAsia="Times New Roman" w:cs="Times New Roman"/>
+          <w:color w:val="000000"/>
+          <w:sz w:val="21"/>
+          <w:lang w:val="en-GB" w:eastAsia="en-GB" w:bidi="en-GB"/>
+        </w:rPr>
+        <w:t xml:space="preserve">), and shield operations (</w:t>
+      </w:r>
+      <w:r>
+        <w:rPr>
+          <w:rStyle w:val="VerbatimChar"/>
+          <w:rFonts w:ascii="Times New Roman" w:hAnsi="Times New Roman" w:eastAsia="Times New Roman" w:cs="Times New Roman"/>
+          <w:color w:val="000000"/>
+          <w:sz w:val="21"/>
+          <w:lang w:val="en-GB" w:eastAsia="en-GB" w:bidi="en-GB"/>
+        </w:rPr>
+        <w:t xml:space="preserve">S</w:t>
+      </w:r>
+      <w:r>
+        <w:rPr>
+          <w:rFonts w:ascii="Times New Roman" w:hAnsi="Times New Roman" w:eastAsia="Times New Roman" w:cs="Times New Roman"/>
+          <w:color w:val="000000"/>
+          <w:sz w:val="21"/>
+          <w:lang w:val="en-GB" w:eastAsia="en-GB" w:bidi="en-GB"/>
+        </w:rPr>
+        <w:t xml:space="preserve">,</w:t>
+      </w:r>
+      <w:r>
+        <w:rPr>
+          <w:rFonts w:ascii="Times New Roman" w:hAnsi="Times New Roman" w:eastAsia="Times New Roman" w:cs="Times New Roman"/>
+          <w:color w:val="000000"/>
+          <w:sz w:val="21"/>
+          <w:lang w:val="en-GB" w:eastAsia="en-GB" w:bidi="en-GB"/>
+        </w:rPr>
+        <w:t xml:space="preserve"> </w:t>
+      </w:r>
+      <w:r>
+        <w:rPr>
+          <w:rStyle w:val="VerbatimChar"/>
+          <w:rFonts w:ascii="Times New Roman" w:hAnsi="Times New Roman" w:eastAsia="Times New Roman" w:cs="Times New Roman"/>
+          <w:color w:val="000000"/>
+          <w:sz w:val="21"/>
+          <w:lang w:val="en-GB" w:eastAsia="en-GB" w:bidi="en-GB"/>
+        </w:rPr>
+        <w:t xml:space="preserve">S1</w:t>
+      </w:r>
+      <w:r>
+        <w:rPr>
+          <w:rFonts w:ascii="Times New Roman" w:hAnsi="Times New Roman" w:eastAsia="Times New Roman" w:cs="Times New Roman"/>
+          <w:color w:val="000000"/>
+          <w:sz w:val="21"/>
+          <w:lang w:val="en-GB" w:eastAsia="en-GB" w:bidi="en-GB"/>
+        </w:rPr>
+        <w:t xml:space="preserve">,</w:t>
+      </w:r>
+      <w:r>
+        <w:rPr>
+          <w:rFonts w:ascii="Times New Roman" w:hAnsi="Times New Roman" w:eastAsia="Times New Roman" w:cs="Times New Roman"/>
+          <w:color w:val="000000"/>
+          <w:sz w:val="21"/>
+          <w:lang w:val="en-GB" w:eastAsia="en-GB" w:bidi="en-GB"/>
+        </w:rPr>
+        <w:t xml:space="preserve"> </w:t>
+      </w:r>
+      <w:r>
+        <w:rPr>
+          <w:rStyle w:val="VerbatimChar"/>
+          <w:rFonts w:ascii="Times New Roman" w:hAnsi="Times New Roman" w:eastAsia="Times New Roman" w:cs="Times New Roman"/>
+          <w:color w:val="000000"/>
+          <w:sz w:val="21"/>
+          <w:lang w:val="en-GB" w:eastAsia="en-GB" w:bidi="en-GB"/>
+        </w:rPr>
+        <w:t xml:space="preserve">S0</w:t>
+      </w:r>
+      <w:r>
+        <w:rPr>
+          <w:rFonts w:ascii="Times New Roman" w:hAnsi="Times New Roman" w:eastAsia="Times New Roman" w:cs="Times New Roman"/>
+          <w:color w:val="000000"/>
+          <w:sz w:val="21"/>
+          <w:lang w:val="en-GB" w:eastAsia="en-GB" w:bidi="en-GB"/>
+        </w:rPr>
+        <w:t xml:space="preserve">); unsupported text resolves to</w:t>
+      </w:r>
+      <w:r>
+        <w:rPr>
+          <w:rFonts w:ascii="Times New Roman" w:hAnsi="Times New Roman" w:eastAsia="Times New Roman" w:cs="Times New Roman"/>
+          <w:color w:val="000000"/>
+          <w:sz w:val="21"/>
+          <w:lang w:val="en-GB" w:eastAsia="en-GB" w:bidi="en-GB"/>
+        </w:rPr>
+        <w:t xml:space="preserve"> </w:t>
+      </w:r>
+      <w:r>
+        <w:rPr>
+          <w:rStyle w:val="VerbatimChar"/>
+          <w:rFonts w:ascii="Times New Roman" w:hAnsi="Times New Roman" w:eastAsia="Times New Roman" w:cs="Times New Roman"/>
+          <w:color w:val="000000"/>
+          <w:sz w:val="21"/>
+          <w:lang w:val="en-GB" w:eastAsia="en-GB" w:bidi="en-GB"/>
+        </w:rPr>
+        <w:t xml:space="preserve">ERR</w:t>
+      </w:r>
+      <w:r>
+        <w:rPr>
+          <w:rFonts w:ascii="Times New Roman" w:hAnsi="Times New Roman" w:eastAsia="Times New Roman" w:cs="Times New Roman"/>
+          <w:color w:val="000000"/>
+          <w:sz w:val="21"/>
+          <w:lang w:val="en-GB" w:eastAsia="en-GB" w:bidi="en-GB"/>
+        </w:rPr>
+        <w:t xml:space="preserve">. Gameplay is implemented as a pure transition module independent of the Kivy interface. The replay projection includes each bot’s health, position, rotation, and shield state. Prompt and diagnostic fields remain invocation evidence rather than gameplay state.</w:t>
       </w:r>
     </w:p>
     <w:p>
@@ -7309,12 +6839,90 @@
           <w:sz w:val="21"/>
           <w:lang w:val="en-GB" w:eastAsia="en-GB" w:bidi="en-GB"/>
         </w:rPr>
-        <w:t xml:space="preserve">The three profiles govern prompt, system-instruction, response, and request-message text, not all session metadata or game state. Hash-only storage is not confidentiality: low-entropy prompts may be recoverable by guessing and hashing. Redaction also prevents independent V3 verification. These constraints are properties of the evidence retained, not incidental limitations of the verifier.</w:t>
+        <w:t xml:space="preserve">The schema-v3 research runtime is a headless path that uses the production parser and transition engine. Immediately before an adapter call, it materialises the ordered messages, declared provider and endpoint, requested model, generation options, and stream setting. It then records the response or error, normalised command, frozen rules, pre- and post-state, ordered semantic events, timestamps, latency, and retry count. Failed attempts are removed from later conversation history, matching BatLLM’s rollback policy. The reference evaluation uses a scripted provider to isolate trace semantics from model and network variability; a Modelito/Ollama adapter supplies a live local-model integration path.</w:t>
       </w:r>
     </w:p>
-    <w:bookmarkEnd w:id="25"/>
+    <w:p>
+      <w:pPr>
+        <w:pStyle w:val="BodyText"/>
+      </w:pPr>
+      <w:r>
+        <w:rPr>
+          <w:rFonts w:ascii="Times New Roman" w:hAnsi="Times New Roman" w:eastAsia="Times New Roman" w:cs="Times New Roman"/>
+          <w:color w:val="000000"/>
+          <w:sz w:val="21"/>
+          <w:lang w:val="en-GB" w:eastAsia="en-GB" w:bidi="en-GB"/>
+        </w:rPr>
+        <w:t xml:space="preserve">Canonical JSON uses UTF-8, ordered keys, compact separators, and finite numbers. Separate commitments cover protected text, retained requests, transitions, play records, the ordered play chain, and the session envelope. The verifier reports predicate-specific failures and exits non-zero. To avoid evaluating replay only by invoking production code twice, the artefact also contains an executable reference semantics that imports no production gameplay module. It separately implements command parsing, movement bounds, rotation, shields, projectile traversal, collision, damage, state normalisation, and semantic events. This is differential evidence rather than a formal proof: both implementations can still share a specification error. Source, schema, experiments, and build instructions are available in the repository under</w:t>
+      </w:r>
+      <w:r>
+        <w:rPr>
+          <w:rFonts w:ascii="Times New Roman" w:hAnsi="Times New Roman" w:eastAsia="Times New Roman" w:cs="Times New Roman"/>
+          <w:color w:val="000000"/>
+          <w:sz w:val="21"/>
+          <w:lang w:val="en-GB" w:eastAsia="en-GB" w:bidi="en-GB"/>
+        </w:rPr>
+        <w:t xml:space="preserve"> </w:t>
+      </w:r>
+      <w:r>
+        <w:rPr>
+          <w:rStyle w:val="VerbatimChar"/>
+          <w:rFonts w:ascii="Times New Roman" w:hAnsi="Times New Roman" w:eastAsia="Times New Roman" w:cs="Times New Roman"/>
+          <w:color w:val="000000"/>
+          <w:sz w:val="21"/>
+          <w:lang w:val="en-GB" w:eastAsia="en-GB" w:bidi="en-GB"/>
+        </w:rPr>
+        <w:t xml:space="preserve">research/urucon2026</w:t>
+      </w:r>
+      <w:r>
+        <w:rPr>
+          <w:rFonts w:ascii="Times New Roman" w:hAnsi="Times New Roman" w:eastAsia="Times New Roman" w:cs="Times New Roman"/>
+          <w:color w:val="000000"/>
+          <w:sz w:val="21"/>
+          <w:lang w:val="en-GB" w:eastAsia="en-GB" w:bidi="en-GB"/>
+        </w:rPr>
+        <w:t xml:space="preserve"> </w:t>
+      </w:r>
+      <w:r>
+        <w:rPr>
+          <w:rFonts w:ascii="Times New Roman" w:hAnsi="Times New Roman" w:eastAsia="Times New Roman" w:cs="Times New Roman"/>
+          <w:color w:val="000000"/>
+          <w:sz w:val="21"/>
+          <w:lang w:val="en-GB" w:eastAsia="en-GB" w:bidi="en-GB"/>
+        </w:rPr>
+        <w:t xml:space="preserve">on</w:t>
+      </w:r>
+      <w:r>
+        <w:rPr>
+          <w:rFonts w:ascii="Times New Roman" w:hAnsi="Times New Roman" w:eastAsia="Times New Roman" w:cs="Times New Roman"/>
+          <w:color w:val="000000"/>
+          <w:sz w:val="21"/>
+          <w:lang w:val="en-GB" w:eastAsia="en-GB" w:bidi="en-GB"/>
+        </w:rPr>
+        <w:t xml:space="preserve"> </w:t>
+      </w:r>
+      <w:r>
+        <w:rPr>
+          <w:rStyle w:val="VerbatimChar"/>
+          <w:rFonts w:ascii="Times New Roman" w:hAnsi="Times New Roman" w:eastAsia="Times New Roman" w:cs="Times New Roman"/>
+          <w:color w:val="000000"/>
+          <w:sz w:val="21"/>
+          <w:lang w:val="en-GB" w:eastAsia="en-GB" w:bidi="en-GB"/>
+        </w:rPr>
+        <w:t xml:space="preserve">main</w:t>
+      </w:r>
+      <w:r>
+        <w:rPr>
+          <w:rFonts w:ascii="Times New Roman" w:hAnsi="Times New Roman" w:eastAsia="Times New Roman" w:cs="Times New Roman"/>
+          <w:color w:val="000000"/>
+          <w:sz w:val="21"/>
+          <w:lang w:val="en-GB" w:eastAsia="en-GB" w:bidi="en-GB"/>
+        </w:rPr>
+        <w:t xml:space="preserve">.</w:t>
+      </w:r>
+    </w:p>
     <w:bookmarkEnd w:id="26"/>
-    <w:bookmarkStart w:id="27" w:name="implementation"/>
+    <w:bookmarkStart w:id="30" w:name="evaluation"/>
     <w:p>
       <w:pPr>
         <w:pStyle w:val="Heading1"/>
@@ -7327,7 +6935,24 @@
           <w:sz w:val="24"/>
           <w:lang w:val="en-GB" w:eastAsia="en-GB" w:bidi="en-GB"/>
         </w:rPr>
-        <w:t xml:space="preserve">Implementation</w:t>
+        <w:t xml:space="preserve">Evaluation</w:t>
+      </w:r>
+    </w:p>
+    <w:bookmarkStart w:id="28" w:name="protocol"/>
+    <w:p>
+      <w:pPr>
+        <w:pStyle w:val="Heading2"/>
+      </w:pPr>
+      <w:r>
+        <w:rPr>
+          <w:rFonts w:ascii="Times New Roman" w:hAnsi="Times New Roman" w:eastAsia="Times New Roman" w:cs="Times New Roman"/>
+          <w:b/>
+          <w:i/>
+          <w:color w:val="000000"/>
+          <w:sz w:val="21"/>
+          <w:lang w:val="en-GB" w:eastAsia="en-GB" w:bidi="en-GB"/>
+        </w:rPr>
+        <w:t xml:space="preserve">Protocol</w:t>
       </w:r>
     </w:p>
     <w:p>
@@ -7341,238 +6966,7 @@
           <w:sz w:val="21"/>
           <w:lang w:val="en-GB" w:eastAsia="en-GB" w:bidi="en-GB"/>
         </w:rPr>
-        <w:t xml:space="preserve">BatLLM’s normalised command forms are movement (</w:t>
-      </w:r>
-      <w:r>
-        <w:rPr>
-          <w:rStyle w:val="VerbatimChar"/>
-          <w:rFonts w:ascii="Times New Roman" w:hAnsi="Times New Roman" w:eastAsia="Times New Roman" w:cs="Times New Roman"/>
-          <w:color w:val="000000"/>
-          <w:sz w:val="21"/>
-          <w:lang w:val="en-GB" w:eastAsia="en-GB" w:bidi="en-GB"/>
-        </w:rPr>
-        <w:t xml:space="preserve">M</w:t>
-      </w:r>
-      <w:r>
-        <w:rPr>
-          <w:rFonts w:ascii="Times New Roman" w:hAnsi="Times New Roman" w:eastAsia="Times New Roman" w:cs="Times New Roman"/>
-          <w:color w:val="000000"/>
-          <w:sz w:val="21"/>
-          <w:lang w:val="en-GB" w:eastAsia="en-GB" w:bidi="en-GB"/>
-        </w:rPr>
-        <w:t xml:space="preserve">,</w:t>
-      </w:r>
-      <w:r>
-        <w:rPr>
-          <w:rFonts w:ascii="Times New Roman" w:hAnsi="Times New Roman" w:eastAsia="Times New Roman" w:cs="Times New Roman"/>
-          <w:color w:val="000000"/>
-          <w:sz w:val="21"/>
-          <w:lang w:val="en-GB" w:eastAsia="en-GB" w:bidi="en-GB"/>
-        </w:rPr>
-        <w:t xml:space="preserve"> </w:t>
-      </w:r>
-      <w:r>
-        <w:rPr>
-          <w:rStyle w:val="VerbatimChar"/>
-          <w:rFonts w:ascii="Times New Roman" w:hAnsi="Times New Roman" w:eastAsia="Times New Roman" w:cs="Times New Roman"/>
-          <w:color w:val="000000"/>
-          <w:sz w:val="21"/>
-          <w:lang w:val="en-GB" w:eastAsia="en-GB" w:bidi="en-GB"/>
-        </w:rPr>
-        <w:t xml:space="preserve">M</w:t>
-      </w:r>
-      <m:oMath>
-        <m:r>
-          <m:t>d</m:t>
-        </m:r>
-      </m:oMath>
-      <w:r>
-        <w:rPr>
-          <w:rFonts w:ascii="Times New Roman" w:hAnsi="Times New Roman" w:eastAsia="Times New Roman" w:cs="Times New Roman"/>
-          <w:color w:val="000000"/>
-          <w:sz w:val="21"/>
-          <w:lang w:val="en-GB" w:eastAsia="en-GB" w:bidi="en-GB"/>
-        </w:rPr>
-        <w:t xml:space="preserve">), clockwise and counter-clockwise rotation (</w:t>
-      </w:r>
-      <w:r>
-        <w:rPr>
-          <w:rStyle w:val="VerbatimChar"/>
-          <w:rFonts w:ascii="Times New Roman" w:hAnsi="Times New Roman" w:eastAsia="Times New Roman" w:cs="Times New Roman"/>
-          <w:color w:val="000000"/>
-          <w:sz w:val="21"/>
-          <w:lang w:val="en-GB" w:eastAsia="en-GB" w:bidi="en-GB"/>
-        </w:rPr>
-        <w:t xml:space="preserve">C</w:t>
-      </w:r>
-      <m:oMath>
-        <m:r>
-          <m:t>α</m:t>
-        </m:r>
-      </m:oMath>
-      <w:r>
-        <w:rPr>
-          <w:rFonts w:ascii="Times New Roman" w:hAnsi="Times New Roman" w:eastAsia="Times New Roman" w:cs="Times New Roman"/>
-          <w:color w:val="000000"/>
-          <w:sz w:val="21"/>
-          <w:lang w:val="en-GB" w:eastAsia="en-GB" w:bidi="en-GB"/>
-        </w:rPr>
-        <w:t xml:space="preserve">,</w:t>
-      </w:r>
-      <w:r>
-        <w:rPr>
-          <w:rFonts w:ascii="Times New Roman" w:hAnsi="Times New Roman" w:eastAsia="Times New Roman" w:cs="Times New Roman"/>
-          <w:color w:val="000000"/>
-          <w:sz w:val="21"/>
-          <w:lang w:val="en-GB" w:eastAsia="en-GB" w:bidi="en-GB"/>
-        </w:rPr>
-        <w:t xml:space="preserve"> </w:t>
-      </w:r>
-      <w:r>
-        <w:rPr>
-          <w:rStyle w:val="VerbatimChar"/>
-          <w:rFonts w:ascii="Times New Roman" w:hAnsi="Times New Roman" w:eastAsia="Times New Roman" w:cs="Times New Roman"/>
-          <w:color w:val="000000"/>
-          <w:sz w:val="21"/>
-          <w:lang w:val="en-GB" w:eastAsia="en-GB" w:bidi="en-GB"/>
-        </w:rPr>
-        <w:t xml:space="preserve">A</w:t>
-      </w:r>
-      <m:oMath>
-        <m:r>
-          <m:t>α</m:t>
-        </m:r>
-      </m:oMath>
-      <w:r>
-        <w:rPr>
-          <w:rFonts w:ascii="Times New Roman" w:hAnsi="Times New Roman" w:eastAsia="Times New Roman" w:cs="Times New Roman"/>
-          <w:color w:val="000000"/>
-          <w:sz w:val="21"/>
-          <w:lang w:val="en-GB" w:eastAsia="en-GB" w:bidi="en-GB"/>
-        </w:rPr>
-        <w:t xml:space="preserve">), shooting (</w:t>
-      </w:r>
-      <w:r>
-        <w:rPr>
-          <w:rStyle w:val="VerbatimChar"/>
-          <w:rFonts w:ascii="Times New Roman" w:hAnsi="Times New Roman" w:eastAsia="Times New Roman" w:cs="Times New Roman"/>
-          <w:color w:val="000000"/>
-          <w:sz w:val="21"/>
-          <w:lang w:val="en-GB" w:eastAsia="en-GB" w:bidi="en-GB"/>
-        </w:rPr>
-        <w:t xml:space="preserve">B</w:t>
-      </w:r>
-      <w:r>
-        <w:rPr>
-          <w:rFonts w:ascii="Times New Roman" w:hAnsi="Times New Roman" w:eastAsia="Times New Roman" w:cs="Times New Roman"/>
-          <w:color w:val="000000"/>
-          <w:sz w:val="21"/>
-          <w:lang w:val="en-GB" w:eastAsia="en-GB" w:bidi="en-GB"/>
-        </w:rPr>
-        <w:t xml:space="preserve">), and shield operations (</w:t>
-      </w:r>
-      <w:r>
-        <w:rPr>
-          <w:rStyle w:val="VerbatimChar"/>
-          <w:rFonts w:ascii="Times New Roman" w:hAnsi="Times New Roman" w:eastAsia="Times New Roman" w:cs="Times New Roman"/>
-          <w:color w:val="000000"/>
-          <w:sz w:val="21"/>
-          <w:lang w:val="en-GB" w:eastAsia="en-GB" w:bidi="en-GB"/>
-        </w:rPr>
-        <w:t xml:space="preserve">S</w:t>
-      </w:r>
-      <w:r>
-        <w:rPr>
-          <w:rFonts w:ascii="Times New Roman" w:hAnsi="Times New Roman" w:eastAsia="Times New Roman" w:cs="Times New Roman"/>
-          <w:color w:val="000000"/>
-          <w:sz w:val="21"/>
-          <w:lang w:val="en-GB" w:eastAsia="en-GB" w:bidi="en-GB"/>
-        </w:rPr>
-        <w:t xml:space="preserve">,</w:t>
-      </w:r>
-      <w:r>
-        <w:rPr>
-          <w:rFonts w:ascii="Times New Roman" w:hAnsi="Times New Roman" w:eastAsia="Times New Roman" w:cs="Times New Roman"/>
-          <w:color w:val="000000"/>
-          <w:sz w:val="21"/>
-          <w:lang w:val="en-GB" w:eastAsia="en-GB" w:bidi="en-GB"/>
-        </w:rPr>
-        <w:t xml:space="preserve"> </w:t>
-      </w:r>
-      <w:r>
-        <w:rPr>
-          <w:rStyle w:val="VerbatimChar"/>
-          <w:rFonts w:ascii="Times New Roman" w:hAnsi="Times New Roman" w:eastAsia="Times New Roman" w:cs="Times New Roman"/>
-          <w:color w:val="000000"/>
-          <w:sz w:val="21"/>
-          <w:lang w:val="en-GB" w:eastAsia="en-GB" w:bidi="en-GB"/>
-        </w:rPr>
-        <w:t xml:space="preserve">S1</w:t>
-      </w:r>
-      <w:r>
-        <w:rPr>
-          <w:rFonts w:ascii="Times New Roman" w:hAnsi="Times New Roman" w:eastAsia="Times New Roman" w:cs="Times New Roman"/>
-          <w:color w:val="000000"/>
-          <w:sz w:val="21"/>
-          <w:lang w:val="en-GB" w:eastAsia="en-GB" w:bidi="en-GB"/>
-        </w:rPr>
-        <w:t xml:space="preserve">,</w:t>
-      </w:r>
-      <w:r>
-        <w:rPr>
-          <w:rFonts w:ascii="Times New Roman" w:hAnsi="Times New Roman" w:eastAsia="Times New Roman" w:cs="Times New Roman"/>
-          <w:color w:val="000000"/>
-          <w:sz w:val="21"/>
-          <w:lang w:val="en-GB" w:eastAsia="en-GB" w:bidi="en-GB"/>
-        </w:rPr>
-        <w:t xml:space="preserve"> </w:t>
-      </w:r>
-      <w:r>
-        <w:rPr>
-          <w:rStyle w:val="VerbatimChar"/>
-          <w:rFonts w:ascii="Times New Roman" w:hAnsi="Times New Roman" w:eastAsia="Times New Roman" w:cs="Times New Roman"/>
-          <w:color w:val="000000"/>
-          <w:sz w:val="21"/>
-          <w:lang w:val="en-GB" w:eastAsia="en-GB" w:bidi="en-GB"/>
-        </w:rPr>
-        <w:t xml:space="preserve">S0</w:t>
-      </w:r>
-      <w:r>
-        <w:rPr>
-          <w:rFonts w:ascii="Times New Roman" w:hAnsi="Times New Roman" w:eastAsia="Times New Roman" w:cs="Times New Roman"/>
-          <w:color w:val="000000"/>
-          <w:sz w:val="21"/>
-          <w:lang w:val="en-GB" w:eastAsia="en-GB" w:bidi="en-GB"/>
-        </w:rPr>
-        <w:t xml:space="preserve">); unsupported text in the evaluation resolves to</w:t>
-      </w:r>
-      <w:r>
-        <w:rPr>
-          <w:rFonts w:ascii="Times New Roman" w:hAnsi="Times New Roman" w:eastAsia="Times New Roman" w:cs="Times New Roman"/>
-          <w:color w:val="000000"/>
-          <w:sz w:val="21"/>
-          <w:lang w:val="en-GB" w:eastAsia="en-GB" w:bidi="en-GB"/>
-        </w:rPr>
-        <w:t xml:space="preserve"> </w:t>
-      </w:r>
-      <w:r>
-        <w:rPr>
-          <w:rStyle w:val="VerbatimChar"/>
-          <w:rFonts w:ascii="Times New Roman" w:hAnsi="Times New Roman" w:eastAsia="Times New Roman" w:cs="Times New Roman"/>
-          <w:color w:val="000000"/>
-          <w:sz w:val="21"/>
-          <w:lang w:val="en-GB" w:eastAsia="en-GB" w:bidi="en-GB"/>
-        </w:rPr>
-        <w:t xml:space="preserve">ERR</w:t>
-      </w:r>
-      <w:r>
-        <w:rPr>
-          <w:rFonts w:ascii="Times New Roman" w:hAnsi="Times New Roman" w:eastAsia="Times New Roman" w:cs="Times New Roman"/>
-          <w:color w:val="000000"/>
-          <w:sz w:val="21"/>
-          <w:lang w:val="en-GB" w:eastAsia="en-GB" w:bidi="en-GB"/>
-        </w:rPr>
-        <w:t xml:space="preserve">. Gameplay is implemented as a pure transition module independent of the Kivy interface. The V4 equivalence relation projects each bot onto health, position, rotation, and shield state; prompt and diagnostic fields belong to invocation evidence rather than gameplay state.</w:t>
+        <w:t xml:space="preserve">The evaluation asks whether valid traces satisfy the evidence available under each retention profile; whether production and reference semantics agree; whether the verifier distinguishes semantic inconsistency from harmless representation changes; and what storage cost the trace representation imposes.</w:t>
       </w:r>
     </w:p>
     <w:p>
@@ -7586,7 +6980,7 @@
           <w:sz w:val="21"/>
           <w:lang w:val="en-GB" w:eastAsia="en-GB" w:bidi="en-GB"/>
         </w:rPr>
-        <w:t xml:space="preserve">The v3 research runtime is a headless execution path that uses the same production parser and transition engine. Immediately before adapter invocation, it materialises the ordered messages, requested provider, endpoint declaration, model, generation options, and stream setting. It records timestamps, latency, retry count, response or error, normalised command, rules, states, and semantic events. Failed attempts are removed from subsequent conversation history, matching the application’s rollback policy. The existing graphical application’s v2 user export remains unchanged; this paper’s claims concern the explicit v3 research path.</w:t>
+        <w:t xml:space="preserve">The corpus contains 60 sessions and 1080 transitions: twenty sessions per retention profile and eighteen transitions per session. It varies shared and independent histories, augmented and unaugmented prompts, game parameters, every documented command form, and invalid text. Responses are scripted. This design tests the trace and transition contract, not LLM competence, provider fidelity, or pedagogical effectiveness. All 60 traces validate against the published JSON Schema Draft 2020-12 with date-time format checking.</w:t>
       </w:r>
     </w:p>
     <w:p>
@@ -7600,44 +6994,7 @@
           <w:sz w:val="21"/>
           <w:lang w:val="en-GB" w:eastAsia="en-GB" w:bidi="en-GB"/>
         </w:rPr>
-        <w:t xml:space="preserve">Canonical JSON uses UTF-8, ordered keys, compact separators, and rejects non-finite numbers. Separate commitments cover protected text, retained requests, transitions, play records, the ordered play chain, and the session envelope. Semantic events exclude raw model text, which remains only in the retention-governed invocation evidence. The verifier reports predicate-specific failures in text or JSON and exits non-zero. The source, schema, experiments, reviewer ledger, and build instructions are distributed in the BatLLM repository’s</w:t>
-      </w:r>
-      <w:r>
-        <w:rPr>
-          <w:rFonts w:ascii="Times New Roman" w:hAnsi="Times New Roman" w:eastAsia="Times New Roman" w:cs="Times New Roman"/>
-          <w:color w:val="000000"/>
-          <w:sz w:val="21"/>
-          <w:lang w:val="en-GB" w:eastAsia="en-GB" w:bidi="en-GB"/>
-        </w:rPr>
-        <w:t xml:space="preserve"> </w:t>
-      </w:r>
-      <w:r>
-        <w:rPr>
-          <w:rStyle w:val="VerbatimChar"/>
-          <w:rFonts w:ascii="Times New Roman" w:hAnsi="Times New Roman" w:eastAsia="Times New Roman" w:cs="Times New Roman"/>
-          <w:color w:val="000000"/>
-          <w:sz w:val="21"/>
-          <w:lang w:val="en-GB" w:eastAsia="en-GB" w:bidi="en-GB"/>
-        </w:rPr>
-        <w:t xml:space="preserve">urucon</w:t>
-      </w:r>
-      <w:r>
-        <w:rPr>
-          <w:rFonts w:ascii="Times New Roman" w:hAnsi="Times New Roman" w:eastAsia="Times New Roman" w:cs="Times New Roman"/>
-          <w:color w:val="000000"/>
-          <w:sz w:val="21"/>
-          <w:lang w:val="en-GB" w:eastAsia="en-GB" w:bidi="en-GB"/>
-        </w:rPr>
-        <w:t xml:space="preserve"> </w:t>
-      </w:r>
-      <w:r>
-        <w:rPr>
-          <w:rFonts w:ascii="Times New Roman" w:hAnsi="Times New Roman" w:eastAsia="Times New Roman" w:cs="Times New Roman"/>
-          <w:color w:val="000000"/>
-          <w:sz w:val="21"/>
-          <w:lang w:val="en-GB" w:eastAsia="en-GB" w:bidi="en-GB"/>
-        </w:rPr>
-        <w:t xml:space="preserve">branch.</w:t>
+        <w:t xml:space="preserve">Differential testing uses a fixed seed and 5000 targeted and random cases spanning positions, rotation, health, shields, rules, commands, invalid text, and projectile outcomes. It compares command normalisation, resulting state, ordered events, and projectile path between production and reference implementations.</w:t>
       </w:r>
     </w:p>
     <w:p>
@@ -7651,230 +7008,10 @@
           <w:sz w:val="21"/>
           <w:lang w:val="en-GB" w:eastAsia="en-GB" w:bidi="en-GB"/>
         </w:rPr>
-        <w:t xml:space="preserve">To reduce dependence on a shared implementation, the artefact includes a second executable semantics that imports no production gameplay module. It separately implements command normalisation, movement bounds, rotation, shields, projectile traversal, collision, damage, state normalisation, and semantic-event construction. This is not a formal proof and can share specification errors, but it converts replay from a same-function regression into differential testing between two implementations.</w:t>
+        <w:t xml:space="preserve">The perturbation experiment changes eleven classes of evidence: command, retained response, retained invocation, human prompt, state supplied to the model, rules, pre-state, post-state, events, deletion, and reordering. Applicable play-local mutations are placed early, midway, and late in sessions; rule changes are session-level. Before verification, every commitment derivable from mutated retained content is recomputed. A control reserialises each valid trace as compact ASCII, pretty Unicode, and recursively reversed key order. Storage is measured on canonical UTF-8 JSON and gzip level 9.</w:t>
       </w:r>
     </w:p>
-    <w:bookmarkEnd w:id="27"/>
-    <w:bookmarkStart w:id="31" w:name="evaluation"/>
-    <w:p>
-      <w:pPr>
-        <w:pStyle w:val="Heading1"/>
-      </w:pPr>
-      <w:r>
-        <w:rPr>
-          <w:rFonts w:ascii="Times New Roman" w:hAnsi="Times New Roman" w:eastAsia="Times New Roman" w:cs="Times New Roman"/>
-          <w:b/>
-          <w:color w:val="000000"/>
-          <w:sz w:val="24"/>
-          <w:lang w:val="en-GB" w:eastAsia="en-GB" w:bidi="en-GB"/>
-        </w:rPr>
-        <w:t xml:space="preserve">Evaluation</w:t>
-      </w:r>
-    </w:p>
-    <w:bookmarkStart w:id="29" w:name="questions-and-protocol"/>
-    <w:p>
-      <w:pPr>
-        <w:pStyle w:val="Heading2"/>
-      </w:pPr>
-      <w:r>
-        <w:rPr>
-          <w:rFonts w:ascii="Times New Roman" w:hAnsi="Times New Roman" w:eastAsia="Times New Roman" w:cs="Times New Roman"/>
-          <w:b/>
-          <w:i/>
-          <w:color w:val="000000"/>
-          <w:sz w:val="21"/>
-          <w:lang w:val="en-GB" w:eastAsia="en-GB" w:bidi="en-GB"/>
-        </w:rPr>
-        <w:t xml:space="preserve">Questions and protocol</w:t>
-      </w:r>
-    </w:p>
-    <w:p>
-      <w:pPr>
-        <w:pStyle w:val="FirstParagraph"/>
-      </w:pPr>
-      <w:r>
-        <w:rPr>
-          <w:rFonts w:ascii="Times New Roman" w:hAnsi="Times New Roman" w:eastAsia="Times New Roman" w:cs="Times New Roman"/>
-          <w:color w:val="000000"/>
-          <w:sz w:val="21"/>
-          <w:lang w:val="en-GB" w:eastAsia="en-GB" w:bidi="en-GB"/>
-        </w:rPr>
-        <w:t xml:space="preserve">We evaluate four questions.</w:t>
-      </w:r>
-      <w:r>
-        <w:rPr>
-          <w:rFonts w:ascii="Times New Roman" w:hAnsi="Times New Roman" w:eastAsia="Times New Roman" w:cs="Times New Roman"/>
-          <w:color w:val="000000"/>
-          <w:sz w:val="21"/>
-          <w:lang w:val="en-GB" w:eastAsia="en-GB" w:bidi="en-GB"/>
-        </w:rPr>
-        <w:t xml:space="preserve"> </w:t>
-      </w:r>
-      <w:r>
-        <w:rPr>
-          <w:iCs/>
-          <w:rFonts w:ascii="Times New Roman" w:hAnsi="Times New Roman" w:eastAsia="Times New Roman" w:cs="Times New Roman"/>
-          <w:i/>
-          <w:color w:val="000000"/>
-          <w:sz w:val="21"/>
-          <w:lang w:val="en-GB" w:eastAsia="en-GB" w:bidi="en-GB"/>
-        </w:rPr>
-        <w:t xml:space="preserve">Q1</w:t>
-      </w:r>
-      <w:r>
-        <w:rPr>
-          <w:rFonts w:ascii="Times New Roman" w:hAnsi="Times New Roman" w:eastAsia="Times New Roman" w:cs="Times New Roman"/>
-          <w:color w:val="000000"/>
-          <w:sz w:val="21"/>
-          <w:lang w:val="en-GB" w:eastAsia="en-GB" w:bidi="en-GB"/>
-        </w:rPr>
-        <w:t xml:space="preserve">: do generated traces satisfy the evidence available under each retention profile and reproduce their recorded state and events?</w:t>
-      </w:r>
-      <w:r>
-        <w:rPr>
-          <w:rFonts w:ascii="Times New Roman" w:hAnsi="Times New Roman" w:eastAsia="Times New Roman" w:cs="Times New Roman"/>
-          <w:color w:val="000000"/>
-          <w:sz w:val="21"/>
-          <w:lang w:val="en-GB" w:eastAsia="en-GB" w:bidi="en-GB"/>
-        </w:rPr>
-        <w:t xml:space="preserve"> </w:t>
-      </w:r>
-      <w:r>
-        <w:rPr>
-          <w:iCs/>
-          <w:rFonts w:ascii="Times New Roman" w:hAnsi="Times New Roman" w:eastAsia="Times New Roman" w:cs="Times New Roman"/>
-          <w:i/>
-          <w:color w:val="000000"/>
-          <w:sz w:val="21"/>
-          <w:lang w:val="en-GB" w:eastAsia="en-GB" w:bidi="en-GB"/>
-        </w:rPr>
-        <w:t xml:space="preserve">Q2</w:t>
-      </w:r>
-      <w:r>
-        <w:rPr>
-          <w:rFonts w:ascii="Times New Roman" w:hAnsi="Times New Roman" w:eastAsia="Times New Roman" w:cs="Times New Roman"/>
-          <w:color w:val="000000"/>
-          <w:sz w:val="21"/>
-          <w:lang w:val="en-GB" w:eastAsia="en-GB" w:bidi="en-GB"/>
-        </w:rPr>
-        <w:t xml:space="preserve">: does the production transition engine agree with the independent executable semantics?</w:t>
-      </w:r>
-      <w:r>
-        <w:rPr>
-          <w:rFonts w:ascii="Times New Roman" w:hAnsi="Times New Roman" w:eastAsia="Times New Roman" w:cs="Times New Roman"/>
-          <w:color w:val="000000"/>
-          <w:sz w:val="21"/>
-          <w:lang w:val="en-GB" w:eastAsia="en-GB" w:bidi="en-GB"/>
-        </w:rPr>
-        <w:t xml:space="preserve"> </w:t>
-      </w:r>
-      <w:r>
-        <w:rPr>
-          <w:iCs/>
-          <w:rFonts w:ascii="Times New Roman" w:hAnsi="Times New Roman" w:eastAsia="Times New Roman" w:cs="Times New Roman"/>
-          <w:i/>
-          <w:color w:val="000000"/>
-          <w:sz w:val="21"/>
-          <w:lang w:val="en-GB" w:eastAsia="en-GB" w:bidi="en-GB"/>
-        </w:rPr>
-        <w:t xml:space="preserve">Q3</w:t>
-      </w:r>
-      <w:r>
-        <w:rPr>
-          <w:rFonts w:ascii="Times New Roman" w:hAnsi="Times New Roman" w:eastAsia="Times New Roman" w:cs="Times New Roman"/>
-          <w:color w:val="000000"/>
-          <w:sz w:val="21"/>
-          <w:lang w:val="en-GB" w:eastAsia="en-GB" w:bidi="en-GB"/>
-        </w:rPr>
-        <w:t xml:space="preserve">: does the verifier reject controlled semantic inconsistencies while accepting semantically identical JSON serialisations?</w:t>
-      </w:r>
-      <w:r>
-        <w:rPr>
-          <w:rFonts w:ascii="Times New Roman" w:hAnsi="Times New Roman" w:eastAsia="Times New Roman" w:cs="Times New Roman"/>
-          <w:color w:val="000000"/>
-          <w:sz w:val="21"/>
-          <w:lang w:val="en-GB" w:eastAsia="en-GB" w:bidi="en-GB"/>
-        </w:rPr>
-        <w:t xml:space="preserve"> </w:t>
-      </w:r>
-      <w:r>
-        <w:rPr>
-          <w:iCs/>
-          <w:rFonts w:ascii="Times New Roman" w:hAnsi="Times New Roman" w:eastAsia="Times New Roman" w:cs="Times New Roman"/>
-          <w:i/>
-          <w:color w:val="000000"/>
-          <w:sz w:val="21"/>
-          <w:lang w:val="en-GB" w:eastAsia="en-GB" w:bidi="en-GB"/>
-        </w:rPr>
-        <w:t xml:space="preserve">Q4</w:t>
-      </w:r>
-      <w:r>
-        <w:rPr>
-          <w:rFonts w:ascii="Times New Roman" w:hAnsi="Times New Roman" w:eastAsia="Times New Roman" w:cs="Times New Roman"/>
-          <w:color w:val="000000"/>
-          <w:sz w:val="21"/>
-          <w:lang w:val="en-GB" w:eastAsia="en-GB" w:bidi="en-GB"/>
-        </w:rPr>
-        <w:t xml:space="preserve">: what canonical storage cost does the reference representation impose?</w:t>
-      </w:r>
-    </w:p>
-    <w:p>
-      <w:pPr>
-        <w:pStyle w:val="BodyText"/>
-      </w:pPr>
-      <w:r>
-        <w:rPr>
-          <w:rFonts w:ascii="Times New Roman" w:hAnsi="Times New Roman" w:eastAsia="Times New Roman" w:cs="Times New Roman"/>
-          <w:color w:val="000000"/>
-          <w:sz w:val="21"/>
-          <w:lang w:val="en-GB" w:eastAsia="en-GB" w:bidi="en-GB"/>
-        </w:rPr>
-        <w:t xml:space="preserve">The trace corpus contains 60 sessions and 1080 transitions: twenty sessions per retention profile, eighteen transitions per session, four requested model identifiers, shared and independent conversation histories, augmented and unaugmented prompts, varied gameplay parameters, every documented command form, and invalid text. Responses are scripted. This isolates trace semantics from model competence and network availability; it is not an evaluation of LLM behaviour. Incidental identifiers, timestamps, and latency fields are stabilised, while environment and source-revision provenance are retained. All 60 traces validate against the published JSON Schema Draft 2020-12 with date-time format checking.</w:t>
-      </w:r>
-    </w:p>
-    <w:p>
-      <w:pPr>
-        <w:pStyle w:val="BodyText"/>
-      </w:pPr>
-      <w:r>
-        <w:rPr>
-          <w:rFonts w:ascii="Times New Roman" w:hAnsi="Times New Roman" w:eastAsia="Times New Roman" w:cs="Times New Roman"/>
-          <w:color w:val="000000"/>
-          <w:sz w:val="21"/>
-          <w:lang w:val="en-GB" w:eastAsia="en-GB" w:bidi="en-GB"/>
-        </w:rPr>
-        <w:t xml:space="preserve">Differential testing uses a fixed seed and 5000 targeted and random cases. Cases vary positions, rotation, health, shields, rules, commands, invalid text, and projectile outcomes. Production and reference implementations are compared for normalisation, resulting state, ordered events, and projectile path.</w:t>
-      </w:r>
-    </w:p>
-    <w:p>
-      <w:pPr>
-        <w:pStyle w:val="BodyText"/>
-      </w:pPr>
-      <w:r>
-        <w:rPr>
-          <w:rFonts w:ascii="Times New Roman" w:hAnsi="Times New Roman" w:eastAsia="Times New Roman" w:cs="Times New Roman"/>
-          <w:color w:val="000000"/>
-          <w:sz w:val="21"/>
-          <w:lang w:val="en-GB" w:eastAsia="en-GB" w:bidi="en-GB"/>
-        </w:rPr>
-        <w:t xml:space="preserve">The perturbation experiment changes eleven classes of evidence: command, retained response, retained invocation, retained human prompt, state supplied to the model, rules, pre-state, post-state, events, deletion, and reordering. Play-local faults are applied in early, middle, and late positions; rule faults are session-level. Mutations unavailable under a retention profile are excluded. Before verification, all commitments derivable from retained mutated content are recomputed. A second control reserialises every valid trace using compact ASCII, pretty Unicode, and recursively reversed key order.</w:t>
-      </w:r>
-    </w:p>
-    <w:p>
-      <w:pPr>
-        <w:pStyle w:val="BodyText"/>
-      </w:pPr>
-      <w:r>
-        <w:rPr>
-          <w:rFonts w:ascii="Times New Roman" w:hAnsi="Times New Roman" w:eastAsia="Times New Roman" w:cs="Times New Roman"/>
-          <w:color w:val="000000"/>
-          <w:sz w:val="21"/>
-          <w:lang w:val="en-GB" w:eastAsia="en-GB" w:bidi="en-GB"/>
-        </w:rPr>
-        <w:t xml:space="preserve">Storage is measured on canonical UTF-8 JSON and gzip level 9. The artefact also records repeated verifier timing as diagnostic data, but the paper does not treat shared-runner timing as a portable performance result.</w:t>
-      </w:r>
-    </w:p>
-    <w:bookmarkStart w:id="28" w:name="tab:results"/>
+    <w:bookmarkStart w:id="27" w:name="tab:results"/>
     <w:p>
       <w:pPr>
         <w:pStyle w:val="TableCaption"/>
@@ -8544,9 +7681,9 @@
         </w:tc>
       </w:tr>
     </w:tbl>
+    <w:bookmarkEnd w:id="27"/>
     <w:bookmarkEnd w:id="28"/>
-    <w:bookmarkEnd w:id="29"/>
-    <w:bookmarkStart w:id="30" w:name="results"/>
+    <w:bookmarkStart w:id="29" w:name="results"/>
     <w:p>
       <w:pPr>
         <w:pStyle w:val="Heading2"/>
@@ -8574,7 +7711,7 @@
           <w:sz w:val="21"/>
           <w:lang w:val="en-GB" w:eastAsia="en-GB" w:bidi="en-GB"/>
         </w:rPr>
-        <w:t xml:space="preserve">All sessions passed both the published schema and the semantic guarantees available under their retention profile (Table </w:t>
+        <w:t xml:space="preserve">Every session satisfied the schema and the semantic checks available under its retention profile (Table </w:t>
       </w:r>
       <w:hyperlink w:anchor="tab:results">
         <w:r>
@@ -8591,7 +7728,7 @@
           <w:sz w:val="21"/>
           <w:lang w:val="en-GB" w:eastAsia="en-GB" w:bidi="en-GB"/>
         </w:rPr>
-        <w:t xml:space="preserve">). Every recorded domain state and event list replayed equivalently. Full retention reconstructed 360 adapter-boundary invocation records and verified 360 response-to-command mappings. The 720 reduced-retention transitions remained operatively replayable without being misreported as independently grounded.</w:t>
+        <w:t xml:space="preserve">). All 1080 recorded states and event lists replayed equivalently. Full retention reconstructed 360 adapter-boundary invocation records and verified 360 response-to-command mappings; the 720 reduced-retention transitions remained replayable without being reported as independently grounded.</w:t>
       </w:r>
     </w:p>
     <w:p>
@@ -8605,7 +7742,39 @@
           <w:sz w:val="21"/>
           <w:lang w:val="en-GB" w:eastAsia="en-GB" w:bidi="en-GB"/>
         </w:rPr>
-        <w:t xml:space="preserve">Production and reference semantics agreed in all 5000 cases for command normalisation, state, events, and projectile paths. The verifier rejected all 1560 applicable re-anchored perturbations across trace positions and accepted all 180 benign variants, yielding no observed false rejection in this control set. These are exhaustive results only for the declared fixtures, not estimates of attack detection in deployment.</w:t>
+        <w:t xml:space="preserve">Production and reference semantics agreed in all 5000 cases for normalisation, state, events, and projectile paths. The verifier rejected all 1560 applicable re-anchored perturbations and accepted all 180 benign variants. These are coverage results for the declared fixtures, not estimates of detection probability in deployment. Raw storage was 4374, 4741, and 2203 bytes per play for full, redacted, and hash-only retention respectively; compression reduced the overall mean to 439 bytes per play.</w:t>
+      </w:r>
+    </w:p>
+    <w:bookmarkEnd w:id="29"/>
+    <w:bookmarkEnd w:id="30"/>
+    <w:bookmarkStart w:id="31" w:name="discussion"/>
+    <w:p>
+      <w:pPr>
+        <w:pStyle w:val="Heading1"/>
+      </w:pPr>
+      <w:r>
+        <w:rPr>
+          <w:rFonts w:ascii="Times New Roman" w:hAnsi="Times New Roman" w:eastAsia="Times New Roman" w:cs="Times New Roman"/>
+          <w:b/>
+          <w:color w:val="000000"/>
+          <w:sz w:val="24"/>
+          <w:lang w:val="en-GB" w:eastAsia="en-GB" w:bidi="en-GB"/>
+        </w:rPr>
+        <w:t xml:space="preserve">Discussion</w:t>
+      </w:r>
+    </w:p>
+    <w:p>
+      <w:pPr>
+        <w:pStyle w:val="FirstParagraph"/>
+      </w:pPr>
+      <w:r>
+        <w:rPr>
+          <w:rFonts w:ascii="Times New Roman" w:hAnsi="Times New Roman" w:eastAsia="Times New Roman" w:cs="Times New Roman"/>
+          <w:color w:val="000000"/>
+          <w:sz w:val="21"/>
+          <w:lang w:val="en-GB" w:eastAsia="en-GB" w:bidi="en-GB"/>
+        </w:rPr>
+        <w:t xml:space="preserve">The contract turns one vague reproducibility question into three answerable audit questions: what did the application submit, how was the returned language grounded, and did the grounded action entail the recorded consequence? This separation matters because a replayable command log is not evidence of what a model said, while a prompt–response log is not evidence of what software subsequently did. Full traces bind both; reduced-retention traces state explicitly which part of that relation has been surrendered.</w:t>
       </w:r>
     </w:p>
     <w:p>
@@ -8619,12 +7788,25 @@
           <w:sz w:val="21"/>
           <w:lang w:val="en-GB" w:eastAsia="en-GB" w:bidi="en-GB"/>
         </w:rPr>
-        <w:t xml:space="preserve">Raw storage varied substantially by retention profile. Redacted traces were slightly larger than full traces because each removed message content was replaced by a structured commitment; hash-only traces were smallest. Compression reduced the overall mean to 439 bytes per play.</w:t>
+        <w:t xml:space="preserve">The design transfers to systems in which model text crosses a visible grounding boundary into a command language and the subsequent semantics can be frozen or otherwise reconstructed. Tool-calling interfaces, workflow languages, simulations, and constrained robotic controllers may meet this condition, but each domain needs its own state projection, event vocabulary, and independent semantic tests. BatLLM demonstrates the pattern in one bounded domain; it does not establish cross-domain generality.</w:t>
       </w:r>
     </w:p>
-    <w:bookmarkEnd w:id="30"/>
+    <w:p>
+      <w:pPr>
+        <w:pStyle w:val="BodyText"/>
+      </w:pPr>
+      <w:r>
+        <w:rPr>
+          <w:rFonts w:ascii="Times New Roman" w:hAnsi="Times New Roman" w:eastAsia="Times New Roman" w:cs="Times New Roman"/>
+          <w:color w:val="000000"/>
+          <w:sz w:val="21"/>
+          <w:lang w:val="en-GB" w:eastAsia="en-GB" w:bidi="en-GB"/>
+        </w:rPr>
+        <w:t xml:space="preserve">The distinction between semantic consistency and provenance remains essential. Re-anchored perturbations show that the verifier checks relationships among fields rather than stale hashes alone, and benign serialisations show that acceptance is semantic rather than byte-for-byte. A comprehensive rewrite can nonetheless remain internally valid if every external anchor is also replaced. External chain of custody is therefore complementary to, not supplied by, operative replay.</w:t>
+      </w:r>
+    </w:p>
     <w:bookmarkEnd w:id="31"/>
-    <w:bookmarkStart w:id="32" w:name="discussion"/>
+    <w:bookmarkStart w:id="32" w:name="limitations-and-conclusion"/>
     <w:p>
       <w:pPr>
         <w:pStyle w:val="Heading1"/>
@@ -8637,7 +7819,7 @@
           <w:sz w:val="24"/>
           <w:lang w:val="en-GB" w:eastAsia="en-GB" w:bidi="en-GB"/>
         </w:rPr>
-        <w:t xml:space="preserve">Discussion</w:t>
+        <w:t xml:space="preserve">Limitations and Conclusion</w:t>
       </w:r>
     </w:p>
     <w:p>
@@ -8651,7 +7833,7 @@
           <w:sz w:val="21"/>
           <w:lang w:val="en-GB" w:eastAsia="en-GB" w:bidi="en-GB"/>
         </w:rPr>
-        <w:t xml:space="preserve">The contract separates three questions that are often collapsed in agent logs. First, what application-level evidence exists for the model interaction? Second, is the recorded linguistic response consistent with the command attributed to it? Third, does that command entail the recorded domain consequence? A full-retention trace can answer all three. Reduced-retention traces deliberately trade the second answer for lower textual disclosure while preserving operative replay. The distinction prevents a replayable command log from being misrepresented as evidence of what a model said.</w:t>
+        <w:t xml:space="preserve">The evaluation uses scripted responses and a deterministic game domain. It does not measure live-provider completeness, model quality, human usefulness, or learning. Systems with stochastic post-grounding behaviour must additionally record random state or external effects. The separate reference semantics reduces circular testing but cannot exclude shared specification errors. Adapter records do not capture transport bytes or authenticate model weights and serving code. Reduced retention prevents independent grounding verification, and the graphical application still exports schema v2; the claims concern the explicit v3 research runtime.</w:t>
       </w:r>
     </w:p>
     <w:p>
@@ -8665,25 +7847,11 @@
           <w:sz w:val="21"/>
           <w:lang w:val="en-GB" w:eastAsia="en-GB" w:bidi="en-GB"/>
         </w:rPr>
-        <w:t xml:space="preserve">The evaluation also distinguishes internal consistency from historical authenticity. Re-anchored perturbations show that cross-field and semantic constraints detect more than stale hashes; benign serialisations show that this strictness is not merely byte-level canonicality. Nevertheless, a comprehensively rewritten trace can remain internally valid. External anchoring is therefore orthogonal to semantic verification.</w:t>
-      </w:r>
-    </w:p>
-    <w:p>
-      <w:pPr>
-        <w:pStyle w:val="BodyText"/>
-      </w:pPr>
-      <w:r>
-        <w:rPr>
-          <w:rFonts w:ascii="Times New Roman" w:hAnsi="Times New Roman" w:eastAsia="Times New Roman" w:cs="Times New Roman"/>
-          <w:color w:val="000000"/>
-          <w:sz w:val="21"/>
-          <w:lang w:val="en-GB" w:eastAsia="en-GB" w:bidi="en-GB"/>
-        </w:rPr>
-        <w:t xml:space="preserve">BatLLM is one bounded instance, not empirical evidence of cross-domain generality. The transferable design condition is explicit: model text must cross a visible grounding boundary into a command language whose transition semantics can be frozen and re-executed. Tool-calling interfaces, workflow languages, and constrained robotic command layers may satisfy this condition, but each requires its own state projection, event vocabulary, and independent semantic tests.</w:t>
+        <w:t xml:space="preserve">Within these boundaries, the work establishes a useful result: model generation need not be repeatable for an action derived from a recorded response to be verifiable. By preserving evidence at the application boundary, exposing grounding as a checkable operation, and replaying explicit domain semantics, BatLLM gives a concrete account of how human instruction became computational state.</w:t>
       </w:r>
     </w:p>
     <w:bookmarkEnd w:id="32"/>
-    <w:bookmarkStart w:id="33" w:name="limitations-and-conclusion"/>
+    <w:bookmarkStart w:id="33" w:name="acknowledgement"/>
     <w:p>
       <w:pPr>
         <w:pStyle w:val="Heading1"/>
@@ -8696,7 +7864,7 @@
           <w:sz w:val="24"/>
           <w:lang w:val="en-GB" w:eastAsia="en-GB" w:bidi="en-GB"/>
         </w:rPr>
-        <w:t xml:space="preserve">Limitations and Conclusion</w:t>
+        <w:t xml:space="preserve">Acknowledgement</w:t>
       </w:r>
     </w:p>
     <w:p>
@@ -8710,25 +7878,11 @@
           <w:sz w:val="21"/>
           <w:lang w:val="en-GB" w:eastAsia="en-GB" w:bidi="en-GB"/>
         </w:rPr>
-        <w:t xml:space="preserve">The implementation validates a bounded deterministic domain. Systems with stochastic post-grounding execution must additionally capture random state or external effects. The independent semantics reduces, but cannot eliminate, common-specification error. The corpus uses scripted responses and does not establish live-provider completeness, model quality, or human usefulness. The recorded invocation is application-level rather than transport-level, and declared model identity is not cryptographically tied to weights or serving code. Retention commitments do not provide confidentiality or authorship, and reduced retention sacrifices independent grounding verification. Finally, the graphical application does not yet emit v3 traces; compatibility is preserved through a separate research runtime.</w:t>
-      </w:r>
-    </w:p>
-    <w:p>
-      <w:pPr>
-        <w:pStyle w:val="BodyText"/>
-      </w:pPr>
-      <w:r>
-        <w:rPr>
-          <w:rFonts w:ascii="Times New Roman" w:hAnsi="Times New Roman" w:eastAsia="Times New Roman" w:cs="Times New Roman"/>
-          <w:color w:val="000000"/>
-          <w:sz w:val="21"/>
-          <w:lang w:val="en-GB" w:eastAsia="en-GB" w:bidi="en-GB"/>
-        </w:rPr>
-        <w:t xml:space="preserve">Within these boundaries, the contract establishes a useful separation: model generation need not be repeatable for the action derived from a recorded response to be verifiable. By retaining evidence at the adapter boundary, exposing grounding as a checkable operation, and replaying explicit domain semantics, BatLLM provides a concrete account of how human instruction became computational state. The pattern applies to other bounded LLM-mediated systems whose outputs are grounded into an explicit command language and deterministic transition function.</w:t>
+        <w:t xml:space="preserve">BatLLM was supported by the University of Colorado Boulder’s Center for Humanities &amp; the Arts and Research &amp; Innovation Office.</w:t>
       </w:r>
     </w:p>
     <w:bookmarkEnd w:id="33"/>
-    <w:bookmarkStart w:id="34" w:name="acknowledgement"/>
+    <w:bookmarkStart w:id="53" w:name="bibliography"/>
     <w:p>
       <w:pPr>
         <w:pStyle w:val="Heading1"/>
@@ -8741,42 +7895,11 @@
           <w:sz w:val="24"/>
           <w:lang w:val="en-GB" w:eastAsia="en-GB" w:bidi="en-GB"/>
         </w:rPr>
-        <w:t xml:space="preserve">Acknowledgement</w:t>
+        <w:t xml:space="preserve">References</w:t>
       </w:r>
     </w:p>
-    <w:p>
-      <w:pPr>
-        <w:pStyle w:val="FirstParagraph"/>
-      </w:pPr>
-      <w:r>
-        <w:rPr>
-          <w:rFonts w:ascii="Times New Roman" w:hAnsi="Times New Roman" w:eastAsia="Times New Roman" w:cs="Times New Roman"/>
-          <w:color w:val="000000"/>
-          <w:sz w:val="21"/>
-          <w:lang w:val="en-GB" w:eastAsia="en-GB" w:bidi="en-GB"/>
-        </w:rPr>
-        <w:t xml:space="preserve">BatLLM was supported by the University of Colorado Boulder’s Center for Humanities &amp; the Arts and Research &amp; Innovation Office.</w:t>
-      </w:r>
-    </w:p>
-    <w:bookmarkEnd w:id="34"/>
-    <w:bookmarkStart w:id="54" w:name="bibliography"/>
-    <w:p>
-      <w:pPr>
-        <w:pStyle w:val="Heading1"/>
-      </w:pPr>
-      <w:r>
-        <w:rPr>
-          <w:rFonts w:ascii="Times New Roman" w:hAnsi="Times New Roman" w:eastAsia="Times New Roman" w:cs="Times New Roman"/>
-          <w:b/>
-          <w:color w:val="000000"/>
-          <w:sz w:val="24"/>
-          <w:lang w:val="en-GB" w:eastAsia="en-GB" w:bidi="en-GB"/>
-        </w:rPr>
-        <w:t xml:space="preserve">References</w:t>
-      </w:r>
-    </w:p>
-    <w:bookmarkStart w:id="53" w:name="refs"/>
-    <w:bookmarkStart w:id="35" w:name="ref-yuan2025nondeterminism"/>
+    <w:bookmarkStart w:id="52" w:name="refs"/>
+    <w:bookmarkStart w:id="34" w:name="ref-yuan2025nondeterminism"/>
     <w:p>
       <w:pPr>
         <w:pStyle w:val="Bibliography"/>
@@ -8948,8 +8071,8 @@
         <w:t xml:space="preserve">, 2025.</w:t>
       </w:r>
     </w:p>
-    <w:bookmarkEnd w:id="35"/>
-    <w:bookmarkStart w:id="36" w:name="ref-laurenzo2026batllm"/>
+    <w:bookmarkEnd w:id="34"/>
+    <w:bookmarkStart w:id="35" w:name="ref-laurenzo2026batllm"/>
     <w:p>
       <w:pPr>
         <w:pStyle w:val="Bibliography"/>
@@ -9063,8 +8186,8 @@
         <w:t xml:space="preserve">Open-source software, GitHub repository krahd/BatLLM, 2026.</w:t>
       </w:r>
     </w:p>
-    <w:bookmarkEnd w:id="36"/>
-    <w:bookmarkStart w:id="37" w:name="ref-ma2024agentboard"/>
+    <w:bookmarkEnd w:id="35"/>
+    <w:bookmarkStart w:id="36" w:name="ref-ma2024agentboard"/>
     <w:p>
       <w:pPr>
         <w:pStyle w:val="Bibliography"/>
@@ -9254,8 +8377,8 @@
         <w:t xml:space="preserve">, 2024.</w:t>
       </w:r>
     </w:p>
-    <w:bookmarkEnd w:id="37"/>
-    <w:bookmarkStart w:id="38" w:name="ref-tan2025cradle"/>
+    <w:bookmarkEnd w:id="36"/>
+    <w:bookmarkStart w:id="37" w:name="ref-tan2025cradle"/>
     <w:p>
       <w:pPr>
         <w:pStyle w:val="Bibliography"/>
@@ -9391,8 +8514,8 @@
         <w:t xml:space="preserve">, in Proceedings of machine learning research, vol. 267. 2025, pp. 58658–58725.</w:t>
       </w:r>
     </w:p>
-    <w:bookmarkEnd w:id="38"/>
-    <w:bookmarkStart w:id="39" w:name="ref-w3c2013provo"/>
+    <w:bookmarkEnd w:id="37"/>
+    <w:bookmarkStart w:id="38" w:name="ref-w3c2013provo"/>
     <w:p>
       <w:pPr>
         <w:pStyle w:val="Bibliography"/>
@@ -9524,8 +8647,8 @@
         <w:t xml:space="preserve">World Wide Web Consortium, W3C Recommendation, Apr. 2013.</w:t>
       </w:r>
     </w:p>
-    <w:bookmarkEnd w:id="39"/>
-    <w:bookmarkStart w:id="40" w:name="ref-otel2026genai"/>
+    <w:bookmarkEnd w:id="38"/>
+    <w:bookmarkStart w:id="39" w:name="ref-otel2026genai"/>
     <w:p>
       <w:pPr>
         <w:pStyle w:val="Bibliography"/>
@@ -9618,29 +8741,29 @@
           <w:sz w:val="18"/>
           <w:lang w:val="en-GB" w:eastAsia="en-GB" w:bidi="en-GB"/>
         </w:rPr>
-        <w:t xml:space="preserve">semantic conventions: Attribute registry.”</w:t>
-      </w:r>
-      <w:r>
-        <w:rPr>
-          <w:rFonts w:ascii="Times New Roman" w:hAnsi="Times New Roman" w:eastAsia="Times New Roman" w:cs="Times New Roman"/>
-          <w:color w:val="000000"/>
-          <w:sz w:val="18"/>
-          <w:lang w:val="en-GB" w:eastAsia="en-GB" w:bidi="en-GB"/>
-        </w:rPr>
-        <w:t xml:space="preserve"> </w:t>
-      </w:r>
-      <w:r>
-        <w:rPr>
-          <w:rFonts w:ascii="Times New Roman" w:hAnsi="Times New Roman" w:eastAsia="Times New Roman" w:cs="Times New Roman"/>
-          <w:color w:val="000000"/>
-          <w:sz w:val="18"/>
-          <w:lang w:val="en-GB" w:eastAsia="en-GB" w:bidi="en-GB"/>
-        </w:rPr>
-        <w:t xml:space="preserve">OpenTelemetry Specification, 2026.</w:t>
+        <w:t xml:space="preserve">semantic conventions.”</w:t>
+      </w:r>
+      <w:r>
+        <w:rPr>
+          <w:rFonts w:ascii="Times New Roman" w:hAnsi="Times New Roman" w:eastAsia="Times New Roman" w:cs="Times New Roman"/>
+          <w:color w:val="000000"/>
+          <w:sz w:val="18"/>
+          <w:lang w:val="en-GB" w:eastAsia="en-GB" w:bidi="en-GB"/>
+        </w:rPr>
+        <w:t xml:space="preserve"> </w:t>
+      </w:r>
+      <w:r>
+        <w:rPr>
+          <w:rFonts w:ascii="Times New Roman" w:hAnsi="Times New Roman" w:eastAsia="Times New Roman" w:cs="Times New Roman"/>
+          <w:color w:val="000000"/>
+          <w:sz w:val="18"/>
+          <w:lang w:val="en-GB" w:eastAsia="en-GB" w:bidi="en-GB"/>
+        </w:rPr>
+        <w:t xml:space="preserve">OpenTelemetry Specification, version 1.43.0, 2026.</w:t>
       </w:r>
     </w:p>
-    <w:bookmarkEnd w:id="40"/>
-    <w:bookmarkStart w:id="42" w:name="ref-souza2025provagent"/>
+    <w:bookmarkEnd w:id="39"/>
+    <w:bookmarkStart w:id="41" w:name="ref-souza2025provagent"/>
     <w:p>
       <w:pPr>
         <w:pStyle w:val="Bibliography"/>
@@ -9838,7 +8961,7 @@
         </w:rPr>
         <w:t xml:space="preserve"> </w:t>
       </w:r>
-      <w:hyperlink r:id="rId41">
+      <w:hyperlink r:id="rId40">
         <w:r>
           <w:rPr>
             <w:rStyle w:val="Hyperlink"/>
@@ -9856,8 +8979,8 @@
         <w:t xml:space="preserve">.</w:t>
       </w:r>
     </w:p>
-    <w:bookmarkEnd w:id="42"/>
-    <w:bookmarkStart w:id="44" w:name="ref-wang2026traces"/>
+    <w:bookmarkEnd w:id="41"/>
+    <w:bookmarkStart w:id="43" w:name="ref-wang2026traces"/>
     <w:p>
       <w:pPr>
         <w:pStyle w:val="Bibliography"/>
@@ -9943,7 +9066,7 @@
           <w:sz w:val="18"/>
           <w:lang w:val="en-GB" w:eastAsia="en-GB" w:bidi="en-GB"/>
         </w:rPr>
-        <w:t xml:space="preserve">“From agent traces to trust: Evidence tracing and execution provenance in</w:t>
+        <w:t xml:space="preserve">“From agent traces to trust: A survey of evidence tracing and execution provenance in</w:t>
       </w:r>
       <w:r>
         <w:rPr>
@@ -10008,7 +9131,7 @@
         </w:rPr>
         <w:t xml:space="preserve"> </w:t>
       </w:r>
-      <w:hyperlink r:id="rId43">
+      <w:hyperlink r:id="rId42">
         <w:r>
           <w:rPr>
             <w:rStyle w:val="Hyperlink"/>
@@ -10017,8 +9140,8 @@
         </w:r>
       </w:hyperlink>
     </w:p>
-    <w:bookmarkEnd w:id="44"/>
-    <w:bookmarkStart w:id="46" w:name="ref-feng2025agentrr"/>
+    <w:bookmarkEnd w:id="43"/>
+    <w:bookmarkStart w:id="45" w:name="ref-feng2025agentrr"/>
     <w:p>
       <w:pPr>
         <w:pStyle w:val="Bibliography"/>
@@ -10169,7 +9292,7 @@
         </w:rPr>
         <w:t xml:space="preserve"> </w:t>
       </w:r>
-      <w:hyperlink r:id="rId45">
+      <w:hyperlink r:id="rId44">
         <w:r>
           <w:rPr>
             <w:rStyle w:val="Hyperlink"/>
@@ -10187,8 +9310,8 @@
         <w:t xml:space="preserve">.</w:t>
       </w:r>
     </w:p>
-    <w:bookmarkEnd w:id="46"/>
-    <w:bookmarkStart w:id="48" w:name="ref-ledjaki2026psi"/>
+    <w:bookmarkEnd w:id="45"/>
+    <w:bookmarkStart w:id="47" w:name="ref-ledjaki2026psi"/>
     <w:p>
       <w:pPr>
         <w:pStyle w:val="Bibliography"/>
@@ -10227,7 +9350,7 @@
           <w:sz w:val="18"/>
           <w:lang w:val="en-GB" w:eastAsia="en-GB" w:bidi="en-GB"/>
         </w:rPr>
-        <w:t xml:space="preserve">L. F. Ledjaki, Y.-C. Chang, M. Loutis, and E. Aïmeur,</w:t>
+        <w:t xml:space="preserve">L. F. Ledjaki, Y.-C. Chang, M. Loutis, and E. A"imeur,</w:t>
       </w:r>
       <w:r>
         <w:rPr>
@@ -10330,7 +9453,7 @@
         </w:rPr>
         <w:t xml:space="preserve"> </w:t>
       </w:r>
-      <w:hyperlink r:id="rId47">
+      <w:hyperlink r:id="rId46">
         <w:r>
           <w:rPr>
             <w:rStyle w:val="Hyperlink"/>
@@ -10348,8 +9471,8 @@
         <w:t xml:space="preserve">.</w:t>
       </w:r>
     </w:p>
-    <w:bookmarkEnd w:id="48"/>
-    <w:bookmarkStart w:id="50" w:name="ref-mudasiru2026agrepl"/>
+    <w:bookmarkEnd w:id="47"/>
+    <w:bookmarkStart w:id="49" w:name="ref-mudasiru2026agrepl"/>
     <w:p>
       <w:pPr>
         <w:pStyle w:val="Bibliography"/>
@@ -10471,7 +9594,7 @@
         </w:rPr>
         <w:t xml:space="preserve"> </w:t>
       </w:r>
-      <w:hyperlink r:id="rId49">
+      <w:hyperlink r:id="rId48">
         <w:r>
           <w:rPr>
             <w:rStyle w:val="Hyperlink"/>
@@ -10480,8 +9603,8 @@
         </w:r>
       </w:hyperlink>
     </w:p>
-    <w:bookmarkEnd w:id="50"/>
-    <w:bookmarkStart w:id="52" w:name="ref-paduraru2026assurance"/>
+    <w:bookmarkEnd w:id="49"/>
+    <w:bookmarkStart w:id="51" w:name="ref-paduraru2026assurance"/>
     <w:p>
       <w:pPr>
         <w:pStyle w:val="Bibliography"/>
@@ -10632,7 +9755,7 @@
         </w:rPr>
         <w:t xml:space="preserve"> </w:t>
       </w:r>
-      <w:hyperlink r:id="rId51">
+      <w:hyperlink r:id="rId50">
         <w:r>
           <w:rPr>
             <w:rStyle w:val="Hyperlink"/>
@@ -10650,9 +9773,9 @@
         <w:t xml:space="preserve">.</w:t>
       </w:r>
     </w:p>
+    <w:bookmarkEnd w:id="51"/>
     <w:bookmarkEnd w:id="52"/>
     <w:bookmarkEnd w:id="53"/>
-    <w:bookmarkEnd w:id="54"/>
     <w:sectPr>
       <w:footerReference w:type="default" r:id="rId9"/>
       <w:pgSz w:w="11906" w:h="16838"/>
@@ -10785,123 +9908,8 @@
       </w:pPr>
     </w:lvl>
   </w:abstractNum>
-  <w:abstractNum w:abstractNumId="99201">
-    <w:nsid w:val="A99201"/>
-    <w:multiLevelType w:val="multilevel"/>
-    <w:lvl w:ilvl="0">
-      <w:start w:val="1"/>
-      <w:numFmt w:val="decimal"/>
-      <w:lvlText w:val="%1."/>
-      <w:lvlJc w:val="left"/>
-      <w:pPr>
-        <w:ind w:left="720" w:hanging="480"/>
-      </w:pPr>
-    </w:lvl>
-    <w:lvl w:ilvl="1">
-      <w:start w:val="1"/>
-      <w:numFmt w:val="lowerLetter"/>
-      <w:lvlText w:val="%2."/>
-      <w:lvlJc w:val="left"/>
-      <w:pPr>
-        <w:ind w:left="1440" w:hanging="480"/>
-      </w:pPr>
-    </w:lvl>
-    <w:lvl w:ilvl="2">
-      <w:start w:val="1"/>
-      <w:numFmt w:val="lowerRoman"/>
-      <w:lvlText w:val="%3."/>
-      <w:lvlJc w:val="left"/>
-      <w:pPr>
-        <w:ind w:left="2160" w:hanging="480"/>
-      </w:pPr>
-    </w:lvl>
-    <w:lvl w:ilvl="3">
-      <w:start w:val="1"/>
-      <w:numFmt w:val="decimal"/>
-      <w:lvlText w:val="%4."/>
-      <w:lvlJc w:val="left"/>
-      <w:pPr>
-        <w:ind w:left="2880" w:hanging="480"/>
-      </w:pPr>
-    </w:lvl>
-    <w:lvl w:ilvl="4">
-      <w:start w:val="1"/>
-      <w:numFmt w:val="lowerLetter"/>
-      <w:lvlText w:val="%5."/>
-      <w:lvlJc w:val="left"/>
-      <w:pPr>
-        <w:ind w:left="3600" w:hanging="480"/>
-      </w:pPr>
-    </w:lvl>
-    <w:lvl w:ilvl="5">
-      <w:start w:val="1"/>
-      <w:numFmt w:val="lowerRoman"/>
-      <w:lvlText w:val="%6."/>
-      <w:lvlJc w:val="left"/>
-      <w:pPr>
-        <w:ind w:left="4320" w:hanging="480"/>
-      </w:pPr>
-    </w:lvl>
-    <w:lvl w:ilvl="6">
-      <w:start w:val="1"/>
-      <w:numFmt w:val="decimal"/>
-      <w:lvlText w:val="%7."/>
-      <w:lvlJc w:val="left"/>
-      <w:pPr>
-        <w:ind w:left="5040" w:hanging="480"/>
-      </w:pPr>
-    </w:lvl>
-    <w:lvl w:ilvl="7">
-      <w:start w:val="1"/>
-      <w:numFmt w:val="lowerLetter"/>
-      <w:lvlText w:val="%8."/>
-      <w:lvlJc w:val="left"/>
-      <w:pPr>
-        <w:ind w:left="5760" w:hanging="480"/>
-      </w:pPr>
-    </w:lvl>
-    <w:lvl w:ilvl="8">
-      <w:start w:val="1"/>
-      <w:numFmt w:val="lowerRoman"/>
-      <w:lvlText w:val="%9."/>
-      <w:lvlJc w:val="left"/>
-      <w:pPr>
-        <w:ind w:left="6480" w:hanging="480"/>
-      </w:pPr>
-    </w:lvl>
-  </w:abstractNum>
   <w:num w:numId="1000">
     <w:abstractNumId w:val="990"/>
-  </w:num>
-  <w:num w:numId="1001">
-    <w:abstractNumId w:val="99201"/>
-    <w:lvlOverride w:ilvl="0">
-      <w:startOverride w:val="1"/>
-    </w:lvlOverride>
-    <w:lvlOverride w:ilvl="1">
-      <w:startOverride w:val="1"/>
-    </w:lvlOverride>
-    <w:lvlOverride w:ilvl="2">
-      <w:startOverride w:val="1"/>
-    </w:lvlOverride>
-    <w:lvlOverride w:ilvl="3">
-      <w:startOverride w:val="1"/>
-    </w:lvlOverride>
-    <w:lvlOverride w:ilvl="4">
-      <w:startOverride w:val="1"/>
-    </w:lvlOverride>
-    <w:lvlOverride w:ilvl="5">
-      <w:startOverride w:val="1"/>
-    </w:lvlOverride>
-    <w:lvlOverride w:ilvl="6">
-      <w:startOverride w:val="1"/>
-    </w:lvlOverride>
-    <w:lvlOverride w:ilvl="7">
-      <w:startOverride w:val="1"/>
-    </w:lvlOverride>
-    <w:lvlOverride w:ilvl="8">
-      <w:startOverride w:val="1"/>
-    </w:lvlOverride>
   </w:num>
 </w:numbering>
 </file>
